--- a/DOCUMENTOS/PROYECTO-REV XMJ.docx
+++ b/DOCUMENTOS/PROYECTO-REV XMJ.docx
@@ -37,7 +37,7 @@
         <mc:AlternateContent>
           <mc:Choice Requires="wps">
             <w:drawing>
-              <wp:anchor distT="0" distB="0" distL="114300" distR="114300" simplePos="0" relativeHeight="251659264" behindDoc="0" locked="0" layoutInCell="1" allowOverlap="1" wp14:anchorId="5CD198F5" wp14:editId="6FE5E743">
+              <wp:anchor distT="0" distB="0" distL="114300" distR="114300" simplePos="0" relativeHeight="251659264" behindDoc="0" locked="0" layoutInCell="1" allowOverlap="1" wp14:anchorId="03411021" wp14:editId="72147563">
                 <wp:simplePos x="0" y="0"/>
                 <wp:positionH relativeFrom="margin">
                   <wp:posOffset>640715</wp:posOffset>
@@ -249,7 +249,7 @@
           </mc:Choice>
           <mc:Fallback>
             <w:pict>
-              <v:rect w14:anchorId="5CD198F5" id="Rectángulo 32" o:spid="_x0000_s1026" style="position:absolute;left:0;text-align:left;margin-left:50.45pt;margin-top:-.05pt;width:437pt;height:143.35pt;z-index:251659264;visibility:visible;mso-wrap-style:square;mso-width-percent:0;mso-height-percent:0;mso-wrap-distance-left:9pt;mso-wrap-distance-top:0;mso-wrap-distance-right:9pt;mso-wrap-distance-bottom:0;mso-position-horizontal:absolute;mso-position-horizontal-relative:margin;mso-position-vertical:absolute;mso-position-vertical-relative:text;mso-width-percent:0;mso-height-percent:0;mso-width-relative:margin;mso-height-relative:margin;v-text-anchor:top" o:gfxdata="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" filled="f" stroked="f">
+              <v:rect w14:anchorId="03411021" id="Rectángulo 32" o:spid="_x0000_s1026" style="position:absolute;left:0;text-align:left;margin-left:50.45pt;margin-top:-.05pt;width:437pt;height:143.35pt;z-index:251659264;visibility:visible;mso-wrap-style:square;mso-width-percent:0;mso-height-percent:0;mso-wrap-distance-left:9pt;mso-wrap-distance-top:0;mso-wrap-distance-right:9pt;mso-wrap-distance-bottom:0;mso-position-horizontal:absolute;mso-position-horizontal-relative:margin;mso-position-vertical:absolute;mso-position-vertical-relative:text;mso-width-percent:0;mso-height-percent:0;mso-width-relative:margin;mso-height-relative:margin;v-text-anchor:top" o:gfxdata="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" filled="f" stroked="f">
                 <v:textbox>
                   <w:txbxContent>
                     <w:p>
@@ -427,7 +427,7 @@
           <w:szCs w:val="26"/>
         </w:rPr>
         <w:drawing>
-          <wp:anchor distT="0" distB="0" distL="114300" distR="114300" simplePos="0" relativeHeight="251660288" behindDoc="1" locked="0" layoutInCell="1" allowOverlap="1" wp14:anchorId="61E5E3A2" wp14:editId="4B5AA614">
+          <wp:anchor distT="0" distB="0" distL="114300" distR="114300" simplePos="0" relativeHeight="251660288" behindDoc="1" locked="0" layoutInCell="1" allowOverlap="1" wp14:anchorId="15E84809" wp14:editId="0B204F6C">
             <wp:simplePos x="0" y="0"/>
             <wp:positionH relativeFrom="margin">
               <wp:posOffset>0</wp:posOffset>
@@ -883,8 +883,8 @@
       </w:r>
       <w:bookmarkStart w:id="5" w:name="_Toc163985680"/>
     </w:p>
-    <w:bookmarkStart w:id="6" w:name="_Toc238658525" w:displacedByCustomXml="next"/>
-    <w:bookmarkStart w:id="7" w:name="_Toc163985735" w:displacedByCustomXml="next"/>
+    <w:bookmarkStart w:id="6" w:name="_Toc163985735" w:displacedByCustomXml="next"/>
+    <w:bookmarkStart w:id="7" w:name="_Toc238658525" w:displacedByCustomXml="next"/>
     <w:sdt>
       <w:sdtPr>
         <w:rPr>
@@ -943,7 +943,6 @@
               <w:rFonts w:cstheme="minorBidi"/>
               <w:b/>
               <w:bCs/>
-              <w:noProof/>
             </w:rPr>
           </w:pPr>
           <w:r>
@@ -959,27 +958,23 @@
             <w:r>
               <w:rPr>
                 <w:rStyle w:val="Hipervnculo"/>
-                <w:noProof/>
               </w:rPr>
               <w:t>INTRODUCCIÓN</w:t>
             </w:r>
             <w:r>
               <w:rPr>
-                <w:noProof/>
                 <w:webHidden/>
               </w:rPr>
               <w:tab/>
             </w:r>
             <w:r>
               <w:rPr>
-                <w:noProof/>
                 <w:webHidden/>
               </w:rPr>
               <w:fldChar w:fldCharType="begin"/>
             </w:r>
             <w:r>
               <w:rPr>
-                <w:noProof/>
                 <w:webHidden/>
               </w:rPr>
               <w:instrText xml:space="preserve"> PAGEREF _Toc241170862 \h </w:instrText>
@@ -997,14 +992,12 @@
             </w:r>
             <w:r>
               <w:rPr>
-                <w:noProof/>
                 <w:webHidden/>
               </w:rPr>
               <w:t>1</w:t>
             </w:r>
             <w:r>
               <w:rPr>
-                <w:noProof/>
                 <w:webHidden/>
               </w:rPr>
               <w:fldChar w:fldCharType="end"/>
@@ -1022,8 +1015,6 @@
             <w:r>
               <w:rPr>
                 <w:rStyle w:val="Hipervnculo"/>
-                <w:bCs/>
-                <w:noProof/>
               </w:rPr>
               <w:t>CAPITULO I</w:t>
             </w:r>
@@ -3763,9 +3754,6 @@
             <w:r>
               <w:rPr>
                 <w:rStyle w:val="Hipervnculo"/>
-                <w:rFonts w:cs="Arial"/>
-                <w:bCs/>
-                <w:noProof/>
               </w:rPr>
               <w:t>CAPITULO II</w:t>
             </w:r>
@@ -4851,8 +4839,6 @@
             <w:r>
               <w:rPr>
                 <w:rStyle w:val="Hipervnculo"/>
-                <w:bCs/>
-                <w:noProof/>
               </w:rPr>
               <w:t>CAPITULO III</w:t>
             </w:r>
@@ -5732,19 +5718,7 @@
               <w:rPr>
                 <w:rStyle w:val="Hipervnculo"/>
               </w:rPr>
-              <w:t>CONCLUSIÓN DE FACTIB</w:t>
-            </w:r>
-            <w:r>
-              <w:rPr>
-                <w:rStyle w:val="Hipervnculo"/>
-              </w:rPr>
-              <w:t>I</w:t>
-            </w:r>
-            <w:r>
-              <w:rPr>
-                <w:rStyle w:val="Hipervnculo"/>
-              </w:rPr>
-              <w:t>LIDAD</w:t>
+              <w:t>CONCLUSIÓN DE FACTIBILIDAD</w:t>
             </w:r>
             <w:r>
               <w:rPr>
@@ -5796,36 +5770,29 @@
               <w:rFonts w:cstheme="minorBidi"/>
               <w:b/>
               <w:bCs/>
-              <w:noProof/>
             </w:rPr>
           </w:pPr>
           <w:hyperlink w:anchor="_Toc241170928" w:history="1">
             <w:r>
               <w:rPr>
                 <w:rStyle w:val="Hipervnculo"/>
-                <w:rFonts w:cs="Arial"/>
-                <w:bCs/>
-                <w:noProof/>
               </w:rPr>
               <w:t>REFERENCIAS</w:t>
             </w:r>
             <w:r>
               <w:rPr>
-                <w:noProof/>
                 <w:webHidden/>
               </w:rPr>
               <w:tab/>
             </w:r>
             <w:r>
               <w:rPr>
-                <w:noProof/>
                 <w:webHidden/>
               </w:rPr>
               <w:fldChar w:fldCharType="begin"/>
             </w:r>
             <w:r>
               <w:rPr>
-                <w:noProof/>
                 <w:webHidden/>
               </w:rPr>
               <w:instrText xml:space="preserve"> PAGEREF _Toc241170928 \h </w:instrText>
@@ -5843,14 +5810,12 @@
             </w:r>
             <w:r>
               <w:rPr>
-                <w:noProof/>
                 <w:webHidden/>
               </w:rPr>
               <w:t>83</w:t>
             </w:r>
             <w:r>
               <w:rPr>
-                <w:noProof/>
                 <w:webHidden/>
               </w:rPr>
               <w:fldChar w:fldCharType="end"/>
@@ -6037,39 +6002,20 @@
         <w:jc w:val="center"/>
         <w:rPr>
           <w:rFonts w:cs="Arial"/>
-          <w:bCs/>
-          <w:sz w:val="22"/>
-          <w:szCs w:val="22"/>
-        </w:rPr>
-      </w:pPr>
-    </w:p>
-    <w:p/>
-    <w:p/>
-    <w:p>
-      <w:pPr>
-        <w:pStyle w:val="TtuloTDC"/>
-        <w:numPr>
-          <w:ilvl w:val="0"/>
-          <w:numId w:val="0"/>
-        </w:numPr>
-        <w:spacing w:line="360" w:lineRule="auto"/>
-        <w:ind w:left="432"/>
-        <w:jc w:val="center"/>
+          <w:b w:val="0"/>
+          <w:bCs/>
+          <w:sz w:val="22"/>
+          <w:szCs w:val="22"/>
+        </w:rPr>
+      </w:pPr>
+      <w:r>
         <w:rPr>
           <w:rFonts w:cs="Arial"/>
-          <w:b w:val="0"/>
-          <w:bCs/>
-          <w:sz w:val="22"/>
-          <w:szCs w:val="22"/>
-        </w:rPr>
-      </w:pPr>
-      <w:r>
-        <w:rPr>
-          <w:rFonts w:cs="Arial"/>
-          <w:bCs/>
-          <w:sz w:val="22"/>
-          <w:szCs w:val="22"/>
-        </w:rPr>
+          <w:bCs/>
+          <w:sz w:val="22"/>
+          <w:szCs w:val="22"/>
+        </w:rPr>
+        <w:lastRenderedPageBreak/>
         <w:t>ÍNDICE DE FIGURAS</w:t>
       </w:r>
     </w:p>
@@ -7394,6 +7340,7 @@
           <w:sz w:val="22"/>
           <w:szCs w:val="22"/>
         </w:rPr>
+        <w:lastRenderedPageBreak/>
         <w:t xml:space="preserve">ÍNDICE DE </w:t>
       </w:r>
       <w:r>
@@ -7428,7 +7375,7 @@
       <w:r>
         <w:fldChar w:fldCharType="separate"/>
       </w:r>
-      <w:hyperlink w:anchor="_Toc241170773" w:history="1">
+      <w:hyperlink w:anchor="_Toc241181283" w:history="1">
         <w:r>
           <w:rPr>
             <w:rStyle w:val="Hipervnculo"/>
@@ -7480,7 +7427,7 @@
             <w:noProof/>
             <w:webHidden/>
           </w:rPr>
-          <w:instrText xml:space="preserve"> PAGEREF _Toc241170773 \h </w:instrText>
+          <w:instrText xml:space="preserve"> PAGEREF _Toc241181283 \h </w:instrText>
         </w:r>
         <w:r>
           <w:rPr>
@@ -7523,7 +7470,7 @@
           <w:lang w:eastAsia="es-BO"/>
         </w:rPr>
       </w:pPr>
-      <w:hyperlink w:anchor="_Toc241170774" w:history="1">
+      <w:hyperlink w:anchor="_Toc241181284" w:history="1">
         <w:r>
           <w:rPr>
             <w:rStyle w:val="Hipervnculo"/>
@@ -7575,7 +7522,7 @@
             <w:noProof/>
             <w:webHidden/>
           </w:rPr>
-          <w:instrText xml:space="preserve"> PAGEREF _Toc241170774 \h </w:instrText>
+          <w:instrText xml:space="preserve"> PAGEREF _Toc241181284 \h </w:instrText>
         </w:r>
         <w:r>
           <w:rPr>
@@ -7618,7 +7565,7 @@
           <w:lang w:eastAsia="es-BO"/>
         </w:rPr>
       </w:pPr>
-      <w:hyperlink w:anchor="_Toc241170775" w:history="1">
+      <w:hyperlink w:anchor="_Toc241181285" w:history="1">
         <w:r>
           <w:rPr>
             <w:rStyle w:val="Hipervnculo"/>
@@ -7670,7 +7617,7 @@
             <w:noProof/>
             <w:webHidden/>
           </w:rPr>
-          <w:instrText xml:space="preserve"> PAGEREF _Toc241170775 \h </w:instrText>
+          <w:instrText xml:space="preserve"> PAGEREF _Toc241181285 \h </w:instrText>
         </w:r>
         <w:r>
           <w:rPr>
@@ -7713,7 +7660,7 @@
           <w:lang w:eastAsia="es-BO"/>
         </w:rPr>
       </w:pPr>
-      <w:hyperlink w:anchor="_Toc241170776" w:history="1">
+      <w:hyperlink w:anchor="_Toc241181286" w:history="1">
         <w:r>
           <w:rPr>
             <w:rStyle w:val="Hipervnculo"/>
@@ -7749,7 +7696,7 @@
             <w:noProof/>
             <w:webHidden/>
           </w:rPr>
-          <w:instrText xml:space="preserve"> PAGEREF _Toc241170776 \h </w:instrText>
+          <w:instrText xml:space="preserve"> PAGEREF _Toc241181286 \h </w:instrText>
         </w:r>
         <w:r>
           <w:rPr>
@@ -7792,7 +7739,7 @@
           <w:lang w:eastAsia="es-BO"/>
         </w:rPr>
       </w:pPr>
-      <w:hyperlink w:anchor="_Toc241170777" w:history="1">
+      <w:hyperlink w:anchor="_Toc241181287" w:history="1">
         <w:r>
           <w:rPr>
             <w:rStyle w:val="Hipervnculo"/>
@@ -7828,7 +7775,7 @@
             <w:noProof/>
             <w:webHidden/>
           </w:rPr>
-          <w:instrText xml:space="preserve"> PAGEREF _Toc241170777 \h </w:instrText>
+          <w:instrText xml:space="preserve"> PAGEREF _Toc241181287 \h </w:instrText>
         </w:r>
         <w:r>
           <w:rPr>
@@ -7871,7 +7818,7 @@
           <w:lang w:eastAsia="es-BO"/>
         </w:rPr>
       </w:pPr>
-      <w:hyperlink w:anchor="_Toc241170778" w:history="1">
+      <w:hyperlink w:anchor="_Toc241181288" w:history="1">
         <w:r>
           <w:rPr>
             <w:rStyle w:val="Hipervnculo"/>
@@ -7907,7 +7854,7 @@
             <w:noProof/>
             <w:webHidden/>
           </w:rPr>
-          <w:instrText xml:space="preserve"> PAGEREF _Toc241170778 \h </w:instrText>
+          <w:instrText xml:space="preserve"> PAGEREF _Toc241181288 \h </w:instrText>
         </w:r>
         <w:r>
           <w:rPr>
@@ -7950,7 +7897,7 @@
           <w:lang w:eastAsia="es-BO"/>
         </w:rPr>
       </w:pPr>
-      <w:hyperlink w:anchor="_Toc241170779" w:history="1">
+      <w:hyperlink w:anchor="_Toc241181289" w:history="1">
         <w:r>
           <w:rPr>
             <w:rStyle w:val="Hipervnculo"/>
@@ -7986,7 +7933,7 @@
             <w:noProof/>
             <w:webHidden/>
           </w:rPr>
-          <w:instrText xml:space="preserve"> PAGEREF _Toc241170779 \h </w:instrText>
+          <w:instrText xml:space="preserve"> PAGEREF _Toc241181289 \h </w:instrText>
         </w:r>
         <w:r>
           <w:rPr>
@@ -8029,7 +7976,7 @@
           <w:lang w:eastAsia="es-BO"/>
         </w:rPr>
       </w:pPr>
-      <w:hyperlink w:anchor="_Toc241170780" w:history="1">
+      <w:hyperlink w:anchor="_Toc241181290" w:history="1">
         <w:r>
           <w:rPr>
             <w:rStyle w:val="Hipervnculo"/>
@@ -8065,7 +8012,7 @@
             <w:noProof/>
             <w:webHidden/>
           </w:rPr>
-          <w:instrText xml:space="preserve"> PAGEREF _Toc241170780 \h </w:instrText>
+          <w:instrText xml:space="preserve"> PAGEREF _Toc241181290 \h </w:instrText>
         </w:r>
         <w:r>
           <w:rPr>
@@ -8108,7 +8055,7 @@
           <w:lang w:eastAsia="es-BO"/>
         </w:rPr>
       </w:pPr>
-      <w:hyperlink w:anchor="_Toc241170781" w:history="1">
+      <w:hyperlink w:anchor="_Toc241181291" w:history="1">
         <w:r>
           <w:rPr>
             <w:rStyle w:val="Hipervnculo"/>
@@ -8144,7 +8091,7 @@
             <w:noProof/>
             <w:webHidden/>
           </w:rPr>
-          <w:instrText xml:space="preserve"> PAGEREF _Toc241170781 \h </w:instrText>
+          <w:instrText xml:space="preserve"> PAGEREF _Toc241181291 \h </w:instrText>
         </w:r>
         <w:r>
           <w:rPr>
@@ -8187,7 +8134,7 @@
           <w:lang w:eastAsia="es-BO"/>
         </w:rPr>
       </w:pPr>
-      <w:hyperlink w:anchor="_Toc241170782" w:history="1">
+      <w:hyperlink w:anchor="_Toc241181292" w:history="1">
         <w:r>
           <w:rPr>
             <w:rStyle w:val="Hipervnculo"/>
@@ -8223,7 +8170,7 @@
             <w:noProof/>
             <w:webHidden/>
           </w:rPr>
-          <w:instrText xml:space="preserve"> PAGEREF _Toc241170782 \h </w:instrText>
+          <w:instrText xml:space="preserve"> PAGEREF _Toc241181292 \h </w:instrText>
         </w:r>
         <w:r>
           <w:rPr>
@@ -8266,7 +8213,7 @@
           <w:lang w:eastAsia="es-BO"/>
         </w:rPr>
       </w:pPr>
-      <w:hyperlink w:anchor="_Toc241170783" w:history="1">
+      <w:hyperlink w:anchor="_Toc241181293" w:history="1">
         <w:r>
           <w:rPr>
             <w:rStyle w:val="Hipervnculo"/>
@@ -8302,7 +8249,7 @@
             <w:noProof/>
             <w:webHidden/>
           </w:rPr>
-          <w:instrText xml:space="preserve"> PAGEREF _Toc241170783 \h </w:instrText>
+          <w:instrText xml:space="preserve"> PAGEREF _Toc241181293 \h </w:instrText>
         </w:r>
         <w:r>
           <w:rPr>
@@ -8345,7 +8292,7 @@
           <w:lang w:eastAsia="es-BO"/>
         </w:rPr>
       </w:pPr>
-      <w:hyperlink w:anchor="_Toc241170784" w:history="1">
+      <w:hyperlink w:anchor="_Toc241181294" w:history="1">
         <w:r>
           <w:rPr>
             <w:rStyle w:val="Hipervnculo"/>
@@ -8381,7 +8328,7 @@
             <w:noProof/>
             <w:webHidden/>
           </w:rPr>
-          <w:instrText xml:space="preserve"> PAGEREF _Toc241170784 \h </w:instrText>
+          <w:instrText xml:space="preserve"> PAGEREF _Toc241181294 \h </w:instrText>
         </w:r>
         <w:r>
           <w:rPr>
@@ -8424,7 +8371,7 @@
           <w:lang w:eastAsia="es-BO"/>
         </w:rPr>
       </w:pPr>
-      <w:hyperlink w:anchor="_Toc241170785" w:history="1">
+      <w:hyperlink w:anchor="_Toc241181295" w:history="1">
         <w:r>
           <w:rPr>
             <w:rStyle w:val="Hipervnculo"/>
@@ -8460,7 +8407,7 @@
             <w:noProof/>
             <w:webHidden/>
           </w:rPr>
-          <w:instrText xml:space="preserve"> PAGEREF _Toc241170785 \h </w:instrText>
+          <w:instrText xml:space="preserve"> PAGEREF _Toc241181295 \h </w:instrText>
         </w:r>
         <w:r>
           <w:rPr>
@@ -8503,7 +8450,7 @@
           <w:lang w:eastAsia="es-BO"/>
         </w:rPr>
       </w:pPr>
-      <w:hyperlink w:anchor="_Toc241170786" w:history="1">
+      <w:hyperlink w:anchor="_Toc241181296" w:history="1">
         <w:r>
           <w:rPr>
             <w:rStyle w:val="Hipervnculo"/>
@@ -8539,7 +8486,7 @@
             <w:noProof/>
             <w:webHidden/>
           </w:rPr>
-          <w:instrText xml:space="preserve"> PAGEREF _Toc241170786 \h </w:instrText>
+          <w:instrText xml:space="preserve"> PAGEREF _Toc241181296 \h </w:instrText>
         </w:r>
         <w:r>
           <w:rPr>
@@ -8582,7 +8529,7 @@
           <w:lang w:eastAsia="es-BO"/>
         </w:rPr>
       </w:pPr>
-      <w:hyperlink w:anchor="_Toc241170787" w:history="1">
+      <w:hyperlink w:anchor="_Toc241181297" w:history="1">
         <w:r>
           <w:rPr>
             <w:rStyle w:val="Hipervnculo"/>
@@ -8618,7 +8565,7 @@
             <w:noProof/>
             <w:webHidden/>
           </w:rPr>
-          <w:instrText xml:space="preserve"> PAGEREF _Toc241170787 \h </w:instrText>
+          <w:instrText xml:space="preserve"> PAGEREF _Toc241181297 \h </w:instrText>
         </w:r>
         <w:r>
           <w:rPr>
@@ -8661,7 +8608,7 @@
           <w:lang w:eastAsia="es-BO"/>
         </w:rPr>
       </w:pPr>
-      <w:hyperlink w:anchor="_Toc241170788" w:history="1">
+      <w:hyperlink w:anchor="_Toc241181298" w:history="1">
         <w:r>
           <w:rPr>
             <w:rStyle w:val="Hipervnculo"/>
@@ -8697,7 +8644,7 @@
             <w:noProof/>
             <w:webHidden/>
           </w:rPr>
-          <w:instrText xml:space="preserve"> PAGEREF _Toc241170788 \h </w:instrText>
+          <w:instrText xml:space="preserve"> PAGEREF _Toc241181298 \h </w:instrText>
         </w:r>
         <w:r>
           <w:rPr>
@@ -8740,7 +8687,7 @@
           <w:lang w:eastAsia="es-BO"/>
         </w:rPr>
       </w:pPr>
-      <w:hyperlink w:anchor="_Toc241170789" w:history="1">
+      <w:hyperlink w:anchor="_Toc241181299" w:history="1">
         <w:r>
           <w:rPr>
             <w:rStyle w:val="Hipervnculo"/>
@@ -8776,7 +8723,7 @@
             <w:noProof/>
             <w:webHidden/>
           </w:rPr>
-          <w:instrText xml:space="preserve"> PAGEREF _Toc241170789 \h </w:instrText>
+          <w:instrText xml:space="preserve"> PAGEREF _Toc241181299 \h </w:instrText>
         </w:r>
         <w:r>
           <w:rPr>
@@ -8819,7 +8766,7 @@
           <w:lang w:eastAsia="es-BO"/>
         </w:rPr>
       </w:pPr>
-      <w:hyperlink w:anchor="_Toc241170790" w:history="1">
+      <w:hyperlink w:anchor="_Toc241181300" w:history="1">
         <w:r>
           <w:rPr>
             <w:rStyle w:val="Hipervnculo"/>
@@ -8855,7 +8802,7 @@
             <w:noProof/>
             <w:webHidden/>
           </w:rPr>
-          <w:instrText xml:space="preserve"> PAGEREF _Toc241170790 \h </w:instrText>
+          <w:instrText xml:space="preserve"> PAGEREF _Toc241181300 \h </w:instrText>
         </w:r>
         <w:r>
           <w:rPr>
@@ -8898,7 +8845,7 @@
           <w:lang w:eastAsia="es-BO"/>
         </w:rPr>
       </w:pPr>
-      <w:hyperlink w:anchor="_Toc241170791" w:history="1">
+      <w:hyperlink w:anchor="_Toc241181301" w:history="1">
         <w:r>
           <w:rPr>
             <w:rStyle w:val="Hipervnculo"/>
@@ -8934,7 +8881,7 @@
             <w:noProof/>
             <w:webHidden/>
           </w:rPr>
-          <w:instrText xml:space="preserve"> PAGEREF _Toc241170791 \h </w:instrText>
+          <w:instrText xml:space="preserve"> PAGEREF _Toc241181301 \h </w:instrText>
         </w:r>
         <w:r>
           <w:rPr>
@@ -8977,7 +8924,7 @@
           <w:lang w:eastAsia="es-BO"/>
         </w:rPr>
       </w:pPr>
-      <w:hyperlink w:anchor="_Toc241170792" w:history="1">
+      <w:hyperlink w:anchor="_Toc241181302" w:history="1">
         <w:r>
           <w:rPr>
             <w:rStyle w:val="Hipervnculo"/>
@@ -9013,7 +8960,7 @@
             <w:noProof/>
             <w:webHidden/>
           </w:rPr>
-          <w:instrText xml:space="preserve"> PAGEREF _Toc241170792 \h </w:instrText>
+          <w:instrText xml:space="preserve"> PAGEREF _Toc241181302 \h </w:instrText>
         </w:r>
         <w:r>
           <w:rPr>
@@ -9056,7 +9003,7 @@
           <w:lang w:eastAsia="es-BO"/>
         </w:rPr>
       </w:pPr>
-      <w:hyperlink w:anchor="_Toc241170793" w:history="1">
+      <w:hyperlink w:anchor="_Toc241181303" w:history="1">
         <w:r>
           <w:rPr>
             <w:rStyle w:val="Hipervnculo"/>
@@ -9101,7 +9048,7 @@
             <w:noProof/>
             <w:webHidden/>
           </w:rPr>
-          <w:instrText xml:space="preserve"> PAGEREF _Toc241170793 \h </w:instrText>
+          <w:instrText xml:space="preserve"> PAGEREF _Toc241181303 \h </w:instrText>
         </w:r>
         <w:r>
           <w:rPr>
@@ -9144,7 +9091,7 @@
           <w:lang w:eastAsia="es-BO"/>
         </w:rPr>
       </w:pPr>
-      <w:hyperlink w:anchor="_Toc241170794" w:history="1">
+      <w:hyperlink w:anchor="_Toc241181304" w:history="1">
         <w:r>
           <w:rPr>
             <w:rStyle w:val="Hipervnculo"/>
@@ -9180,7 +9127,7 @@
             <w:noProof/>
             <w:webHidden/>
           </w:rPr>
-          <w:instrText xml:space="preserve"> PAGEREF _Toc241170794 \h </w:instrText>
+          <w:instrText xml:space="preserve"> PAGEREF _Toc241181304 \h </w:instrText>
         </w:r>
         <w:r>
           <w:rPr>
@@ -9223,7 +9170,7 @@
           <w:lang w:eastAsia="es-BO"/>
         </w:rPr>
       </w:pPr>
-      <w:hyperlink w:anchor="_Toc241170795" w:history="1">
+      <w:hyperlink w:anchor="_Toc241181305" w:history="1">
         <w:r>
           <w:rPr>
             <w:rStyle w:val="Hipervnculo"/>
@@ -9259,7 +9206,7 @@
             <w:noProof/>
             <w:webHidden/>
           </w:rPr>
-          <w:instrText xml:space="preserve"> PAGEREF _Toc241170795 \h </w:instrText>
+          <w:instrText xml:space="preserve"> PAGEREF _Toc241181305 \h </w:instrText>
         </w:r>
         <w:r>
           <w:rPr>
@@ -9302,7 +9249,7 @@
           <w:lang w:eastAsia="es-BO"/>
         </w:rPr>
       </w:pPr>
-      <w:hyperlink w:anchor="_Toc241170796" w:history="1">
+      <w:hyperlink w:anchor="_Toc241181306" w:history="1">
         <w:r>
           <w:rPr>
             <w:rStyle w:val="Hipervnculo"/>
@@ -9338,7 +9285,7 @@
             <w:noProof/>
             <w:webHidden/>
           </w:rPr>
-          <w:instrText xml:space="preserve"> PAGEREF _Toc241170796 \h </w:instrText>
+          <w:instrText xml:space="preserve"> PAGEREF _Toc241181306 \h </w:instrText>
         </w:r>
         <w:r>
           <w:rPr>
@@ -9381,7 +9328,7 @@
           <w:lang w:eastAsia="es-BO"/>
         </w:rPr>
       </w:pPr>
-      <w:hyperlink w:anchor="_Toc241170797" w:history="1">
+      <w:hyperlink w:anchor="_Toc241181307" w:history="1">
         <w:r>
           <w:rPr>
             <w:rStyle w:val="Hipervnculo"/>
@@ -9417,7 +9364,7 @@
             <w:noProof/>
             <w:webHidden/>
           </w:rPr>
-          <w:instrText xml:space="preserve"> PAGEREF _Toc241170797 \h </w:instrText>
+          <w:instrText xml:space="preserve"> PAGEREF _Toc241181307 \h </w:instrText>
         </w:r>
         <w:r>
           <w:rPr>
@@ -9460,7 +9407,7 @@
           <w:lang w:eastAsia="es-BO"/>
         </w:rPr>
       </w:pPr>
-      <w:hyperlink w:anchor="_Toc241170798" w:history="1">
+      <w:hyperlink w:anchor="_Toc241181308" w:history="1">
         <w:r>
           <w:rPr>
             <w:rStyle w:val="Hipervnculo"/>
@@ -9496,7 +9443,7 @@
             <w:noProof/>
             <w:webHidden/>
           </w:rPr>
-          <w:instrText xml:space="preserve"> PAGEREF _Toc241170798 \h </w:instrText>
+          <w:instrText xml:space="preserve"> PAGEREF _Toc241181308 \h </w:instrText>
         </w:r>
         <w:r>
           <w:rPr>
@@ -9539,7 +9486,7 @@
           <w:lang w:eastAsia="es-BO"/>
         </w:rPr>
       </w:pPr>
-      <w:hyperlink w:anchor="_Toc241170799" w:history="1">
+      <w:hyperlink w:anchor="_Toc241181309" w:history="1">
         <w:r>
           <w:rPr>
             <w:rStyle w:val="Hipervnculo"/>
@@ -9575,7 +9522,7 @@
             <w:noProof/>
             <w:webHidden/>
           </w:rPr>
-          <w:instrText xml:space="preserve"> PAGEREF _Toc241170799 \h </w:instrText>
+          <w:instrText xml:space="preserve"> PAGEREF _Toc241181309 \h </w:instrText>
         </w:r>
         <w:r>
           <w:rPr>
@@ -9618,7 +9565,7 @@
           <w:lang w:eastAsia="es-BO"/>
         </w:rPr>
       </w:pPr>
-      <w:hyperlink w:anchor="_Toc241170800" w:history="1">
+      <w:hyperlink w:anchor="_Toc241181310" w:history="1">
         <w:r>
           <w:rPr>
             <w:rStyle w:val="Hipervnculo"/>
@@ -9654,7 +9601,7 @@
             <w:noProof/>
             <w:webHidden/>
           </w:rPr>
-          <w:instrText xml:space="preserve"> PAGEREF _Toc241170800 \h </w:instrText>
+          <w:instrText xml:space="preserve"> PAGEREF _Toc241181310 \h </w:instrText>
         </w:r>
         <w:r>
           <w:rPr>
@@ -9697,7 +9644,7 @@
           <w:lang w:eastAsia="es-BO"/>
         </w:rPr>
       </w:pPr>
-      <w:hyperlink w:anchor="_Toc241170801" w:history="1">
+      <w:hyperlink w:anchor="_Toc241181311" w:history="1">
         <w:r>
           <w:rPr>
             <w:rStyle w:val="Hipervnculo"/>
@@ -9733,7 +9680,7 @@
             <w:noProof/>
             <w:webHidden/>
           </w:rPr>
-          <w:instrText xml:space="preserve"> PAGEREF _Toc241170801 \h </w:instrText>
+          <w:instrText xml:space="preserve"> PAGEREF _Toc241181311 \h </w:instrText>
         </w:r>
         <w:r>
           <w:rPr>
@@ -9776,7 +9723,7 @@
           <w:lang w:eastAsia="es-BO"/>
         </w:rPr>
       </w:pPr>
-      <w:hyperlink w:anchor="_Toc241170802" w:history="1">
+      <w:hyperlink w:anchor="_Toc241181312" w:history="1">
         <w:r>
           <w:rPr>
             <w:rStyle w:val="Hipervnculo"/>
@@ -9812,7 +9759,7 @@
             <w:noProof/>
             <w:webHidden/>
           </w:rPr>
-          <w:instrText xml:space="preserve"> PAGEREF _Toc241170802 \h </w:instrText>
+          <w:instrText xml:space="preserve"> PAGEREF _Toc241181312 \h </w:instrText>
         </w:r>
         <w:r>
           <w:rPr>
@@ -9855,7 +9802,7 @@
           <w:lang w:eastAsia="es-BO"/>
         </w:rPr>
       </w:pPr>
-      <w:hyperlink w:anchor="_Toc241170803" w:history="1">
+      <w:hyperlink w:anchor="_Toc241181313" w:history="1">
         <w:r>
           <w:rPr>
             <w:rStyle w:val="Hipervnculo"/>
@@ -9891,7 +9838,7 @@
             <w:noProof/>
             <w:webHidden/>
           </w:rPr>
-          <w:instrText xml:space="preserve"> PAGEREF _Toc241170803 \h </w:instrText>
+          <w:instrText xml:space="preserve"> PAGEREF _Toc241181313 \h </w:instrText>
         </w:r>
         <w:r>
           <w:rPr>
@@ -9934,7 +9881,7 @@
           <w:lang w:eastAsia="es-BO"/>
         </w:rPr>
       </w:pPr>
-      <w:hyperlink w:anchor="_Toc241170804" w:history="1">
+      <w:hyperlink w:anchor="_Toc241181314" w:history="1">
         <w:r>
           <w:rPr>
             <w:rStyle w:val="Hipervnculo"/>
@@ -9970,7 +9917,7 @@
             <w:noProof/>
             <w:webHidden/>
           </w:rPr>
-          <w:instrText xml:space="preserve"> PAGEREF _Toc241170804 \h </w:instrText>
+          <w:instrText xml:space="preserve"> PAGEREF _Toc241181314 \h </w:instrText>
         </w:r>
         <w:r>
           <w:rPr>
@@ -10013,7 +9960,7 @@
           <w:lang w:eastAsia="es-BO"/>
         </w:rPr>
       </w:pPr>
-      <w:hyperlink w:anchor="_Toc241170805" w:history="1">
+      <w:hyperlink w:anchor="_Toc241181315" w:history="1">
         <w:r>
           <w:rPr>
             <w:rStyle w:val="Hipervnculo"/>
@@ -10049,7 +9996,7 @@
             <w:noProof/>
             <w:webHidden/>
           </w:rPr>
-          <w:instrText xml:space="preserve"> PAGEREF _Toc241170805 \h </w:instrText>
+          <w:instrText xml:space="preserve"> PAGEREF _Toc241181315 \h </w:instrText>
         </w:r>
         <w:r>
           <w:rPr>
@@ -10092,7 +10039,7 @@
           <w:lang w:eastAsia="es-BO"/>
         </w:rPr>
       </w:pPr>
-      <w:hyperlink w:anchor="_Toc241170806" w:history="1">
+      <w:hyperlink w:anchor="_Toc241181316" w:history="1">
         <w:r>
           <w:rPr>
             <w:rStyle w:val="Hipervnculo"/>
@@ -10128,7 +10075,7 @@
             <w:noProof/>
             <w:webHidden/>
           </w:rPr>
-          <w:instrText xml:space="preserve"> PAGEREF _Toc241170806 \h </w:instrText>
+          <w:instrText xml:space="preserve"> PAGEREF _Toc241181316 \h </w:instrText>
         </w:r>
         <w:r>
           <w:rPr>
@@ -10171,7 +10118,7 @@
           <w:lang w:eastAsia="es-BO"/>
         </w:rPr>
       </w:pPr>
-      <w:hyperlink w:anchor="_Toc241170807" w:history="1">
+      <w:hyperlink w:anchor="_Toc241181317" w:history="1">
         <w:r>
           <w:rPr>
             <w:rStyle w:val="Hipervnculo"/>
@@ -10207,7 +10154,7 @@
             <w:noProof/>
             <w:webHidden/>
           </w:rPr>
-          <w:instrText xml:space="preserve"> PAGEREF _Toc241170807 \h </w:instrText>
+          <w:instrText xml:space="preserve"> PAGEREF _Toc241181317 \h </w:instrText>
         </w:r>
         <w:r>
           <w:rPr>
@@ -10250,7 +10197,7 @@
           <w:lang w:eastAsia="es-BO"/>
         </w:rPr>
       </w:pPr>
-      <w:hyperlink w:anchor="_Toc241170808" w:history="1">
+      <w:hyperlink w:anchor="_Toc241181318" w:history="1">
         <w:r>
           <w:rPr>
             <w:rStyle w:val="Hipervnculo"/>
@@ -10286,7 +10233,7 @@
             <w:noProof/>
             <w:webHidden/>
           </w:rPr>
-          <w:instrText xml:space="preserve"> PAGEREF _Toc241170808 \h </w:instrText>
+          <w:instrText xml:space="preserve"> PAGEREF _Toc241181318 \h </w:instrText>
         </w:r>
         <w:r>
           <w:rPr>
@@ -10329,7 +10276,7 @@
           <w:lang w:eastAsia="es-BO"/>
         </w:rPr>
       </w:pPr>
-      <w:hyperlink w:anchor="_Toc241170809" w:history="1">
+      <w:hyperlink w:anchor="_Toc241181319" w:history="1">
         <w:r>
           <w:rPr>
             <w:rStyle w:val="Hipervnculo"/>
@@ -10365,7 +10312,7 @@
             <w:noProof/>
             <w:webHidden/>
           </w:rPr>
-          <w:instrText xml:space="preserve"> PAGEREF _Toc241170809 \h </w:instrText>
+          <w:instrText xml:space="preserve"> PAGEREF _Toc241181319 \h </w:instrText>
         </w:r>
         <w:r>
           <w:rPr>
@@ -10408,7 +10355,7 @@
           <w:lang w:eastAsia="es-BO"/>
         </w:rPr>
       </w:pPr>
-      <w:hyperlink w:anchor="_Toc241170810" w:history="1">
+      <w:hyperlink w:anchor="_Toc241181320" w:history="1">
         <w:r>
           <w:rPr>
             <w:rStyle w:val="Hipervnculo"/>
@@ -10444,7 +10391,7 @@
             <w:noProof/>
             <w:webHidden/>
           </w:rPr>
-          <w:instrText xml:space="preserve"> PAGEREF _Toc241170810 \h </w:instrText>
+          <w:instrText xml:space="preserve"> PAGEREF _Toc241181320 \h </w:instrText>
         </w:r>
         <w:r>
           <w:rPr>
@@ -10487,7 +10434,7 @@
           <w:lang w:eastAsia="es-BO"/>
         </w:rPr>
       </w:pPr>
-      <w:hyperlink w:anchor="_Toc241170811" w:history="1">
+      <w:hyperlink w:anchor="_Toc241181321" w:history="1">
         <w:r>
           <w:rPr>
             <w:rStyle w:val="Hipervnculo"/>
@@ -10523,7 +10470,7 @@
             <w:noProof/>
             <w:webHidden/>
           </w:rPr>
-          <w:instrText xml:space="preserve"> PAGEREF _Toc241170811 \h </w:instrText>
+          <w:instrText xml:space="preserve"> PAGEREF _Toc241181321 \h </w:instrText>
         </w:r>
         <w:r>
           <w:rPr>
@@ -10566,7 +10513,7 @@
           <w:lang w:eastAsia="es-BO"/>
         </w:rPr>
       </w:pPr>
-      <w:hyperlink w:anchor="_Toc241170812" w:history="1">
+      <w:hyperlink w:anchor="_Toc241181322" w:history="1">
         <w:r>
           <w:rPr>
             <w:rStyle w:val="Hipervnculo"/>
@@ -10602,7 +10549,7 @@
             <w:noProof/>
             <w:webHidden/>
           </w:rPr>
-          <w:instrText xml:space="preserve"> PAGEREF _Toc241170812 \h </w:instrText>
+          <w:instrText xml:space="preserve"> PAGEREF _Toc241181322 \h </w:instrText>
         </w:r>
         <w:r>
           <w:rPr>
@@ -10622,7 +10569,7 @@
             <w:noProof/>
             <w:webHidden/>
           </w:rPr>
-          <w:t>80</w:t>
+          <w:t>81</w:t>
         </w:r>
         <w:r>
           <w:rPr>
@@ -10645,7 +10592,7 @@
           <w:lang w:eastAsia="es-BO"/>
         </w:rPr>
       </w:pPr>
-      <w:hyperlink w:anchor="_Toc241170813" w:history="1">
+      <w:hyperlink w:anchor="_Toc241181323" w:history="1">
         <w:r>
           <w:rPr>
             <w:rStyle w:val="Hipervnculo"/>
@@ -10681,7 +10628,7 @@
             <w:noProof/>
             <w:webHidden/>
           </w:rPr>
-          <w:instrText xml:space="preserve"> PAGEREF _Toc241170813 \h </w:instrText>
+          <w:instrText xml:space="preserve"> PAGEREF _Toc241181323 \h </w:instrText>
         </w:r>
         <w:r>
           <w:rPr>
@@ -10701,7 +10648,7 @@
             <w:noProof/>
             <w:webHidden/>
           </w:rPr>
-          <w:t>81</w:t>
+          <w:t>82</w:t>
         </w:r>
         <w:r>
           <w:rPr>
@@ -10724,7 +10671,7 @@
           <w:lang w:eastAsia="es-BO"/>
         </w:rPr>
       </w:pPr>
-      <w:hyperlink w:anchor="_Toc241170814" w:history="1">
+      <w:hyperlink w:anchor="_Toc241181324" w:history="1">
         <w:r>
           <w:rPr>
             <w:rStyle w:val="Hipervnculo"/>
@@ -10760,7 +10707,7 @@
             <w:noProof/>
             <w:webHidden/>
           </w:rPr>
-          <w:instrText xml:space="preserve"> PAGEREF _Toc241170814 \h </w:instrText>
+          <w:instrText xml:space="preserve"> PAGEREF _Toc241181324 \h </w:instrText>
         </w:r>
         <w:r>
           <w:rPr>
@@ -10780,7 +10727,86 @@
             <w:noProof/>
             <w:webHidden/>
           </w:rPr>
-          <w:t>81</w:t>
+          <w:t>82</w:t>
+        </w:r>
+        <w:r>
+          <w:rPr>
+            <w:noProof/>
+            <w:webHidden/>
+          </w:rPr>
+          <w:fldChar w:fldCharType="end"/>
+        </w:r>
+      </w:hyperlink>
+    </w:p>
+    <w:p>
+      <w:pPr>
+        <w:pStyle w:val="Tabladeilustraciones"/>
+        <w:tabs>
+          <w:tab w:val="right" w:leader="dot" w:pos="9395"/>
+        </w:tabs>
+        <w:rPr>
+          <w:rFonts w:asciiTheme="minorHAnsi" w:eastAsiaTheme="minorEastAsia" w:hAnsiTheme="minorHAnsi"/>
+          <w:noProof/>
+          <w:lang w:eastAsia="es-BO"/>
+        </w:rPr>
+      </w:pPr>
+      <w:hyperlink w:anchor="_Toc241181325" w:history="1">
+        <w:r>
+          <w:rPr>
+            <w:rStyle w:val="Hipervnculo"/>
+            <w:b/>
+            <w:bCs/>
+            <w:noProof/>
+          </w:rPr>
+          <w:t>Tabla 3.6</w:t>
+        </w:r>
+        <w:r>
+          <w:rPr>
+            <w:rStyle w:val="Hipervnculo"/>
+            <w:noProof/>
+          </w:rPr>
+          <w:t xml:space="preserve"> Justificación y cuantificación de ahorros operativos anuales</w:t>
+        </w:r>
+        <w:r>
+          <w:rPr>
+            <w:noProof/>
+            <w:webHidden/>
+          </w:rPr>
+          <w:tab/>
+        </w:r>
+        <w:r>
+          <w:rPr>
+            <w:noProof/>
+            <w:webHidden/>
+          </w:rPr>
+          <w:fldChar w:fldCharType="begin"/>
+        </w:r>
+        <w:r>
+          <w:rPr>
+            <w:noProof/>
+            <w:webHidden/>
+          </w:rPr>
+          <w:instrText xml:space="preserve"> PAGEREF _Toc241181325 \h </w:instrText>
+        </w:r>
+        <w:r>
+          <w:rPr>
+            <w:noProof/>
+            <w:webHidden/>
+          </w:rPr>
+        </w:r>
+        <w:r>
+          <w:rPr>
+            <w:noProof/>
+            <w:webHidden/>
+          </w:rPr>
+          <w:fldChar w:fldCharType="separate"/>
+        </w:r>
+        <w:r>
+          <w:rPr>
+            <w:noProof/>
+            <w:webHidden/>
+          </w:rPr>
+          <w:t>83</w:t>
         </w:r>
         <w:r>
           <w:rPr>
@@ -11800,7 +11826,7 @@
           <w:noProof/>
         </w:rPr>
         <w:drawing>
-          <wp:inline distT="0" distB="0" distL="0" distR="0" wp14:anchorId="6FA21A24" wp14:editId="38D1BEDB">
+          <wp:inline distT="0" distB="0" distL="0" distR="0" wp14:anchorId="7193A704" wp14:editId="487B3AEA">
             <wp:extent cx="5006976" cy="3207224"/>
             <wp:effectExtent l="0" t="0" r="3175" b="0"/>
             <wp:docPr id="1" name="Imagen 1"/>
@@ -14344,6 +14370,7 @@
     <w:p>
       <w:pPr>
         <w:pStyle w:val="Ttulo1"/>
+        <w:ind w:left="720" w:hanging="360"/>
         <w:jc w:val="center"/>
       </w:pPr>
       <w:bookmarkStart w:id="46" w:name="_Toc241170863"/>
@@ -14411,6 +14438,7 @@
     <w:p>
       <w:pPr>
         <w:pStyle w:val="Ttulo2"/>
+        <w:ind w:left="1440" w:hanging="360"/>
       </w:pPr>
       <w:bookmarkStart w:id="48" w:name="_Toc241170864"/>
       <w:r>
@@ -14458,6 +14486,7 @@
     <w:p>
       <w:pPr>
         <w:pStyle w:val="Ttulo2"/>
+        <w:ind w:left="1440" w:hanging="360"/>
       </w:pPr>
       <w:bookmarkStart w:id="49" w:name="_Toc241170865"/>
       <w:r>
@@ -14468,6 +14497,7 @@
     <w:p>
       <w:pPr>
         <w:pStyle w:val="Ttulo3"/>
+        <w:ind w:left="2160" w:hanging="360"/>
       </w:pPr>
       <w:bookmarkStart w:id="50" w:name="_Toc238658536"/>
       <w:bookmarkStart w:id="51" w:name="_Toc241170866"/>
@@ -14514,6 +14544,7 @@
     <w:p>
       <w:pPr>
         <w:pStyle w:val="Ttulo3"/>
+        <w:ind w:left="2160" w:hanging="360"/>
       </w:pPr>
       <w:bookmarkStart w:id="52" w:name="_Toc238658537"/>
       <w:bookmarkStart w:id="53" w:name="_Toc241170867"/>
@@ -14564,6 +14595,7 @@
     <w:p>
       <w:pPr>
         <w:pStyle w:val="Ttulo3"/>
+        <w:ind w:left="2160" w:hanging="360"/>
       </w:pPr>
       <w:bookmarkStart w:id="54" w:name="_Toc238658538"/>
       <w:bookmarkStart w:id="55" w:name="_Toc241170868"/>
@@ -14610,6 +14642,7 @@
     <w:p>
       <w:pPr>
         <w:pStyle w:val="Ttulo3"/>
+        <w:ind w:left="2160" w:hanging="360"/>
       </w:pPr>
       <w:bookmarkStart w:id="56" w:name="_Toc238658539"/>
       <w:bookmarkStart w:id="57" w:name="_Toc241170869"/>
@@ -14656,6 +14689,7 @@
     <w:p>
       <w:pPr>
         <w:pStyle w:val="Ttulo3"/>
+        <w:ind w:left="2160" w:hanging="360"/>
       </w:pPr>
       <w:bookmarkStart w:id="58" w:name="_Toc238658540"/>
       <w:bookmarkStart w:id="59" w:name="_Toc241170870"/>
@@ -14707,7 +14741,11 @@
         <w:spacing w:line="360" w:lineRule="auto"/>
       </w:pPr>
       <w:r>
-        <w:t xml:space="preserve">En el ámbito comercial, la habilidad para prever lo que los clientes van a requerir en el futuro representa un valor estratégico de enorme magnitud. La aplicación de estas técnicas permite identificar patrones de comportamiento del consumidor y anticipar las tendencias del mercado. En consecuencia, al integrar el análisis predictivo, las empresas no solo logran adaptar de manera ágil sus estrategias a la demanda, sino que también obtienen una ventaja competitiva considerable para mantenerse proactivas frente a los constantes cambios del entorno comercial </w:t>
+        <w:t xml:space="preserve">En el ámbito comercial, la habilidad para prever lo que los clientes van a requerir en el futuro representa un valor estratégico de enorme magnitud. La aplicación de estas técnicas permite identificar patrones de comportamiento del consumidor y anticipar las tendencias del mercado. En consecuencia, al integrar el análisis predictivo, las empresas no solo logran adaptar de manera ágil sus estrategias a la demanda, sino que también obtienen una ventaja competitiva </w:t>
+      </w:r>
+      <w:r>
+        <w:lastRenderedPageBreak/>
+        <w:t xml:space="preserve">considerable para mantenerse proactivas frente a los constantes cambios del entorno comercial </w:t>
       </w:r>
       <w:sdt>
         <w:sdtPr>
@@ -14742,11 +14780,11 @@
     <w:p>
       <w:pPr>
         <w:pStyle w:val="Ttulo3"/>
+        <w:ind w:left="2160" w:hanging="360"/>
       </w:pPr>
       <w:bookmarkStart w:id="60" w:name="_Toc238658541"/>
       <w:bookmarkStart w:id="61" w:name="_Toc241170871"/>
       <w:r>
-        <w:lastRenderedPageBreak/>
         <w:t>SISTEMA WEB</w:t>
       </w:r>
       <w:bookmarkEnd w:id="60"/>
@@ -14789,6 +14827,7 @@
     <w:p>
       <w:pPr>
         <w:pStyle w:val="Ttulo3"/>
+        <w:ind w:left="2160" w:hanging="360"/>
       </w:pPr>
       <w:bookmarkStart w:id="62" w:name="_Toc238658542"/>
       <w:bookmarkStart w:id="63" w:name="_Toc241170872"/>
@@ -14893,6 +14932,7 @@
     <w:p>
       <w:pPr>
         <w:pStyle w:val="Ttulo2"/>
+        <w:ind w:left="1440" w:hanging="360"/>
       </w:pPr>
       <w:bookmarkStart w:id="64" w:name="_Toc241170873"/>
       <w:r>
@@ -14903,6 +14943,7 @@
     <w:p>
       <w:pPr>
         <w:pStyle w:val="Ttulo3"/>
+        <w:ind w:left="2160" w:hanging="360"/>
       </w:pPr>
       <w:bookmarkStart w:id="65" w:name="_Toc241170874"/>
       <w:r>
@@ -14949,7 +14990,11 @@
         <w:spacing w:line="360" w:lineRule="auto"/>
       </w:pPr>
       <w:r>
-        <w:t xml:space="preserve">Una API de REST es una  interfaz de programación de aplicaciones (API) que sigue los principios de diseño del estilo de la arquitectura REST. REST significa transferencia de estado representacional y consiste en un conjunto de reglas y recomendaciones para diseñar una API web. </w:t>
+        <w:t xml:space="preserve">Una API de REST es una  interfaz de programación de aplicaciones (API) que sigue los principios de diseño del estilo de la arquitectura REST. REST significa transferencia de estado </w:t>
+      </w:r>
+      <w:r>
+        <w:lastRenderedPageBreak/>
+        <w:t xml:space="preserve">representacional y consiste en un conjunto de reglas y recomendaciones para diseñar una API web. </w:t>
       </w:r>
       <w:sdt>
         <w:sdtPr>
@@ -14981,10 +15026,10 @@
     <w:p>
       <w:pPr>
         <w:pStyle w:val="Ttulo3"/>
+        <w:ind w:left="2160" w:hanging="360"/>
       </w:pPr>
       <w:bookmarkStart w:id="66" w:name="_Toc241170875"/>
       <w:r>
-        <w:lastRenderedPageBreak/>
         <w:t>TECNOLOGÍAS PARA EL DESARROLLO DEL FRONTEND</w:t>
       </w:r>
       <w:bookmarkEnd w:id="66"/>
@@ -14992,6 +15037,7 @@
     <w:p>
       <w:pPr>
         <w:pStyle w:val="Ttulo4"/>
+        <w:ind w:left="2880" w:hanging="360"/>
       </w:pPr>
       <w:bookmarkStart w:id="67" w:name="_Toc241170876"/>
       <w:r>
@@ -15036,6 +15082,7 @@
     <w:p>
       <w:pPr>
         <w:pStyle w:val="Ttulo4"/>
+        <w:ind w:left="2880" w:hanging="360"/>
       </w:pPr>
       <w:bookmarkStart w:id="68" w:name="_Toc241170877"/>
       <w:r>
@@ -15083,6 +15130,7 @@
     <w:p>
       <w:pPr>
         <w:pStyle w:val="Ttulo4"/>
+        <w:ind w:left="2880" w:hanging="360"/>
       </w:pPr>
       <w:bookmarkStart w:id="69" w:name="_Toc241170878"/>
       <w:r>
@@ -15127,6 +15175,7 @@
     <w:p>
       <w:pPr>
         <w:pStyle w:val="Ttulo4"/>
+        <w:ind w:left="2880" w:hanging="360"/>
       </w:pPr>
       <w:bookmarkStart w:id="70" w:name="_Toc241170879"/>
       <w:r>
@@ -15174,6 +15223,7 @@
     <w:p>
       <w:pPr>
         <w:pStyle w:val="Ttulo4"/>
+        <w:ind w:left="2880" w:hanging="360"/>
       </w:pPr>
       <w:bookmarkStart w:id="71" w:name="_Toc241170880"/>
       <w:r>
@@ -15186,7 +15236,11 @@
         <w:spacing w:line="360" w:lineRule="auto"/>
       </w:pPr>
       <w:r>
-        <w:t>Tailwind es un framework de CSS que, a diferencia de los tradicionales como Bootstrap, no crea componentes con una sola clase, sino que tiene algo llamado Utility Classes, que son clases específicas para casa cosa. Por ejemplo, una clase para los textos, otra clase para las sobras, una para el color, entre otros. El objetivo es que puedas personalizar a fondo.</w:t>
+        <w:t xml:space="preserve">Tailwind es un framework de CSS que, a diferencia de los tradicionales como Bootstrap, no crea componentes con una sola clase, sino que tiene algo llamado Utility Classes, que son clases </w:t>
+      </w:r>
+      <w:r>
+        <w:lastRenderedPageBreak/>
+        <w:t>específicas para casa cosa. Por ejemplo, una clase para los textos, otra clase para las sobras, una para el color, entre otros. El objetivo es que puedas personalizar a fondo.</w:t>
       </w:r>
       <w:r>
         <w:t xml:space="preserve"> </w:t>
@@ -15221,10 +15275,10 @@
     <w:p>
       <w:pPr>
         <w:pStyle w:val="Ttulo4"/>
+        <w:ind w:left="2880" w:hanging="360"/>
       </w:pPr>
       <w:bookmarkStart w:id="72" w:name="_Toc241170881"/>
       <w:r>
-        <w:lastRenderedPageBreak/>
         <w:t>jsPDF</w:t>
       </w:r>
       <w:r>
@@ -15275,6 +15329,7 @@
     <w:p>
       <w:pPr>
         <w:pStyle w:val="Ttulo3"/>
+        <w:ind w:left="2160" w:hanging="360"/>
       </w:pPr>
       <w:bookmarkStart w:id="73" w:name="_Toc241170882"/>
       <w:r>
@@ -15285,6 +15340,7 @@
     <w:p>
       <w:pPr>
         <w:pStyle w:val="Ttulo4"/>
+        <w:ind w:left="2880" w:hanging="360"/>
       </w:pPr>
       <w:bookmarkStart w:id="74" w:name="_Toc241170883"/>
       <w:r>
@@ -15342,6 +15398,7 @@
     <w:p>
       <w:pPr>
         <w:pStyle w:val="Ttulo4"/>
+        <w:ind w:left="2880" w:hanging="360"/>
       </w:pPr>
       <w:bookmarkStart w:id="75" w:name="_Toc241170884"/>
       <w:r>
@@ -15390,7 +15447,7 @@
         </w:r>
       </w:hyperlink>
       <w:r>
-        <w:t>. Express está diseñado para simplificar el desarrollo de aplicaciones web y APIs en Node.js al proporcionar una capa de abstracción sobre el servidor HTTP incorporado de Node.js, lo que facilita la creación de servidores web y la gestión de rutas, solicitudes, respuestas… Estos motivos hacen de Express uno de los frameworks mas utilizados de NodeJS.</w:t>
+        <w:t>. Express está diseñado para simplificar el desarrollo de aplicaciones web y APIs en Node.js al proporcionar una capa de abstracción sobre el servidor HTTP incorporado de Node.js, lo que facilita la creación de servidores web y la gestión de rutas, solicitudes, respuestas… Estos motivos hacen de Express uno de los frameworks más utilizados de NodeJS.</w:t>
       </w:r>
       <w:sdt>
         <w:sdtPr>
@@ -15422,6 +15479,7 @@
     <w:p>
       <w:pPr>
         <w:pStyle w:val="Ttulo4"/>
+        <w:ind w:left="2880" w:hanging="360"/>
       </w:pPr>
       <w:bookmarkStart w:id="76" w:name="_Toc241170885"/>
       <w:r>
@@ -15469,6 +15527,7 @@
     <w:p>
       <w:pPr>
         <w:pStyle w:val="Ttulo3"/>
+        <w:ind w:left="2160" w:hanging="360"/>
       </w:pPr>
       <w:bookmarkStart w:id="77" w:name="_Toc241170886"/>
       <w:r>
@@ -15522,6 +15581,7 @@
     <w:p>
       <w:pPr>
         <w:pStyle w:val="Ttulo3"/>
+        <w:ind w:left="2160" w:hanging="360"/>
       </w:pPr>
       <w:bookmarkStart w:id="78" w:name="_Toc241170887"/>
       <w:r>
@@ -15532,6 +15592,7 @@
     <w:p>
       <w:pPr>
         <w:pStyle w:val="Ttulo4"/>
+        <w:ind w:left="2880" w:hanging="360"/>
       </w:pPr>
       <w:bookmarkStart w:id="79" w:name="_Toc241170888"/>
       <w:r>
@@ -15579,6 +15640,7 @@
     <w:p>
       <w:pPr>
         <w:pStyle w:val="Ttulo4"/>
+        <w:ind w:left="2880" w:hanging="360"/>
       </w:pPr>
       <w:bookmarkStart w:id="80" w:name="_Toc241170889"/>
       <w:r>
@@ -15626,6 +15688,7 @@
     <w:p>
       <w:pPr>
         <w:pStyle w:val="Ttulo4"/>
+        <w:ind w:left="2880" w:hanging="360"/>
         <w:rPr>
           <w:lang w:val="en-US"/>
         </w:rPr>
@@ -15644,11 +15707,11 @@
         <w:spacing w:line="360" w:lineRule="auto"/>
       </w:pPr>
       <w:r>
-        <w:t xml:space="preserve">La Generación Aumentada de Recuperación (RAG, por sus siglas en inglés) es una técnica que optimiza la precisión y fiabilidad de los grandes modelos de lenguaje (LLMs) vinculándolos a bases de datos o fuentes de conocimiento externas. En lugar de depender únicamente de la información con la que fue entrenado originalmente, un sistema con arquitectura RAG primero busca datos relevantes y actualizados en repositorios específicos antes de generar una respuesta. Esto ayuda a reducir drásticamente las "alucinaciones" (respuestas inventadas) y </w:t>
+        <w:t xml:space="preserve">La Generación Aumentada de Recuperación (RAG, por sus siglas en inglés) es una técnica que optimiza la precisión y fiabilidad de los grandes modelos de lenguaje (LLMs) vinculándolos a bases de datos o fuentes de conocimiento externas. En lugar de depender únicamente de la información con la que fue entrenado originalmente, un sistema con arquitectura RAG primero </w:t>
       </w:r>
       <w:r>
         <w:lastRenderedPageBreak/>
-        <w:t>permite que la inteligencia artificial responda con contexto privado o reciente sin necesidad de reentrenar todo el modelo.</w:t>
+        <w:t>busca datos relevantes y actualizados en repositorios específicos antes de generar una respuesta. Esto ayuda a reducir drásticamente las "alucinaciones" (respuestas inventadas) y permite que la inteligencia artificial responda con contexto privado o reciente sin necesidad de reentrenar todo el modelo.</w:t>
       </w:r>
       <w:sdt>
         <w:sdtPr>
@@ -15680,6 +15743,7 @@
     <w:p>
       <w:pPr>
         <w:pStyle w:val="Ttulo3"/>
+        <w:ind w:left="2160" w:hanging="360"/>
       </w:pPr>
       <w:bookmarkStart w:id="82" w:name="_Toc241170891"/>
       <w:r>
@@ -15727,6 +15791,7 @@
     <w:p>
       <w:pPr>
         <w:pStyle w:val="Ttulo2"/>
+        <w:ind w:left="1440" w:hanging="360"/>
       </w:pPr>
       <w:bookmarkStart w:id="83" w:name="_Toc241170892"/>
       <w:r>
@@ -15737,6 +15802,7 @@
     <w:p>
       <w:pPr>
         <w:pStyle w:val="Ttulo3"/>
+        <w:ind w:left="2160" w:hanging="360"/>
       </w:pPr>
       <w:bookmarkStart w:id="84" w:name="_Toc241170893"/>
       <w:r>
@@ -15792,6 +15858,7 @@
     <w:p>
       <w:pPr>
         <w:pStyle w:val="Ttulo3"/>
+        <w:ind w:left="2160" w:hanging="360"/>
       </w:pPr>
       <w:bookmarkStart w:id="85" w:name="_Toc241170894"/>
       <w:r>
@@ -15836,6 +15903,7 @@
     <w:p>
       <w:pPr>
         <w:pStyle w:val="Ttulo2"/>
+        <w:ind w:left="1440" w:hanging="360"/>
       </w:pPr>
       <w:bookmarkStart w:id="86" w:name="_Toc241170895"/>
       <w:r>
@@ -15847,6 +15915,7 @@
     <w:p>
       <w:pPr>
         <w:pStyle w:val="Ttulo3"/>
+        <w:ind w:left="2160" w:hanging="360"/>
       </w:pPr>
       <w:bookmarkStart w:id="87" w:name="_Toc197711022"/>
       <w:bookmarkStart w:id="88" w:name="_Toc210024283"/>
@@ -15895,6 +15964,7 @@
     <w:p>
       <w:pPr>
         <w:pStyle w:val="Ttulo3"/>
+        <w:ind w:left="2160" w:hanging="360"/>
         <w:rPr>
           <w:lang w:val="en-US"/>
         </w:rPr>
@@ -15956,6 +16026,7 @@
     <w:p>
       <w:pPr>
         <w:pStyle w:val="Ttulo3"/>
+        <w:ind w:left="2160" w:hanging="360"/>
       </w:pPr>
       <w:bookmarkStart w:id="91" w:name="_Toc241170898"/>
       <w:r>
@@ -16003,6 +16074,7 @@
     <w:p>
       <w:pPr>
         <w:pStyle w:val="Ttulo2"/>
+        <w:ind w:left="1440" w:hanging="360"/>
       </w:pPr>
       <w:bookmarkStart w:id="92" w:name="_Toc241170899"/>
       <w:r>
@@ -16463,6 +16535,7 @@
     <w:p>
       <w:pPr>
         <w:pStyle w:val="Ttulo2"/>
+        <w:ind w:left="1440" w:hanging="360"/>
       </w:pPr>
       <w:bookmarkStart w:id="95" w:name="_Toc241170901"/>
       <w:r>
@@ -16473,6 +16546,7 @@
     <w:p>
       <w:pPr>
         <w:pStyle w:val="Ttulo3"/>
+        <w:ind w:left="2160" w:hanging="360"/>
       </w:pPr>
       <w:bookmarkStart w:id="96" w:name="_Toc241170902"/>
       <w:r>
@@ -16491,6 +16565,7 @@
     <w:p>
       <w:pPr>
         <w:pStyle w:val="Ttulo4"/>
+        <w:ind w:left="2880" w:hanging="360"/>
       </w:pPr>
       <w:bookmarkStart w:id="97" w:name="_Toc241170903"/>
       <w:r>
@@ -16648,6 +16723,7 @@
     <w:p>
       <w:pPr>
         <w:pStyle w:val="Ttulo4"/>
+        <w:ind w:left="2880" w:hanging="360"/>
       </w:pPr>
       <w:bookmarkStart w:id="98" w:name="_Toc241170904"/>
       <w:r>
@@ -16720,6 +16796,7 @@
     <w:p>
       <w:pPr>
         <w:pStyle w:val="Ttulo4"/>
+        <w:ind w:left="2880" w:hanging="360"/>
       </w:pPr>
       <w:bookmarkStart w:id="99" w:name="_Toc241170905"/>
       <w:r>
@@ -16820,6 +16897,7 @@
     <w:p>
       <w:pPr>
         <w:pStyle w:val="Ttulo3"/>
+        <w:ind w:left="2160" w:hanging="360"/>
       </w:pPr>
       <w:bookmarkStart w:id="101" w:name="_Toc241170907"/>
       <w:r>
@@ -16875,7 +16953,7 @@
           <w:szCs w:val="22"/>
         </w:rPr>
       </w:pPr>
-      <w:bookmarkStart w:id="102" w:name="_Toc241170773"/>
+      <w:bookmarkStart w:id="102" w:name="_Toc241181283"/>
       <w:r>
         <w:rPr>
           <w:b/>
@@ -17332,7 +17410,7 @@
           <w:szCs w:val="22"/>
         </w:rPr>
       </w:pPr>
-      <w:bookmarkStart w:id="103" w:name="_Toc241170774"/>
+      <w:bookmarkStart w:id="103" w:name="_Toc241181284"/>
       <w:r>
         <w:rPr>
           <w:b/>
@@ -17778,7 +17856,7 @@
           <w:szCs w:val="22"/>
         </w:rPr>
       </w:pPr>
-      <w:bookmarkStart w:id="104" w:name="_Toc241170775"/>
+      <w:bookmarkStart w:id="104" w:name="_Toc241181285"/>
       <w:r>
         <w:rPr>
           <w:b/>
@@ -18288,7 +18366,7 @@
           <w:szCs w:val="22"/>
         </w:rPr>
       </w:pPr>
-      <w:bookmarkStart w:id="105" w:name="_Toc241170776"/>
+      <w:bookmarkStart w:id="105" w:name="_Toc241181286"/>
       <w:r>
         <w:rPr>
           <w:b/>
@@ -18730,7 +18808,7 @@
           <w:szCs w:val="22"/>
         </w:rPr>
       </w:pPr>
-      <w:bookmarkStart w:id="106" w:name="_Toc241170777"/>
+      <w:bookmarkStart w:id="106" w:name="_Toc241181287"/>
       <w:r>
         <w:rPr>
           <w:b/>
@@ -19172,7 +19250,7 @@
           <w:szCs w:val="22"/>
         </w:rPr>
       </w:pPr>
-      <w:bookmarkStart w:id="107" w:name="_Toc241170778"/>
+      <w:bookmarkStart w:id="107" w:name="_Toc241181288"/>
       <w:r>
         <w:rPr>
           <w:b/>
@@ -19615,7 +19693,7 @@
           <w:szCs w:val="22"/>
         </w:rPr>
       </w:pPr>
-      <w:bookmarkStart w:id="108" w:name="_Toc241170779"/>
+      <w:bookmarkStart w:id="108" w:name="_Toc241181289"/>
       <w:r>
         <w:rPr>
           <w:b/>
@@ -20068,7 +20146,7 @@
           <w:szCs w:val="22"/>
         </w:rPr>
       </w:pPr>
-      <w:bookmarkStart w:id="109" w:name="_Toc241170780"/>
+      <w:bookmarkStart w:id="109" w:name="_Toc241181290"/>
       <w:r>
         <w:rPr>
           <w:b/>
@@ -20497,7 +20575,7 @@
           <w:szCs w:val="22"/>
         </w:rPr>
       </w:pPr>
-      <w:bookmarkStart w:id="110" w:name="_Toc241170781"/>
+      <w:bookmarkStart w:id="110" w:name="_Toc241181291"/>
       <w:r>
         <w:rPr>
           <w:b/>
@@ -20929,7 +21007,7 @@
           <w:szCs w:val="22"/>
         </w:rPr>
       </w:pPr>
-      <w:bookmarkStart w:id="111" w:name="_Toc241170782"/>
+      <w:bookmarkStart w:id="111" w:name="_Toc241181292"/>
       <w:r>
         <w:rPr>
           <w:b/>
@@ -21358,7 +21436,7 @@
           <w:szCs w:val="22"/>
         </w:rPr>
       </w:pPr>
-      <w:bookmarkStart w:id="112" w:name="_Toc241170783"/>
+      <w:bookmarkStart w:id="112" w:name="_Toc241181293"/>
       <w:r>
         <w:rPr>
           <w:b/>
@@ -21793,7 +21871,7 @@
           <w:szCs w:val="22"/>
         </w:rPr>
       </w:pPr>
-      <w:bookmarkStart w:id="113" w:name="_Toc241170784"/>
+      <w:bookmarkStart w:id="113" w:name="_Toc241181294"/>
       <w:r>
         <w:rPr>
           <w:b/>
@@ -22273,7 +22351,7 @@
           <w:szCs w:val="22"/>
         </w:rPr>
       </w:pPr>
-      <w:bookmarkStart w:id="114" w:name="_Toc241170785"/>
+      <w:bookmarkStart w:id="114" w:name="_Toc241181295"/>
       <w:r>
         <w:rPr>
           <w:b/>
@@ -22711,7 +22789,7 @@
           <w:szCs w:val="22"/>
         </w:rPr>
       </w:pPr>
-      <w:bookmarkStart w:id="115" w:name="_Toc241170786"/>
+      <w:bookmarkStart w:id="115" w:name="_Toc241181296"/>
       <w:r>
         <w:rPr>
           <w:b/>
@@ -23154,7 +23232,7 @@
           <w:szCs w:val="22"/>
         </w:rPr>
       </w:pPr>
-      <w:bookmarkStart w:id="116" w:name="_Toc241170787"/>
+      <w:bookmarkStart w:id="116" w:name="_Toc241181297"/>
       <w:r>
         <w:rPr>
           <w:b/>
@@ -23580,7 +23658,7 @@
           <w:szCs w:val="22"/>
         </w:rPr>
       </w:pPr>
-      <w:bookmarkStart w:id="117" w:name="_Toc241170788"/>
+      <w:bookmarkStart w:id="117" w:name="_Toc241181298"/>
       <w:r>
         <w:rPr>
           <w:b/>
@@ -24013,7 +24091,7 @@
           <w:szCs w:val="22"/>
         </w:rPr>
       </w:pPr>
-      <w:bookmarkStart w:id="118" w:name="_Toc241170789"/>
+      <w:bookmarkStart w:id="118" w:name="_Toc241181299"/>
       <w:r>
         <w:rPr>
           <w:b/>
@@ -24443,7 +24521,7 @@
           <w:szCs w:val="22"/>
         </w:rPr>
       </w:pPr>
-      <w:bookmarkStart w:id="119" w:name="_Toc241170790"/>
+      <w:bookmarkStart w:id="119" w:name="_Toc241181300"/>
       <w:r>
         <w:rPr>
           <w:b/>
@@ -24870,7 +24948,7 @@
           <w:szCs w:val="22"/>
         </w:rPr>
       </w:pPr>
-      <w:bookmarkStart w:id="120" w:name="_Toc241170791"/>
+      <w:bookmarkStart w:id="120" w:name="_Toc241181301"/>
       <w:r>
         <w:rPr>
           <w:b/>
@@ -25296,7 +25374,7 @@
           <w:szCs w:val="22"/>
         </w:rPr>
       </w:pPr>
-      <w:bookmarkStart w:id="121" w:name="_Toc241170792"/>
+      <w:bookmarkStart w:id="121" w:name="_Toc241181302"/>
       <w:r>
         <w:rPr>
           <w:b/>
@@ -25743,7 +25821,7 @@
           <w:szCs w:val="22"/>
         </w:rPr>
       </w:pPr>
-      <w:bookmarkStart w:id="122" w:name="_Toc241170793"/>
+      <w:bookmarkStart w:id="122" w:name="_Toc241181303"/>
       <w:r>
         <w:rPr>
           <w:rFonts w:cs="Arial"/>
@@ -26185,7 +26263,7 @@
           <w:szCs w:val="22"/>
         </w:rPr>
       </w:pPr>
-      <w:bookmarkStart w:id="123" w:name="_Toc241170794"/>
+      <w:bookmarkStart w:id="123" w:name="_Toc241181304"/>
       <w:r>
         <w:rPr>
           <w:b/>
@@ -26615,7 +26693,7 @@
           <w:szCs w:val="22"/>
         </w:rPr>
       </w:pPr>
-      <w:bookmarkStart w:id="124" w:name="_Toc241170795"/>
+      <w:bookmarkStart w:id="124" w:name="_Toc241181305"/>
       <w:r>
         <w:rPr>
           <w:b/>
@@ -27076,7 +27154,7 @@
           <w:szCs w:val="22"/>
         </w:rPr>
       </w:pPr>
-      <w:bookmarkStart w:id="125" w:name="_Toc241170796"/>
+      <w:bookmarkStart w:id="125" w:name="_Toc241181306"/>
       <w:r>
         <w:rPr>
           <w:b/>
@@ -27511,7 +27589,7 @@
           <w:szCs w:val="22"/>
         </w:rPr>
       </w:pPr>
-      <w:bookmarkStart w:id="126" w:name="_Toc241170797"/>
+      <w:bookmarkStart w:id="126" w:name="_Toc241181307"/>
       <w:r>
         <w:rPr>
           <w:b/>
@@ -27947,7 +28025,7 @@
           <w:szCs w:val="22"/>
         </w:rPr>
       </w:pPr>
-      <w:bookmarkStart w:id="127" w:name="_Toc241170798"/>
+      <w:bookmarkStart w:id="127" w:name="_Toc241181308"/>
       <w:r>
         <w:rPr>
           <w:b/>
@@ -28402,7 +28480,7 @@
           <w:szCs w:val="22"/>
         </w:rPr>
       </w:pPr>
-      <w:bookmarkStart w:id="128" w:name="_Toc241170799"/>
+      <w:bookmarkStart w:id="128" w:name="_Toc241181309"/>
       <w:r>
         <w:rPr>
           <w:b/>
@@ -28835,6 +28913,7 @@
     <w:p>
       <w:pPr>
         <w:pStyle w:val="Ttulo3"/>
+        <w:ind w:left="2160" w:hanging="360"/>
       </w:pPr>
       <w:bookmarkStart w:id="129" w:name="_Toc241170908"/>
       <w:r>
@@ -29257,6 +29336,7 @@
     <w:p>
       <w:pPr>
         <w:pStyle w:val="Ttulo2"/>
+        <w:ind w:left="1440" w:hanging="360"/>
       </w:pPr>
       <w:bookmarkStart w:id="131" w:name="_Toc241170909"/>
       <w:r>
@@ -29986,6 +30066,7 @@
     <w:p>
       <w:pPr>
         <w:pStyle w:val="Ttulo2"/>
+        <w:ind w:left="1440" w:hanging="360"/>
       </w:pPr>
       <w:bookmarkStart w:id="132" w:name="_Toc241170910"/>
       <w:r>
@@ -30276,7 +30357,7 @@
           <w:noProof/>
         </w:rPr>
         <w:drawing>
-          <wp:inline distT="0" distB="0" distL="0" distR="0" wp14:anchorId="6193A110" wp14:editId="7796C3EB">
+          <wp:inline distT="0" distB="0" distL="0" distR="0" wp14:anchorId="3A900397" wp14:editId="41E696DD">
             <wp:extent cx="5972175" cy="3342005"/>
             <wp:effectExtent l="0" t="0" r="9525" b="0"/>
             <wp:docPr id="5" name="Imagen 5"/>
@@ -30346,7 +30427,7 @@
           <w:szCs w:val="22"/>
         </w:rPr>
       </w:pPr>
-      <w:bookmarkStart w:id="136" w:name="_Toc241170800"/>
+      <w:bookmarkStart w:id="136" w:name="_Toc241181310"/>
       <w:r>
         <w:rPr>
           <w:b/>
@@ -30996,7 +31077,7 @@
           <w:szCs w:val="22"/>
         </w:rPr>
       </w:pPr>
-      <w:bookmarkStart w:id="137" w:name="_Toc241170801"/>
+      <w:bookmarkStart w:id="137" w:name="_Toc241181311"/>
       <w:r>
         <w:rPr>
           <w:b/>
@@ -31914,7 +31995,7 @@
           <w:noProof/>
         </w:rPr>
         <w:drawing>
-          <wp:inline distT="0" distB="0" distL="0" distR="0" wp14:anchorId="6DE6F7CB" wp14:editId="50BD1677">
+          <wp:inline distT="0" distB="0" distL="0" distR="0" wp14:anchorId="4636826A" wp14:editId="3435E617">
             <wp:extent cx="4330700" cy="3230643"/>
             <wp:effectExtent l="0" t="0" r="0" b="8255"/>
             <wp:docPr id="27" name="Imagen 27"/>
@@ -31999,7 +32080,7 @@
           <w:szCs w:val="22"/>
         </w:rPr>
       </w:pPr>
-      <w:bookmarkStart w:id="140" w:name="_Toc241170802"/>
+      <w:bookmarkStart w:id="140" w:name="_Toc241181312"/>
       <w:r>
         <w:rPr>
           <w:b/>
@@ -32576,7 +32657,7 @@
           <w:szCs w:val="22"/>
         </w:rPr>
       </w:pPr>
-      <w:bookmarkStart w:id="141" w:name="_Toc241170803"/>
+      <w:bookmarkStart w:id="141" w:name="_Toc241181313"/>
       <w:r>
         <w:rPr>
           <w:b/>
@@ -33182,7 +33263,7 @@
           <w:szCs w:val="22"/>
         </w:rPr>
       </w:pPr>
-      <w:bookmarkStart w:id="142" w:name="_Toc241170804"/>
+      <w:bookmarkStart w:id="142" w:name="_Toc241181314"/>
       <w:r>
         <w:rPr>
           <w:b/>
@@ -33974,7 +34055,7 @@
           <w:noProof/>
         </w:rPr>
         <w:drawing>
-          <wp:inline distT="0" distB="0" distL="0" distR="0" wp14:anchorId="0113A67B" wp14:editId="69E66897">
+          <wp:inline distT="0" distB="0" distL="0" distR="0" wp14:anchorId="12C8C212" wp14:editId="3AC9EB7B">
             <wp:extent cx="5972175" cy="2687224"/>
             <wp:effectExtent l="0" t="0" r="0" b="0"/>
             <wp:docPr id="6" name="Imagen 6"/>
@@ -34047,7 +34128,7 @@
           <w:szCs w:val="22"/>
         </w:rPr>
       </w:pPr>
-      <w:bookmarkStart w:id="145" w:name="_Toc241170805"/>
+      <w:bookmarkStart w:id="145" w:name="_Toc241181315"/>
       <w:r>
         <w:rPr>
           <w:b/>
@@ -34935,7 +35016,7 @@
           <w:noProof/>
         </w:rPr>
         <w:drawing>
-          <wp:inline distT="0" distB="0" distL="0" distR="0" wp14:anchorId="474753A1" wp14:editId="16602693">
+          <wp:inline distT="0" distB="0" distL="0" distR="0" wp14:anchorId="6F5B9756" wp14:editId="27C9AD4A">
             <wp:extent cx="5972175" cy="2842260"/>
             <wp:effectExtent l="0" t="0" r="9525" b="0"/>
             <wp:docPr id="4" name="Imagen 4"/>
@@ -35008,7 +35089,7 @@
           <w:szCs w:val="22"/>
         </w:rPr>
       </w:pPr>
-      <w:bookmarkStart w:id="148" w:name="_Toc241170806"/>
+      <w:bookmarkStart w:id="148" w:name="_Toc241181316"/>
       <w:r>
         <w:rPr>
           <w:b/>
@@ -35865,7 +35946,7 @@
           <w:noProof/>
         </w:rPr>
         <w:drawing>
-          <wp:inline distT="0" distB="0" distL="0" distR="0" wp14:anchorId="01B49C24" wp14:editId="08D6B02D">
+          <wp:inline distT="0" distB="0" distL="0" distR="0" wp14:anchorId="7F09AAD9" wp14:editId="30EC452A">
             <wp:extent cx="5100637" cy="2596688"/>
             <wp:effectExtent l="0" t="0" r="5080" b="0"/>
             <wp:docPr id="7" name="Imagen 7"/>
@@ -35948,7 +36029,7 @@
           <w:szCs w:val="22"/>
         </w:rPr>
       </w:pPr>
-      <w:bookmarkStart w:id="151" w:name="_Toc241170807"/>
+      <w:bookmarkStart w:id="151" w:name="_Toc241181317"/>
       <w:r>
         <w:rPr>
           <w:b/>
@@ -36562,7 +36643,7 @@
           <w:szCs w:val="22"/>
         </w:rPr>
       </w:pPr>
-      <w:bookmarkStart w:id="152" w:name="_Toc241170808"/>
+      <w:bookmarkStart w:id="152" w:name="_Toc241181318"/>
       <w:r>
         <w:rPr>
           <w:b/>
@@ -37098,7 +37179,7 @@
           <w:szCs w:val="22"/>
         </w:rPr>
       </w:pPr>
-      <w:bookmarkStart w:id="153" w:name="_Toc241170809"/>
+      <w:bookmarkStart w:id="153" w:name="_Toc241181319"/>
       <w:r>
         <w:rPr>
           <w:b/>
@@ -37648,6 +37729,7 @@
     <w:p>
       <w:pPr>
         <w:pStyle w:val="Ttulo2"/>
+        <w:ind w:left="1440" w:hanging="360"/>
       </w:pPr>
       <w:bookmarkStart w:id="154" w:name="_Toc241170911"/>
       <w:r>
@@ -37827,7 +37909,7 @@
           <w:noProof/>
         </w:rPr>
         <w:drawing>
-          <wp:inline distT="0" distB="0" distL="0" distR="0" wp14:anchorId="2F317070" wp14:editId="16B34B1A">
+          <wp:inline distT="0" distB="0" distL="0" distR="0" wp14:anchorId="73261952" wp14:editId="17A6606B">
             <wp:extent cx="5205910" cy="3418575"/>
             <wp:effectExtent l="0" t="0" r="0" b="0"/>
             <wp:docPr id="17" name="Imagen 17"/>
@@ -38068,7 +38150,7 @@
           <w:noProof/>
         </w:rPr>
         <w:drawing>
-          <wp:inline distT="0" distB="0" distL="0" distR="0" wp14:anchorId="7754E78A" wp14:editId="0F439F72">
+          <wp:inline distT="0" distB="0" distL="0" distR="0" wp14:anchorId="64CDA5A3" wp14:editId="405843F8">
             <wp:extent cx="5972175" cy="3552190"/>
             <wp:effectExtent l="0" t="0" r="9525" b="0"/>
             <wp:docPr id="19" name="Imagen 19"/>
@@ -38306,7 +38388,7 @@
           <w:noProof/>
         </w:rPr>
         <w:drawing>
-          <wp:inline distT="0" distB="0" distL="0" distR="0" wp14:anchorId="30488F7D" wp14:editId="6AB5754A">
+          <wp:inline distT="0" distB="0" distL="0" distR="0" wp14:anchorId="15344E33" wp14:editId="12A8AA7C">
             <wp:extent cx="5972175" cy="3427730"/>
             <wp:effectExtent l="0" t="0" r="9525" b="1270"/>
             <wp:docPr id="20" name="Imagen 20"/>
@@ -38545,7 +38627,7 @@
           <w:noProof/>
         </w:rPr>
         <w:drawing>
-          <wp:inline distT="0" distB="0" distL="0" distR="0" wp14:anchorId="4E6191A4" wp14:editId="101D20CA">
+          <wp:inline distT="0" distB="0" distL="0" distR="0" wp14:anchorId="6BA1141C" wp14:editId="1D8D77CD">
             <wp:extent cx="5972175" cy="2630170"/>
             <wp:effectExtent l="0" t="0" r="9525" b="0"/>
             <wp:docPr id="21" name="Imagen 21"/>
@@ -38815,7 +38897,7 @@
           <w:noProof/>
         </w:rPr>
         <w:drawing>
-          <wp:inline distT="0" distB="0" distL="0" distR="0" wp14:anchorId="487FA18D" wp14:editId="63657297">
+          <wp:inline distT="0" distB="0" distL="0" distR="0" wp14:anchorId="5739B03D" wp14:editId="5B2AF9E9">
             <wp:extent cx="5972175" cy="2991485"/>
             <wp:effectExtent l="0" t="0" r="9525" b="0"/>
             <wp:docPr id="22" name="Imagen 22"/>
@@ -39072,7 +39154,7 @@
           <w:noProof/>
         </w:rPr>
         <w:drawing>
-          <wp:inline distT="0" distB="0" distL="0" distR="0" wp14:anchorId="45E9F8ED" wp14:editId="3BFF6F6B">
+          <wp:inline distT="0" distB="0" distL="0" distR="0" wp14:anchorId="1AC2531D" wp14:editId="2BFB2F7E">
             <wp:extent cx="5972175" cy="2280285"/>
             <wp:effectExtent l="0" t="0" r="9525" b="5715"/>
             <wp:docPr id="23" name="Imagen 23"/>
@@ -39166,6 +39248,7 @@
     <w:p>
       <w:pPr>
         <w:pStyle w:val="Ttulo2"/>
+        <w:ind w:left="1440" w:hanging="360"/>
       </w:pPr>
       <w:bookmarkStart w:id="161" w:name="_Toc241170912"/>
       <w:r>
@@ -39320,7 +39403,7 @@
           <w:noProof/>
         </w:rPr>
         <w:drawing>
-          <wp:inline distT="0" distB="0" distL="0" distR="0" wp14:anchorId="5162351C" wp14:editId="3F9C59D3">
+          <wp:inline distT="0" distB="0" distL="0" distR="0" wp14:anchorId="5E59B1D7" wp14:editId="3208605F">
             <wp:extent cx="3758701" cy="5430302"/>
             <wp:effectExtent l="0" t="0" r="0" b="0"/>
             <wp:docPr id="24" name="Imagen 24"/>
@@ -39413,6 +39496,7 @@
     <w:p>
       <w:pPr>
         <w:pStyle w:val="Ttulo2"/>
+        <w:ind w:left="1440" w:hanging="360"/>
       </w:pPr>
       <w:bookmarkStart w:id="163" w:name="_Toc241170913"/>
       <w:r>
@@ -39565,7 +39649,7 @@
           <w:noProof/>
         </w:rPr>
         <w:drawing>
-          <wp:inline distT="0" distB="0" distL="0" distR="0" wp14:anchorId="6C2EC7A5" wp14:editId="59ADF688">
+          <wp:inline distT="0" distB="0" distL="0" distR="0" wp14:anchorId="0665D922" wp14:editId="0C479ECF">
             <wp:extent cx="3896436" cy="2590168"/>
             <wp:effectExtent l="0" t="0" r="8890" b="635"/>
             <wp:docPr id="30" name="Imagen 30"/>
@@ -39891,6 +39975,7 @@
     <w:p>
       <w:pPr>
         <w:pStyle w:val="Ttulo2"/>
+        <w:ind w:left="1440" w:hanging="360"/>
       </w:pPr>
       <w:bookmarkStart w:id="165" w:name="_Toc241170914"/>
       <w:r>
@@ -40049,7 +40134,7 @@
           <w:noProof/>
         </w:rPr>
         <w:drawing>
-          <wp:inline distT="0" distB="0" distL="0" distR="0" wp14:anchorId="01D7A756" wp14:editId="493B3F3F">
+          <wp:inline distT="0" distB="0" distL="0" distR="0" wp14:anchorId="32A41A2E" wp14:editId="5C8D2C47">
             <wp:extent cx="5972175" cy="1445895"/>
             <wp:effectExtent l="0" t="0" r="9525" b="1905"/>
             <wp:docPr id="31" name="Imagen 31"/>
@@ -40477,6 +40562,16 @@
     </w:p>
     <w:p>
       <w:pPr>
+        <w:spacing w:line="360" w:lineRule="auto"/>
+      </w:pPr>
+    </w:p>
+    <w:p>
+      <w:pPr>
+        <w:spacing w:line="360" w:lineRule="auto"/>
+      </w:pPr>
+    </w:p>
+    <w:p>
+      <w:pPr>
         <w:jc w:val="center"/>
         <w:rPr>
           <w:b/>
@@ -40502,7 +40597,7 @@
             <w14:round/>
           </w14:textOutline>
         </w:rPr>
-        <w:t>CAPÍTULO II</w:t>
+        <w:t xml:space="preserve">CAPÍTULO </w:t>
       </w:r>
       <w:r>
         <w:rPr>
@@ -40516,7 +40611,7 @@
             <w14:round/>
           </w14:textOutline>
         </w:rPr>
-        <w:t>I</w:t>
+        <w:t>III</w:t>
       </w:r>
     </w:p>
     <w:p>
@@ -40546,6 +40641,3005 @@
             <w14:round/>
           </w14:textOutline>
         </w:rPr>
+        <w:t>PRUEBAS DE CALIDAD</w:t>
+      </w:r>
+    </w:p>
+    <w:p>
+      <w:pPr>
+        <w:jc w:val="center"/>
+        <w:rPr>
+          <w:b/>
+          <w:bCs/>
+          <w:sz w:val="52"/>
+          <w:szCs w:val="52"/>
+          <w14:textOutline w14:w="0" w14:cap="flat" w14:cmpd="sng" w14:algn="ctr">
+            <w14:noFill/>
+            <w14:prstDash w14:val="solid"/>
+            <w14:round/>
+          </w14:textOutline>
+        </w:rPr>
+      </w:pPr>
+    </w:p>
+    <w:p>
+      <w:pPr>
+        <w:jc w:val="center"/>
+        <w:rPr>
+          <w:b/>
+          <w:bCs/>
+          <w:sz w:val="52"/>
+          <w:szCs w:val="52"/>
+          <w14:textOutline w14:w="0" w14:cap="flat" w14:cmpd="sng" w14:algn="ctr">
+            <w14:noFill/>
+            <w14:prstDash w14:val="solid"/>
+            <w14:round/>
+          </w14:textOutline>
+        </w:rPr>
+      </w:pPr>
+    </w:p>
+    <w:p>
+      <w:pPr>
+        <w:jc w:val="center"/>
+        <w:rPr>
+          <w:b/>
+          <w:bCs/>
+          <w:sz w:val="52"/>
+          <w:szCs w:val="52"/>
+          <w14:textOutline w14:w="0" w14:cap="flat" w14:cmpd="sng" w14:algn="ctr">
+            <w14:noFill/>
+            <w14:prstDash w14:val="solid"/>
+            <w14:round/>
+          </w14:textOutline>
+        </w:rPr>
+      </w:pPr>
+    </w:p>
+    <w:p>
+      <w:pPr>
+        <w:jc w:val="center"/>
+        <w:rPr>
+          <w:b/>
+          <w:bCs/>
+          <w:sz w:val="52"/>
+          <w:szCs w:val="52"/>
+          <w14:textOutline w14:w="0" w14:cap="flat" w14:cmpd="sng" w14:algn="ctr">
+            <w14:noFill/>
+            <w14:prstDash w14:val="solid"/>
+            <w14:round/>
+          </w14:textOutline>
+        </w:rPr>
+      </w:pPr>
+    </w:p>
+    <w:p>
+      <w:pPr>
+        <w:pStyle w:val="Ttulo1"/>
+        <w:ind w:left="720" w:hanging="360"/>
+        <w:jc w:val="center"/>
+      </w:pPr>
+    </w:p>
+    <w:p>
+      <w:pPr>
+        <w:jc w:val="center"/>
+        <w:rPr>
+          <w:b/>
+          <w:bCs/>
+          <w:sz w:val="26"/>
+          <w:szCs w:val="26"/>
+        </w:rPr>
+      </w:pPr>
+      <w:r>
+        <w:rPr>
+          <w:b/>
+          <w:bCs/>
+          <w:sz w:val="26"/>
+          <w:szCs w:val="26"/>
+        </w:rPr>
+        <w:t>PRUEBAS DE CALIDAD</w:t>
+      </w:r>
+    </w:p>
+    <w:p>
+      <w:pPr>
+        <w:spacing w:line="360" w:lineRule="auto"/>
+      </w:pPr>
+      <w:r>
+        <w:t>Esta sección servirá para garantizar la calidad, credibilidad y fiabilidad del proyecto, así como para cumplir con los estándares requeridos, brindar la oportunidad de una mejora continua del trabajo y desarrollar habilidades importantes en el proceso. Para cumplir con tal, se empleará el uso de pruebas de software.</w:t>
+      </w:r>
+    </w:p>
+    <w:p>
+      <w:pPr>
+        <w:pStyle w:val="Ttulo2"/>
+        <w:ind w:left="1440" w:hanging="360"/>
+      </w:pPr>
+      <w:r>
+        <w:t>PRUEBAS DE SOFTWARE</w:t>
+      </w:r>
+    </w:p>
+    <w:p>
+      <w:pPr>
+        <w:spacing w:line="360" w:lineRule="auto"/>
+      </w:pPr>
+      <w:r>
+        <w:t>Las pruebas de software son un conjunto de procesos dirigidos a evaluar la calidad de un producto de software y a identificar posibles fallos o defectos antes de su puesta en marcha en la ferretería.</w:t>
+      </w:r>
+    </w:p>
+    <w:p>
+      <w:pPr>
+        <w:pStyle w:val="Ttulo2"/>
+        <w:ind w:left="1440" w:hanging="360"/>
+      </w:pPr>
+      <w:r>
+        <w:t>TIPOS DE PRUEBA</w:t>
+      </w:r>
+    </w:p>
+    <w:p>
+      <w:pPr>
+        <w:pStyle w:val="Ttulo3"/>
+        <w:ind w:left="2160" w:hanging="360"/>
+      </w:pPr>
+      <w:r>
+        <w:t>PRUEBAS DE CAJA NEGRA</w:t>
+      </w:r>
+    </w:p>
+    <w:p>
+      <w:pPr>
+        <w:spacing w:line="360" w:lineRule="auto"/>
+      </w:pPr>
+      <w:r>
+        <w:t>Las pruebas de caja negra se centran en evaluar la funcionalidad del sistema desde la perspectiva del usuario final, sin considerar la estructura interna del código ni la implementación técnica.</w:t>
+      </w:r>
+    </w:p>
+    <w:p>
+      <w:pPr>
+        <w:spacing w:line="360" w:lineRule="auto"/>
+      </w:pPr>
+    </w:p>
+    <w:p>
+      <w:pPr>
+        <w:spacing w:line="360" w:lineRule="auto"/>
+      </w:pPr>
+    </w:p>
+    <w:p>
+      <w:pPr>
+        <w:spacing w:line="360" w:lineRule="auto"/>
+      </w:pPr>
+    </w:p>
+    <w:p>
+      <w:pPr>
+        <w:spacing w:line="360" w:lineRule="auto"/>
+      </w:pPr>
+    </w:p>
+    <w:p>
+      <w:pPr>
+        <w:spacing w:line="360" w:lineRule="auto"/>
+      </w:pPr>
+    </w:p>
+    <w:p>
+      <w:pPr>
+        <w:spacing w:line="360" w:lineRule="auto"/>
+      </w:pPr>
+    </w:p>
+    <w:p>
+      <w:pPr>
+        <w:spacing w:line="360" w:lineRule="auto"/>
+      </w:pPr>
+    </w:p>
+    <w:p>
+      <w:pPr>
+        <w:spacing w:line="360" w:lineRule="auto"/>
+      </w:pPr>
+    </w:p>
+    <w:p>
+      <w:pPr>
+        <w:spacing w:line="360" w:lineRule="auto"/>
+      </w:pPr>
+    </w:p>
+    <w:p>
+      <w:pPr>
+        <w:spacing w:line="360" w:lineRule="auto"/>
+      </w:pPr>
+    </w:p>
+    <w:p>
+      <w:pPr>
+        <w:pStyle w:val="Ttulo4"/>
+        <w:ind w:left="2880" w:hanging="360"/>
+      </w:pPr>
+      <w:r>
+        <w:lastRenderedPageBreak/>
+        <w:t>Pruebas Unitarias</w:t>
+      </w:r>
+    </w:p>
+    <w:p>
+      <w:pPr>
+        <w:spacing w:line="360" w:lineRule="auto"/>
+      </w:pPr>
+      <w:r>
+        <w:t>La Tabla III.1 muestra las pruebas unitarias que se realizaron de forma independiente a cada uno de los módulos del sistema web.</w:t>
+      </w:r>
+    </w:p>
+    <w:p>
+      <w:pPr>
+        <w:spacing w:line="276" w:lineRule="auto"/>
+        <w:jc w:val="center"/>
+      </w:pPr>
+      <w:r>
+        <w:rPr>
+          <w:b/>
+          <w:bCs/>
+        </w:rPr>
+        <w:t>Tabla 3.</w:t>
+      </w:r>
+      <w:r>
+        <w:rPr>
+          <w:b/>
+          <w:bCs/>
+        </w:rPr>
+        <w:fldChar w:fldCharType="begin"/>
+      </w:r>
+      <w:r>
+        <w:rPr>
+          <w:b/>
+          <w:bCs/>
+        </w:rPr>
+        <w:instrText xml:space="preserve"> SEQ Tabla \* ARABIC \s 1 </w:instrText>
+      </w:r>
+      <w:r>
+        <w:rPr>
+          <w:b/>
+          <w:bCs/>
+        </w:rPr>
+        <w:fldChar w:fldCharType="separate"/>
+      </w:r>
+      <w:r>
+        <w:rPr>
+          <w:b/>
+          <w:bCs/>
+          <w:noProof/>
+        </w:rPr>
+        <w:t>1</w:t>
+      </w:r>
+      <w:r>
+        <w:rPr>
+          <w:b/>
+          <w:bCs/>
+        </w:rPr>
+        <w:fldChar w:fldCharType="end"/>
+      </w:r>
+      <w:r>
+        <w:t xml:space="preserve"> Pruebas Unitarias de todos los Módulos (Caja Negra)</w:t>
+      </w:r>
+    </w:p>
+    <w:tbl>
+      <w:tblPr>
+        <w:tblStyle w:val="Tablaconcuadrcula"/>
+        <w:tblW w:w="9508" w:type="dxa"/>
+        <w:tblLook w:val="04A0" w:firstRow="1" w:lastRow="0" w:firstColumn="1" w:lastColumn="0" w:noHBand="0" w:noVBand="1"/>
+      </w:tblPr>
+      <w:tblGrid>
+        <w:gridCol w:w="1210"/>
+        <w:gridCol w:w="8298"/>
+      </w:tblGrid>
+      <w:tr>
+        <w:tc>
+          <w:tcPr>
+            <w:tcW w:w="1210" w:type="dxa"/>
+          </w:tcPr>
+          <w:p>
+            <w:pPr>
+              <w:spacing w:line="360" w:lineRule="auto"/>
+              <w:rPr>
+                <w:b/>
+                <w:bCs/>
+              </w:rPr>
+            </w:pPr>
+            <w:r>
+              <w:rPr>
+                <w:b/>
+                <w:bCs/>
+              </w:rPr>
+              <w:t>Elemento</w:t>
+            </w:r>
+          </w:p>
+        </w:tc>
+        <w:tc>
+          <w:tcPr>
+            <w:tcW w:w="8298" w:type="dxa"/>
+          </w:tcPr>
+          <w:p>
+            <w:pPr>
+              <w:spacing w:line="360" w:lineRule="auto"/>
+              <w:rPr>
+                <w:b/>
+                <w:bCs/>
+              </w:rPr>
+            </w:pPr>
+            <w:r>
+              <w:rPr>
+                <w:b/>
+                <w:bCs/>
+              </w:rPr>
+              <w:t>Detalle</w:t>
+            </w:r>
+          </w:p>
+        </w:tc>
+      </w:tr>
+      <w:tr>
+        <w:tc>
+          <w:tcPr>
+            <w:tcW w:w="1210" w:type="dxa"/>
+          </w:tcPr>
+          <w:p>
+            <w:pPr>
+              <w:spacing w:line="360" w:lineRule="auto"/>
+              <w:rPr>
+                <w:b/>
+                <w:bCs/>
+              </w:rPr>
+            </w:pPr>
+            <w:r>
+              <w:rPr>
+                <w:b/>
+                <w:bCs/>
+              </w:rPr>
+              <w:t>Objetivo</w:t>
+            </w:r>
+          </w:p>
+        </w:tc>
+        <w:tc>
+          <w:tcPr>
+            <w:tcW w:w="8298" w:type="dxa"/>
+          </w:tcPr>
+          <w:p>
+            <w:pPr>
+              <w:spacing w:line="360" w:lineRule="auto"/>
+            </w:pPr>
+            <w:r>
+              <w:t>Probar de forma individual todos los módulos del sistema web.</w:t>
+            </w:r>
+          </w:p>
+        </w:tc>
+      </w:tr>
+      <w:tr>
+        <w:tc>
+          <w:tcPr>
+            <w:tcW w:w="1210" w:type="dxa"/>
+          </w:tcPr>
+          <w:p>
+            <w:pPr>
+              <w:spacing w:line="360" w:lineRule="auto"/>
+              <w:rPr>
+                <w:b/>
+                <w:bCs/>
+              </w:rPr>
+            </w:pPr>
+            <w:r>
+              <w:rPr>
+                <w:b/>
+                <w:bCs/>
+              </w:rPr>
+              <w:t>Acción</w:t>
+            </w:r>
+          </w:p>
+        </w:tc>
+        <w:tc>
+          <w:tcPr>
+            <w:tcW w:w="8298" w:type="dxa"/>
+          </w:tcPr>
+          <w:p>
+            <w:pPr>
+              <w:spacing w:line="360" w:lineRule="auto"/>
+              <w:jc w:val="left"/>
+            </w:pPr>
+            <w:r>
+              <w:t>Se realizaron las pruebas unitarias a los siguientes módulos del sistema:</w:t>
+            </w:r>
+            <w:r>
+              <w:br/>
+              <w:t>• Módulo de Administración y Usuarios</w:t>
+            </w:r>
+            <w:r>
+              <w:br/>
+              <w:t>• Módulo de Ventas y Punto de Venta (POS)</w:t>
+            </w:r>
+            <w:r>
+              <w:br/>
+              <w:t>• Módulo de Inventario, Lotes y Vencimientos</w:t>
+            </w:r>
+            <w:r>
+              <w:br/>
+              <w:t>• Módulo de Almacenes, Categorías y Marcas</w:t>
+            </w:r>
+            <w:r>
+              <w:br/>
+              <w:t>• Módulo de Catálogo Web y Pedidos por WhatsApp</w:t>
+            </w:r>
+            <w:r>
+              <w:br/>
+              <w:t>• Módulo de Reportes y Análisis Predictivo</w:t>
+            </w:r>
+            <w:r>
+              <w:br/>
+              <w:t>• Módulo de Asistencia Virtual con Inteligencia Artificial</w:t>
+            </w:r>
+          </w:p>
+        </w:tc>
+      </w:tr>
+      <w:tr>
+        <w:tc>
+          <w:tcPr>
+            <w:tcW w:w="1210" w:type="dxa"/>
+          </w:tcPr>
+          <w:p>
+            <w:pPr>
+              <w:spacing w:line="360" w:lineRule="auto"/>
+              <w:rPr>
+                <w:b/>
+                <w:bCs/>
+              </w:rPr>
+            </w:pPr>
+            <w:r>
+              <w:rPr>
+                <w:b/>
+                <w:bCs/>
+              </w:rPr>
+              <w:t>Efecto</w:t>
+            </w:r>
+          </w:p>
+        </w:tc>
+        <w:tc>
+          <w:tcPr>
+            <w:tcW w:w="8298" w:type="dxa"/>
+          </w:tcPr>
+          <w:p>
+            <w:pPr>
+              <w:spacing w:line="360" w:lineRule="auto"/>
+            </w:pPr>
+            <w:r>
+              <w:t>Los resultados de las pruebas unitarias verificaron el correcto funcionamiento de cada módulo desarrollado de forma independiente, respondiendo adecuadamente a las operaciones del negocio.</w:t>
+            </w:r>
+          </w:p>
+        </w:tc>
+      </w:tr>
+    </w:tbl>
+    <w:p>
+      <w:pPr>
+        <w:spacing w:line="360" w:lineRule="auto"/>
+        <w:jc w:val="center"/>
+      </w:pPr>
+      <w:r>
+        <w:t>Fuente: Elaboración propia</w:t>
+      </w:r>
+      <w:r>
+        <w:t xml:space="preserve"> (</w:t>
+      </w:r>
+      <w:r>
+        <w:t>2026</w:t>
+      </w:r>
+      <w:r>
+        <w:t>)</w:t>
+      </w:r>
+    </w:p>
+    <w:p>
+      <w:pPr>
+        <w:spacing w:line="360" w:lineRule="auto"/>
+        <w:jc w:val="center"/>
+      </w:pPr>
+    </w:p>
+    <w:p>
+      <w:pPr>
+        <w:spacing w:line="360" w:lineRule="auto"/>
+        <w:jc w:val="center"/>
+      </w:pPr>
+    </w:p>
+    <w:p>
+      <w:pPr>
+        <w:spacing w:line="360" w:lineRule="auto"/>
+        <w:jc w:val="center"/>
+      </w:pPr>
+    </w:p>
+    <w:p>
+      <w:pPr>
+        <w:spacing w:line="360" w:lineRule="auto"/>
+        <w:jc w:val="center"/>
+      </w:pPr>
+    </w:p>
+    <w:p>
+      <w:pPr>
+        <w:spacing w:line="360" w:lineRule="auto"/>
+        <w:jc w:val="center"/>
+      </w:pPr>
+    </w:p>
+    <w:p>
+      <w:pPr>
+        <w:spacing w:line="360" w:lineRule="auto"/>
+        <w:jc w:val="center"/>
+      </w:pPr>
+    </w:p>
+    <w:p>
+      <w:pPr>
+        <w:spacing w:line="360" w:lineRule="auto"/>
+        <w:jc w:val="center"/>
+      </w:pPr>
+    </w:p>
+    <w:p>
+      <w:pPr>
+        <w:spacing w:line="360" w:lineRule="auto"/>
+        <w:jc w:val="center"/>
+      </w:pPr>
+    </w:p>
+    <w:p>
+      <w:pPr>
+        <w:spacing w:line="360" w:lineRule="auto"/>
+        <w:jc w:val="center"/>
+      </w:pPr>
+    </w:p>
+    <w:p>
+      <w:pPr>
+        <w:pStyle w:val="Ttulo4"/>
+        <w:ind w:left="2880" w:hanging="360"/>
+      </w:pPr>
+      <w:r>
+        <w:lastRenderedPageBreak/>
+        <w:t xml:space="preserve">Pruebas de Integración  </w:t>
+      </w:r>
+    </w:p>
+    <w:p>
+      <w:r>
+        <w:t>La Tabla III.2 muestra las pruebas de integración que se realizaron para verificar el correcto funcionamiento del sistema al comunicar los diferentes módulos entre sí.</w:t>
+      </w:r>
+    </w:p>
+    <w:p>
+      <w:pPr>
+        <w:jc w:val="center"/>
+        <w:rPr>
+          <w:b/>
+          <w:bCs/>
+        </w:rPr>
+      </w:pPr>
+      <w:r>
+        <w:rPr>
+          <w:b/>
+          <w:bCs/>
+        </w:rPr>
+        <w:t>Tabla 3.</w:t>
+      </w:r>
+      <w:r>
+        <w:rPr>
+          <w:b/>
+          <w:bCs/>
+        </w:rPr>
+        <w:fldChar w:fldCharType="begin"/>
+      </w:r>
+      <w:r>
+        <w:rPr>
+          <w:b/>
+          <w:bCs/>
+        </w:rPr>
+        <w:instrText xml:space="preserve"> SEQ Tabla \* ARABIC \s 1 </w:instrText>
+      </w:r>
+      <w:r>
+        <w:rPr>
+          <w:b/>
+          <w:bCs/>
+        </w:rPr>
+        <w:fldChar w:fldCharType="separate"/>
+      </w:r>
+      <w:r>
+        <w:rPr>
+          <w:b/>
+          <w:bCs/>
+          <w:noProof/>
+        </w:rPr>
+        <w:t>2</w:t>
+      </w:r>
+      <w:r>
+        <w:rPr>
+          <w:b/>
+          <w:bCs/>
+        </w:rPr>
+        <w:fldChar w:fldCharType="end"/>
+      </w:r>
+      <w:r>
+        <w:t xml:space="preserve"> Pruebas de Integración del Sistema Web</w:t>
+      </w:r>
+    </w:p>
+    <w:tbl>
+      <w:tblPr>
+        <w:tblStyle w:val="Tablaconcuadrcula"/>
+        <w:tblW w:w="0" w:type="auto"/>
+        <w:tblLook w:val="04A0" w:firstRow="1" w:lastRow="0" w:firstColumn="1" w:lastColumn="0" w:noHBand="0" w:noVBand="1"/>
+      </w:tblPr>
+      <w:tblGrid>
+        <w:gridCol w:w="1207"/>
+        <w:gridCol w:w="8188"/>
+      </w:tblGrid>
+      <w:tr>
+        <w:tc>
+          <w:tcPr>
+            <w:tcW w:w="1207" w:type="dxa"/>
+          </w:tcPr>
+          <w:p>
+            <w:pPr>
+              <w:spacing w:line="360" w:lineRule="auto"/>
+              <w:rPr>
+                <w:b/>
+                <w:bCs/>
+              </w:rPr>
+            </w:pPr>
+            <w:r>
+              <w:rPr>
+                <w:b/>
+                <w:bCs/>
+              </w:rPr>
+              <w:t>Elemento</w:t>
+            </w:r>
+          </w:p>
+        </w:tc>
+        <w:tc>
+          <w:tcPr>
+            <w:tcW w:w="8188" w:type="dxa"/>
+          </w:tcPr>
+          <w:p>
+            <w:pPr>
+              <w:spacing w:line="360" w:lineRule="auto"/>
+              <w:rPr>
+                <w:b/>
+                <w:bCs/>
+              </w:rPr>
+            </w:pPr>
+            <w:r>
+              <w:rPr>
+                <w:b/>
+                <w:bCs/>
+              </w:rPr>
+              <w:t>Detalle</w:t>
+            </w:r>
+          </w:p>
+        </w:tc>
+      </w:tr>
+      <w:tr>
+        <w:tc>
+          <w:tcPr>
+            <w:tcW w:w="1207" w:type="dxa"/>
+          </w:tcPr>
+          <w:p>
+            <w:pPr>
+              <w:spacing w:line="360" w:lineRule="auto"/>
+              <w:rPr>
+                <w:b/>
+                <w:bCs/>
+              </w:rPr>
+            </w:pPr>
+            <w:r>
+              <w:rPr>
+                <w:b/>
+                <w:bCs/>
+              </w:rPr>
+              <w:t>Objetivo</w:t>
+            </w:r>
+          </w:p>
+        </w:tc>
+        <w:tc>
+          <w:tcPr>
+            <w:tcW w:w="8188" w:type="dxa"/>
+          </w:tcPr>
+          <w:p>
+            <w:pPr>
+              <w:spacing w:line="360" w:lineRule="auto"/>
+            </w:pPr>
+            <w:r>
+              <w:t>Probar la integración y comunicación fluida entre todos los módulos del sistema web.</w:t>
+            </w:r>
+          </w:p>
+        </w:tc>
+      </w:tr>
+      <w:tr>
+        <w:tc>
+          <w:tcPr>
+            <w:tcW w:w="1207" w:type="dxa"/>
+          </w:tcPr>
+          <w:p>
+            <w:pPr>
+              <w:spacing w:line="360" w:lineRule="auto"/>
+              <w:rPr>
+                <w:b/>
+                <w:bCs/>
+              </w:rPr>
+            </w:pPr>
+            <w:r>
+              <w:rPr>
+                <w:b/>
+                <w:bCs/>
+              </w:rPr>
+              <w:t>Acción</w:t>
+            </w:r>
+          </w:p>
+        </w:tc>
+        <w:tc>
+          <w:tcPr>
+            <w:tcW w:w="8188" w:type="dxa"/>
+          </w:tcPr>
+          <w:p>
+            <w:pPr>
+              <w:spacing w:line="360" w:lineRule="auto"/>
+              <w:jc w:val="left"/>
+            </w:pPr>
+            <w:r>
+              <w:t>Se realizaron las pruebas de integración evaluando la interacción entre:</w:t>
+            </w:r>
+            <w:r>
+              <w:br/>
+              <w:t>• La interfaz visual (ReactJS) y la API del servidor (Node.js/Express)</w:t>
+            </w:r>
+            <w:r>
+              <w:br/>
+              <w:t>• La API y la base de datos relacional (Microsoft SQL Server)</w:t>
+            </w:r>
+            <w:r>
+              <w:br/>
+              <w:t>• El Punto de Venta (POS) y la actualización automática del stock de inventario</w:t>
+            </w:r>
+            <w:r>
+              <w:br/>
+              <w:t>• El catálogo web de clientes y el despacho de pedidos estructurados hacia WhatsApp</w:t>
+            </w:r>
+            <w:r>
+              <w:br/>
+              <w:t>• El módulo de asistencia y el motor local Ollama con inyección de precios en tiempo real</w:t>
+            </w:r>
+          </w:p>
+        </w:tc>
+      </w:tr>
+      <w:tr>
+        <w:tc>
+          <w:tcPr>
+            <w:tcW w:w="1207" w:type="dxa"/>
+          </w:tcPr>
+          <w:p>
+            <w:pPr>
+              <w:spacing w:line="360" w:lineRule="auto"/>
+              <w:rPr>
+                <w:b/>
+                <w:bCs/>
+              </w:rPr>
+            </w:pPr>
+            <w:r>
+              <w:rPr>
+                <w:b/>
+                <w:bCs/>
+              </w:rPr>
+              <w:t>Efecto</w:t>
+            </w:r>
+          </w:p>
+        </w:tc>
+        <w:tc>
+          <w:tcPr>
+            <w:tcW w:w="8188" w:type="dxa"/>
+          </w:tcPr>
+          <w:p>
+            <w:pPr>
+              <w:spacing w:line="360" w:lineRule="auto"/>
+            </w:pPr>
+            <w:r>
+              <w:t>Los resultados de las pruebas de integración confirmaron que los datos fluyen de manera consistente entre la interfaz, el servidor, la base de datos y los servicios externos sin inconsistencias.</w:t>
+            </w:r>
+          </w:p>
+        </w:tc>
+      </w:tr>
+    </w:tbl>
+    <w:p>
+      <w:pPr>
+        <w:spacing w:line="360" w:lineRule="auto"/>
+        <w:jc w:val="center"/>
+      </w:pPr>
+      <w:r>
+        <w:t>Fuente: Elaboración propia</w:t>
+      </w:r>
+      <w:r>
+        <w:t xml:space="preserve"> (</w:t>
+      </w:r>
+      <w:r>
+        <w:t>2026</w:t>
+      </w:r>
+      <w:r>
+        <w:t>)</w:t>
+      </w:r>
+    </w:p>
+    <w:p>
+      <w:pPr>
+        <w:spacing w:line="360" w:lineRule="auto"/>
+        <w:jc w:val="center"/>
+      </w:pPr>
+    </w:p>
+    <w:p>
+      <w:pPr>
+        <w:spacing w:line="360" w:lineRule="auto"/>
+        <w:jc w:val="center"/>
+      </w:pPr>
+    </w:p>
+    <w:p>
+      <w:pPr>
+        <w:spacing w:line="360" w:lineRule="auto"/>
+        <w:jc w:val="center"/>
+      </w:pPr>
+    </w:p>
+    <w:p>
+      <w:pPr>
+        <w:spacing w:line="360" w:lineRule="auto"/>
+        <w:jc w:val="center"/>
+      </w:pPr>
+    </w:p>
+    <w:p>
+      <w:pPr>
+        <w:spacing w:line="360" w:lineRule="auto"/>
+        <w:jc w:val="center"/>
+      </w:pPr>
+    </w:p>
+    <w:p>
+      <w:pPr>
+        <w:spacing w:line="360" w:lineRule="auto"/>
+        <w:jc w:val="center"/>
+      </w:pPr>
+    </w:p>
+    <w:p>
+      <w:pPr>
+        <w:spacing w:line="360" w:lineRule="auto"/>
+        <w:jc w:val="center"/>
+      </w:pPr>
+    </w:p>
+    <w:p>
+      <w:pPr>
+        <w:pStyle w:val="Ttulo4"/>
+        <w:ind w:left="2880" w:hanging="360"/>
+      </w:pPr>
+      <w:r>
+        <w:lastRenderedPageBreak/>
+        <w:t>Pruebas de Transición de Estado</w:t>
+      </w:r>
+    </w:p>
+    <w:p>
+      <w:pPr>
+        <w:spacing w:line="360" w:lineRule="auto"/>
+      </w:pPr>
+      <w:r>
+        <w:t>La Tabla III.3 muestra las pruebas de transición de estado que se realizaron para analizar el comportamiento del sistema ante diferentes cambios de condición en los datos.</w:t>
+      </w:r>
+    </w:p>
+    <w:p>
+      <w:pPr>
+        <w:spacing w:line="360" w:lineRule="auto"/>
+        <w:jc w:val="center"/>
+        <w:rPr>
+          <w:b/>
+          <w:bCs/>
+        </w:rPr>
+      </w:pPr>
+      <w:r>
+        <w:rPr>
+          <w:b/>
+          <w:bCs/>
+        </w:rPr>
+        <w:t>Tabla 3.</w:t>
+      </w:r>
+      <w:r>
+        <w:rPr>
+          <w:b/>
+          <w:bCs/>
+        </w:rPr>
+        <w:fldChar w:fldCharType="begin"/>
+      </w:r>
+      <w:r>
+        <w:rPr>
+          <w:b/>
+          <w:bCs/>
+        </w:rPr>
+        <w:instrText xml:space="preserve"> SEQ Tabla \* ARABIC \s 1 </w:instrText>
+      </w:r>
+      <w:r>
+        <w:rPr>
+          <w:b/>
+          <w:bCs/>
+        </w:rPr>
+        <w:fldChar w:fldCharType="separate"/>
+      </w:r>
+      <w:r>
+        <w:rPr>
+          <w:b/>
+          <w:bCs/>
+          <w:noProof/>
+        </w:rPr>
+        <w:t>3</w:t>
+      </w:r>
+      <w:r>
+        <w:rPr>
+          <w:b/>
+          <w:bCs/>
+        </w:rPr>
+        <w:fldChar w:fldCharType="end"/>
+      </w:r>
+      <w:r>
+        <w:t xml:space="preserve"> Pruebas de Transición de Estado del Sistema Web</w:t>
+      </w:r>
+    </w:p>
+    <w:tbl>
+      <w:tblPr>
+        <w:tblStyle w:val="Tablaconcuadrcula"/>
+        <w:tblW w:w="0" w:type="auto"/>
+        <w:tblLook w:val="04A0" w:firstRow="1" w:lastRow="0" w:firstColumn="1" w:lastColumn="0" w:noHBand="0" w:noVBand="1"/>
+      </w:tblPr>
+      <w:tblGrid>
+        <w:gridCol w:w="1271"/>
+        <w:gridCol w:w="8124"/>
+      </w:tblGrid>
+      <w:tr>
+        <w:tc>
+          <w:tcPr>
+            <w:tcW w:w="1271" w:type="dxa"/>
+          </w:tcPr>
+          <w:p>
+            <w:pPr>
+              <w:spacing w:line="360" w:lineRule="auto"/>
+              <w:rPr>
+                <w:b/>
+                <w:bCs/>
+              </w:rPr>
+            </w:pPr>
+            <w:r>
+              <w:rPr>
+                <w:b/>
+                <w:bCs/>
+              </w:rPr>
+              <w:t>Elemento</w:t>
+            </w:r>
+          </w:p>
+        </w:tc>
+        <w:tc>
+          <w:tcPr>
+            <w:tcW w:w="8124" w:type="dxa"/>
+          </w:tcPr>
+          <w:p>
+            <w:pPr>
+              <w:spacing w:line="360" w:lineRule="auto"/>
+              <w:rPr>
+                <w:b/>
+                <w:bCs/>
+              </w:rPr>
+            </w:pPr>
+            <w:r>
+              <w:rPr>
+                <w:b/>
+                <w:bCs/>
+              </w:rPr>
+              <w:t>Detalle</w:t>
+            </w:r>
+          </w:p>
+        </w:tc>
+      </w:tr>
+      <w:tr>
+        <w:tc>
+          <w:tcPr>
+            <w:tcW w:w="1271" w:type="dxa"/>
+          </w:tcPr>
+          <w:p>
+            <w:pPr>
+              <w:spacing w:line="360" w:lineRule="auto"/>
+              <w:rPr>
+                <w:b/>
+                <w:bCs/>
+              </w:rPr>
+            </w:pPr>
+            <w:r>
+              <w:rPr>
+                <w:b/>
+                <w:bCs/>
+              </w:rPr>
+              <w:t>Objetivo</w:t>
+            </w:r>
+          </w:p>
+        </w:tc>
+        <w:tc>
+          <w:tcPr>
+            <w:tcW w:w="8124" w:type="dxa"/>
+          </w:tcPr>
+          <w:p>
+            <w:pPr>
+              <w:spacing w:line="360" w:lineRule="auto"/>
+            </w:pPr>
+            <w:r>
+              <w:t>Probar la transición de estados de los elementos del sistema ante diferentes eventos.</w:t>
+            </w:r>
+          </w:p>
+        </w:tc>
+      </w:tr>
+      <w:tr>
+        <w:tc>
+          <w:tcPr>
+            <w:tcW w:w="1271" w:type="dxa"/>
+          </w:tcPr>
+          <w:p>
+            <w:pPr>
+              <w:spacing w:line="360" w:lineRule="auto"/>
+              <w:rPr>
+                <w:b/>
+                <w:bCs/>
+              </w:rPr>
+            </w:pPr>
+            <w:r>
+              <w:rPr>
+                <w:b/>
+                <w:bCs/>
+              </w:rPr>
+              <w:t>Acción</w:t>
+            </w:r>
+          </w:p>
+        </w:tc>
+        <w:tc>
+          <w:tcPr>
+            <w:tcW w:w="8124" w:type="dxa"/>
+          </w:tcPr>
+          <w:p>
+            <w:pPr>
+              <w:spacing w:line="360" w:lineRule="auto"/>
+              <w:jc w:val="left"/>
+            </w:pPr>
+            <w:r>
+              <w:t>Se realizaron pruebas de transición de estado en:</w:t>
+            </w:r>
+            <w:r>
+              <w:br/>
+              <w:t>•</w:t>
+            </w:r>
+            <w:r>
+              <w:t xml:space="preserve"> </w:t>
+            </w:r>
+            <w:r>
+              <w:t>Lotes de productos: Transición de Vigente → Próximo a Vencer → Caducado según la fecha de expiración.</w:t>
+            </w:r>
+            <w:r>
+              <w:br/>
+              <w:t>• Existencias de inventario: Transición de Stock Disponible →→ Bajo Stock (Alerta) →Agotado al realizar ventas en mostrador.</w:t>
+            </w:r>
+            <w:r>
+              <w:br/>
+              <w:t>• Cuentas de usuario: Transición de Activo → Inactivo ante la baja por el administrador.</w:t>
+            </w:r>
+          </w:p>
+        </w:tc>
+      </w:tr>
+      <w:tr>
+        <w:tc>
+          <w:tcPr>
+            <w:tcW w:w="1271" w:type="dxa"/>
+          </w:tcPr>
+          <w:p>
+            <w:pPr>
+              <w:spacing w:line="360" w:lineRule="auto"/>
+              <w:rPr>
+                <w:b/>
+                <w:bCs/>
+              </w:rPr>
+            </w:pPr>
+            <w:r>
+              <w:rPr>
+                <w:b/>
+                <w:bCs/>
+              </w:rPr>
+              <w:t>Efecto</w:t>
+            </w:r>
+          </w:p>
+        </w:tc>
+        <w:tc>
+          <w:tcPr>
+            <w:tcW w:w="8124" w:type="dxa"/>
+          </w:tcPr>
+          <w:p>
+            <w:pPr>
+              <w:spacing w:line="360" w:lineRule="auto"/>
+            </w:pPr>
+            <w:r>
+              <w:t>El sistema actualizó visualmente los indicadores de color (verde, amarillo y rojo) y bloqueó las operaciones no permitidas (como vender artículos sin existencias o productos vencidos).</w:t>
+            </w:r>
+          </w:p>
+        </w:tc>
+      </w:tr>
+    </w:tbl>
+    <w:p>
+      <w:pPr>
+        <w:spacing w:line="360" w:lineRule="auto"/>
+        <w:jc w:val="center"/>
+      </w:pPr>
+      <w:r>
+        <w:t>Fuente: Elaboración propia</w:t>
+      </w:r>
+      <w:r>
+        <w:t xml:space="preserve"> (</w:t>
+      </w:r>
+      <w:r>
+        <w:t>2026</w:t>
+      </w:r>
+      <w:r>
+        <w:t>)</w:t>
+      </w:r>
+    </w:p>
+    <w:p>
+      <w:pPr>
+        <w:pStyle w:val="Ttulo4"/>
+        <w:ind w:left="2880" w:hanging="360"/>
+      </w:pPr>
+      <w:r>
+        <w:t xml:space="preserve">Pruebas de Compatibilidad </w:t>
+      </w:r>
+    </w:p>
+    <w:p>
+      <w:pPr>
+        <w:spacing w:line="360" w:lineRule="auto"/>
+      </w:pPr>
+      <w:r>
+        <w:t>La Tabla III.4 muestra los navegadores web que se utilizaron para probar la compatibilidad y responsividad del sistema.</w:t>
+      </w:r>
+    </w:p>
+    <w:p>
+      <w:pPr>
+        <w:spacing w:line="360" w:lineRule="auto"/>
+        <w:jc w:val="center"/>
+        <w:rPr>
+          <w:b/>
+          <w:bCs/>
+        </w:rPr>
+      </w:pPr>
+      <w:r>
+        <w:rPr>
+          <w:b/>
+          <w:bCs/>
+        </w:rPr>
+        <w:t>Tabla 3.</w:t>
+      </w:r>
+      <w:r>
+        <w:rPr>
+          <w:b/>
+          <w:bCs/>
+        </w:rPr>
+        <w:fldChar w:fldCharType="begin"/>
+      </w:r>
+      <w:r>
+        <w:rPr>
+          <w:b/>
+          <w:bCs/>
+        </w:rPr>
+        <w:instrText xml:space="preserve"> SEQ Tabla \* ARABIC \s 1 </w:instrText>
+      </w:r>
+      <w:r>
+        <w:rPr>
+          <w:b/>
+          <w:bCs/>
+        </w:rPr>
+        <w:fldChar w:fldCharType="separate"/>
+      </w:r>
+      <w:r>
+        <w:rPr>
+          <w:b/>
+          <w:bCs/>
+          <w:noProof/>
+        </w:rPr>
+        <w:t>4</w:t>
+      </w:r>
+      <w:r>
+        <w:rPr>
+          <w:b/>
+          <w:bCs/>
+        </w:rPr>
+        <w:fldChar w:fldCharType="end"/>
+      </w:r>
+      <w:r>
+        <w:t xml:space="preserve"> Pruebas de Compatibilidad del Sistema Web</w:t>
+      </w:r>
+    </w:p>
+    <w:tbl>
+      <w:tblPr>
+        <w:tblStyle w:val="Tablaconcuadrcula"/>
+        <w:tblW w:w="0" w:type="auto"/>
+        <w:tblLook w:val="04A0" w:firstRow="1" w:lastRow="0" w:firstColumn="1" w:lastColumn="0" w:noHBand="0" w:noVBand="1"/>
+      </w:tblPr>
+      <w:tblGrid>
+        <w:gridCol w:w="1271"/>
+        <w:gridCol w:w="8124"/>
+      </w:tblGrid>
+      <w:tr>
+        <w:tc>
+          <w:tcPr>
+            <w:tcW w:w="1271" w:type="dxa"/>
+          </w:tcPr>
+          <w:p>
+            <w:pPr>
+              <w:spacing w:line="360" w:lineRule="auto"/>
+              <w:rPr>
+                <w:b/>
+                <w:bCs/>
+              </w:rPr>
+            </w:pPr>
+            <w:r>
+              <w:rPr>
+                <w:b/>
+                <w:bCs/>
+              </w:rPr>
+              <w:t>Elemento</w:t>
+            </w:r>
+          </w:p>
+        </w:tc>
+        <w:tc>
+          <w:tcPr>
+            <w:tcW w:w="8124" w:type="dxa"/>
+          </w:tcPr>
+          <w:p>
+            <w:pPr>
+              <w:spacing w:line="360" w:lineRule="auto"/>
+              <w:rPr>
+                <w:b/>
+                <w:bCs/>
+              </w:rPr>
+            </w:pPr>
+            <w:r>
+              <w:rPr>
+                <w:b/>
+                <w:bCs/>
+              </w:rPr>
+              <w:t>Detalle</w:t>
+            </w:r>
+          </w:p>
+        </w:tc>
+      </w:tr>
+      <w:tr>
+        <w:tc>
+          <w:tcPr>
+            <w:tcW w:w="1271" w:type="dxa"/>
+          </w:tcPr>
+          <w:p>
+            <w:pPr>
+              <w:spacing w:line="360" w:lineRule="auto"/>
+              <w:rPr>
+                <w:b/>
+                <w:bCs/>
+              </w:rPr>
+            </w:pPr>
+            <w:r>
+              <w:rPr>
+                <w:b/>
+                <w:bCs/>
+              </w:rPr>
+              <w:t>Objetivo</w:t>
+            </w:r>
+          </w:p>
+        </w:tc>
+        <w:tc>
+          <w:tcPr>
+            <w:tcW w:w="8124" w:type="dxa"/>
+          </w:tcPr>
+          <w:p>
+            <w:pPr>
+              <w:spacing w:line="360" w:lineRule="auto"/>
+            </w:pPr>
+            <w:r>
+              <w:t>Probar el sistema web en diferentes navegadores y dispositivos.</w:t>
+            </w:r>
+          </w:p>
+        </w:tc>
+      </w:tr>
+      <w:tr>
+        <w:tc>
+          <w:tcPr>
+            <w:tcW w:w="1271" w:type="dxa"/>
+          </w:tcPr>
+          <w:p>
+            <w:pPr>
+              <w:spacing w:line="360" w:lineRule="auto"/>
+              <w:rPr>
+                <w:b/>
+                <w:bCs/>
+              </w:rPr>
+            </w:pPr>
+            <w:r>
+              <w:rPr>
+                <w:b/>
+                <w:bCs/>
+              </w:rPr>
+              <w:t>Acción</w:t>
+            </w:r>
+          </w:p>
+        </w:tc>
+        <w:tc>
+          <w:tcPr>
+            <w:tcW w:w="8124" w:type="dxa"/>
+          </w:tcPr>
+          <w:p>
+            <w:pPr>
+              <w:spacing w:line="360" w:lineRule="auto"/>
+            </w:pPr>
+            <w:r>
+              <w:t>Se realizaron las pruebas de compatibilidad del sistema web con los navegadores Google Chrome, Microsoft Edge, Mozilla Firefox y Opera GX, tanto en computadoras de escritorio como en dispositivos móviles.</w:t>
+            </w:r>
+          </w:p>
+        </w:tc>
+      </w:tr>
+      <w:tr>
+        <w:tc>
+          <w:tcPr>
+            <w:tcW w:w="1271" w:type="dxa"/>
+          </w:tcPr>
+          <w:p>
+            <w:pPr>
+              <w:spacing w:line="360" w:lineRule="auto"/>
+              <w:rPr>
+                <w:b/>
+                <w:bCs/>
+              </w:rPr>
+            </w:pPr>
+            <w:r>
+              <w:rPr>
+                <w:b/>
+                <w:bCs/>
+              </w:rPr>
+              <w:t>Efecto</w:t>
+            </w:r>
+          </w:p>
+        </w:tc>
+        <w:tc>
+          <w:tcPr>
+            <w:tcW w:w="8124" w:type="dxa"/>
+          </w:tcPr>
+          <w:p>
+            <w:pPr>
+              <w:spacing w:line="360" w:lineRule="auto"/>
+            </w:pPr>
+            <w:r>
+              <w:t>Los resultados verificaron que el sistema web mantiene su diseño responsivo, la lectura rápida con escáner de código de barras y la ejecución del chatbot en todos los navegadores evaluados.</w:t>
+            </w:r>
+          </w:p>
+        </w:tc>
+      </w:tr>
+    </w:tbl>
+    <w:p>
+      <w:pPr>
+        <w:spacing w:line="360" w:lineRule="auto"/>
+        <w:jc w:val="center"/>
+      </w:pPr>
+      <w:r>
+        <w:t>Fuente: Elaboración propia</w:t>
+      </w:r>
+      <w:r>
+        <w:t xml:space="preserve"> (</w:t>
+      </w:r>
+      <w:r>
+        <w:t>2026</w:t>
+      </w:r>
+      <w:r>
+        <w:t>)</w:t>
+      </w:r>
+    </w:p>
+    <w:p>
+      <w:pPr>
+        <w:pStyle w:val="Ttulo4"/>
+        <w:ind w:left="2880" w:hanging="360"/>
+      </w:pPr>
+      <w:r>
+        <w:lastRenderedPageBreak/>
+        <w:t>Pruebas de Usabilidad</w:t>
+      </w:r>
+    </w:p>
+    <w:p>
+      <w:pPr>
+        <w:spacing w:line="360" w:lineRule="auto"/>
+      </w:pPr>
+      <w:r>
+        <w:t>La Tabla III.5 muestra la prueba de usabilidad que se realizó con los usuarios finales de la ferretería.</w:t>
+      </w:r>
+    </w:p>
+    <w:p>
+      <w:pPr>
+        <w:spacing w:line="360" w:lineRule="auto"/>
+        <w:jc w:val="center"/>
+        <w:rPr>
+          <w:b/>
+          <w:bCs/>
+        </w:rPr>
+      </w:pPr>
+      <w:r>
+        <w:rPr>
+          <w:b/>
+          <w:bCs/>
+        </w:rPr>
+        <w:t>Tabla 3.</w:t>
+      </w:r>
+      <w:r>
+        <w:rPr>
+          <w:b/>
+          <w:bCs/>
+        </w:rPr>
+        <w:fldChar w:fldCharType="begin"/>
+      </w:r>
+      <w:r>
+        <w:rPr>
+          <w:b/>
+          <w:bCs/>
+        </w:rPr>
+        <w:instrText xml:space="preserve"> SEQ Tabla \* ARABIC \s 1 </w:instrText>
+      </w:r>
+      <w:r>
+        <w:rPr>
+          <w:b/>
+          <w:bCs/>
+        </w:rPr>
+        <w:fldChar w:fldCharType="separate"/>
+      </w:r>
+      <w:r>
+        <w:rPr>
+          <w:b/>
+          <w:bCs/>
+          <w:noProof/>
+        </w:rPr>
+        <w:t>5</w:t>
+      </w:r>
+      <w:r>
+        <w:rPr>
+          <w:b/>
+          <w:bCs/>
+        </w:rPr>
+        <w:fldChar w:fldCharType="end"/>
+      </w:r>
+      <w:r>
+        <w:t xml:space="preserve"> Pruebas de Usabilidad del Sistema Web</w:t>
+      </w:r>
+    </w:p>
+    <w:tbl>
+      <w:tblPr>
+        <w:tblStyle w:val="Tablaconcuadrcula"/>
+        <w:tblW w:w="0" w:type="auto"/>
+        <w:tblLook w:val="04A0" w:firstRow="1" w:lastRow="0" w:firstColumn="1" w:lastColumn="0" w:noHBand="0" w:noVBand="1"/>
+      </w:tblPr>
+      <w:tblGrid>
+        <w:gridCol w:w="1271"/>
+        <w:gridCol w:w="8124"/>
+      </w:tblGrid>
+      <w:tr>
+        <w:tc>
+          <w:tcPr>
+            <w:tcW w:w="1271" w:type="dxa"/>
+          </w:tcPr>
+          <w:p>
+            <w:pPr>
+              <w:spacing w:line="360" w:lineRule="auto"/>
+              <w:rPr>
+                <w:b/>
+                <w:bCs/>
+              </w:rPr>
+            </w:pPr>
+            <w:r>
+              <w:rPr>
+                <w:b/>
+                <w:bCs/>
+              </w:rPr>
+              <w:t>Elemento</w:t>
+            </w:r>
+          </w:p>
+        </w:tc>
+        <w:tc>
+          <w:tcPr>
+            <w:tcW w:w="8124" w:type="dxa"/>
+          </w:tcPr>
+          <w:p>
+            <w:pPr>
+              <w:spacing w:line="360" w:lineRule="auto"/>
+              <w:rPr>
+                <w:b/>
+                <w:bCs/>
+              </w:rPr>
+            </w:pPr>
+            <w:r>
+              <w:rPr>
+                <w:b/>
+                <w:bCs/>
+              </w:rPr>
+              <w:t>Detalle</w:t>
+            </w:r>
+          </w:p>
+        </w:tc>
+      </w:tr>
+      <w:tr>
+        <w:tc>
+          <w:tcPr>
+            <w:tcW w:w="1271" w:type="dxa"/>
+          </w:tcPr>
+          <w:p>
+            <w:pPr>
+              <w:spacing w:line="360" w:lineRule="auto"/>
+              <w:rPr>
+                <w:b/>
+                <w:bCs/>
+              </w:rPr>
+            </w:pPr>
+            <w:r>
+              <w:rPr>
+                <w:b/>
+                <w:bCs/>
+              </w:rPr>
+              <w:t>Objetivo</w:t>
+            </w:r>
+          </w:p>
+        </w:tc>
+        <w:tc>
+          <w:tcPr>
+            <w:tcW w:w="8124" w:type="dxa"/>
+          </w:tcPr>
+          <w:p>
+            <w:pPr>
+              <w:spacing w:line="360" w:lineRule="auto"/>
+            </w:pPr>
+            <w:r>
+              <w:t>Probar la facilidad de uso y la experiencia de usuario del sistema web.</w:t>
+            </w:r>
+          </w:p>
+        </w:tc>
+      </w:tr>
+      <w:tr>
+        <w:tc>
+          <w:tcPr>
+            <w:tcW w:w="1271" w:type="dxa"/>
+          </w:tcPr>
+          <w:p>
+            <w:pPr>
+              <w:spacing w:line="360" w:lineRule="auto"/>
+              <w:rPr>
+                <w:b/>
+                <w:bCs/>
+              </w:rPr>
+            </w:pPr>
+            <w:r>
+              <w:rPr>
+                <w:b/>
+                <w:bCs/>
+              </w:rPr>
+              <w:t>Acción</w:t>
+            </w:r>
+          </w:p>
+        </w:tc>
+        <w:tc>
+          <w:tcPr>
+            <w:tcW w:w="8124" w:type="dxa"/>
+          </w:tcPr>
+          <w:p>
+            <w:pPr>
+              <w:spacing w:line="360" w:lineRule="auto"/>
+            </w:pPr>
+            <w:r>
+              <w:t>Luego de un periodo de uso en mostrador y administración, se realizó una encuesta al personal de la Ferretería Casa y Construcción evaluando la rapidez del cobro, la facilidad para buscar productos y la claridad de los reportes.</w:t>
+            </w:r>
+          </w:p>
+        </w:tc>
+      </w:tr>
+      <w:tr>
+        <w:tc>
+          <w:tcPr>
+            <w:tcW w:w="1271" w:type="dxa"/>
+          </w:tcPr>
+          <w:p>
+            <w:pPr>
+              <w:spacing w:line="360" w:lineRule="auto"/>
+              <w:rPr>
+                <w:b/>
+                <w:bCs/>
+              </w:rPr>
+            </w:pPr>
+            <w:r>
+              <w:rPr>
+                <w:b/>
+                <w:bCs/>
+              </w:rPr>
+              <w:t>Efecto</w:t>
+            </w:r>
+          </w:p>
+        </w:tc>
+        <w:tc>
+          <w:tcPr>
+            <w:tcW w:w="8124" w:type="dxa"/>
+          </w:tcPr>
+          <w:p>
+            <w:pPr>
+              <w:spacing w:line="360" w:lineRule="auto"/>
+            </w:pPr>
+            <w:r>
+              <w:t>Los resultados de las pruebas de usabilidad indicaron un alto nivel de satisfacción, destacando la reducción en el tiempo de atención a clientes y la facilidad para identificar productos con poco stock.</w:t>
+            </w:r>
+          </w:p>
+        </w:tc>
+      </w:tr>
+    </w:tbl>
+    <w:p>
+      <w:pPr>
+        <w:spacing w:line="360" w:lineRule="auto"/>
+        <w:jc w:val="center"/>
+      </w:pPr>
+      <w:r>
+        <w:t>Fuente: Elaboración propia</w:t>
+      </w:r>
+      <w:r>
+        <w:t xml:space="preserve"> (</w:t>
+      </w:r>
+      <w:r>
+        <w:t>2026</w:t>
+      </w:r>
+      <w:r>
+        <w:t>)</w:t>
+      </w:r>
+    </w:p>
+    <w:p>
+      <w:pPr>
+        <w:spacing w:line="360" w:lineRule="auto"/>
+        <w:jc w:val="center"/>
+      </w:pPr>
+    </w:p>
+    <w:p>
+      <w:pPr>
+        <w:spacing w:line="360" w:lineRule="auto"/>
+        <w:jc w:val="center"/>
+      </w:pPr>
+    </w:p>
+    <w:p>
+      <w:pPr>
+        <w:spacing w:line="360" w:lineRule="auto"/>
+        <w:jc w:val="center"/>
+      </w:pPr>
+    </w:p>
+    <w:p>
+      <w:pPr>
+        <w:spacing w:line="360" w:lineRule="auto"/>
+        <w:jc w:val="center"/>
+      </w:pPr>
+    </w:p>
+    <w:p>
+      <w:pPr>
+        <w:spacing w:line="360" w:lineRule="auto"/>
+        <w:jc w:val="center"/>
+      </w:pPr>
+    </w:p>
+    <w:p>
+      <w:pPr>
+        <w:spacing w:line="360" w:lineRule="auto"/>
+        <w:jc w:val="center"/>
+      </w:pPr>
+    </w:p>
+    <w:p>
+      <w:pPr>
+        <w:spacing w:line="360" w:lineRule="auto"/>
+        <w:jc w:val="center"/>
+      </w:pPr>
+    </w:p>
+    <w:p>
+      <w:pPr>
+        <w:spacing w:line="360" w:lineRule="auto"/>
+        <w:jc w:val="center"/>
+      </w:pPr>
+    </w:p>
+    <w:p>
+      <w:pPr>
+        <w:spacing w:line="360" w:lineRule="auto"/>
+        <w:jc w:val="center"/>
+      </w:pPr>
+    </w:p>
+    <w:p>
+      <w:pPr>
+        <w:spacing w:line="360" w:lineRule="auto"/>
+        <w:jc w:val="center"/>
+      </w:pPr>
+    </w:p>
+    <w:p>
+      <w:pPr>
+        <w:spacing w:line="360" w:lineRule="auto"/>
+        <w:jc w:val="center"/>
+      </w:pPr>
+    </w:p>
+    <w:p>
+      <w:pPr>
+        <w:spacing w:line="360" w:lineRule="auto"/>
+        <w:jc w:val="center"/>
+      </w:pPr>
+    </w:p>
+    <w:p>
+      <w:pPr>
+        <w:pStyle w:val="Ttulo3"/>
+        <w:ind w:left="2160" w:hanging="360"/>
+      </w:pPr>
+      <w:r>
+        <w:lastRenderedPageBreak/>
+        <w:t>PRUEBAS DE CAJA BLANCA</w:t>
+      </w:r>
+    </w:p>
+    <w:p>
+      <w:pPr>
+        <w:spacing w:line="360" w:lineRule="auto"/>
+      </w:pPr>
+      <w:r>
+        <w:t>Las pruebas de caja blanca se realizaron para verificar la estructura lógica interna, la validación de formularios y los mecanismos de seguridad implementados en el código.</w:t>
+      </w:r>
+    </w:p>
+    <w:p>
+      <w:pPr>
+        <w:pStyle w:val="Ttulo4"/>
+        <w:ind w:left="2880" w:hanging="360"/>
+      </w:pPr>
+      <w:r>
+        <w:t>PRUEBAS DE VALIDACIÓN DE FORMULARIOS CON EXPRESIONES REGULARES (REGEX</w:t>
+      </w:r>
+      <w:r>
+        <w:t>)</w:t>
+      </w:r>
+    </w:p>
+    <w:p>
+      <w:r>
+        <w:t>La Tabla III.6 muestra los tipos de campos probados mediante expresiones regulares para evitar el ingreso de datos erróneos.</w:t>
+      </w:r>
+    </w:p>
+    <w:p>
+      <w:pPr>
+        <w:spacing w:line="360" w:lineRule="auto"/>
+        <w:jc w:val="center"/>
+        <w:rPr>
+          <w:b/>
+          <w:bCs/>
+        </w:rPr>
+      </w:pPr>
+      <w:r>
+        <w:rPr>
+          <w:b/>
+          <w:bCs/>
+        </w:rPr>
+        <w:t>Tabla 3.</w:t>
+      </w:r>
+      <w:r>
+        <w:rPr>
+          <w:b/>
+          <w:bCs/>
+        </w:rPr>
+        <w:fldChar w:fldCharType="begin"/>
+      </w:r>
+      <w:r>
+        <w:rPr>
+          <w:b/>
+          <w:bCs/>
+        </w:rPr>
+        <w:instrText xml:space="preserve"> SEQ Tabla \* ARABIC \s 1 </w:instrText>
+      </w:r>
+      <w:r>
+        <w:rPr>
+          <w:b/>
+          <w:bCs/>
+        </w:rPr>
+        <w:fldChar w:fldCharType="separate"/>
+      </w:r>
+      <w:r>
+        <w:rPr>
+          <w:b/>
+          <w:bCs/>
+          <w:noProof/>
+        </w:rPr>
+        <w:t>6</w:t>
+      </w:r>
+      <w:r>
+        <w:rPr>
+          <w:b/>
+          <w:bCs/>
+        </w:rPr>
+        <w:fldChar w:fldCharType="end"/>
+      </w:r>
+      <w:r>
+        <w:t xml:space="preserve"> </w:t>
+      </w:r>
+      <w:r>
+        <w:t>Pruebas de Validación de Formularios con Expresiones Regulares</w:t>
+      </w:r>
+    </w:p>
+    <w:tbl>
+      <w:tblPr>
+        <w:tblStyle w:val="Tablaconcuadrcula"/>
+        <w:tblW w:w="0" w:type="auto"/>
+        <w:tblLook w:val="04A0" w:firstRow="1" w:lastRow="0" w:firstColumn="1" w:lastColumn="0" w:noHBand="0" w:noVBand="1"/>
+      </w:tblPr>
+      <w:tblGrid>
+        <w:gridCol w:w="1271"/>
+        <w:gridCol w:w="8124"/>
+      </w:tblGrid>
+      <w:tr>
+        <w:tc>
+          <w:tcPr>
+            <w:tcW w:w="1271" w:type="dxa"/>
+          </w:tcPr>
+          <w:p>
+            <w:pPr>
+              <w:spacing w:line="360" w:lineRule="auto"/>
+              <w:rPr>
+                <w:b/>
+                <w:bCs/>
+              </w:rPr>
+            </w:pPr>
+            <w:r>
+              <w:rPr>
+                <w:b/>
+                <w:bCs/>
+              </w:rPr>
+              <w:t>Elemento</w:t>
+            </w:r>
+          </w:p>
+        </w:tc>
+        <w:tc>
+          <w:tcPr>
+            <w:tcW w:w="8124" w:type="dxa"/>
+          </w:tcPr>
+          <w:p>
+            <w:pPr>
+              <w:spacing w:line="360" w:lineRule="auto"/>
+              <w:rPr>
+                <w:b/>
+                <w:bCs/>
+              </w:rPr>
+            </w:pPr>
+            <w:r>
+              <w:rPr>
+                <w:b/>
+                <w:bCs/>
+              </w:rPr>
+              <w:t>Detalle</w:t>
+            </w:r>
+          </w:p>
+        </w:tc>
+      </w:tr>
+      <w:tr>
+        <w:tc>
+          <w:tcPr>
+            <w:tcW w:w="1271" w:type="dxa"/>
+          </w:tcPr>
+          <w:p>
+            <w:pPr>
+              <w:spacing w:line="360" w:lineRule="auto"/>
+              <w:rPr>
+                <w:b/>
+                <w:bCs/>
+              </w:rPr>
+            </w:pPr>
+            <w:r>
+              <w:rPr>
+                <w:b/>
+                <w:bCs/>
+              </w:rPr>
+              <w:t>Objetivo</w:t>
+            </w:r>
+          </w:p>
+        </w:tc>
+        <w:tc>
+          <w:tcPr>
+            <w:tcW w:w="8124" w:type="dxa"/>
+          </w:tcPr>
+          <w:p>
+            <w:pPr>
+              <w:spacing w:line="360" w:lineRule="auto"/>
+              <w:jc w:val="left"/>
+            </w:pPr>
+            <w:r>
+              <w:t>Probar la validación de todos los formularios de entrada del sistema web.</w:t>
+            </w:r>
+          </w:p>
+        </w:tc>
+      </w:tr>
+      <w:tr>
+        <w:tc>
+          <w:tcPr>
+            <w:tcW w:w="1271" w:type="dxa"/>
+          </w:tcPr>
+          <w:p>
+            <w:pPr>
+              <w:spacing w:line="360" w:lineRule="auto"/>
+              <w:rPr>
+                <w:b/>
+                <w:bCs/>
+              </w:rPr>
+            </w:pPr>
+            <w:r>
+              <w:rPr>
+                <w:b/>
+                <w:bCs/>
+              </w:rPr>
+              <w:t>Acción</w:t>
+            </w:r>
+          </w:p>
+        </w:tc>
+        <w:tc>
+          <w:tcPr>
+            <w:tcW w:w="8124" w:type="dxa"/>
+          </w:tcPr>
+          <w:p>
+            <w:pPr>
+              <w:spacing w:line="360" w:lineRule="auto"/>
+              <w:jc w:val="left"/>
+            </w:pPr>
+            <w:r>
+              <w:t>Se realizaron pruebas de validación con expresiones regulares en los siguientes campos:</w:t>
+            </w:r>
+            <w:r>
+              <w:br/>
+              <w:t>• Correo Electrónico</w:t>
+            </w:r>
+            <w:r>
+              <w:br/>
+              <w:t>• Contraseñas Seguras (mayúsculas, minúsculas y números)</w:t>
+            </w:r>
+            <w:r>
+              <w:br/>
+              <w:t>• Carnet de Identidad (CI) y NIT</w:t>
+            </w:r>
+            <w:r>
+              <w:br/>
+              <w:t>• Número Telefónico / WhatsApp (8 dígitos)</w:t>
+            </w:r>
+            <w:r>
+              <w:br/>
+              <w:t>• Precios de Compra y Venta (valores numéricos positivos con decimales)</w:t>
+            </w:r>
+            <w:r>
+              <w:br/>
+              <w:t>• Nombres de Productos, Categorías y Marcas</w:t>
+            </w:r>
+          </w:p>
+        </w:tc>
+      </w:tr>
+      <w:tr>
+        <w:tc>
+          <w:tcPr>
+            <w:tcW w:w="1271" w:type="dxa"/>
+          </w:tcPr>
+          <w:p>
+            <w:pPr>
+              <w:spacing w:line="360" w:lineRule="auto"/>
+              <w:rPr>
+                <w:b/>
+                <w:bCs/>
+              </w:rPr>
+            </w:pPr>
+            <w:r>
+              <w:rPr>
+                <w:b/>
+                <w:bCs/>
+              </w:rPr>
+              <w:t>Efecto</w:t>
+            </w:r>
+          </w:p>
+        </w:tc>
+        <w:tc>
+          <w:tcPr>
+            <w:tcW w:w="8124" w:type="dxa"/>
+          </w:tcPr>
+          <w:p>
+            <w:pPr>
+              <w:spacing w:line="360" w:lineRule="auto"/>
+            </w:pPr>
+            <w:r>
+              <w:t>Los formularios rechazaron caracteres no permitidos o formatos inválidos, mostrando mensajes de advertencia claros al usuario antes de enviar los datos al servidor.</w:t>
+            </w:r>
+          </w:p>
+        </w:tc>
+      </w:tr>
+    </w:tbl>
+    <w:p>
+      <w:pPr>
+        <w:spacing w:line="360" w:lineRule="auto"/>
+        <w:jc w:val="center"/>
+      </w:pPr>
+      <w:r>
+        <w:t>Fuente: Elaboración propia</w:t>
+      </w:r>
+      <w:r>
+        <w:t xml:space="preserve"> (</w:t>
+      </w:r>
+      <w:r>
+        <w:t>2026</w:t>
+      </w:r>
+      <w:r>
+        <w:t>)</w:t>
+      </w:r>
+    </w:p>
+    <w:p>
+      <w:pPr>
+        <w:spacing w:line="360" w:lineRule="auto"/>
+        <w:jc w:val="center"/>
+      </w:pPr>
+    </w:p>
+    <w:p>
+      <w:pPr>
+        <w:spacing w:line="360" w:lineRule="auto"/>
+        <w:jc w:val="center"/>
+      </w:pPr>
+    </w:p>
+    <w:p>
+      <w:pPr>
+        <w:spacing w:line="360" w:lineRule="auto"/>
+        <w:jc w:val="center"/>
+      </w:pPr>
+    </w:p>
+    <w:p>
+      <w:pPr>
+        <w:spacing w:line="360" w:lineRule="auto"/>
+        <w:jc w:val="center"/>
+      </w:pPr>
+    </w:p>
+    <w:p>
+      <w:pPr>
+        <w:spacing w:line="360" w:lineRule="auto"/>
+        <w:jc w:val="center"/>
+      </w:pPr>
+    </w:p>
+    <w:p>
+      <w:pPr>
+        <w:pStyle w:val="Ttulo3"/>
+        <w:ind w:left="2160" w:hanging="360"/>
+      </w:pPr>
+      <w:r>
+        <w:lastRenderedPageBreak/>
+        <w:t>P</w:t>
+      </w:r>
+      <w:r>
+        <w:t>RUEBAS Y EVALUACIÓN DE LA INTELIGENCIA ARTIFICIAL</w:t>
+      </w:r>
+    </w:p>
+    <w:p>
+      <w:pPr>
+        <w:spacing w:line="360" w:lineRule="auto"/>
+      </w:pPr>
+      <w:r>
+        <w:t>Para evaluar el funcionamiento y la calidad de las respuestas del asistente virtual con Inteligencia Artificial, se llevaron a cabo tres pruebas técnicas:</w:t>
+      </w:r>
+    </w:p>
+    <w:p>
+      <w:pPr>
+        <w:pStyle w:val="Prrafodelista"/>
+        <w:numPr>
+          <w:ilvl w:val="0"/>
+          <w:numId w:val="35"/>
+        </w:numPr>
+      </w:pPr>
+      <w:r>
+        <w:t>Curva de Pérdida del Entrenamiento (Fine-Tuning)</w:t>
+      </w:r>
+    </w:p>
+    <w:p>
+      <w:pPr>
+        <w:pStyle w:val="Prrafodelista"/>
+        <w:spacing w:line="360" w:lineRule="auto"/>
+      </w:pPr>
+      <w:r>
+        <w:t>En la Figura III.1 se observa la curva de pérdida (Loss) obtenida durante el entrenamiento del modelo Llama-3.2-3B-Instruct con el dataset de ferretería. La gráfica demuestra cómo el error disminuyó progresivamente desde 1.82 hasta 0.34, confirmando que el modelo aprendió correctamente los conceptos de construcción y ferretería</w:t>
+      </w:r>
+    </w:p>
+    <w:p>
+      <w:pPr>
+        <w:pStyle w:val="Descripcin"/>
+        <w:keepNext/>
+        <w:jc w:val="center"/>
+        <w:rPr>
+          <w:b/>
+          <w:bCs/>
+          <w:i w:val="0"/>
+          <w:iCs w:val="0"/>
+          <w:color w:val="auto"/>
+          <w:sz w:val="22"/>
+          <w:szCs w:val="22"/>
+        </w:rPr>
+      </w:pPr>
+      <w:r>
+        <w:rPr>
+          <w:b/>
+          <w:bCs/>
+          <w:i w:val="0"/>
+          <w:iCs w:val="0"/>
+          <w:color w:val="auto"/>
+          <w:sz w:val="22"/>
+          <w:szCs w:val="22"/>
+        </w:rPr>
+        <w:t xml:space="preserve">Figura </w:t>
+      </w:r>
+      <w:r>
+        <w:rPr>
+          <w:b/>
+          <w:bCs/>
+          <w:i w:val="0"/>
+          <w:iCs w:val="0"/>
+          <w:color w:val="auto"/>
+          <w:sz w:val="22"/>
+          <w:szCs w:val="22"/>
+        </w:rPr>
+        <w:t>3.</w:t>
+      </w:r>
+      <w:r>
+        <w:rPr>
+          <w:b/>
+          <w:bCs/>
+          <w:i w:val="0"/>
+          <w:iCs w:val="0"/>
+          <w:color w:val="auto"/>
+          <w:sz w:val="22"/>
+          <w:szCs w:val="22"/>
+        </w:rPr>
+        <w:fldChar w:fldCharType="begin"/>
+      </w:r>
+      <w:r>
+        <w:rPr>
+          <w:b/>
+          <w:bCs/>
+          <w:i w:val="0"/>
+          <w:iCs w:val="0"/>
+          <w:color w:val="auto"/>
+          <w:sz w:val="22"/>
+          <w:szCs w:val="22"/>
+        </w:rPr>
+        <w:instrText xml:space="preserve"> SEQ Figura \* ARABIC \s 1 </w:instrText>
+      </w:r>
+      <w:r>
+        <w:rPr>
+          <w:b/>
+          <w:bCs/>
+          <w:i w:val="0"/>
+          <w:iCs w:val="0"/>
+          <w:color w:val="auto"/>
+          <w:sz w:val="22"/>
+          <w:szCs w:val="22"/>
+        </w:rPr>
+        <w:fldChar w:fldCharType="separate"/>
+      </w:r>
+      <w:r>
+        <w:rPr>
+          <w:b/>
+          <w:bCs/>
+          <w:i w:val="0"/>
+          <w:iCs w:val="0"/>
+          <w:noProof/>
+          <w:color w:val="auto"/>
+          <w:sz w:val="22"/>
+          <w:szCs w:val="22"/>
+        </w:rPr>
+        <w:t>1</w:t>
+      </w:r>
+      <w:r>
+        <w:rPr>
+          <w:b/>
+          <w:bCs/>
+          <w:i w:val="0"/>
+          <w:iCs w:val="0"/>
+          <w:color w:val="auto"/>
+          <w:sz w:val="22"/>
+          <w:szCs w:val="22"/>
+        </w:rPr>
+        <w:fldChar w:fldCharType="end"/>
+      </w:r>
+      <w:r>
+        <w:rPr>
+          <w:b/>
+          <w:bCs/>
+          <w:i w:val="0"/>
+          <w:iCs w:val="0"/>
+          <w:color w:val="auto"/>
+          <w:sz w:val="22"/>
+          <w:szCs w:val="22"/>
+        </w:rPr>
+        <w:t xml:space="preserve"> </w:t>
+      </w:r>
+      <w:r>
+        <w:rPr>
+          <w:i w:val="0"/>
+          <w:iCs w:val="0"/>
+          <w:color w:val="auto"/>
+          <w:sz w:val="22"/>
+          <w:szCs w:val="22"/>
+        </w:rPr>
+        <w:t>Curva de Pérdida del Entrenamiento del Asistente Virtual</w:t>
+      </w:r>
+    </w:p>
+    <w:p>
+      <w:pPr>
+        <w:spacing w:line="360" w:lineRule="auto"/>
+      </w:pPr>
+      <w:r>
+        <w:rPr>
+          <w:noProof/>
+        </w:rPr>
+        <w:drawing>
+          <wp:inline distT="0" distB="0" distL="0" distR="0" wp14:anchorId="2EE88A44" wp14:editId="2A0D30D1">
+            <wp:extent cx="5972175" cy="3652520"/>
+            <wp:effectExtent l="0" t="0" r="9525" b="5080"/>
+            <wp:docPr id="2" name="Imagen 2"/>
+            <wp:cNvGraphicFramePr>
+              <a:graphicFrameLocks xmlns:a="http://schemas.openxmlformats.org/drawingml/2006/main" noChangeAspect="1"/>
+            </wp:cNvGraphicFramePr>
+            <a:graphic xmlns:a="http://schemas.openxmlformats.org/drawingml/2006/main">
+              <a:graphicData uri="http://schemas.openxmlformats.org/drawingml/2006/picture">
+                <pic:pic xmlns:pic="http://schemas.openxmlformats.org/drawingml/2006/picture">
+                  <pic:nvPicPr>
+                    <pic:cNvPr id="0" name="Picture 1"/>
+                    <pic:cNvPicPr>
+                      <a:picLocks noChangeAspect="1" noChangeArrowheads="1"/>
+                    </pic:cNvPicPr>
+                  </pic:nvPicPr>
+                  <pic:blipFill>
+                    <a:blip r:embed="rId37" cstate="print">
+                      <a:extLst>
+                        <a:ext uri="{28A0092B-C50C-407E-A947-70E740481C1C}">
+                          <a14:useLocalDpi xmlns:a14="http://schemas.microsoft.com/office/drawing/2010/main" val="0"/>
+                        </a:ext>
+                      </a:extLst>
+                    </a:blip>
+                    <a:srcRect/>
+                    <a:stretch>
+                      <a:fillRect/>
+                    </a:stretch>
+                  </pic:blipFill>
+                  <pic:spPr bwMode="auto">
+                    <a:xfrm>
+                      <a:off x="0" y="0"/>
+                      <a:ext cx="5972175" cy="3652520"/>
+                    </a:xfrm>
+                    <a:prstGeom prst="rect">
+                      <a:avLst/>
+                    </a:prstGeom>
+                    <a:noFill/>
+                    <a:ln>
+                      <a:noFill/>
+                    </a:ln>
+                  </pic:spPr>
+                </pic:pic>
+              </a:graphicData>
+            </a:graphic>
+          </wp:inline>
+        </w:drawing>
+      </w:r>
+    </w:p>
+    <w:p>
+      <w:pPr>
+        <w:spacing w:line="360" w:lineRule="auto"/>
+        <w:jc w:val="center"/>
+      </w:pPr>
+      <w:r>
+        <w:t>Fuente: Elaboración propia</w:t>
+      </w:r>
+      <w:r>
+        <w:t xml:space="preserve"> (</w:t>
+      </w:r>
+      <w:r>
+        <w:t>2026</w:t>
+      </w:r>
+      <w:r>
+        <w:t>)</w:t>
+      </w:r>
+    </w:p>
+    <w:p>
+      <w:pPr>
+        <w:spacing w:line="360" w:lineRule="auto"/>
+      </w:pPr>
+    </w:p>
+    <w:p>
+      <w:pPr>
+        <w:spacing w:line="360" w:lineRule="auto"/>
+      </w:pPr>
+    </w:p>
+    <w:p>
+      <w:pPr>
+        <w:spacing w:line="360" w:lineRule="auto"/>
+      </w:pPr>
+    </w:p>
+    <w:p>
+      <w:pPr>
+        <w:spacing w:line="360" w:lineRule="auto"/>
+      </w:pPr>
+    </w:p>
+    <w:p>
+      <w:pPr>
+        <w:spacing w:line="360" w:lineRule="auto"/>
+      </w:pPr>
+    </w:p>
+    <w:p>
+      <w:pPr>
+        <w:pStyle w:val="Prrafodelista"/>
+        <w:numPr>
+          <w:ilvl w:val="0"/>
+          <w:numId w:val="35"/>
+        </w:numPr>
+        <w:spacing w:line="360" w:lineRule="auto"/>
+      </w:pPr>
+      <w:r>
+        <w:t>Evaluación de Precisión del Lenguaje Natural (Métricas ROUGE y BLEU)</w:t>
+      </w:r>
+    </w:p>
+    <w:p>
+      <w:pPr>
+        <w:spacing w:line="360" w:lineRule="auto"/>
+        <w:ind w:left="720"/>
+      </w:pPr>
+      <w:r>
+        <w:t>En la Figura III.2 se muestra la comparativa entre el modelo base y el modelo entrenado para la ferretería. Las métricas científicas demuestran una mejora notable en la precisión y fluidez de las respuestas técnicas.</w:t>
+      </w:r>
+    </w:p>
+    <w:p>
+      <w:pPr>
+        <w:pStyle w:val="Descripcin"/>
+        <w:keepNext/>
+        <w:jc w:val="center"/>
+        <w:rPr>
+          <w:b/>
+          <w:bCs/>
+          <w:i w:val="0"/>
+          <w:iCs w:val="0"/>
+          <w:color w:val="auto"/>
+          <w:sz w:val="22"/>
+          <w:szCs w:val="22"/>
+        </w:rPr>
+      </w:pPr>
+      <w:r>
+        <w:rPr>
+          <w:b/>
+          <w:bCs/>
+          <w:i w:val="0"/>
+          <w:iCs w:val="0"/>
+          <w:color w:val="auto"/>
+          <w:sz w:val="22"/>
+          <w:szCs w:val="22"/>
+        </w:rPr>
+        <w:t xml:space="preserve">Figura </w:t>
+      </w:r>
+      <w:r>
+        <w:rPr>
+          <w:b/>
+          <w:bCs/>
+          <w:i w:val="0"/>
+          <w:iCs w:val="0"/>
+          <w:color w:val="auto"/>
+          <w:sz w:val="22"/>
+          <w:szCs w:val="22"/>
+        </w:rPr>
+        <w:t>3.</w:t>
+      </w:r>
+      <w:r>
+        <w:rPr>
+          <w:b/>
+          <w:bCs/>
+          <w:i w:val="0"/>
+          <w:iCs w:val="0"/>
+          <w:color w:val="auto"/>
+          <w:sz w:val="22"/>
+          <w:szCs w:val="22"/>
+        </w:rPr>
+        <w:fldChar w:fldCharType="begin"/>
+      </w:r>
+      <w:r>
+        <w:rPr>
+          <w:b/>
+          <w:bCs/>
+          <w:i w:val="0"/>
+          <w:iCs w:val="0"/>
+          <w:color w:val="auto"/>
+          <w:sz w:val="22"/>
+          <w:szCs w:val="22"/>
+        </w:rPr>
+        <w:instrText xml:space="preserve"> SEQ Figura \* ARABIC \s 1 </w:instrText>
+      </w:r>
+      <w:r>
+        <w:rPr>
+          <w:b/>
+          <w:bCs/>
+          <w:i w:val="0"/>
+          <w:iCs w:val="0"/>
+          <w:color w:val="auto"/>
+          <w:sz w:val="22"/>
+          <w:szCs w:val="22"/>
+        </w:rPr>
+        <w:fldChar w:fldCharType="separate"/>
+      </w:r>
+      <w:r>
+        <w:rPr>
+          <w:b/>
+          <w:bCs/>
+          <w:i w:val="0"/>
+          <w:iCs w:val="0"/>
+          <w:noProof/>
+          <w:color w:val="auto"/>
+          <w:sz w:val="22"/>
+          <w:szCs w:val="22"/>
+        </w:rPr>
+        <w:t>2</w:t>
+      </w:r>
+      <w:r>
+        <w:rPr>
+          <w:b/>
+          <w:bCs/>
+          <w:i w:val="0"/>
+          <w:iCs w:val="0"/>
+          <w:color w:val="auto"/>
+          <w:sz w:val="22"/>
+          <w:szCs w:val="22"/>
+        </w:rPr>
+        <w:fldChar w:fldCharType="end"/>
+      </w:r>
+      <w:r>
+        <w:rPr>
+          <w:b/>
+          <w:bCs/>
+          <w:i w:val="0"/>
+          <w:iCs w:val="0"/>
+          <w:color w:val="auto"/>
+          <w:sz w:val="22"/>
+          <w:szCs w:val="22"/>
+        </w:rPr>
+        <w:t xml:space="preserve"> </w:t>
+      </w:r>
+      <w:r>
+        <w:rPr>
+          <w:i w:val="0"/>
+          <w:iCs w:val="0"/>
+          <w:color w:val="auto"/>
+          <w:sz w:val="22"/>
+          <w:szCs w:val="22"/>
+        </w:rPr>
+        <w:t>Comparativa de Rendimiento del Modelo de Lenguaje</w:t>
+      </w:r>
+    </w:p>
+    <w:p>
+      <w:pPr>
+        <w:spacing w:line="360" w:lineRule="auto"/>
+      </w:pPr>
+      <w:r>
+        <w:rPr>
+          <w:noProof/>
+        </w:rPr>
+        <w:drawing>
+          <wp:inline distT="0" distB="0" distL="0" distR="0" wp14:anchorId="57167ACC" wp14:editId="1471B8C8">
+            <wp:extent cx="5972175" cy="3652520"/>
+            <wp:effectExtent l="0" t="0" r="9525" b="5080"/>
+            <wp:docPr id="3" name="Imagen 3"/>
+            <wp:cNvGraphicFramePr>
+              <a:graphicFrameLocks xmlns:a="http://schemas.openxmlformats.org/drawingml/2006/main" noChangeAspect="1"/>
+            </wp:cNvGraphicFramePr>
+            <a:graphic xmlns:a="http://schemas.openxmlformats.org/drawingml/2006/main">
+              <a:graphicData uri="http://schemas.openxmlformats.org/drawingml/2006/picture">
+                <pic:pic xmlns:pic="http://schemas.openxmlformats.org/drawingml/2006/picture">
+                  <pic:nvPicPr>
+                    <pic:cNvPr id="0" name="Picture 3"/>
+                    <pic:cNvPicPr>
+                      <a:picLocks noChangeAspect="1" noChangeArrowheads="1"/>
+                    </pic:cNvPicPr>
+                  </pic:nvPicPr>
+                  <pic:blipFill>
+                    <a:blip r:embed="rId38" cstate="print">
+                      <a:extLst>
+                        <a:ext uri="{28A0092B-C50C-407E-A947-70E740481C1C}">
+                          <a14:useLocalDpi xmlns:a14="http://schemas.microsoft.com/office/drawing/2010/main" val="0"/>
+                        </a:ext>
+                      </a:extLst>
+                    </a:blip>
+                    <a:srcRect/>
+                    <a:stretch>
+                      <a:fillRect/>
+                    </a:stretch>
+                  </pic:blipFill>
+                  <pic:spPr bwMode="auto">
+                    <a:xfrm>
+                      <a:off x="0" y="0"/>
+                      <a:ext cx="5972175" cy="3652520"/>
+                    </a:xfrm>
+                    <a:prstGeom prst="rect">
+                      <a:avLst/>
+                    </a:prstGeom>
+                    <a:noFill/>
+                    <a:ln>
+                      <a:noFill/>
+                    </a:ln>
+                  </pic:spPr>
+                </pic:pic>
+              </a:graphicData>
+            </a:graphic>
+          </wp:inline>
+        </w:drawing>
+      </w:r>
+    </w:p>
+    <w:p>
+      <w:pPr>
+        <w:spacing w:line="360" w:lineRule="auto"/>
+        <w:jc w:val="center"/>
+      </w:pPr>
+      <w:r>
+        <w:t>Fuente: Elaboración propia</w:t>
+      </w:r>
+      <w:r>
+        <w:t xml:space="preserve"> (</w:t>
+      </w:r>
+      <w:r>
+        <w:t>2026</w:t>
+      </w:r>
+      <w:r>
+        <w:t>)</w:t>
+      </w:r>
+    </w:p>
+    <w:p>
+      <w:pPr>
+        <w:spacing w:line="360" w:lineRule="auto"/>
+      </w:pPr>
+    </w:p>
+    <w:p>
+      <w:pPr>
+        <w:spacing w:line="360" w:lineRule="auto"/>
+      </w:pPr>
+    </w:p>
+    <w:p>
+      <w:pPr>
+        <w:spacing w:line="360" w:lineRule="auto"/>
+      </w:pPr>
+    </w:p>
+    <w:p>
+      <w:pPr>
+        <w:spacing w:line="360" w:lineRule="auto"/>
+      </w:pPr>
+    </w:p>
+    <w:p>
+      <w:pPr>
+        <w:spacing w:line="360" w:lineRule="auto"/>
+      </w:pPr>
+    </w:p>
+    <w:p>
+      <w:pPr>
+        <w:spacing w:line="360" w:lineRule="auto"/>
+      </w:pPr>
+    </w:p>
+    <w:p>
+      <w:pPr>
+        <w:spacing w:line="360" w:lineRule="auto"/>
+      </w:pPr>
+    </w:p>
+    <w:p>
+      <w:pPr>
+        <w:pStyle w:val="Prrafodelista"/>
+        <w:numPr>
+          <w:ilvl w:val="0"/>
+          <w:numId w:val="35"/>
+        </w:numPr>
+        <w:spacing w:line="360" w:lineRule="auto"/>
+      </w:pPr>
+      <w:r>
+        <w:lastRenderedPageBreak/>
+        <w:t>Matriz de Confusión del Filtro de Seguridad (Guardrails)</w:t>
+      </w:r>
+    </w:p>
+    <w:p>
+      <w:pPr>
+        <w:spacing w:line="360" w:lineRule="auto"/>
+      </w:pPr>
+      <w:r>
+        <w:t>En la Figura III.3 se presentan los resultados de las pruebas realizadas para comprobar que el chatbot responda únicamente a temas de ferretería y bloquee preguntas ajenas (como recetas de cocina o tareas escolares).</w:t>
+      </w:r>
+    </w:p>
+    <w:p>
+      <w:pPr>
+        <w:pStyle w:val="Descripcin"/>
+        <w:keepNext/>
+        <w:jc w:val="center"/>
+        <w:rPr>
+          <w:b/>
+          <w:bCs/>
+          <w:i w:val="0"/>
+          <w:iCs w:val="0"/>
+          <w:color w:val="auto"/>
+          <w:sz w:val="22"/>
+          <w:szCs w:val="22"/>
+        </w:rPr>
+      </w:pPr>
+      <w:r>
+        <w:rPr>
+          <w:b/>
+          <w:bCs/>
+          <w:i w:val="0"/>
+          <w:iCs w:val="0"/>
+          <w:color w:val="auto"/>
+          <w:sz w:val="22"/>
+          <w:szCs w:val="22"/>
+        </w:rPr>
+        <w:t xml:space="preserve">Figura </w:t>
+      </w:r>
+      <w:r>
+        <w:rPr>
+          <w:b/>
+          <w:bCs/>
+          <w:i w:val="0"/>
+          <w:iCs w:val="0"/>
+          <w:color w:val="auto"/>
+          <w:sz w:val="22"/>
+          <w:szCs w:val="22"/>
+        </w:rPr>
+        <w:t>3.</w:t>
+      </w:r>
+      <w:r>
+        <w:rPr>
+          <w:b/>
+          <w:bCs/>
+          <w:i w:val="0"/>
+          <w:iCs w:val="0"/>
+          <w:color w:val="auto"/>
+          <w:sz w:val="22"/>
+          <w:szCs w:val="22"/>
+        </w:rPr>
+        <w:fldChar w:fldCharType="begin"/>
+      </w:r>
+      <w:r>
+        <w:rPr>
+          <w:b/>
+          <w:bCs/>
+          <w:i w:val="0"/>
+          <w:iCs w:val="0"/>
+          <w:color w:val="auto"/>
+          <w:sz w:val="22"/>
+          <w:szCs w:val="22"/>
+        </w:rPr>
+        <w:instrText xml:space="preserve"> SEQ Figura \* ARABIC \s 1 </w:instrText>
+      </w:r>
+      <w:r>
+        <w:rPr>
+          <w:b/>
+          <w:bCs/>
+          <w:i w:val="0"/>
+          <w:iCs w:val="0"/>
+          <w:color w:val="auto"/>
+          <w:sz w:val="22"/>
+          <w:szCs w:val="22"/>
+        </w:rPr>
+        <w:fldChar w:fldCharType="separate"/>
+      </w:r>
+      <w:r>
+        <w:rPr>
+          <w:b/>
+          <w:bCs/>
+          <w:i w:val="0"/>
+          <w:iCs w:val="0"/>
+          <w:noProof/>
+          <w:color w:val="auto"/>
+          <w:sz w:val="22"/>
+          <w:szCs w:val="22"/>
+        </w:rPr>
+        <w:t>3</w:t>
+      </w:r>
+      <w:r>
+        <w:rPr>
+          <w:b/>
+          <w:bCs/>
+          <w:i w:val="0"/>
+          <w:iCs w:val="0"/>
+          <w:color w:val="auto"/>
+          <w:sz w:val="22"/>
+          <w:szCs w:val="22"/>
+        </w:rPr>
+        <w:fldChar w:fldCharType="end"/>
+      </w:r>
+      <w:r>
+        <w:rPr>
+          <w:b/>
+          <w:bCs/>
+          <w:i w:val="0"/>
+          <w:iCs w:val="0"/>
+          <w:color w:val="auto"/>
+          <w:sz w:val="22"/>
+          <w:szCs w:val="22"/>
+        </w:rPr>
+        <w:t xml:space="preserve"> </w:t>
+      </w:r>
+      <w:r>
+        <w:rPr>
+          <w:i w:val="0"/>
+          <w:iCs w:val="0"/>
+          <w:color w:val="auto"/>
+          <w:sz w:val="22"/>
+          <w:szCs w:val="22"/>
+        </w:rPr>
+        <w:t>Matriz de Confusión del Filtro de Seguridad del Chatbot</w:t>
+      </w:r>
+    </w:p>
+    <w:p>
+      <w:pPr>
+        <w:spacing w:line="360" w:lineRule="auto"/>
+      </w:pPr>
+      <w:r>
+        <w:rPr>
+          <w:noProof/>
+        </w:rPr>
+        <w:drawing>
+          <wp:inline distT="0" distB="0" distL="0" distR="0" wp14:anchorId="69CA8DDF" wp14:editId="1AB18D37">
+            <wp:extent cx="5972175" cy="4855210"/>
+            <wp:effectExtent l="0" t="0" r="9525" b="2540"/>
+            <wp:docPr id="8" name="Imagen 8"/>
+            <wp:cNvGraphicFramePr>
+              <a:graphicFrameLocks xmlns:a="http://schemas.openxmlformats.org/drawingml/2006/main" noChangeAspect="1"/>
+            </wp:cNvGraphicFramePr>
+            <a:graphic xmlns:a="http://schemas.openxmlformats.org/drawingml/2006/main">
+              <a:graphicData uri="http://schemas.openxmlformats.org/drawingml/2006/picture">
+                <pic:pic xmlns:pic="http://schemas.openxmlformats.org/drawingml/2006/picture">
+                  <pic:nvPicPr>
+                    <pic:cNvPr id="0" name="Picture 5"/>
+                    <pic:cNvPicPr>
+                      <a:picLocks noChangeAspect="1" noChangeArrowheads="1"/>
+                    </pic:cNvPicPr>
+                  </pic:nvPicPr>
+                  <pic:blipFill>
+                    <a:blip r:embed="rId39" cstate="print">
+                      <a:extLst>
+                        <a:ext uri="{28A0092B-C50C-407E-A947-70E740481C1C}">
+                          <a14:useLocalDpi xmlns:a14="http://schemas.microsoft.com/office/drawing/2010/main" val="0"/>
+                        </a:ext>
+                      </a:extLst>
+                    </a:blip>
+                    <a:srcRect/>
+                    <a:stretch>
+                      <a:fillRect/>
+                    </a:stretch>
+                  </pic:blipFill>
+                  <pic:spPr bwMode="auto">
+                    <a:xfrm>
+                      <a:off x="0" y="0"/>
+                      <a:ext cx="5972175" cy="4855210"/>
+                    </a:xfrm>
+                    <a:prstGeom prst="rect">
+                      <a:avLst/>
+                    </a:prstGeom>
+                    <a:noFill/>
+                    <a:ln>
+                      <a:noFill/>
+                    </a:ln>
+                  </pic:spPr>
+                </pic:pic>
+              </a:graphicData>
+            </a:graphic>
+          </wp:inline>
+        </w:drawing>
+      </w:r>
+    </w:p>
+    <w:p>
+      <w:pPr>
+        <w:spacing w:line="360" w:lineRule="auto"/>
+        <w:jc w:val="center"/>
+      </w:pPr>
+      <w:r>
+        <w:t>Fuente: Elaboración propia</w:t>
+      </w:r>
+      <w:r>
+        <w:t xml:space="preserve"> (</w:t>
+      </w:r>
+      <w:r>
+        <w:t>2026</w:t>
+      </w:r>
+      <w:r>
+        <w:t>)</w:t>
+      </w:r>
+    </w:p>
+    <w:p>
+      <w:pPr>
+        <w:spacing w:line="360" w:lineRule="auto"/>
+      </w:pPr>
+    </w:p>
+    <w:p>
+      <w:pPr>
+        <w:spacing w:line="360" w:lineRule="auto"/>
+      </w:pPr>
+    </w:p>
+    <w:p>
+      <w:pPr>
+        <w:spacing w:line="360" w:lineRule="auto"/>
+      </w:pPr>
+    </w:p>
+    <w:p>
+      <w:pPr>
+        <w:spacing w:line="360" w:lineRule="auto"/>
+      </w:pPr>
+    </w:p>
+    <w:p>
+      <w:pPr>
+        <w:pStyle w:val="Ttulo2"/>
+        <w:ind w:left="1440" w:hanging="360"/>
+      </w:pPr>
+      <w:r>
+        <w:lastRenderedPageBreak/>
+        <w:t>NIVELES DE SEGURIDAD DEL SISTEMA</w:t>
+      </w:r>
+    </w:p>
+    <w:p>
+      <w:pPr>
+        <w:spacing w:line="360" w:lineRule="auto"/>
+      </w:pPr>
+      <w:r>
+        <w:t>A continuación, se mencionan los niveles de seguridad implementados para proteger la información y los recursos del sistema:</w:t>
+      </w:r>
+    </w:p>
+    <w:p>
+      <w:pPr>
+        <w:pStyle w:val="Ttulo3"/>
+        <w:ind w:left="2160" w:hanging="360"/>
+      </w:pPr>
+      <w:r>
+        <w:t>SEGURIDAD A NIVEL DE APLICACIÓN</w:t>
+      </w:r>
+    </w:p>
+    <w:p>
+      <w:pPr>
+        <w:spacing w:line="360" w:lineRule="auto"/>
+      </w:pPr>
+      <w:r>
+        <w:t>Se implementó el control de acceso basado en roles (RBAC), garantizando que los empleados solo accedan al módulo de ventas y mostrador, mientras que la analítica, reportes financieros y configuración de usuarios son de uso exclusivo del Administrador. Asimismo, se protegió el inicio de sesión contra intentos repetitivos (Rate Limiting).</w:t>
+      </w:r>
+    </w:p>
+    <w:p>
+      <w:pPr>
+        <w:pStyle w:val="Ttulo3"/>
+        <w:ind w:left="2160" w:hanging="360"/>
+      </w:pPr>
+      <w:r>
+        <w:t>SEGURIDAD A NIVEL DE DATOS</w:t>
+      </w:r>
+    </w:p>
+    <w:p>
+      <w:pPr>
+        <w:spacing w:line="360" w:lineRule="auto"/>
+      </w:pPr>
+      <w:r>
+        <w:t>La comunicación con la base de datos Microsoft SQL Server se realiza exclusivamente a través de la API protegida con Sequelize ORM. Todas las consultas son parametrizadas, evitando ataques de inyección SQL, y las transacciones de venta se gestionan bajo principios ACID para asegurar que el stock y el dinero en caja siempre coincidan.</w:t>
+      </w:r>
+    </w:p>
+    <w:p>
+      <w:pPr>
+        <w:pStyle w:val="Ttulo3"/>
+        <w:ind w:left="2160" w:hanging="360"/>
+      </w:pPr>
+      <w:r>
+        <w:t>SEGURIDAD A NIVEL DE CLIENTE</w:t>
+      </w:r>
+    </w:p>
+    <w:p>
+      <w:pPr>
+        <w:spacing w:line="360" w:lineRule="auto"/>
+      </w:pPr>
+      <w:r>
+        <w:t>Se orienta al personal de la ferretería sobre buenas prácticas en el manejo de contraseñas y cierre de sesión al terminar los turnos de mostrador, fomentando un uso seguro de la plataforma en la tienda.</w:t>
+      </w:r>
+    </w:p>
+    <w:p>
+      <w:pPr>
+        <w:pStyle w:val="Ttulo2"/>
+        <w:ind w:left="1440" w:hanging="360"/>
+      </w:pPr>
+      <w:r>
+        <w:t>CONCLUSIÓN DE PRUEBAS</w:t>
+      </w:r>
+    </w:p>
+    <w:p>
+      <w:pPr>
+        <w:spacing w:line="360" w:lineRule="auto"/>
+      </w:pPr>
+      <w:r>
+        <w:t>El conjunto de pruebas se completó adecuadamente y los resultados fueron completamente satisfactorios. Las pruebas de software confirmaron que el sistema web funciona de forma correcta, estable y según lo planificado.</w:t>
+      </w:r>
+    </w:p>
+    <w:p>
+      <w:pPr>
+        <w:spacing w:line="360" w:lineRule="auto"/>
+      </w:pPr>
+      <w:r>
+        <w:t>Por otro lado, las evaluaciones de usabilidad y de Inteligencia Artificial demostraron que la plataforma es fácil de usar para el personal de mostrador y que el asistente virtual brinda recomendaciones técnicas precisas, logrando un sistema seguro, confiable y listo para su uso operativo en la Ferretería Casa y Construcción.</w:t>
+      </w:r>
+    </w:p>
+    <w:p/>
+    <w:p/>
+    <w:p>
+      <w:pPr>
+        <w:spacing w:line="360" w:lineRule="auto"/>
+      </w:pPr>
+    </w:p>
+    <w:p>
+      <w:pPr>
+        <w:spacing w:line="360" w:lineRule="auto"/>
+      </w:pPr>
+    </w:p>
+    <w:p>
+      <w:pPr>
+        <w:spacing w:line="360" w:lineRule="auto"/>
+      </w:pPr>
+    </w:p>
+    <w:p>
+      <w:pPr>
+        <w:spacing w:line="360" w:lineRule="auto"/>
+      </w:pPr>
+    </w:p>
+    <w:p>
+      <w:pPr>
+        <w:spacing w:line="360" w:lineRule="auto"/>
+      </w:pPr>
+    </w:p>
+    <w:p>
+      <w:pPr>
+        <w:spacing w:line="360" w:lineRule="auto"/>
+      </w:pPr>
+    </w:p>
+    <w:p>
+      <w:pPr>
+        <w:spacing w:line="360" w:lineRule="auto"/>
+      </w:pPr>
+    </w:p>
+    <w:p>
+      <w:pPr>
+        <w:spacing w:line="360" w:lineRule="auto"/>
+      </w:pPr>
+    </w:p>
+    <w:p>
+      <w:pPr>
+        <w:jc w:val="center"/>
+        <w:rPr>
+          <w:b/>
+          <w:bCs/>
+          <w:sz w:val="52"/>
+          <w:szCs w:val="52"/>
+          <w14:textOutline w14:w="0" w14:cap="flat" w14:cmpd="sng" w14:algn="ctr">
+            <w14:noFill/>
+            <w14:prstDash w14:val="solid"/>
+            <w14:round/>
+          </w14:textOutline>
+        </w:rPr>
+      </w:pPr>
+      <w:r>
+        <w:rPr>
+          <w:b/>
+          <w:bCs/>
+          <w:sz w:val="52"/>
+          <w:szCs w:val="52"/>
+          <w14:textOutline w14:w="0" w14:cap="flat" w14:cmpd="sng" w14:algn="ctr">
+            <w14:noFill/>
+            <w14:prstDash w14:val="solid"/>
+            <w14:round/>
+          </w14:textOutline>
+        </w:rPr>
+        <w:t xml:space="preserve">CAPÍTULO </w:t>
+      </w:r>
+      <w:r>
+        <w:rPr>
+          <w:b/>
+          <w:bCs/>
+          <w:sz w:val="52"/>
+          <w:szCs w:val="52"/>
+          <w14:textOutline w14:w="0" w14:cap="flat" w14:cmpd="sng" w14:algn="ctr">
+            <w14:noFill/>
+            <w14:prstDash w14:val="solid"/>
+            <w14:round/>
+          </w14:textOutline>
+        </w:rPr>
+        <w:t>IV</w:t>
+      </w:r>
+    </w:p>
+    <w:p>
+      <w:pPr>
+        <w:jc w:val="center"/>
+        <w:rPr>
+          <w:b/>
+          <w:bCs/>
+          <w:sz w:val="52"/>
+          <w:szCs w:val="52"/>
+          <w14:textOutline w14:w="0" w14:cap="flat" w14:cmpd="sng" w14:algn="ctr">
+            <w14:noFill/>
+            <w14:prstDash w14:val="solid"/>
+            <w14:round/>
+          </w14:textOutline>
+        </w:rPr>
+      </w:pPr>
+      <w:r>
+        <w:rPr>
+          <w:b/>
+          <w:bCs/>
+          <w:sz w:val="52"/>
+          <w:szCs w:val="52"/>
+          <w14:textOutline w14:w="0" w14:cap="flat" w14:cmpd="sng" w14:algn="ctr">
+            <w14:noFill/>
+            <w14:prstDash w14:val="solid"/>
+            <w14:round/>
+          </w14:textOutline>
+        </w:rPr>
         <w:t>ESTIMACIÓN DE COSTOS</w:t>
       </w:r>
     </w:p>
@@ -40607,6 +43701,7 @@
     <w:p>
       <w:pPr>
         <w:pStyle w:val="Ttulo1"/>
+        <w:ind w:left="720" w:hanging="360"/>
         <w:jc w:val="center"/>
       </w:pPr>
       <w:bookmarkStart w:id="167" w:name="_Toc241170915"/>
@@ -40643,6 +43738,7 @@
     <w:p>
       <w:pPr>
         <w:pStyle w:val="Ttulo2"/>
+        <w:ind w:left="1440" w:hanging="360"/>
       </w:pPr>
       <w:bookmarkStart w:id="168" w:name="_Toc241170916"/>
       <w:r>
@@ -40690,6 +43786,7 @@
     <w:p>
       <w:pPr>
         <w:pStyle w:val="Ttulo3"/>
+        <w:ind w:left="2160" w:hanging="360"/>
       </w:pPr>
       <w:bookmarkStart w:id="169" w:name="_Toc241170917"/>
       <w:r>
@@ -40810,10 +43907,27 @@
     </w:p>
     <w:p>
       <w:pPr>
+        <w:spacing w:line="360" w:lineRule="auto"/>
+      </w:pPr>
+    </w:p>
+    <w:p>
+      <w:pPr>
+        <w:spacing w:line="360" w:lineRule="auto"/>
+      </w:pPr>
+    </w:p>
+    <w:p>
+      <w:pPr>
+        <w:spacing w:line="360" w:lineRule="auto"/>
+      </w:pPr>
+    </w:p>
+    <w:p>
+      <w:pPr>
         <w:pStyle w:val="Ttulo3"/>
+        <w:ind w:left="2160" w:hanging="360"/>
       </w:pPr>
       <w:bookmarkStart w:id="170" w:name="_Toc241170918"/>
       <w:r>
+        <w:lastRenderedPageBreak/>
         <w:t>CONTEO DE LÍNEAS DE CÓDIGO FUENTE (KSLOC)</w:t>
       </w:r>
       <w:bookmarkEnd w:id="170"/>
@@ -40829,10 +43943,7 @@
         <w:fldChar w:fldCharType="begin"/>
       </w:r>
       <w:r>
-        <w:instrText xml:space="preserve"> REF _Ref241177119 \h </w:instrText>
-      </w:r>
-      <w:r>
-        <w:instrText xml:space="preserve"> \* MERGEFORMAT </w:instrText>
+        <w:instrText xml:space="preserve"> REF _Ref241177119 \h  \* MERGEFORMAT </w:instrText>
       </w:r>
       <w:r>
         <w:fldChar w:fldCharType="separate"/>
@@ -40849,16 +43960,6 @@
       <w:r>
         <w:fldChar w:fldCharType="end"/>
       </w:r>
-    </w:p>
-    <w:p>
-      <w:pPr>
-        <w:spacing w:line="360" w:lineRule="auto"/>
-      </w:pPr>
-    </w:p>
-    <w:p>
-      <w:pPr>
-        <w:spacing w:line="360" w:lineRule="auto"/>
-      </w:pPr>
     </w:p>
     <w:p>
       <w:pPr>
@@ -40871,18 +43972,37 @@
           <w:szCs w:val="22"/>
         </w:rPr>
       </w:pPr>
-      <w:bookmarkStart w:id="171" w:name="_Toc241170810"/>
-      <w:bookmarkStart w:id="172" w:name="_Ref241177119"/>
-      <w:r>
-        <w:rPr>
-          <w:b/>
-          <w:bCs/>
-          <w:color w:val="auto"/>
-          <w:sz w:val="22"/>
-          <w:szCs w:val="22"/>
-        </w:rPr>
-        <w:lastRenderedPageBreak/>
-        <w:t>Tabla 3.</w:t>
+      <w:bookmarkStart w:id="171" w:name="_Ref241177119"/>
+      <w:bookmarkStart w:id="172" w:name="_Toc241181320"/>
+      <w:r>
+        <w:rPr>
+          <w:b/>
+          <w:bCs/>
+          <w:color w:val="auto"/>
+          <w:sz w:val="22"/>
+          <w:szCs w:val="22"/>
+        </w:rPr>
+        <w:t xml:space="preserve">Tabla </w:t>
+      </w:r>
+      <w:r>
+        <w:rPr>
+          <w:b/>
+          <w:bCs/>
+          <w:color w:val="auto"/>
+          <w:sz w:val="22"/>
+          <w:szCs w:val="22"/>
+        </w:rPr>
+        <w:t>4</w:t>
+      </w:r>
+      <w:r>
+        <w:rPr>
+          <w:b/>
+          <w:bCs/>
+          <w:color w:val="auto"/>
+          <w:sz w:val="22"/>
+          <w:szCs w:val="22"/>
+        </w:rPr>
+        <w:t>.</w:t>
       </w:r>
       <w:r>
         <w:rPr>
@@ -40935,16 +44055,16 @@
         </w:rPr>
         <w:fldChar w:fldCharType="end"/>
       </w:r>
+      <w:bookmarkEnd w:id="171"/>
+      <w:r>
+        <w:rPr>
+          <w:color w:val="auto"/>
+          <w:sz w:val="22"/>
+          <w:szCs w:val="22"/>
+        </w:rPr>
+        <w:t xml:space="preserve"> Métricas de tamaño de software por módulo (SLOC)</w:t>
+      </w:r>
       <w:bookmarkEnd w:id="172"/>
-      <w:r>
-        <w:rPr>
-          <w:color w:val="auto"/>
-          <w:sz w:val="22"/>
-          <w:szCs w:val="22"/>
-        </w:rPr>
-        <w:t xml:space="preserve"> Métricas de tamaño de software por módulo (SLOC)</w:t>
-      </w:r>
-      <w:bookmarkEnd w:id="171"/>
     </w:p>
     <w:tbl>
       <w:tblPr>
@@ -41021,7 +44141,7 @@
                 <w:b/>
                 <w:bCs/>
               </w:rPr>
-              <w:t>Lineas de Codigo (SLOC)</w:t>
+              <w:t>Líneas de Código (SLOC)</w:t>
             </w:r>
           </w:p>
         </w:tc>
@@ -41494,6 +44614,7 @@
     <w:p>
       <w:pPr>
         <w:pStyle w:val="Ttulo3"/>
+        <w:ind w:left="2160" w:hanging="360"/>
       </w:pPr>
       <w:bookmarkStart w:id="173" w:name="_Toc241170919"/>
       <w:r>
@@ -41504,27 +44625,29 @@
     <w:p>
       <w:pPr>
         <w:spacing w:line="360" w:lineRule="auto"/>
-        <w:rPr>
-          <w:b/>
-          <w:bCs/>
-        </w:rPr>
-      </w:pPr>
-      <w:r>
-        <w:rPr>
-          <w:b/>
-          <w:bCs/>
-        </w:rPr>
-        <w:t>1. Cálculo del Esfuerzo Nominal (EE):</w:t>
-      </w:r>
-    </w:p>
-    <w:p>
-      <w:pPr>
-        <w:spacing w:line="360" w:lineRule="auto"/>
+        <w:ind w:left="720"/>
+        <w:rPr>
+          <w:b/>
+          <w:bCs/>
+        </w:rPr>
+      </w:pPr>
+      <w:r>
+        <w:rPr>
+          <w:b/>
+          <w:bCs/>
+        </w:rPr>
+        <w:t>1. Cálculo del Esfuerzo Nominal (E):</w:t>
+      </w:r>
+    </w:p>
+    <w:p>
+      <w:pPr>
+        <w:spacing w:line="360" w:lineRule="auto"/>
+        <w:ind w:left="720"/>
         <w:jc w:val="center"/>
       </w:pPr>
       <m:oMathPara>
         <m:oMathParaPr>
-          <m:jc m:val="center"/>
+          <m:jc m:val="left"/>
         </m:oMathParaPr>
         <m:oMath>
           <m:r>
@@ -41603,25 +44726,30 @@
     <w:p>
       <w:pPr>
         <w:spacing w:line="360" w:lineRule="auto"/>
-        <w:rPr>
-          <w:b/>
-          <w:bCs/>
-        </w:rPr>
-      </w:pPr>
-      <w:r>
-        <w:rPr>
-          <w:b/>
-          <w:bCs/>
-        </w:rPr>
-        <w:t>2. Cálculo del Tiempo Estimado de Desarrollo (TDEVTDEV):</w:t>
-      </w:r>
-    </w:p>
-    <w:p>
-      <w:pPr>
-        <w:spacing w:line="360" w:lineRule="auto"/>
+        <w:ind w:left="720"/>
+        <w:rPr>
+          <w:b/>
+          <w:bCs/>
+        </w:rPr>
+      </w:pPr>
+      <w:r>
+        <w:rPr>
+          <w:b/>
+          <w:bCs/>
+        </w:rPr>
+        <w:t>2. Cálculo del Tiempo Estimado de Desarrollo (TDEV):</w:t>
+      </w:r>
+    </w:p>
+    <w:p>
+      <w:pPr>
+        <w:spacing w:line="360" w:lineRule="auto"/>
+        <w:ind w:left="720"/>
         <w:jc w:val="center"/>
       </w:pPr>
       <m:oMathPara>
+        <m:oMathParaPr>
+          <m:jc m:val="left"/>
+        </m:oMathParaPr>
         <m:oMath>
           <m:r>
             <w:rPr>
@@ -41699,6 +44827,7 @@
     <w:p>
       <w:pPr>
         <w:spacing w:line="360" w:lineRule="auto"/>
+        <w:ind w:left="720"/>
         <w:rPr>
           <w:b/>
           <w:bCs/>
@@ -41715,6 +44844,7 @@
     <w:p>
       <w:pPr>
         <w:spacing w:line="360" w:lineRule="auto"/>
+        <w:ind w:left="720"/>
       </w:pPr>
       <w:r>
         <w:t>En el marco de un proyecto de grado con dedicación intensiva y reutilización de librerías modernas (Open Source), el esfuerzo efectivo se distribuye en 4.5 meses de desarrollo y pruebas (720 horas de trabajo efectivo).</w:t>
@@ -41723,16 +44853,22 @@
     <w:p>
       <w:pPr>
         <w:spacing w:line="360" w:lineRule="auto"/>
-        <w:rPr>
-          <w:b/>
-          <w:bCs/>
-        </w:rPr>
-      </w:pPr>
-      <w:r>
-        <w:rPr>
-          <w:b/>
-          <w:bCs/>
-        </w:rPr>
+      </w:pPr>
+    </w:p>
+    <w:p>
+      <w:pPr>
+        <w:spacing w:line="360" w:lineRule="auto"/>
+        <w:rPr>
+          <w:b/>
+          <w:bCs/>
+        </w:rPr>
+      </w:pPr>
+      <w:r>
+        <w:rPr>
+          <w:b/>
+          <w:bCs/>
+        </w:rPr>
+        <w:lastRenderedPageBreak/>
         <w:t>4. Costo de la Mano de Obra (Desarrollo):</w:t>
       </w:r>
     </w:p>
@@ -41751,13 +44887,7 @@
             <w:rPr>
               <w:rFonts w:ascii="Cambria Math" w:hAnsi="Cambria Math"/>
             </w:rPr>
-            <m:t>Costo Mano de Obra=4.5 meses ×Bs. 4,500=Bs. 20,250,0</m:t>
-          </m:r>
-          <m:r>
-            <w:rPr>
-              <w:rFonts w:ascii="Cambria Math" w:hAnsi="Cambria Math"/>
-            </w:rPr>
-            <m:t>0</m:t>
+            <m:t>Costo Mano de Obra=4.5 meses ×Bs. 4,500=Bs. 20,250,00</m:t>
           </m:r>
         </m:oMath>
       </m:oMathPara>
@@ -41765,15 +44895,18 @@
     <w:p>
       <w:pPr>
         <w:pStyle w:val="Ttulo2"/>
+        <w:ind w:left="1440" w:hanging="360"/>
       </w:pPr>
       <w:bookmarkStart w:id="174" w:name="_Toc241170920"/>
       <w:r>
-        <w:lastRenderedPageBreak/>
         <w:t>COSTOS DE HARDWARE Y EQUIPAMIENTO FÍSICO</w:t>
       </w:r>
       <w:bookmarkEnd w:id="174"/>
     </w:p>
     <w:p>
+      <w:pPr>
+        <w:spacing w:line="360" w:lineRule="auto"/>
+      </w:pPr>
       <w:r>
         <w:t>En la</w:t>
       </w:r>
@@ -41784,10 +44917,7 @@
         <w:fldChar w:fldCharType="begin"/>
       </w:r>
       <w:r>
-        <w:instrText xml:space="preserve"> REF _Ref241177138 \h </w:instrText>
-      </w:r>
-      <w:r>
-        <w:instrText xml:space="preserve"> \* MERGEFORMAT </w:instrText>
+        <w:instrText xml:space="preserve"> REF _Ref241177138 \h  \* MERGEFORMAT </w:instrText>
       </w:r>
       <w:r>
         <w:fldChar w:fldCharType="separate"/>
@@ -41819,17 +44949,37 @@
           <w:szCs w:val="22"/>
         </w:rPr>
       </w:pPr>
-      <w:bookmarkStart w:id="175" w:name="_Toc241170811"/>
-      <w:bookmarkStart w:id="176" w:name="_Ref241177138"/>
-      <w:r>
-        <w:rPr>
-          <w:b/>
-          <w:bCs/>
-          <w:color w:val="auto"/>
-          <w:sz w:val="22"/>
-          <w:szCs w:val="22"/>
-        </w:rPr>
-        <w:t>Tabla 3.</w:t>
+      <w:bookmarkStart w:id="175" w:name="_Ref241177138"/>
+      <w:bookmarkStart w:id="176" w:name="_Toc241181321"/>
+      <w:r>
+        <w:rPr>
+          <w:b/>
+          <w:bCs/>
+          <w:color w:val="auto"/>
+          <w:sz w:val="22"/>
+          <w:szCs w:val="22"/>
+        </w:rPr>
+        <w:t xml:space="preserve">Tabla </w:t>
+      </w:r>
+      <w:r>
+        <w:rPr>
+          <w:b/>
+          <w:bCs/>
+          <w:color w:val="auto"/>
+          <w:sz w:val="22"/>
+          <w:szCs w:val="22"/>
+        </w:rPr>
+        <w:t>4</w:t>
+      </w:r>
+      <w:r>
+        <w:rPr>
+          <w:b/>
+          <w:bCs/>
+          <w:color w:val="auto"/>
+          <w:sz w:val="22"/>
+          <w:szCs w:val="22"/>
+        </w:rPr>
+        <w:t>.</w:t>
       </w:r>
       <w:r>
         <w:rPr>
@@ -41882,16 +45032,16 @@
         </w:rPr>
         <w:fldChar w:fldCharType="end"/>
       </w:r>
+      <w:bookmarkEnd w:id="175"/>
+      <w:r>
+        <w:rPr>
+          <w:color w:val="auto"/>
+          <w:sz w:val="22"/>
+          <w:szCs w:val="22"/>
+        </w:rPr>
+        <w:t xml:space="preserve"> Presupuesto de Hardware y Periféricos</w:t>
+      </w:r>
       <w:bookmarkEnd w:id="176"/>
-      <w:r>
-        <w:rPr>
-          <w:color w:val="auto"/>
-          <w:sz w:val="22"/>
-          <w:szCs w:val="22"/>
-        </w:rPr>
-        <w:t xml:space="preserve"> Presupuesto de Hardware y Periféricos</w:t>
-      </w:r>
-      <w:bookmarkEnd w:id="175"/>
     </w:p>
     <w:tbl>
       <w:tblPr>
@@ -42174,7 +45324,13 @@
               <w:spacing w:line="360" w:lineRule="auto"/>
             </w:pPr>
             <w:r>
-              <w:t>Impresora Térmica de Recibos (80mm USB / corte automático)</w:t>
+              <w:t>Impresora</w:t>
+            </w:r>
+            <w:r>
+              <w:t xml:space="preserve"> / Impresora</w:t>
+            </w:r>
+            <w:r>
+              <w:t xml:space="preserve"> Térmica de Recibos (80mm USB / corte automático)</w:t>
             </w:r>
           </w:p>
         </w:tc>
@@ -42404,10 +45560,42 @@
     </w:p>
     <w:p>
       <w:pPr>
+        <w:spacing w:line="360" w:lineRule="auto"/>
+        <w:jc w:val="center"/>
+      </w:pPr>
+    </w:p>
+    <w:p>
+      <w:pPr>
+        <w:spacing w:line="360" w:lineRule="auto"/>
+        <w:jc w:val="center"/>
+      </w:pPr>
+    </w:p>
+    <w:p>
+      <w:pPr>
+        <w:spacing w:line="360" w:lineRule="auto"/>
+        <w:jc w:val="center"/>
+      </w:pPr>
+    </w:p>
+    <w:p>
+      <w:pPr>
+        <w:spacing w:line="360" w:lineRule="auto"/>
+        <w:jc w:val="center"/>
+      </w:pPr>
+    </w:p>
+    <w:p>
+      <w:pPr>
+        <w:spacing w:line="360" w:lineRule="auto"/>
+        <w:jc w:val="center"/>
+      </w:pPr>
+    </w:p>
+    <w:p>
+      <w:pPr>
         <w:pStyle w:val="Ttulo2"/>
+        <w:ind w:left="1440" w:hanging="360"/>
       </w:pPr>
       <w:bookmarkStart w:id="177" w:name="_Toc241170921"/>
       <w:r>
+        <w:lastRenderedPageBreak/>
         <w:t>COSTOS DE SOFTWARE Y LICENCIAMIENTO</w:t>
       </w:r>
       <w:bookmarkEnd w:id="177"/>
@@ -42426,10 +45614,7 @@
         <w:fldChar w:fldCharType="begin"/>
       </w:r>
       <w:r>
-        <w:instrText xml:space="preserve"> REF _Ref241177151 \h </w:instrText>
-      </w:r>
-      <w:r>
-        <w:instrText xml:space="preserve"> \* MERGEFORMAT </w:instrText>
+        <w:instrText xml:space="preserve"> REF _Ref241177151 \h  \* MERGEFORMAT </w:instrText>
       </w:r>
       <w:r>
         <w:fldChar w:fldCharType="separate"/>
@@ -42461,17 +45646,37 @@
           <w:szCs w:val="22"/>
         </w:rPr>
       </w:pPr>
-      <w:bookmarkStart w:id="178" w:name="_Toc241170812"/>
-      <w:bookmarkStart w:id="179" w:name="_Ref241177151"/>
-      <w:r>
-        <w:rPr>
-          <w:b/>
-          <w:bCs/>
-          <w:color w:val="auto"/>
-          <w:sz w:val="22"/>
-          <w:szCs w:val="22"/>
-        </w:rPr>
-        <w:t>Tabla 3.</w:t>
+      <w:bookmarkStart w:id="178" w:name="_Ref241177151"/>
+      <w:bookmarkStart w:id="179" w:name="_Toc241181322"/>
+      <w:r>
+        <w:rPr>
+          <w:b/>
+          <w:bCs/>
+          <w:color w:val="auto"/>
+          <w:sz w:val="22"/>
+          <w:szCs w:val="22"/>
+        </w:rPr>
+        <w:t xml:space="preserve">Tabla </w:t>
+      </w:r>
+      <w:r>
+        <w:rPr>
+          <w:b/>
+          <w:bCs/>
+          <w:color w:val="auto"/>
+          <w:sz w:val="22"/>
+          <w:szCs w:val="22"/>
+        </w:rPr>
+        <w:t>4</w:t>
+      </w:r>
+      <w:r>
+        <w:rPr>
+          <w:b/>
+          <w:bCs/>
+          <w:color w:val="auto"/>
+          <w:sz w:val="22"/>
+          <w:szCs w:val="22"/>
+        </w:rPr>
+        <w:t>.</w:t>
       </w:r>
       <w:r>
         <w:rPr>
@@ -42524,16 +45729,16 @@
         </w:rPr>
         <w:fldChar w:fldCharType="end"/>
       </w:r>
+      <w:bookmarkEnd w:id="178"/>
+      <w:r>
+        <w:rPr>
+          <w:color w:val="auto"/>
+          <w:sz w:val="22"/>
+          <w:szCs w:val="22"/>
+        </w:rPr>
+        <w:t xml:space="preserve"> Costos de Software y Licenciamiento</w:t>
+      </w:r>
       <w:bookmarkEnd w:id="179"/>
-      <w:r>
-        <w:rPr>
-          <w:color w:val="auto"/>
-          <w:sz w:val="22"/>
-          <w:szCs w:val="22"/>
-        </w:rPr>
-        <w:t xml:space="preserve"> Costos de Software y Licenciamiento</w:t>
-      </w:r>
-      <w:bookmarkEnd w:id="178"/>
     </w:p>
     <w:tbl>
       <w:tblPr>
@@ -42677,13 +45882,6 @@
               <w:spacing w:line="360" w:lineRule="auto"/>
             </w:pPr>
             <w:r>
-              <w:rPr>
-                <w:rFonts w:ascii="Segoe UI" w:hAnsi="Segoe UI" w:cs="Segoe UI"/>
-                <w:color w:val="CCCCCC"/>
-                <w:sz w:val="21"/>
-                <w:szCs w:val="21"/>
-                <w:shd w:val="clear" w:color="auto" w:fill="101010"/>
-              </w:rPr>
               <w:t>Sistema Operativo de mostrador</w:t>
             </w:r>
           </w:p>
@@ -42746,13 +45944,6 @@
               <w:spacing w:line="360" w:lineRule="auto"/>
             </w:pPr>
             <w:r>
-              <w:rPr>
-                <w:rFonts w:ascii="Segoe UI" w:hAnsi="Segoe UI" w:cs="Segoe UI"/>
-                <w:color w:val="CCCCCC"/>
-                <w:sz w:val="21"/>
-                <w:szCs w:val="21"/>
-                <w:shd w:val="clear" w:color="auto" w:fill="101010"/>
-              </w:rPr>
               <w:t>Framework Frontend</w:t>
             </w:r>
           </w:p>
@@ -42815,13 +46006,6 @@
               <w:spacing w:line="360" w:lineRule="auto"/>
             </w:pPr>
             <w:r>
-              <w:rPr>
-                <w:rFonts w:ascii="Segoe UI" w:hAnsi="Segoe UI" w:cs="Segoe UI"/>
-                <w:color w:val="CCCCCC"/>
-                <w:sz w:val="21"/>
-                <w:szCs w:val="21"/>
-                <w:shd w:val="clear" w:color="auto" w:fill="101010"/>
-              </w:rPr>
               <w:t>Entorno y API Backend</w:t>
             </w:r>
           </w:p>
@@ -42858,7 +46042,6 @@
                 <w:b/>
                 <w:bCs/>
               </w:rPr>
-              <w:lastRenderedPageBreak/>
               <w:t>Microsoft SQL Server Express</w:t>
             </w:r>
           </w:p>
@@ -42885,13 +46068,6 @@
               <w:spacing w:line="360" w:lineRule="auto"/>
             </w:pPr>
             <w:r>
-              <w:rPr>
-                <w:rFonts w:ascii="Segoe UI" w:hAnsi="Segoe UI" w:cs="Segoe UI"/>
-                <w:color w:val="CCCCCC"/>
-                <w:sz w:val="21"/>
-                <w:szCs w:val="21"/>
-                <w:shd w:val="clear" w:color="auto" w:fill="101010"/>
-              </w:rPr>
               <w:t>Base de Datos Relacional</w:t>
             </w:r>
           </w:p>
@@ -42954,13 +46130,6 @@
               <w:spacing w:line="360" w:lineRule="auto"/>
             </w:pPr>
             <w:r>
-              <w:rPr>
-                <w:rFonts w:ascii="Segoe UI" w:hAnsi="Segoe UI" w:cs="Segoe UI"/>
-                <w:color w:val="CCCCCC"/>
-                <w:sz w:val="21"/>
-                <w:szCs w:val="21"/>
-                <w:shd w:val="clear" w:color="auto" w:fill="101010"/>
-              </w:rPr>
               <w:t>Motor de Inteligencia Artificial</w:t>
             </w:r>
           </w:p>
@@ -43023,13 +46192,6 @@
               <w:spacing w:line="360" w:lineRule="auto"/>
             </w:pPr>
             <w:r>
-              <w:rPr>
-                <w:rFonts w:ascii="Segoe UI" w:hAnsi="Segoe UI" w:cs="Segoe UI"/>
-                <w:color w:val="CCCCCC"/>
-                <w:sz w:val="21"/>
-                <w:szCs w:val="21"/>
-                <w:shd w:val="clear" w:color="auto" w:fill="101010"/>
-              </w:rPr>
               <w:t>Herramientas de Desarrollo</w:t>
             </w:r>
           </w:p>
@@ -43151,10 +46313,54 @@
     </w:p>
     <w:p>
       <w:pPr>
+        <w:spacing w:line="360" w:lineRule="auto"/>
+        <w:jc w:val="center"/>
+      </w:pPr>
+    </w:p>
+    <w:p>
+      <w:pPr>
+        <w:spacing w:line="360" w:lineRule="auto"/>
+        <w:jc w:val="center"/>
+      </w:pPr>
+    </w:p>
+    <w:p>
+      <w:pPr>
+        <w:spacing w:line="360" w:lineRule="auto"/>
+        <w:jc w:val="center"/>
+      </w:pPr>
+    </w:p>
+    <w:p>
+      <w:pPr>
+        <w:spacing w:line="360" w:lineRule="auto"/>
+        <w:jc w:val="center"/>
+      </w:pPr>
+    </w:p>
+    <w:p>
+      <w:pPr>
+        <w:spacing w:line="360" w:lineRule="auto"/>
+        <w:jc w:val="center"/>
+      </w:pPr>
+    </w:p>
+    <w:p>
+      <w:pPr>
+        <w:spacing w:line="360" w:lineRule="auto"/>
+        <w:jc w:val="center"/>
+      </w:pPr>
+    </w:p>
+    <w:p>
+      <w:pPr>
+        <w:spacing w:line="360" w:lineRule="auto"/>
+        <w:jc w:val="center"/>
+      </w:pPr>
+    </w:p>
+    <w:p>
+      <w:pPr>
         <w:pStyle w:val="Ttulo2"/>
+        <w:ind w:left="1440" w:hanging="360"/>
       </w:pPr>
       <w:bookmarkStart w:id="180" w:name="_Toc241170922"/>
       <w:r>
+        <w:lastRenderedPageBreak/>
         <w:t>COSTOS DE INFRAESTRUCTURA, SERVICIOS Y CAPACITACIÓN</w:t>
       </w:r>
       <w:bookmarkEnd w:id="180"/>
@@ -43170,10 +46376,7 @@
         <w:fldChar w:fldCharType="begin"/>
       </w:r>
       <w:r>
-        <w:instrText xml:space="preserve"> REF _Ref241177161 \h </w:instrText>
-      </w:r>
-      <w:r>
-        <w:instrText xml:space="preserve"> \* MERGEFORMAT </w:instrText>
+        <w:instrText xml:space="preserve"> REF _Ref241177161 \h  \* MERGEFORMAT </w:instrText>
       </w:r>
       <w:r>
         <w:fldChar w:fldCharType="separate"/>
@@ -43205,17 +46408,37 @@
           <w:szCs w:val="22"/>
         </w:rPr>
       </w:pPr>
-      <w:bookmarkStart w:id="181" w:name="_Toc241170813"/>
-      <w:bookmarkStart w:id="182" w:name="_Ref241177161"/>
-      <w:r>
-        <w:rPr>
-          <w:b/>
-          <w:bCs/>
-          <w:color w:val="auto"/>
-          <w:sz w:val="22"/>
-          <w:szCs w:val="22"/>
-        </w:rPr>
-        <w:t>Tabla 3.</w:t>
+      <w:bookmarkStart w:id="181" w:name="_Ref241177161"/>
+      <w:bookmarkStart w:id="182" w:name="_Toc241181323"/>
+      <w:r>
+        <w:rPr>
+          <w:b/>
+          <w:bCs/>
+          <w:color w:val="auto"/>
+          <w:sz w:val="22"/>
+          <w:szCs w:val="22"/>
+        </w:rPr>
+        <w:t xml:space="preserve">Tabla </w:t>
+      </w:r>
+      <w:r>
+        <w:rPr>
+          <w:b/>
+          <w:bCs/>
+          <w:color w:val="auto"/>
+          <w:sz w:val="22"/>
+          <w:szCs w:val="22"/>
+        </w:rPr>
+        <w:t>4</w:t>
+      </w:r>
+      <w:r>
+        <w:rPr>
+          <w:b/>
+          <w:bCs/>
+          <w:color w:val="auto"/>
+          <w:sz w:val="22"/>
+          <w:szCs w:val="22"/>
+        </w:rPr>
+        <w:t>.</w:t>
       </w:r>
       <w:r>
         <w:rPr>
@@ -43268,16 +46491,16 @@
         </w:rPr>
         <w:fldChar w:fldCharType="end"/>
       </w:r>
+      <w:bookmarkEnd w:id="181"/>
+      <w:r>
+        <w:rPr>
+          <w:color w:val="auto"/>
+          <w:sz w:val="22"/>
+          <w:szCs w:val="22"/>
+        </w:rPr>
+        <w:t xml:space="preserve"> Costos de Servicios Operativos y Capacitación</w:t>
+      </w:r>
       <w:bookmarkEnd w:id="182"/>
-      <w:r>
-        <w:rPr>
-          <w:color w:val="auto"/>
-          <w:sz w:val="22"/>
-          <w:szCs w:val="22"/>
-        </w:rPr>
-        <w:t xml:space="preserve"> Costos de Servicios Operativos y Capacitación</w:t>
-      </w:r>
-      <w:bookmarkEnd w:id="181"/>
     </w:p>
     <w:tbl>
       <w:tblPr>
@@ -43732,40 +46955,22 @@
     </w:p>
     <w:p>
       <w:pPr>
-        <w:spacing w:line="360" w:lineRule="auto"/>
-        <w:jc w:val="center"/>
-      </w:pPr>
-    </w:p>
-    <w:p>
-      <w:pPr>
-        <w:spacing w:line="360" w:lineRule="auto"/>
-        <w:jc w:val="center"/>
-      </w:pPr>
-    </w:p>
-    <w:p>
-      <w:pPr>
-        <w:spacing w:line="360" w:lineRule="auto"/>
-        <w:jc w:val="center"/>
-      </w:pPr>
-    </w:p>
-    <w:p>
-      <w:pPr>
-        <w:spacing w:line="360" w:lineRule="auto"/>
-        <w:jc w:val="center"/>
-      </w:pPr>
-    </w:p>
-    <w:p>
-      <w:pPr>
-        <w:spacing w:line="360" w:lineRule="auto"/>
-        <w:jc w:val="center"/>
-      </w:pPr>
+        <w:tabs>
+          <w:tab w:val="left" w:pos="403"/>
+        </w:tabs>
+        <w:spacing w:line="360" w:lineRule="auto"/>
+        <w:jc w:val="left"/>
+      </w:pPr>
+      <w:r>
+        <w:tab/>
+      </w:r>
     </w:p>
     <w:p>
       <w:pPr>
         <w:pStyle w:val="Ttulo2"/>
-      </w:pPr>
-      <w:r>
-        <w:lastRenderedPageBreak/>
+        <w:ind w:left="1440" w:hanging="360"/>
+      </w:pPr>
+      <w:r>
         <w:tab/>
       </w:r>
       <w:bookmarkStart w:id="183" w:name="_Toc241170923"/>
@@ -43785,10 +46990,7 @@
         <w:fldChar w:fldCharType="begin"/>
       </w:r>
       <w:r>
-        <w:instrText xml:space="preserve"> REF _Ref241177170 \h </w:instrText>
-      </w:r>
-      <w:r>
-        <w:instrText xml:space="preserve"> \* MERGEFORMAT </w:instrText>
+        <w:instrText xml:space="preserve"> REF _Ref241177170 \h  \* MERGEFORMAT </w:instrText>
       </w:r>
       <w:r>
         <w:fldChar w:fldCharType="separate"/>
@@ -43820,17 +47022,37 @@
           <w:szCs w:val="22"/>
         </w:rPr>
       </w:pPr>
-      <w:bookmarkStart w:id="184" w:name="_Toc241170814"/>
-      <w:bookmarkStart w:id="185" w:name="_Ref241177170"/>
-      <w:r>
-        <w:rPr>
-          <w:b/>
-          <w:bCs/>
-          <w:color w:val="auto"/>
-          <w:sz w:val="22"/>
-          <w:szCs w:val="22"/>
-        </w:rPr>
-        <w:t>Tabla 3.</w:t>
+      <w:bookmarkStart w:id="184" w:name="_Ref241177170"/>
+      <w:bookmarkStart w:id="185" w:name="_Toc241181324"/>
+      <w:r>
+        <w:rPr>
+          <w:b/>
+          <w:bCs/>
+          <w:color w:val="auto"/>
+          <w:sz w:val="22"/>
+          <w:szCs w:val="22"/>
+        </w:rPr>
+        <w:t xml:space="preserve">Tabla </w:t>
+      </w:r>
+      <w:r>
+        <w:rPr>
+          <w:b/>
+          <w:bCs/>
+          <w:color w:val="auto"/>
+          <w:sz w:val="22"/>
+          <w:szCs w:val="22"/>
+        </w:rPr>
+        <w:t>4</w:t>
+      </w:r>
+      <w:r>
+        <w:rPr>
+          <w:b/>
+          <w:bCs/>
+          <w:color w:val="auto"/>
+          <w:sz w:val="22"/>
+          <w:szCs w:val="22"/>
+        </w:rPr>
+        <w:t>.</w:t>
       </w:r>
       <w:r>
         <w:rPr>
@@ -43883,16 +47105,16 @@
         </w:rPr>
         <w:fldChar w:fldCharType="end"/>
       </w:r>
+      <w:bookmarkEnd w:id="184"/>
+      <w:r>
+        <w:rPr>
+          <w:color w:val="auto"/>
+          <w:sz w:val="22"/>
+          <w:szCs w:val="22"/>
+        </w:rPr>
+        <w:t xml:space="preserve"> Resumen General del Presupuesto del Proyecto</w:t>
+      </w:r>
       <w:bookmarkEnd w:id="185"/>
-      <w:r>
-        <w:rPr>
-          <w:color w:val="auto"/>
-          <w:sz w:val="22"/>
-          <w:szCs w:val="22"/>
-        </w:rPr>
-        <w:t xml:space="preserve"> Resumen General del Presupuesto del Proyecto</w:t>
-      </w:r>
-      <w:bookmarkEnd w:id="184"/>
     </w:p>
     <w:tbl>
       <w:tblPr>
@@ -44418,9 +47640,11 @@
     <w:p>
       <w:pPr>
         <w:pStyle w:val="Ttulo2"/>
+        <w:ind w:left="1440" w:hanging="360"/>
       </w:pPr>
       <w:bookmarkStart w:id="186" w:name="_Toc241170924"/>
       <w:r>
+        <w:lastRenderedPageBreak/>
         <w:t>ANÁLISIS DE FACTIBILIDAD Y RETORNO DE INVERSIÓN (ROI)</w:t>
       </w:r>
       <w:bookmarkEnd w:id="186"/>
@@ -44428,6 +47652,7 @@
     <w:p>
       <w:pPr>
         <w:pStyle w:val="Ttulo3"/>
+        <w:ind w:left="2160" w:hanging="360"/>
       </w:pPr>
       <w:bookmarkStart w:id="187" w:name="_Toc241170925"/>
       <w:r>
@@ -44446,6 +47671,7 @@
     <w:p>
       <w:pPr>
         <w:pStyle w:val="Ttulo3"/>
+        <w:ind w:left="2160" w:hanging="360"/>
       </w:pPr>
       <w:bookmarkStart w:id="188" w:name="_Toc241170926"/>
       <w:r>
@@ -44455,10 +47681,468 @@
     </w:p>
     <w:p>
       <w:pPr>
-        <w:spacing w:line="360" w:lineRule="auto"/>
-      </w:pPr>
-      <w:r>
-        <w:t>Para evaluar la viabilidad económica, se cuantificaron los ahorros anuales que genera el sistema para la ferretería frente a los problemas del registro manual:</w:t>
+        <w:jc w:val="center"/>
+      </w:pPr>
+      <w:bookmarkStart w:id="189" w:name="_Toc241181325"/>
+      <w:r>
+        <w:rPr>
+          <w:b/>
+          <w:bCs/>
+        </w:rPr>
+        <w:t xml:space="preserve">Tabla </w:t>
+      </w:r>
+      <w:r>
+        <w:rPr>
+          <w:b/>
+          <w:bCs/>
+        </w:rPr>
+        <w:t>4</w:t>
+      </w:r>
+      <w:r>
+        <w:rPr>
+          <w:b/>
+          <w:bCs/>
+        </w:rPr>
+        <w:t>.</w:t>
+      </w:r>
+      <w:r>
+        <w:rPr>
+          <w:b/>
+          <w:bCs/>
+        </w:rPr>
+        <w:fldChar w:fldCharType="begin"/>
+      </w:r>
+      <w:r>
+        <w:rPr>
+          <w:b/>
+          <w:bCs/>
+        </w:rPr>
+        <w:instrText xml:space="preserve"> SEQ Tabla \* ARABIC \s 1 </w:instrText>
+      </w:r>
+      <w:r>
+        <w:rPr>
+          <w:b/>
+          <w:bCs/>
+        </w:rPr>
+        <w:fldChar w:fldCharType="separate"/>
+      </w:r>
+      <w:r>
+        <w:rPr>
+          <w:b/>
+          <w:bCs/>
+          <w:noProof/>
+        </w:rPr>
+        <w:t>6</w:t>
+      </w:r>
+      <w:r>
+        <w:rPr>
+          <w:b/>
+          <w:bCs/>
+        </w:rPr>
+        <w:fldChar w:fldCharType="end"/>
+      </w:r>
+      <w:r>
+        <w:t xml:space="preserve"> Justificación y cuantificación de ahorros operativos anuales</w:t>
+      </w:r>
+      <w:bookmarkEnd w:id="189"/>
+    </w:p>
+    <w:tbl>
+      <w:tblPr>
+        <w:tblStyle w:val="Tablaconcuadrcula"/>
+        <w:tblW w:w="0" w:type="auto"/>
+        <w:tblLook w:val="04A0" w:firstRow="1" w:lastRow="0" w:firstColumn="1" w:lastColumn="0" w:noHBand="0" w:noVBand="1"/>
+      </w:tblPr>
+      <w:tblGrid>
+        <w:gridCol w:w="2348"/>
+        <w:gridCol w:w="3884"/>
+        <w:gridCol w:w="1418"/>
+        <w:gridCol w:w="1745"/>
+      </w:tblGrid>
+      <w:tr>
+        <w:tc>
+          <w:tcPr>
+            <w:tcW w:w="2348" w:type="dxa"/>
+          </w:tcPr>
+          <w:p>
+            <w:pPr>
+              <w:spacing w:line="360" w:lineRule="auto"/>
+              <w:jc w:val="center"/>
+              <w:rPr>
+                <w:b/>
+                <w:bCs/>
+              </w:rPr>
+            </w:pPr>
+            <w:r>
+              <w:rPr>
+                <w:b/>
+                <w:bCs/>
+              </w:rPr>
+              <w:t>Concepto de Pérdida Previa (Sin Sistema)</w:t>
+            </w:r>
+          </w:p>
+        </w:tc>
+        <w:tc>
+          <w:tcPr>
+            <w:tcW w:w="3884" w:type="dxa"/>
+          </w:tcPr>
+          <w:p>
+            <w:pPr>
+              <w:spacing w:line="360" w:lineRule="auto"/>
+              <w:jc w:val="center"/>
+              <w:rPr>
+                <w:b/>
+                <w:bCs/>
+              </w:rPr>
+            </w:pPr>
+            <w:r>
+              <w:rPr>
+                <w:b/>
+                <w:bCs/>
+              </w:rPr>
+              <w:t>Justificación Operativa</w:t>
+            </w:r>
+          </w:p>
+        </w:tc>
+        <w:tc>
+          <w:tcPr>
+            <w:tcW w:w="1418" w:type="dxa"/>
+          </w:tcPr>
+          <w:p>
+            <w:pPr>
+              <w:spacing w:line="360" w:lineRule="auto"/>
+              <w:jc w:val="center"/>
+              <w:rPr>
+                <w:b/>
+                <w:bCs/>
+              </w:rPr>
+            </w:pPr>
+            <w:r>
+              <w:rPr>
+                <w:b/>
+                <w:bCs/>
+              </w:rPr>
+              <w:t>Estimación Periódica</w:t>
+            </w:r>
+          </w:p>
+        </w:tc>
+        <w:tc>
+          <w:tcPr>
+            <w:tcW w:w="1745" w:type="dxa"/>
+          </w:tcPr>
+          <w:p>
+            <w:pPr>
+              <w:spacing w:line="360" w:lineRule="auto"/>
+              <w:jc w:val="center"/>
+              <w:rPr>
+                <w:b/>
+                <w:bCs/>
+              </w:rPr>
+            </w:pPr>
+            <w:r>
+              <w:rPr>
+                <w:b/>
+                <w:bCs/>
+              </w:rPr>
+              <w:t>Ahorro Anual Estimado (Bs.)</w:t>
+            </w:r>
+          </w:p>
+        </w:tc>
+      </w:tr>
+      <w:tr>
+        <w:tc>
+          <w:tcPr>
+            <w:tcW w:w="2348" w:type="dxa"/>
+          </w:tcPr>
+          <w:p>
+            <w:pPr>
+              <w:spacing w:line="360" w:lineRule="auto"/>
+              <w:rPr>
+                <w:b/>
+                <w:bCs/>
+              </w:rPr>
+            </w:pPr>
+            <w:r>
+              <w:rPr>
+                <w:b/>
+                <w:bCs/>
+              </w:rPr>
+              <w:t>1. Mermas por productos químicos caducados</w:t>
+            </w:r>
+          </w:p>
+        </w:tc>
+        <w:tc>
+          <w:tcPr>
+            <w:tcW w:w="3884" w:type="dxa"/>
+          </w:tcPr>
+          <w:p>
+            <w:pPr>
+              <w:spacing w:line="360" w:lineRule="auto"/>
+            </w:pPr>
+            <w:r>
+              <w:t>Vencimiento inadvertido de siliconas, pegamentos PVC (10-12 unidades/mes a Bs. 30 c/u ≈≈ Bs. 350) y pinturas/aditivos Sika (2-3 baldes/mes ≈≈ Bs. 650) por falta de control por lotes</w:t>
+            </w:r>
+          </w:p>
+        </w:tc>
+        <w:tc>
+          <w:tcPr>
+            <w:tcW w:w="1418" w:type="dxa"/>
+          </w:tcPr>
+          <w:p>
+            <w:pPr>
+              <w:spacing w:line="360" w:lineRule="auto"/>
+              <w:jc w:val="center"/>
+            </w:pPr>
+            <w:r>
+              <w:t>Bs. 1,000.00 / mes</w:t>
+            </w:r>
+          </w:p>
+        </w:tc>
+        <w:tc>
+          <w:tcPr>
+            <w:tcW w:w="1745" w:type="dxa"/>
+          </w:tcPr>
+          <w:p>
+            <w:pPr>
+              <w:spacing w:line="360" w:lineRule="auto"/>
+              <w:jc w:val="center"/>
+            </w:pPr>
+            <w:r>
+              <w:t>12,000.00</w:t>
+            </w:r>
+          </w:p>
+        </w:tc>
+      </w:tr>
+      <w:tr>
+        <w:tc>
+          <w:tcPr>
+            <w:tcW w:w="2348" w:type="dxa"/>
+          </w:tcPr>
+          <w:p>
+            <w:pPr>
+              <w:spacing w:line="360" w:lineRule="auto"/>
+              <w:rPr>
+                <w:b/>
+                <w:bCs/>
+              </w:rPr>
+            </w:pPr>
+            <w:r>
+              <w:rPr>
+                <w:b/>
+                <w:bCs/>
+              </w:rPr>
+              <w:t>2. Descuadres de caja y notas manuales</w:t>
+            </w:r>
+          </w:p>
+        </w:tc>
+        <w:tc>
+          <w:tcPr>
+            <w:tcW w:w="3884" w:type="dxa"/>
+          </w:tcPr>
+          <w:p>
+            <w:pPr>
+              <w:spacing w:line="360" w:lineRule="auto"/>
+            </w:pPr>
+            <w:r>
+              <w:t>Errores humanos al sumar notas de venta en papel, tachones y cálculo inexacto de cambio en mostrador, generando una fuga promedio de Bs. 20 diarios (300 días hábiles).</w:t>
+            </w:r>
+          </w:p>
+        </w:tc>
+        <w:tc>
+          <w:tcPr>
+            <w:tcW w:w="1418" w:type="dxa"/>
+          </w:tcPr>
+          <w:p>
+            <w:pPr>
+              <w:spacing w:line="360" w:lineRule="auto"/>
+              <w:jc w:val="center"/>
+            </w:pPr>
+            <w:r>
+              <w:t>Bs. 20.00 / día</w:t>
+            </w:r>
+          </w:p>
+        </w:tc>
+        <w:tc>
+          <w:tcPr>
+            <w:tcW w:w="1745" w:type="dxa"/>
+          </w:tcPr>
+          <w:p>
+            <w:pPr>
+              <w:spacing w:line="360" w:lineRule="auto"/>
+              <w:jc w:val="center"/>
+            </w:pPr>
+            <w:r>
+              <w:t>6,000.00</w:t>
+            </w:r>
+          </w:p>
+        </w:tc>
+      </w:tr>
+      <w:tr>
+        <w:tc>
+          <w:tcPr>
+            <w:tcW w:w="2348" w:type="dxa"/>
+          </w:tcPr>
+          <w:p>
+            <w:pPr>
+              <w:spacing w:line="360" w:lineRule="auto"/>
+              <w:rPr>
+                <w:b/>
+                <w:bCs/>
+              </w:rPr>
+            </w:pPr>
+            <w:r>
+              <w:rPr>
+                <w:b/>
+                <w:bCs/>
+              </w:rPr>
+              <w:t>3. Ventas perdidas por lentitud en mostrador</w:t>
+            </w:r>
+          </w:p>
+        </w:tc>
+        <w:tc>
+          <w:tcPr>
+            <w:tcW w:w="3884" w:type="dxa"/>
+          </w:tcPr>
+          <w:p>
+            <w:pPr>
+              <w:spacing w:line="360" w:lineRule="auto"/>
+            </w:pPr>
+            <w:r>
+              <w:t>Tiempos de espera de 5 minutos por cliente en horas pico al buscar precios en papel y verificar stock en el almacén del fondo. Con el POS rápido se retiene un promedio de 2 compras semanales (ticket de Bs. 80).</w:t>
+            </w:r>
+          </w:p>
+        </w:tc>
+        <w:tc>
+          <w:tcPr>
+            <w:tcW w:w="1418" w:type="dxa"/>
+          </w:tcPr>
+          <w:p>
+            <w:pPr>
+              <w:spacing w:line="360" w:lineRule="auto"/>
+              <w:jc w:val="center"/>
+            </w:pPr>
+            <w:r>
+              <w:t>Bs. 160.00 / semana</w:t>
+            </w:r>
+          </w:p>
+        </w:tc>
+        <w:tc>
+          <w:tcPr>
+            <w:tcW w:w="1745" w:type="dxa"/>
+          </w:tcPr>
+          <w:p>
+            <w:pPr>
+              <w:spacing w:line="360" w:lineRule="auto"/>
+              <w:jc w:val="center"/>
+            </w:pPr>
+            <w:r>
+              <w:t>8,000.00</w:t>
+            </w:r>
+          </w:p>
+        </w:tc>
+      </w:tr>
+      <w:tr>
+        <w:tc>
+          <w:tcPr>
+            <w:tcW w:w="2348" w:type="dxa"/>
+          </w:tcPr>
+          <w:p>
+            <w:pPr>
+              <w:spacing w:line="360" w:lineRule="auto"/>
+              <w:rPr>
+                <w:b/>
+                <w:bCs/>
+              </w:rPr>
+            </w:pPr>
+            <w:r>
+              <w:rPr>
+                <w:b/>
+                <w:bCs/>
+              </w:rPr>
+              <w:t>TOTAL BENEFICIO ECONÓMICO ANUAL</w:t>
+            </w:r>
+          </w:p>
+        </w:tc>
+        <w:tc>
+          <w:tcPr>
+            <w:tcW w:w="3884" w:type="dxa"/>
+          </w:tcPr>
+          <w:p>
+            <w:pPr>
+              <w:spacing w:line="360" w:lineRule="auto"/>
+              <w:rPr>
+                <w:b/>
+                <w:bCs/>
+              </w:rPr>
+            </w:pPr>
+            <w:r>
+              <w:rPr>
+                <w:b/>
+                <w:bCs/>
+              </w:rPr>
+              <w:t>Ahorro operativo directo generado por el software</w:t>
+            </w:r>
+          </w:p>
+        </w:tc>
+        <w:tc>
+          <w:tcPr>
+            <w:tcW w:w="1418" w:type="dxa"/>
+          </w:tcPr>
+          <w:p>
+            <w:pPr>
+              <w:spacing w:line="360" w:lineRule="auto"/>
+              <w:rPr>
+                <w:b/>
+                <w:bCs/>
+              </w:rPr>
+            </w:pPr>
+          </w:p>
+        </w:tc>
+        <w:tc>
+          <w:tcPr>
+            <w:tcW w:w="1745" w:type="dxa"/>
+          </w:tcPr>
+          <w:p>
+            <w:pPr>
+              <w:spacing w:line="360" w:lineRule="auto"/>
+              <w:rPr>
+                <w:b/>
+                <w:bCs/>
+              </w:rPr>
+            </w:pPr>
+            <w:r>
+              <w:rPr>
+                <w:b/>
+                <w:bCs/>
+              </w:rPr>
+              <w:t>Bs. 26,000.00</w:t>
+            </w:r>
+          </w:p>
+        </w:tc>
+      </w:tr>
+    </w:tbl>
+    <w:p>
+      <w:pPr>
+        <w:spacing w:line="360" w:lineRule="auto"/>
+        <w:jc w:val="center"/>
+      </w:pPr>
+      <w:r>
+        <w:rPr>
+          <w:b/>
+          <w:bCs/>
+        </w:rPr>
+        <w:t>Fuente:</w:t>
+      </w:r>
+      <w:r>
+        <w:t xml:space="preserve"> Elaboración propia</w:t>
+      </w:r>
+      <w:r>
+        <w:t xml:space="preserve"> (</w:t>
+      </w:r>
+      <w:r>
+        <w:t>2026</w:t>
+      </w:r>
+      <w:r>
+        <w:t>)</w:t>
       </w:r>
     </w:p>
     <w:p>
@@ -44466,130 +48150,42 @@
         <w:pStyle w:val="Prrafodelista"/>
         <w:numPr>
           <w:ilvl w:val="0"/>
-          <w:numId w:val="33"/>
+          <w:numId w:val="34"/>
         </w:numPr>
         <w:spacing w:line="360" w:lineRule="auto"/>
         <w:rPr>
-          <w:b/>
-          <w:bCs/>
-        </w:rPr>
-      </w:pPr>
-      <w:r>
-        <w:rPr>
-          <w:b/>
-          <w:bCs/>
-        </w:rPr>
-        <w:t>Ahorro por prevención de mermas (Lotes y Vencimientos):</w:t>
-      </w:r>
-    </w:p>
-    <w:p>
-      <w:pPr>
-        <w:pStyle w:val="Prrafodelista"/>
-        <w:spacing w:line="360" w:lineRule="auto"/>
-      </w:pPr>
-      <w:r>
-        <w:t>Pérdidas anuales previas en pegamentos, siliconas y pinturas caducadas ≈≈ Bs. 12,000.00 / año.</w:t>
-      </w:r>
-    </w:p>
-    <w:p>
-      <w:pPr>
-        <w:pStyle w:val="Prrafodelista"/>
-        <w:numPr>
-          <w:ilvl w:val="0"/>
-          <w:numId w:val="33"/>
-        </w:numPr>
-        <w:spacing w:line="360" w:lineRule="auto"/>
-        <w:rPr>
-          <w:b/>
-          <w:bCs/>
-        </w:rPr>
-      </w:pPr>
-      <w:r>
-        <w:rPr>
-          <w:b/>
-          <w:bCs/>
-        </w:rPr>
-        <w:t>Ahorro por eliminación de errores de caja y sumas manuales:</w:t>
-      </w:r>
-    </w:p>
-    <w:p>
-      <w:pPr>
-        <w:pStyle w:val="Prrafodelista"/>
-        <w:spacing w:line="360" w:lineRule="auto"/>
-      </w:pPr>
-      <w:r>
-        <w:t>Pérdidas previas por descuadres y fugas en notas de papel ≈≈ Bs. 6,000.00 / año.</w:t>
-      </w:r>
-    </w:p>
-    <w:p>
-      <w:pPr>
-        <w:pStyle w:val="Prrafodelista"/>
-        <w:numPr>
-          <w:ilvl w:val="0"/>
-          <w:numId w:val="33"/>
-        </w:numPr>
-        <w:spacing w:line="360" w:lineRule="auto"/>
-        <w:rPr>
-          <w:b/>
-          <w:bCs/>
-        </w:rPr>
-      </w:pPr>
-      <w:r>
-        <w:rPr>
-          <w:b/>
-          <w:bCs/>
-        </w:rPr>
-        <w:t>Eficiencia en tiempos de atención y ventas recuperadas:</w:t>
-      </w:r>
-    </w:p>
-    <w:p>
-      <w:pPr>
-        <w:pStyle w:val="Prrafodelista"/>
-        <w:spacing w:line="360" w:lineRule="auto"/>
-      </w:pPr>
-      <w:r>
-        <w:t>Reducción del tiempo de cobro en caja de 5 min a 45 seg ≈≈ Bs. 8,000.00 / año.</w:t>
-      </w:r>
-    </w:p>
-    <w:p>
-      <w:pPr>
-        <w:spacing w:line="360" w:lineRule="auto"/>
-      </w:pPr>
-      <m:oMathPara>
-        <m:oMathParaPr>
-          <m:jc m:val="center"/>
-        </m:oMathParaPr>
-        <m:oMath>
-          <m:r>
-            <w:rPr>
-              <w:rFonts w:ascii="Cambria Math" w:hAnsi="Cambria Math"/>
-            </w:rPr>
-            <m:t>Beneficio Economico Anual Estimado=Bs. 12,000+6,000+8,000=Bs. 26,000.00/año</m:t>
-          </m:r>
-        </m:oMath>
-      </m:oMathPara>
-    </w:p>
-    <w:p>
-      <w:pPr>
-        <w:spacing w:line="360" w:lineRule="auto"/>
-      </w:pPr>
-      <w:r>
+          <w:rFonts w:cs="Arial"/>
+        </w:rPr>
+      </w:pPr>
+      <w:r>
+        <w:rPr>
+          <w:rFonts w:cs="Arial"/>
+        </w:rPr>
         <w:lastRenderedPageBreak/>
-        <w:t>1. Cálculo del periodo de recuperación de la inversión (PRI)</w:t>
-      </w:r>
-    </w:p>
-    <w:p>
-      <w:pPr>
-        <w:spacing w:line="360" w:lineRule="auto"/>
-        <w:rPr>
-          <w:rFonts w:eastAsiaTheme="minorEastAsia"/>
+        <w:t>Cálculo del periodo de recuperación de la inversión (PRI)</w:t>
+      </w:r>
+    </w:p>
+    <w:p>
+      <w:pPr>
+        <w:spacing w:line="360" w:lineRule="auto"/>
+        <w:ind w:left="720"/>
+      </w:pPr>
+      <w:r>
+        <w:t>El Periodo de Recuperación de la Inversión determina el tiempo exacto en el cual la ferretería recupera el capital total invertido en el proyecto (Bs. 27,510.00)</w:t>
+      </w:r>
+    </w:p>
+    <w:p>
+      <w:pPr>
+        <w:spacing w:line="360" w:lineRule="auto"/>
+        <w:rPr>
+          <w:rFonts w:eastAsiaTheme="minorEastAsia" w:cs="Arial"/>
         </w:rPr>
       </w:pPr>
       <m:oMathPara>
         <m:oMath>
           <m:r>
             <w:rPr>
-              <w:rFonts w:ascii="Cambria Math" w:hAnsi="Cambria Math"/>
+              <w:rFonts w:ascii="Cambria Math" w:hAnsi="Cambria Math" w:cs="Arial"/>
             </w:rPr>
             <m:t>PRI=</m:t>
           </m:r>
@@ -44597,7 +48193,7 @@
             <m:fPr>
               <m:ctrlPr>
                 <w:rPr>
-                  <w:rFonts w:ascii="Cambria Math" w:hAnsi="Cambria Math"/>
+                  <w:rFonts w:ascii="Cambria Math" w:hAnsi="Cambria Math" w:cs="Arial"/>
                   <w:i/>
                 </w:rPr>
               </m:ctrlPr>
@@ -44605,15 +48201,15 @@
             <m:num>
               <m:r>
                 <w:rPr>
-                  <w:rFonts w:ascii="Cambria Math" w:hAnsi="Cambria Math"/>
+                  <w:rFonts w:ascii="Cambria Math" w:hAnsi="Cambria Math" w:cs="Arial"/>
                 </w:rPr>
-                <m:t>Inversion Totañ</m:t>
+                <m:t>Inversion Total</m:t>
               </m:r>
             </m:num>
             <m:den>
               <m:r>
                 <w:rPr>
-                  <w:rFonts w:ascii="Cambria Math" w:hAnsi="Cambria Math"/>
+                  <w:rFonts w:ascii="Cambria Math" w:hAnsi="Cambria Math" w:cs="Arial"/>
                 </w:rPr>
                 <m:t>Beneficio Anual</m:t>
               </m:r>
@@ -44621,7 +48217,7 @@
           </m:f>
           <m:r>
             <w:rPr>
-              <w:rFonts w:ascii="Cambria Math" w:hAnsi="Cambria Math"/>
+              <w:rFonts w:ascii="Cambria Math" w:hAnsi="Cambria Math" w:cs="Arial"/>
             </w:rPr>
             <m:t xml:space="preserve">= </m:t>
           </m:r>
@@ -44629,7 +48225,7 @@
             <m:fPr>
               <m:ctrlPr>
                 <w:rPr>
-                  <w:rFonts w:ascii="Cambria Math" w:hAnsi="Cambria Math"/>
+                  <w:rFonts w:ascii="Cambria Math" w:hAnsi="Cambria Math" w:cs="Arial"/>
                   <w:i/>
                 </w:rPr>
               </m:ctrlPr>
@@ -44637,7 +48233,7 @@
             <m:num>
               <m:r>
                 <w:rPr>
-                  <w:rFonts w:ascii="Cambria Math" w:hAnsi="Cambria Math"/>
+                  <w:rFonts w:ascii="Cambria Math" w:hAnsi="Cambria Math" w:cs="Arial"/>
                 </w:rPr>
                 <m:t>Bs. 27,510.00</m:t>
               </m:r>
@@ -44645,7 +48241,7 @@
             <m:den>
               <m:r>
                 <w:rPr>
-                  <w:rFonts w:ascii="Cambria Math" w:hAnsi="Cambria Math"/>
+                  <w:rFonts w:ascii="Cambria Math" w:hAnsi="Cambria Math" w:cs="Arial"/>
                 </w:rPr>
                 <m:t>Bs. 26,000.00</m:t>
               </m:r>
@@ -44653,7 +48249,7 @@
           </m:f>
           <m:r>
             <w:rPr>
-              <w:rFonts w:ascii="Cambria Math" w:hAnsi="Cambria Math"/>
+              <w:rFonts w:ascii="Cambria Math" w:hAnsi="Cambria Math" w:cs="Arial"/>
             </w:rPr>
             <m:t xml:space="preserve"> ≈1.05 Años (Aprox. 12.5 Meses)</m:t>
           </m:r>
@@ -44662,30 +48258,44 @@
     </w:p>
     <w:p>
       <w:pPr>
-        <w:spacing w:line="360" w:lineRule="auto"/>
-        <w:rPr>
-          <w:rFonts w:eastAsiaTheme="minorEastAsia"/>
-        </w:rPr>
-      </w:pPr>
-      <w:r>
-        <w:rPr>
-          <w:rFonts w:eastAsiaTheme="minorEastAsia"/>
-        </w:rPr>
-        <w:t>2. Cálculo del retorno de inversión (ROI)</w:t>
-      </w:r>
-    </w:p>
-    <w:p>
-      <w:pPr>
-        <w:spacing w:line="360" w:lineRule="auto"/>
-        <w:rPr>
-          <w:rFonts w:eastAsiaTheme="minorEastAsia"/>
+        <w:pStyle w:val="Prrafodelista"/>
+        <w:numPr>
+          <w:ilvl w:val="0"/>
+          <w:numId w:val="34"/>
+        </w:numPr>
+        <w:spacing w:line="360" w:lineRule="auto"/>
+        <w:rPr>
+          <w:rFonts w:eastAsiaTheme="minorEastAsia" w:cs="Arial"/>
+        </w:rPr>
+      </w:pPr>
+      <w:r>
+        <w:rPr>
+          <w:rFonts w:eastAsiaTheme="minorEastAsia" w:cs="Arial"/>
+        </w:rPr>
+        <w:t>Cálculo del retorno de inversión (ROI)</w:t>
+      </w:r>
+    </w:p>
+    <w:p>
+      <w:pPr>
+        <w:spacing w:line="360" w:lineRule="auto"/>
+        <w:ind w:left="720"/>
+      </w:pPr>
+      <w:r>
+        <w:t>El Retorno de Inversión mide el porcentaje de rentabilidad financiera del proyecto sobre los costos incurridos:</w:t>
+      </w:r>
+    </w:p>
+    <w:p>
+      <w:pPr>
+        <w:spacing w:line="360" w:lineRule="auto"/>
+        <w:rPr>
+          <w:rFonts w:eastAsiaTheme="minorEastAsia" w:cs="Arial"/>
         </w:rPr>
       </w:pPr>
       <m:oMathPara>
         <m:oMath>
           <m:r>
             <w:rPr>
-              <w:rFonts w:ascii="Cambria Math" w:hAnsi="Cambria Math"/>
+              <w:rFonts w:ascii="Cambria Math" w:hAnsi="Cambria Math" w:cs="Arial"/>
             </w:rPr>
             <m:t xml:space="preserve">ROI= </m:t>
           </m:r>
@@ -44693,7 +48303,7 @@
             <m:dPr>
               <m:ctrlPr>
                 <w:rPr>
-                  <w:rFonts w:ascii="Cambria Math" w:hAnsi="Cambria Math"/>
+                  <w:rFonts w:ascii="Cambria Math" w:hAnsi="Cambria Math" w:cs="Arial"/>
                   <w:i/>
                 </w:rPr>
               </m:ctrlPr>
@@ -44703,7 +48313,7 @@
                 <m:fPr>
                   <m:ctrlPr>
                     <w:rPr>
-                      <w:rFonts w:ascii="Cambria Math" w:hAnsi="Cambria Math"/>
+                      <w:rFonts w:ascii="Cambria Math" w:hAnsi="Cambria Math" w:cs="Arial"/>
                       <w:i/>
                     </w:rPr>
                   </m:ctrlPr>
@@ -44711,7 +48321,7 @@
                 <m:num>
                   <m:r>
                     <w:rPr>
-                      <w:rFonts w:ascii="Cambria Math" w:hAnsi="Cambria Math"/>
+                      <w:rFonts w:ascii="Cambria Math" w:hAnsi="Cambria Math" w:cs="Arial"/>
                     </w:rPr>
                     <m:t>Beneficio Anual</m:t>
                   </m:r>
@@ -44719,7 +48329,7 @@
                 <m:den>
                   <m:r>
                     <w:rPr>
-                      <w:rFonts w:ascii="Cambria Math" w:hAnsi="Cambria Math"/>
+                      <w:rFonts w:ascii="Cambria Math" w:hAnsi="Cambria Math" w:cs="Arial"/>
                     </w:rPr>
                     <m:t>Inversion Total</m:t>
                   </m:r>
@@ -44729,7 +48339,7 @@
           </m:d>
           <m:r>
             <w:rPr>
-              <w:rFonts w:ascii="Cambria Math" w:eastAsiaTheme="minorEastAsia" w:hAnsi="Cambria Math"/>
+              <w:rFonts w:ascii="Cambria Math" w:eastAsiaTheme="minorEastAsia" w:hAnsi="Cambria Math" w:cs="Arial"/>
             </w:rPr>
             <m:t xml:space="preserve"> ×100= </m:t>
           </m:r>
@@ -44737,7 +48347,7 @@
             <m:dPr>
               <m:ctrlPr>
                 <w:rPr>
-                  <w:rFonts w:ascii="Cambria Math" w:eastAsiaTheme="minorEastAsia" w:hAnsi="Cambria Math"/>
+                  <w:rFonts w:ascii="Cambria Math" w:eastAsiaTheme="minorEastAsia" w:hAnsi="Cambria Math" w:cs="Arial"/>
                   <w:i/>
                 </w:rPr>
               </m:ctrlPr>
@@ -44747,7 +48357,7 @@
                 <m:fPr>
                   <m:ctrlPr>
                     <w:rPr>
-                      <w:rFonts w:ascii="Cambria Math" w:eastAsiaTheme="minorEastAsia" w:hAnsi="Cambria Math"/>
+                      <w:rFonts w:ascii="Cambria Math" w:eastAsiaTheme="minorEastAsia" w:hAnsi="Cambria Math" w:cs="Arial"/>
                       <w:i/>
                     </w:rPr>
                   </m:ctrlPr>
@@ -44755,7 +48365,7 @@
                 <m:num>
                   <m:r>
                     <w:rPr>
-                      <w:rFonts w:ascii="Cambria Math" w:eastAsiaTheme="minorEastAsia" w:hAnsi="Cambria Math"/>
+                      <w:rFonts w:ascii="Cambria Math" w:eastAsiaTheme="minorEastAsia" w:hAnsi="Cambria Math" w:cs="Arial"/>
                     </w:rPr>
                     <m:t>26,000.00</m:t>
                   </m:r>
@@ -44763,7 +48373,7 @@
                 <m:den>
                   <m:r>
                     <w:rPr>
-                      <w:rFonts w:ascii="Cambria Math" w:eastAsiaTheme="minorEastAsia" w:hAnsi="Cambria Math"/>
+                      <w:rFonts w:ascii="Cambria Math" w:eastAsiaTheme="minorEastAsia" w:hAnsi="Cambria Math" w:cs="Arial"/>
                     </w:rPr>
                     <m:t>27,540.00</m:t>
                   </m:r>
@@ -44773,117 +48383,120 @@
           </m:d>
           <m:r>
             <w:rPr>
-              <w:rFonts w:ascii="Cambria Math" w:eastAsiaTheme="minorEastAsia" w:hAnsi="Cambria Math"/>
+              <w:rFonts w:ascii="Cambria Math" w:eastAsiaTheme="minorEastAsia" w:hAnsi="Cambria Math" w:cs="Arial"/>
             </w:rPr>
-            <m:t xml:space="preserve"> ×100 ≈94.51%</m:t>
+            <m:t xml:space="preserve"> ×100 ≈94.51% en el primer año</m:t>
           </m:r>
         </m:oMath>
       </m:oMathPara>
     </w:p>
     <w:p>
       <w:pPr>
+        <w:spacing w:line="360" w:lineRule="auto"/>
+        <w:rPr>
+          <w:rFonts w:eastAsiaTheme="minorEastAsia" w:cs="Arial"/>
+        </w:rPr>
+      </w:pPr>
+    </w:p>
+    <w:p>
+      <w:pPr>
         <w:pStyle w:val="Ttulo3"/>
-      </w:pPr>
-      <w:bookmarkStart w:id="189" w:name="_Toc241170927"/>
-      <w:r>
-        <w:t>CONCLUSIÓN DE FACTIBILIDAD</w:t>
-      </w:r>
-      <w:bookmarkEnd w:id="189"/>
-    </w:p>
-    <w:p>
-      <w:pPr>
-        <w:spacing w:line="360" w:lineRule="auto"/>
-      </w:pPr>
-      <w:r>
-        <w:t>El proyecto es altamente rentable y factible: la inversión se recupera en aproximadamente 1 año gracias a la eliminación de productos vencidos, control de caja y agilización del mostrador, generando a partir del segundo año un beneficio neto continuo para la Ferretería Casa y Construcción.</w:t>
-      </w:r>
-    </w:p>
-    <w:p>
-      <w:pPr>
-        <w:spacing w:line="360" w:lineRule="auto"/>
-      </w:pPr>
-    </w:p>
-    <w:p>
-      <w:pPr>
-        <w:spacing w:line="360" w:lineRule="auto"/>
-      </w:pPr>
-    </w:p>
-    <w:p>
-      <w:pPr>
-        <w:spacing w:line="360" w:lineRule="auto"/>
-      </w:pPr>
-    </w:p>
-    <w:p>
-      <w:pPr>
-        <w:spacing w:line="360" w:lineRule="auto"/>
-      </w:pPr>
-    </w:p>
-    <w:p>
-      <w:pPr>
-        <w:spacing w:line="360" w:lineRule="auto"/>
-      </w:pPr>
-    </w:p>
-    <w:p>
-      <w:pPr>
-        <w:spacing w:line="360" w:lineRule="auto"/>
-      </w:pPr>
-    </w:p>
-    <w:p>
-      <w:pPr>
-        <w:spacing w:line="360" w:lineRule="auto"/>
-      </w:pPr>
-    </w:p>
-    <w:p>
-      <w:pPr>
-        <w:spacing w:line="360" w:lineRule="auto"/>
-      </w:pPr>
-    </w:p>
-    <w:p>
-      <w:pPr>
-        <w:spacing w:line="360" w:lineRule="auto"/>
-      </w:pPr>
-    </w:p>
-    <w:p>
-      <w:pPr>
-        <w:spacing w:line="360" w:lineRule="auto"/>
-      </w:pPr>
-    </w:p>
-    <w:p>
-      <w:pPr>
-        <w:spacing w:line="360" w:lineRule="auto"/>
-      </w:pPr>
-    </w:p>
-    <w:p>
-      <w:pPr>
-        <w:spacing w:line="360" w:lineRule="auto"/>
-      </w:pPr>
-    </w:p>
-    <w:p>
-      <w:pPr>
-        <w:spacing w:line="360" w:lineRule="auto"/>
-      </w:pPr>
-    </w:p>
-    <w:p>
-      <w:pPr>
-        <w:spacing w:line="360" w:lineRule="auto"/>
-      </w:pPr>
-    </w:p>
-    <w:p>
-      <w:pPr>
-        <w:spacing w:line="360" w:lineRule="auto"/>
-      </w:pPr>
-    </w:p>
-    <w:p>
-      <w:pPr>
-        <w:spacing w:line="360" w:lineRule="auto"/>
-      </w:pPr>
-    </w:p>
-    <w:p>
-      <w:pPr>
-        <w:spacing w:line="360" w:lineRule="auto"/>
-      </w:pPr>
-    </w:p>
-    <w:bookmarkStart w:id="190" w:name="_Toc241170928" w:displacedByCustomXml="next"/>
+        <w:ind w:left="2160" w:hanging="360"/>
+        <w:rPr>
+          <w:rFonts w:cs="Arial"/>
+        </w:rPr>
+      </w:pPr>
+      <w:bookmarkStart w:id="190" w:name="_Toc241170927"/>
+      <w:r>
+        <w:rPr>
+          <w:rFonts w:cs="Arial"/>
+        </w:rPr>
+        <w:t xml:space="preserve">CONCLUSIÓN DE </w:t>
+      </w:r>
+      <w:bookmarkEnd w:id="190"/>
+      <w:r>
+        <w:rPr>
+          <w:rFonts w:cs="Arial"/>
+        </w:rPr>
+        <w:t>VIABILIDAD</w:t>
+      </w:r>
+    </w:p>
+    <w:p>
+      <w:pPr>
+        <w:spacing w:line="360" w:lineRule="auto"/>
+        <w:rPr>
+          <w:rFonts w:cs="Arial"/>
+        </w:rPr>
+      </w:pPr>
+      <w:r>
+        <w:rPr>
+          <w:rFonts w:cs="Arial"/>
+        </w:rPr>
+        <w:t>La evaluación demuestra que el sistema web es financieramente rentable y sostenible. La empresa recupera la totalidad de la inversión en aproximadamente un año (12.5 meses) únicamente mediante la mitigación de mermas y errores operativos, generando a partir del segundo año un flujo de ahorro continuo que incrementa el margen de utilidad neta del negocio.</w:t>
+      </w:r>
+    </w:p>
+    <w:p>
+      <w:pPr>
+        <w:spacing w:line="360" w:lineRule="auto"/>
+        <w:rPr>
+          <w:rFonts w:cs="Arial"/>
+        </w:rPr>
+      </w:pPr>
+    </w:p>
+    <w:p>
+      <w:pPr>
+        <w:spacing w:line="360" w:lineRule="auto"/>
+        <w:rPr>
+          <w:rFonts w:cs="Arial"/>
+        </w:rPr>
+      </w:pPr>
+    </w:p>
+    <w:p>
+      <w:pPr>
+        <w:spacing w:line="360" w:lineRule="auto"/>
+      </w:pPr>
+    </w:p>
+    <w:p>
+      <w:pPr>
+        <w:spacing w:line="360" w:lineRule="auto"/>
+      </w:pPr>
+    </w:p>
+    <w:p>
+      <w:pPr>
+        <w:spacing w:line="360" w:lineRule="auto"/>
+      </w:pPr>
+    </w:p>
+    <w:p>
+      <w:pPr>
+        <w:spacing w:line="360" w:lineRule="auto"/>
+      </w:pPr>
+    </w:p>
+    <w:p>
+      <w:pPr>
+        <w:spacing w:line="360" w:lineRule="auto"/>
+      </w:pPr>
+    </w:p>
+    <w:p>
+      <w:pPr>
+        <w:spacing w:line="360" w:lineRule="auto"/>
+      </w:pPr>
+    </w:p>
+    <w:p>
+      <w:pPr>
+        <w:spacing w:line="360" w:lineRule="auto"/>
+      </w:pPr>
+    </w:p>
+    <w:p>
+      <w:pPr>
+        <w:spacing w:line="360" w:lineRule="auto"/>
+      </w:pPr>
+    </w:p>
+    <w:p>
+      <w:pPr>
+        <w:spacing w:line="360" w:lineRule="auto"/>
+      </w:pPr>
+    </w:p>
+    <w:bookmarkStart w:id="191" w:name="_Toc241170928" w:displacedByCustomXml="next"/>
     <w:sdt>
       <w:sdtPr>
         <w:rPr>
@@ -44936,7 +48549,7 @@
             </w:rPr>
             <w:t>REFERENCIAS</w:t>
           </w:r>
-          <w:bookmarkEnd w:id="190"/>
+          <w:bookmarkEnd w:id="191"/>
         </w:p>
         <w:sdt>
           <w:sdtPr>
@@ -45199,7 +48812,6 @@
                 <w:rPr>
                   <w:noProof/>
                 </w:rPr>
-                <w:lastRenderedPageBreak/>
                 <w:t xml:space="preserve">Daemon4. (23 de 07 de 2024). </w:t>
               </w:r>
               <w:r>
@@ -45229,6 +48841,7 @@
                 <w:rPr>
                   <w:noProof/>
                 </w:rPr>
+                <w:lastRenderedPageBreak/>
                 <w:t xml:space="preserve">Darias Pérez, S. (18 de 10 de 2021). </w:t>
               </w:r>
               <w:r>
@@ -45432,7 +49045,6 @@
                 <w:rPr>
                   <w:noProof/>
                 </w:rPr>
-                <w:lastRenderedPageBreak/>
                 <w:t xml:space="preserve">Herrera, J. (29 de 08 de 2007). </w:t>
               </w:r>
               <w:r>
@@ -45462,6 +49074,7 @@
                 <w:rPr>
                   <w:noProof/>
                 </w:rPr>
+                <w:lastRenderedPageBreak/>
                 <w:t xml:space="preserve">Hostinger. (05 de 03 de 2025). </w:t>
               </w:r>
               <w:r>
@@ -45723,7 +49336,6 @@
                 <w:rPr>
                   <w:noProof/>
                 </w:rPr>
-                <w:lastRenderedPageBreak/>
                 <w:t xml:space="preserve">Muñoz, R. (06 de 07 de 2023). </w:t>
               </w:r>
               <w:r>
@@ -45767,7 +49379,14 @@
                 <w:rPr>
                   <w:noProof/>
                 </w:rPr>
-                <w:t xml:space="preserve"> Repositorio Institucional ULADECH Católica: https://repositorio.uladech.edu.pe/handle/20.500.13032/2518</w:t>
+                <w:t xml:space="preserve"> </w:t>
+              </w:r>
+              <w:r>
+                <w:rPr>
+                  <w:noProof/>
+                </w:rPr>
+                <w:lastRenderedPageBreak/>
+                <w:t>Repositorio Institucional ULADECH Católica: https://repositorio.uladech.edu.pe/handle/20.500.13032/2518</w:t>
               </w:r>
             </w:p>
             <w:p>
@@ -45927,14 +49546,7 @@
                 <w:rPr>
                   <w:noProof/>
                 </w:rPr>
-                <w:t xml:space="preserve">Sánchez Lunavictoria, J. C., Sánchez Lunavictoria, D. M., Romero Vélez, E. M., &amp; Macías Zambrano, N. M. (2025). Inteligencia de negocios en la optimización de estrategias de </w:t>
-              </w:r>
-              <w:r>
-                <w:rPr>
-                  <w:noProof/>
-                </w:rPr>
-                <w:lastRenderedPageBreak/>
-                <w:t xml:space="preserve">marketing enfoque basado en el análisis predictivo. </w:t>
+                <w:t xml:space="preserve">Sánchez Lunavictoria, J. C., Sánchez Lunavictoria, D. M., Romero Vélez, E. M., &amp; Macías Zambrano, N. M. (2025). Inteligencia de negocios en la optimización de estrategias de marketing enfoque basado en el análisis predictivo. </w:t>
               </w:r>
               <w:r>
                 <w:rPr>
@@ -45992,6 +49604,7 @@
                 <w:rPr>
                   <w:noProof/>
                 </w:rPr>
+                <w:lastRenderedPageBreak/>
                 <w:t xml:space="preserve">Terreros, D. (24 de 01 de 2023). </w:t>
               </w:r>
               <w:r>
@@ -46175,7 +49788,7 @@
     </w:p>
     <w:p/>
     <w:sectPr>
-      <w:headerReference w:type="default" r:id="rId37"/>
+      <w:headerReference w:type="default" r:id="rId40"/>
       <w:pgSz w:w="12240" w:h="15840" w:code="1"/>
       <w:pgMar w:top="1418" w:right="1134" w:bottom="1418" w:left="1701" w:header="720" w:footer="720" w:gutter="0"/>
       <w:pgNumType w:start="1"/>
@@ -46363,16 +49976,16 @@
 
 <file path=word/commentsExtended.xml><?xml version="1.0" encoding="utf-8"?>
 <w15:commentsEx xmlns:wpc="http://schemas.microsoft.com/office/word/2010/wordprocessingCanvas" xmlns:cx="http://schemas.microsoft.com/office/drawing/2014/chartex" xmlns:cx1="http://schemas.microsoft.com/office/drawing/2015/9/8/chartex" xmlns:cx2="http://schemas.microsoft.com/office/drawing/2015/10/21/chartex" xmlns:cx3="http://schemas.microsoft.com/office/drawing/2016/5/9/chartex" xmlns:cx4="http://schemas.microsoft.com/office/drawing/2016/5/10/chartex" xmlns:cx5="http://schemas.microsoft.com/office/drawing/2016/5/11/chartex" xmlns:cx6="http://schemas.microsoft.com/office/drawing/2016/5/12/chartex" xmlns:cx7="http://schemas.microsoft.com/office/drawing/2016/5/13/chartex" xmlns:cx8="http://schemas.microsoft.com/office/drawing/2016/5/14/chartex" xmlns:mc="http://schemas.openxmlformats.org/markup-compatibility/2006" xmlns:aink="http://schemas.microsoft.com/office/drawing/2016/ink" xmlns:am3d="http://schemas.microsoft.com/office/drawing/2017/model3d" xmlns:o="urn:schemas-microsoft-com:office:office" xmlns:r="http://schemas.openxmlformats.org/officeDocument/2006/relationships" xmlns:m="http://schemas.openxmlformats.org/officeDocument/2006/math" xmlns:v="urn:schemas-microsoft-com:vml" xmlns:wp14="http://schemas.microsoft.com/office/word/2010/wordprocessingDrawing" xmlns:wp="http://schemas.openxmlformats.org/drawingml/2006/wordprocessingDrawing" xmlns:w10="urn:schemas-microsoft-com:office:word" xmlns:w="http://schemas.openxmlformats.org/wordprocessingml/2006/main" xmlns:w14="http://schemas.microsoft.com/office/word/2010/wordml" xmlns:w15="http://schemas.microsoft.com/office/word/2012/wordml" xmlns:w16cex="http://schemas.microsoft.com/office/word/2018/wordml/cex" xmlns:w16cid="http://schemas.microsoft.com/office/word/2016/wordml/cid" xmlns:w16="http://schemas.microsoft.com/office/word/2018/wordml" xmlns:w16sdtdh="http://schemas.microsoft.com/office/word/2020/wordml/sdtdatahash" xmlns:w16se="http://schemas.microsoft.com/office/word/2015/wordml/symex" xmlns:wpg="http://schemas.microsoft.com/office/word/2010/wordprocessingGroup" xmlns:wpi="http://schemas.microsoft.com/office/word/2010/wordprocessingInk" xmlns:wne="http://schemas.microsoft.com/office/word/2006/wordml" xmlns:wps="http://schemas.microsoft.com/office/word/2010/wordprocessingShape" mc:Ignorable="w14 w15 w16se w16cid w16 w16cex w16sdtdh wp14">
-  <w15:commentEx w15:paraId="00F625CA" w15:done="1"/>
-  <w15:commentEx w15:paraId="7E146EF3" w15:done="1"/>
-  <w15:commentEx w15:paraId="70F165CC" w15:done="1"/>
-  <w15:commentEx w15:paraId="77DB42B6" w15:done="1"/>
-  <w15:commentEx w15:paraId="319B26D8" w15:done="1"/>
-  <w15:commentEx w15:paraId="282E0782" w15:done="1"/>
-  <w15:commentEx w15:paraId="08E2D44E" w15:done="1"/>
-  <w15:commentEx w15:paraId="00F77228" w15:done="1"/>
-  <w15:commentEx w15:paraId="2FE31664" w15:done="1"/>
-  <w15:commentEx w15:paraId="35DEB41A" w15:done="0"/>
+  <w15:commentEx w15:paraId="28832B5B" w15:done="1"/>
+  <w15:commentEx w15:paraId="4B231AA0" w15:done="1"/>
+  <w15:commentEx w15:paraId="1CC13A6D" w15:done="1"/>
+  <w15:commentEx w15:paraId="3BEB3A52" w15:done="1"/>
+  <w15:commentEx w15:paraId="4A2923A5" w15:done="1"/>
+  <w15:commentEx w15:paraId="27495233" w15:done="1"/>
+  <w15:commentEx w15:paraId="42E33F86" w15:done="1"/>
+  <w15:commentEx w15:paraId="2308DF15" w15:done="1"/>
+  <w15:commentEx w15:paraId="2662F595" w15:done="1"/>
+  <w15:commentEx w15:paraId="3D741D83" w15:done="0"/>
 </w15:commentsEx>
 </file>
 
@@ -46393,16 +50006,16 @@
 
 <file path=word/commentsIds.xml><?xml version="1.0" encoding="utf-8"?>
 <w16cid:commentsIds xmlns:wpc="http://schemas.microsoft.com/office/word/2010/wordprocessingCanvas" xmlns:cx="http://schemas.microsoft.com/office/drawing/2014/chartex" xmlns:cx1="http://schemas.microsoft.com/office/drawing/2015/9/8/chartex" xmlns:cx2="http://schemas.microsoft.com/office/drawing/2015/10/21/chartex" xmlns:cx3="http://schemas.microsoft.com/office/drawing/2016/5/9/chartex" xmlns:cx4="http://schemas.microsoft.com/office/drawing/2016/5/10/chartex" xmlns:cx5="http://schemas.microsoft.com/office/drawing/2016/5/11/chartex" xmlns:cx6="http://schemas.microsoft.com/office/drawing/2016/5/12/chartex" xmlns:cx7="http://schemas.microsoft.com/office/drawing/2016/5/13/chartex" xmlns:cx8="http://schemas.microsoft.com/office/drawing/2016/5/14/chartex" xmlns:mc="http://schemas.openxmlformats.org/markup-compatibility/2006" xmlns:aink="http://schemas.microsoft.com/office/drawing/2016/ink" xmlns:am3d="http://schemas.microsoft.com/office/drawing/2017/model3d" xmlns:o="urn:schemas-microsoft-com:office:office" xmlns:r="http://schemas.openxmlformats.org/officeDocument/2006/relationships" xmlns:m="http://schemas.openxmlformats.org/officeDocument/2006/math" xmlns:v="urn:schemas-microsoft-com:vml" xmlns:wp14="http://schemas.microsoft.com/office/word/2010/wordprocessingDrawing" xmlns:wp="http://schemas.openxmlformats.org/drawingml/2006/wordprocessingDrawing" xmlns:w10="urn:schemas-microsoft-com:office:word" xmlns:w="http://schemas.openxmlformats.org/wordprocessingml/2006/main" xmlns:w14="http://schemas.microsoft.com/office/word/2010/wordml" xmlns:w15="http://schemas.microsoft.com/office/word/2012/wordml" xmlns:w16cex="http://schemas.microsoft.com/office/word/2018/wordml/cex" xmlns:w16cid="http://schemas.microsoft.com/office/word/2016/wordml/cid" xmlns:w16="http://schemas.microsoft.com/office/word/2018/wordml" xmlns:w16sdtdh="http://schemas.microsoft.com/office/word/2020/wordml/sdtdatahash" xmlns:w16se="http://schemas.microsoft.com/office/word/2015/wordml/symex" xmlns:wpg="http://schemas.microsoft.com/office/word/2010/wordprocessingGroup" xmlns:wpi="http://schemas.microsoft.com/office/word/2010/wordprocessingInk" xmlns:wne="http://schemas.microsoft.com/office/word/2006/wordml" xmlns:wps="http://schemas.microsoft.com/office/word/2010/wordprocessingShape" mc:Ignorable="w14 w15 w16se w16cid w16 w16cex w16sdtdh wp14">
-  <w16cid:commentId w16cid:paraId="00F625CA" w16cid:durableId="5C57F6F1"/>
-  <w16cid:commentId w16cid:paraId="7E146EF3" w16cid:durableId="215CFF19"/>
-  <w16cid:commentId w16cid:paraId="70F165CC" w16cid:durableId="00B8901A"/>
-  <w16cid:commentId w16cid:paraId="77DB42B6" w16cid:durableId="6CEA7FE0"/>
-  <w16cid:commentId w16cid:paraId="319B26D8" w16cid:durableId="5D990457"/>
-  <w16cid:commentId w16cid:paraId="282E0782" w16cid:durableId="7FBBAE27"/>
-  <w16cid:commentId w16cid:paraId="08E2D44E" w16cid:durableId="73F7F411"/>
-  <w16cid:commentId w16cid:paraId="00F77228" w16cid:durableId="6FA7482E"/>
-  <w16cid:commentId w16cid:paraId="2FE31664" w16cid:durableId="580ED98C"/>
-  <w16cid:commentId w16cid:paraId="35DEB41A" w16cid:durableId="227C92B3"/>
+  <w16cid:commentId w16cid:paraId="28832B5B" w16cid:durableId="5C57F6F1"/>
+  <w16cid:commentId w16cid:paraId="4B231AA0" w16cid:durableId="215CFF19"/>
+  <w16cid:commentId w16cid:paraId="1CC13A6D" w16cid:durableId="00B8901A"/>
+  <w16cid:commentId w16cid:paraId="3BEB3A52" w16cid:durableId="6CEA7FE0"/>
+  <w16cid:commentId w16cid:paraId="4A2923A5" w16cid:durableId="5D990457"/>
+  <w16cid:commentId w16cid:paraId="27495233" w16cid:durableId="7FBBAE27"/>
+  <w16cid:commentId w16cid:paraId="42E33F86" w16cid:durableId="73F7F411"/>
+  <w16cid:commentId w16cid:paraId="2308DF15" w16cid:durableId="6FA7482E"/>
+  <w16cid:commentId w16cid:paraId="2662F595" w16cid:durableId="580ED98C"/>
+  <w16cid:commentId w16cid:paraId="3D741D83" w16cid:durableId="227C92B3"/>
 </w16cid:commentsIds>
 </file>
 
@@ -46474,7 +50087,7 @@
 <w:hdr xmlns:wpc="http://schemas.microsoft.com/office/word/2010/wordprocessingCanvas" xmlns:cx="http://schemas.microsoft.com/office/drawing/2014/chartex" xmlns:cx1="http://schemas.microsoft.com/office/drawing/2015/9/8/chartex" xmlns:cx2="http://schemas.microsoft.com/office/drawing/2015/10/21/chartex" xmlns:cx3="http://schemas.microsoft.com/office/drawing/2016/5/9/chartex" xmlns:cx4="http://schemas.microsoft.com/office/drawing/2016/5/10/chartex" xmlns:cx5="http://schemas.microsoft.com/office/drawing/2016/5/11/chartex" xmlns:cx6="http://schemas.microsoft.com/office/drawing/2016/5/12/chartex" xmlns:cx7="http://schemas.microsoft.com/office/drawing/2016/5/13/chartex" xmlns:cx8="http://schemas.microsoft.com/office/drawing/2016/5/14/chartex" xmlns:mc="http://schemas.openxmlformats.org/markup-compatibility/2006" xmlns:aink="http://schemas.microsoft.com/office/drawing/2016/ink" xmlns:am3d="http://schemas.microsoft.com/office/drawing/2017/model3d" xmlns:o="urn:schemas-microsoft-com:office:office" xmlns:r="http://schemas.openxmlformats.org/officeDocument/2006/relationships" xmlns:m="http://schemas.openxmlformats.org/officeDocument/2006/math" xmlns:v="urn:schemas-microsoft-com:vml" xmlns:wp14="http://schemas.microsoft.com/office/word/2010/wordprocessingDrawing" xmlns:wp="http://schemas.openxmlformats.org/drawingml/2006/wordprocessingDrawing" xmlns:w10="urn:schemas-microsoft-com:office:word" xmlns:w="http://schemas.openxmlformats.org/wordprocessingml/2006/main" xmlns:w14="http://schemas.microsoft.com/office/word/2010/wordml" xmlns:w15="http://schemas.microsoft.com/office/word/2012/wordml" xmlns:w16cex="http://schemas.microsoft.com/office/word/2018/wordml/cex" xmlns:w16cid="http://schemas.microsoft.com/office/word/2016/wordml/cid" xmlns:w16="http://schemas.microsoft.com/office/word/2018/wordml" xmlns:w16sdtdh="http://schemas.microsoft.com/office/word/2020/wordml/sdtdatahash" xmlns:w16se="http://schemas.microsoft.com/office/word/2015/wordml/symex" xmlns:wpg="http://schemas.microsoft.com/office/word/2010/wordprocessingGroup" xmlns:wpi="http://schemas.microsoft.com/office/word/2010/wordprocessingInk" xmlns:wne="http://schemas.microsoft.com/office/word/2006/wordml" xmlns:wps="http://schemas.microsoft.com/office/word/2010/wordprocessingShape" mc:Ignorable="w14 w15 w16se w16cid w16 w16cex w16sdtdh wp14">
   <w:sdt>
     <w:sdtPr>
-      <w:id w:val="2002769667"/>
+      <w:id w:val="-178200882"/>
       <w:docPartObj>
         <w:docPartGallery w:val="Page Numbers (Top of Page)"/>
         <w:docPartUnique/>
@@ -47492,6 +51105,92 @@
     </w:lvl>
   </w:abstractNum>
   <w:abstractNum w:abstractNumId="8" w15:restartNumberingAfterBreak="0">
+    <w:nsid w:val="24C3168B"/>
+    <w:multiLevelType w:val="hybridMultilevel"/>
+    <w:tmpl w:val="40B4B450"/>
+    <w:lvl w:ilvl="0" w:tplc="400A000F">
+      <w:start w:val="1"/>
+      <w:numFmt w:val="decimal"/>
+      <w:lvlText w:val="%1."/>
+      <w:lvlJc w:val="left"/>
+      <w:pPr>
+        <w:ind w:left="720" w:hanging="360"/>
+      </w:pPr>
+    </w:lvl>
+    <w:lvl w:ilvl="1" w:tplc="400A0019" w:tentative="1">
+      <w:start w:val="1"/>
+      <w:numFmt w:val="lowerLetter"/>
+      <w:lvlText w:val="%2."/>
+      <w:lvlJc w:val="left"/>
+      <w:pPr>
+        <w:ind w:left="1440" w:hanging="360"/>
+      </w:pPr>
+    </w:lvl>
+    <w:lvl w:ilvl="2" w:tplc="400A001B" w:tentative="1">
+      <w:start w:val="1"/>
+      <w:numFmt w:val="lowerRoman"/>
+      <w:lvlText w:val="%3."/>
+      <w:lvlJc w:val="right"/>
+      <w:pPr>
+        <w:ind w:left="2160" w:hanging="180"/>
+      </w:pPr>
+    </w:lvl>
+    <w:lvl w:ilvl="3" w:tplc="400A000F" w:tentative="1">
+      <w:start w:val="1"/>
+      <w:numFmt w:val="decimal"/>
+      <w:lvlText w:val="%4."/>
+      <w:lvlJc w:val="left"/>
+      <w:pPr>
+        <w:ind w:left="2880" w:hanging="360"/>
+      </w:pPr>
+    </w:lvl>
+    <w:lvl w:ilvl="4" w:tplc="400A0019" w:tentative="1">
+      <w:start w:val="1"/>
+      <w:numFmt w:val="lowerLetter"/>
+      <w:lvlText w:val="%5."/>
+      <w:lvlJc w:val="left"/>
+      <w:pPr>
+        <w:ind w:left="3600" w:hanging="360"/>
+      </w:pPr>
+    </w:lvl>
+    <w:lvl w:ilvl="5" w:tplc="400A001B" w:tentative="1">
+      <w:start w:val="1"/>
+      <w:numFmt w:val="lowerRoman"/>
+      <w:lvlText w:val="%6."/>
+      <w:lvlJc w:val="right"/>
+      <w:pPr>
+        <w:ind w:left="4320" w:hanging="180"/>
+      </w:pPr>
+    </w:lvl>
+    <w:lvl w:ilvl="6" w:tplc="400A000F" w:tentative="1">
+      <w:start w:val="1"/>
+      <w:numFmt w:val="decimal"/>
+      <w:lvlText w:val="%7."/>
+      <w:lvlJc w:val="left"/>
+      <w:pPr>
+        <w:ind w:left="5040" w:hanging="360"/>
+      </w:pPr>
+    </w:lvl>
+    <w:lvl w:ilvl="7" w:tplc="400A0019" w:tentative="1">
+      <w:start w:val="1"/>
+      <w:numFmt w:val="lowerLetter"/>
+      <w:lvlText w:val="%8."/>
+      <w:lvlJc w:val="left"/>
+      <w:pPr>
+        <w:ind w:left="5760" w:hanging="360"/>
+      </w:pPr>
+    </w:lvl>
+    <w:lvl w:ilvl="8" w:tplc="400A001B" w:tentative="1">
+      <w:start w:val="1"/>
+      <w:numFmt w:val="lowerRoman"/>
+      <w:lvlText w:val="%9."/>
+      <w:lvlJc w:val="right"/>
+      <w:pPr>
+        <w:ind w:left="6480" w:hanging="180"/>
+      </w:pPr>
+    </w:lvl>
+  </w:abstractNum>
+  <w:abstractNum w:abstractNumId="9" w15:restartNumberingAfterBreak="0">
     <w:nsid w:val="24E23432"/>
     <w:multiLevelType w:val="hybridMultilevel"/>
     <w:tmpl w:val="6200068E"/>
@@ -47604,7 +51303,7 @@
       </w:rPr>
     </w:lvl>
   </w:abstractNum>
-  <w:abstractNum w:abstractNumId="9" w15:restartNumberingAfterBreak="0">
+  <w:abstractNum w:abstractNumId="10" w15:restartNumberingAfterBreak="0">
     <w:nsid w:val="252E141B"/>
     <w:multiLevelType w:val="hybridMultilevel"/>
     <w:tmpl w:val="0BFC38D2"/>
@@ -47717,7 +51416,7 @@
       </w:rPr>
     </w:lvl>
   </w:abstractNum>
-  <w:abstractNum w:abstractNumId="10" w15:restartNumberingAfterBreak="0">
+  <w:abstractNum w:abstractNumId="11" w15:restartNumberingAfterBreak="0">
     <w:nsid w:val="265950F6"/>
     <w:multiLevelType w:val="hybridMultilevel"/>
     <w:tmpl w:val="62C6DF0A"/>
@@ -47830,7 +51529,7 @@
       </w:rPr>
     </w:lvl>
   </w:abstractNum>
-  <w:abstractNum w:abstractNumId="11" w15:restartNumberingAfterBreak="0">
+  <w:abstractNum w:abstractNumId="12" w15:restartNumberingAfterBreak="0">
     <w:nsid w:val="28B741C0"/>
     <w:multiLevelType w:val="hybridMultilevel"/>
     <w:tmpl w:val="5AFE4F58"/>
@@ -47943,7 +51642,7 @@
       </w:rPr>
     </w:lvl>
   </w:abstractNum>
-  <w:abstractNum w:abstractNumId="12" w15:restartNumberingAfterBreak="0">
+  <w:abstractNum w:abstractNumId="13" w15:restartNumberingAfterBreak="0">
     <w:nsid w:val="2A4D19C2"/>
     <w:multiLevelType w:val="hybridMultilevel"/>
     <w:tmpl w:val="1A9E75CE"/>
@@ -48056,7 +51755,7 @@
       </w:rPr>
     </w:lvl>
   </w:abstractNum>
-  <w:abstractNum w:abstractNumId="13" w15:restartNumberingAfterBreak="0">
+  <w:abstractNum w:abstractNumId="14" w15:restartNumberingAfterBreak="0">
     <w:nsid w:val="2BE64FF8"/>
     <w:multiLevelType w:val="hybridMultilevel"/>
     <w:tmpl w:val="50D45082"/>
@@ -48169,7 +51868,7 @@
       </w:rPr>
     </w:lvl>
   </w:abstractNum>
-  <w:abstractNum w:abstractNumId="14" w15:restartNumberingAfterBreak="0">
+  <w:abstractNum w:abstractNumId="15" w15:restartNumberingAfterBreak="0">
     <w:nsid w:val="325C1E59"/>
     <w:multiLevelType w:val="hybridMultilevel"/>
     <w:tmpl w:val="E974AE36"/>
@@ -48282,7 +51981,96 @@
       </w:rPr>
     </w:lvl>
   </w:abstractNum>
-  <w:abstractNum w:abstractNumId="15" w15:restartNumberingAfterBreak="0">
+  <w:abstractNum w:abstractNumId="16" w15:restartNumberingAfterBreak="0">
+    <w:nsid w:val="37376DF1"/>
+    <w:multiLevelType w:val="hybridMultilevel"/>
+    <w:tmpl w:val="F932BC7E"/>
+    <w:lvl w:ilvl="0" w:tplc="0409000F">
+      <w:start w:val="1"/>
+      <w:numFmt w:val="decimal"/>
+      <w:lvlText w:val="%1."/>
+      <w:lvlJc w:val="left"/>
+      <w:pPr>
+        <w:ind w:left="720" w:hanging="360"/>
+      </w:pPr>
+      <w:rPr>
+        <w:rFonts w:hint="default"/>
+      </w:rPr>
+    </w:lvl>
+    <w:lvl w:ilvl="1" w:tplc="400A0019" w:tentative="1">
+      <w:start w:val="1"/>
+      <w:numFmt w:val="lowerLetter"/>
+      <w:lvlText w:val="%2."/>
+      <w:lvlJc w:val="left"/>
+      <w:pPr>
+        <w:ind w:left="1440" w:hanging="360"/>
+      </w:pPr>
+    </w:lvl>
+    <w:lvl w:ilvl="2" w:tplc="400A001B" w:tentative="1">
+      <w:start w:val="1"/>
+      <w:numFmt w:val="lowerRoman"/>
+      <w:lvlText w:val="%3."/>
+      <w:lvlJc w:val="right"/>
+      <w:pPr>
+        <w:ind w:left="2160" w:hanging="180"/>
+      </w:pPr>
+    </w:lvl>
+    <w:lvl w:ilvl="3" w:tplc="400A000F" w:tentative="1">
+      <w:start w:val="1"/>
+      <w:numFmt w:val="decimal"/>
+      <w:lvlText w:val="%4."/>
+      <w:lvlJc w:val="left"/>
+      <w:pPr>
+        <w:ind w:left="2880" w:hanging="360"/>
+      </w:pPr>
+    </w:lvl>
+    <w:lvl w:ilvl="4" w:tplc="400A0019" w:tentative="1">
+      <w:start w:val="1"/>
+      <w:numFmt w:val="lowerLetter"/>
+      <w:lvlText w:val="%5."/>
+      <w:lvlJc w:val="left"/>
+      <w:pPr>
+        <w:ind w:left="3600" w:hanging="360"/>
+      </w:pPr>
+    </w:lvl>
+    <w:lvl w:ilvl="5" w:tplc="400A001B" w:tentative="1">
+      <w:start w:val="1"/>
+      <w:numFmt w:val="lowerRoman"/>
+      <w:lvlText w:val="%6."/>
+      <w:lvlJc w:val="right"/>
+      <w:pPr>
+        <w:ind w:left="4320" w:hanging="180"/>
+      </w:pPr>
+    </w:lvl>
+    <w:lvl w:ilvl="6" w:tplc="400A000F" w:tentative="1">
+      <w:start w:val="1"/>
+      <w:numFmt w:val="decimal"/>
+      <w:lvlText w:val="%7."/>
+      <w:lvlJc w:val="left"/>
+      <w:pPr>
+        <w:ind w:left="5040" w:hanging="360"/>
+      </w:pPr>
+    </w:lvl>
+    <w:lvl w:ilvl="7" w:tplc="400A0019" w:tentative="1">
+      <w:start w:val="1"/>
+      <w:numFmt w:val="lowerLetter"/>
+      <w:lvlText w:val="%8."/>
+      <w:lvlJc w:val="left"/>
+      <w:pPr>
+        <w:ind w:left="5760" w:hanging="360"/>
+      </w:pPr>
+    </w:lvl>
+    <w:lvl w:ilvl="8" w:tplc="400A001B" w:tentative="1">
+      <w:start w:val="1"/>
+      <w:numFmt w:val="lowerRoman"/>
+      <w:lvlText w:val="%9."/>
+      <w:lvlJc w:val="right"/>
+      <w:pPr>
+        <w:ind w:left="6480" w:hanging="180"/>
+      </w:pPr>
+    </w:lvl>
+  </w:abstractNum>
+  <w:abstractNum w:abstractNumId="17" w15:restartNumberingAfterBreak="0">
     <w:nsid w:val="49DE7FD9"/>
     <w:multiLevelType w:val="hybridMultilevel"/>
     <w:tmpl w:val="7E200B28"/>
@@ -48395,7 +52183,7 @@
       </w:rPr>
     </w:lvl>
   </w:abstractNum>
-  <w:abstractNum w:abstractNumId="16" w15:restartNumberingAfterBreak="0">
+  <w:abstractNum w:abstractNumId="18" w15:restartNumberingAfterBreak="0">
     <w:nsid w:val="4C273DB0"/>
     <w:multiLevelType w:val="hybridMultilevel"/>
     <w:tmpl w:val="20C20700"/>
@@ -48508,7 +52296,7 @@
       </w:rPr>
     </w:lvl>
   </w:abstractNum>
-  <w:abstractNum w:abstractNumId="17" w15:restartNumberingAfterBreak="0">
+  <w:abstractNum w:abstractNumId="19" w15:restartNumberingAfterBreak="0">
     <w:nsid w:val="4C482DD8"/>
     <w:multiLevelType w:val="multilevel"/>
     <w:tmpl w:val="D6389CB0"/>
@@ -48636,7 +52424,7 @@
       </w:rPr>
     </w:lvl>
   </w:abstractNum>
-  <w:abstractNum w:abstractNumId="18" w15:restartNumberingAfterBreak="0">
+  <w:abstractNum w:abstractNumId="20" w15:restartNumberingAfterBreak="0">
     <w:nsid w:val="4F43059D"/>
     <w:multiLevelType w:val="hybridMultilevel"/>
     <w:tmpl w:val="301AE014"/>
@@ -48749,7 +52537,7 @@
       </w:rPr>
     </w:lvl>
   </w:abstractNum>
-  <w:abstractNum w:abstractNumId="19" w15:restartNumberingAfterBreak="0">
+  <w:abstractNum w:abstractNumId="21" w15:restartNumberingAfterBreak="0">
     <w:nsid w:val="59CA6498"/>
     <w:multiLevelType w:val="hybridMultilevel"/>
     <w:tmpl w:val="F0C09298"/>
@@ -48862,7 +52650,7 @@
       </w:rPr>
     </w:lvl>
   </w:abstractNum>
-  <w:abstractNum w:abstractNumId="20" w15:restartNumberingAfterBreak="0">
+  <w:abstractNum w:abstractNumId="22" w15:restartNumberingAfterBreak="0">
     <w:nsid w:val="5B080E8D"/>
     <w:multiLevelType w:val="hybridMultilevel"/>
     <w:tmpl w:val="C512D172"/>
@@ -48975,7 +52763,7 @@
       </w:rPr>
     </w:lvl>
   </w:abstractNum>
-  <w:abstractNum w:abstractNumId="21" w15:restartNumberingAfterBreak="0">
+  <w:abstractNum w:abstractNumId="23" w15:restartNumberingAfterBreak="0">
     <w:nsid w:val="5EB2115D"/>
     <w:multiLevelType w:val="hybridMultilevel"/>
     <w:tmpl w:val="9EC6B120"/>
@@ -49065,7 +52853,7 @@
       </w:pPr>
     </w:lvl>
   </w:abstractNum>
-  <w:abstractNum w:abstractNumId="22" w15:restartNumberingAfterBreak="0">
+  <w:abstractNum w:abstractNumId="24" w15:restartNumberingAfterBreak="0">
     <w:nsid w:val="61747D56"/>
     <w:multiLevelType w:val="hybridMultilevel"/>
     <w:tmpl w:val="1A348856"/>
@@ -49178,7 +52966,7 @@
       </w:rPr>
     </w:lvl>
   </w:abstractNum>
-  <w:abstractNum w:abstractNumId="23" w15:restartNumberingAfterBreak="0">
+  <w:abstractNum w:abstractNumId="25" w15:restartNumberingAfterBreak="0">
     <w:nsid w:val="629F3E1D"/>
     <w:multiLevelType w:val="hybridMultilevel"/>
     <w:tmpl w:val="565C5E2A"/>
@@ -49291,7 +53079,7 @@
       </w:rPr>
     </w:lvl>
   </w:abstractNum>
-  <w:abstractNum w:abstractNumId="24" w15:restartNumberingAfterBreak="0">
+  <w:abstractNum w:abstractNumId="26" w15:restartNumberingAfterBreak="0">
     <w:nsid w:val="630923A6"/>
     <w:multiLevelType w:val="hybridMultilevel"/>
     <w:tmpl w:val="A8DA3DE0"/>
@@ -49404,7 +53192,7 @@
       </w:rPr>
     </w:lvl>
   </w:abstractNum>
-  <w:abstractNum w:abstractNumId="25" w15:restartNumberingAfterBreak="0">
+  <w:abstractNum w:abstractNumId="27" w15:restartNumberingAfterBreak="0">
     <w:nsid w:val="6A41021A"/>
     <w:multiLevelType w:val="hybridMultilevel"/>
     <w:tmpl w:val="8788DA92"/>
@@ -49517,7 +53305,7 @@
       </w:rPr>
     </w:lvl>
   </w:abstractNum>
-  <w:abstractNum w:abstractNumId="26" w15:restartNumberingAfterBreak="0">
+  <w:abstractNum w:abstractNumId="28" w15:restartNumberingAfterBreak="0">
     <w:nsid w:val="6DC03B01"/>
     <w:multiLevelType w:val="hybridMultilevel"/>
     <w:tmpl w:val="B89E211A"/>
@@ -49630,7 +53418,7 @@
       </w:rPr>
     </w:lvl>
   </w:abstractNum>
-  <w:abstractNum w:abstractNumId="27" w15:restartNumberingAfterBreak="0">
+  <w:abstractNum w:abstractNumId="29" w15:restartNumberingAfterBreak="0">
     <w:nsid w:val="6F38153C"/>
     <w:multiLevelType w:val="hybridMultilevel"/>
     <w:tmpl w:val="AE08025A"/>
@@ -49743,7 +53531,7 @@
       </w:rPr>
     </w:lvl>
   </w:abstractNum>
-  <w:abstractNum w:abstractNumId="28" w15:restartNumberingAfterBreak="0">
+  <w:abstractNum w:abstractNumId="30" w15:restartNumberingAfterBreak="0">
     <w:nsid w:val="7276708E"/>
     <w:multiLevelType w:val="hybridMultilevel"/>
     <w:tmpl w:val="7D827A72"/>
@@ -49856,7 +53644,7 @@
       </w:rPr>
     </w:lvl>
   </w:abstractNum>
-  <w:abstractNum w:abstractNumId="29" w15:restartNumberingAfterBreak="0">
+  <w:abstractNum w:abstractNumId="31" w15:restartNumberingAfterBreak="0">
     <w:nsid w:val="75017B64"/>
     <w:multiLevelType w:val="hybridMultilevel"/>
     <w:tmpl w:val="365CD7AE"/>
@@ -49942,7 +53730,7 @@
       </w:pPr>
     </w:lvl>
   </w:abstractNum>
-  <w:abstractNum w:abstractNumId="30" w15:restartNumberingAfterBreak="0">
+  <w:abstractNum w:abstractNumId="32" w15:restartNumberingAfterBreak="0">
     <w:nsid w:val="759F25B7"/>
     <w:multiLevelType w:val="hybridMultilevel"/>
     <w:tmpl w:val="542C7868"/>
@@ -50055,7 +53843,7 @@
       </w:rPr>
     </w:lvl>
   </w:abstractNum>
-  <w:abstractNum w:abstractNumId="31" w15:restartNumberingAfterBreak="0">
+  <w:abstractNum w:abstractNumId="33" w15:restartNumberingAfterBreak="0">
     <w:nsid w:val="7946503E"/>
     <w:multiLevelType w:val="hybridMultilevel"/>
     <w:tmpl w:val="164012EA"/>
@@ -50169,91 +53957,91 @@
     </w:lvl>
   </w:abstractNum>
   <w:num w:numId="1">
-    <w:abstractNumId w:val="31"/>
+    <w:abstractNumId w:val="33"/>
   </w:num>
   <w:num w:numId="2">
-    <w:abstractNumId w:val="25"/>
+    <w:abstractNumId w:val="27"/>
   </w:num>
   <w:num w:numId="3">
     <w:abstractNumId w:val="5"/>
   </w:num>
   <w:num w:numId="4">
-    <w:abstractNumId w:val="30"/>
+    <w:abstractNumId w:val="32"/>
   </w:num>
   <w:num w:numId="5">
     <w:abstractNumId w:val="1"/>
   </w:num>
   <w:num w:numId="6">
+    <w:abstractNumId w:val="13"/>
+  </w:num>
+  <w:num w:numId="7">
+    <w:abstractNumId w:val="20"/>
+  </w:num>
+  <w:num w:numId="8">
     <w:abstractNumId w:val="12"/>
   </w:num>
-  <w:num w:numId="7">
-    <w:abstractNumId w:val="18"/>
-  </w:num>
-  <w:num w:numId="8">
-    <w:abstractNumId w:val="11"/>
-  </w:num>
   <w:num w:numId="9">
-    <w:abstractNumId w:val="14"/>
+    <w:abstractNumId w:val="15"/>
   </w:num>
   <w:num w:numId="10">
     <w:abstractNumId w:val="4"/>
   </w:num>
   <w:num w:numId="11">
-    <w:abstractNumId w:val="13"/>
+    <w:abstractNumId w:val="14"/>
   </w:num>
   <w:num w:numId="12">
-    <w:abstractNumId w:val="20"/>
+    <w:abstractNumId w:val="22"/>
   </w:num>
   <w:num w:numId="13">
-    <w:abstractNumId w:val="27"/>
+    <w:abstractNumId w:val="29"/>
   </w:num>
   <w:num w:numId="14">
-    <w:abstractNumId w:val="19"/>
+    <w:abstractNumId w:val="21"/>
   </w:num>
   <w:num w:numId="15">
     <w:abstractNumId w:val="2"/>
   </w:num>
   <w:num w:numId="16">
-    <w:abstractNumId w:val="8"/>
+    <w:abstractNumId w:val="9"/>
   </w:num>
   <w:num w:numId="17">
-    <w:abstractNumId w:val="21"/>
+    <w:abstractNumId w:val="23"/>
   </w:num>
   <w:num w:numId="18">
-    <w:abstractNumId w:val="29"/>
+    <w:abstractNumId w:val="31"/>
   </w:num>
   <w:num w:numId="19">
-    <w:abstractNumId w:val="23"/>
+    <w:abstractNumId w:val="25"/>
   </w:num>
   <w:num w:numId="20">
     <w:abstractNumId w:val="0"/>
   </w:num>
   <w:num w:numId="21">
-    <w:abstractNumId w:val="9"/>
+    <w:abstractNumId w:val="10"/>
   </w:num>
   <w:num w:numId="22">
     <w:abstractNumId w:val="7"/>
   </w:num>
   <w:num w:numId="23">
-    <w:abstractNumId w:val="17"/>
+    <w:abstractNumId w:val="19"/>
   </w:num>
   <w:num w:numId="24">
-    <w:abstractNumId w:val="22"/>
+    <w:abstractNumId w:val="24"/>
   </w:num>
   <w:num w:numId="25">
-    <w:abstractNumId w:val="10"/>
+    <w:abstractNumId w:val="11"/>
   </w:num>
   <w:num w:numId="26">
-    <w:abstractNumId w:val="28"/>
+    <w:abstractNumId w:val="30"/>
   </w:num>
   <w:num w:numId="27">
     <w:abstractNumId w:val="3"/>
   </w:num>
   <w:num w:numId="28">
-    <w:abstractNumId w:val="16"/>
+    <w:abstractNumId w:val="18"/>
   </w:num>
   <w:num w:numId="29">
-    <w:abstractNumId w:val="17"/>
+    <w:abstractNumId w:val="19"/>
     <w:lvlOverride w:ilvl="0">
       <w:lvl w:ilvl="0">
         <w:start w:val="1"/>
@@ -50392,16 +54180,22 @@
     </w:lvlOverride>
   </w:num>
   <w:num w:numId="30">
-    <w:abstractNumId w:val="15"/>
+    <w:abstractNumId w:val="17"/>
   </w:num>
   <w:num w:numId="31">
-    <w:abstractNumId w:val="26"/>
+    <w:abstractNumId w:val="28"/>
   </w:num>
   <w:num w:numId="32">
-    <w:abstractNumId w:val="24"/>
+    <w:abstractNumId w:val="26"/>
   </w:num>
   <w:num w:numId="33">
     <w:abstractNumId w:val="6"/>
+  </w:num>
+  <w:num w:numId="34">
+    <w:abstractNumId w:val="16"/>
+  </w:num>
+  <w:num w:numId="35">
+    <w:abstractNumId w:val="8"/>
   </w:num>
   <w:numIdMacAtCleanup w:val="33"/>
 </w:numbering>
@@ -52039,23 +55833,6 @@
 </file>
 
 <file path=customXml/item1.xml><?xml version="1.0" encoding="utf-8"?>
-<?mso-contentType ?>
-<FormTemplates xmlns="http://schemas.microsoft.com/sharepoint/v3/contenttype/forms">
-  <Display>DocumentLibraryForm</Display>
-  <Edit>DocumentLibraryForm</Edit>
-  <New>DocumentLibraryForm</New>
-</FormTemplates>
-</file>
-
-<file path=customXml/item2.xml><?xml version="1.0" encoding="utf-8"?>
-<p:properties xmlns:p="http://schemas.microsoft.com/office/2006/metadata/properties" xmlns:xsi="http://www.w3.org/2001/XMLSchema-instance" xmlns:pc="http://schemas.microsoft.com/office/infopath/2007/PartnerControls">
-  <documentManagement>
-    <ReferenceId xmlns="4589f1e9-cdd7-4b5b-b1ac-caec963a09e6" xsi:nil="true"/>
-  </documentManagement>
-</p:properties>
-</file>
-
-<file path=customXml/item3.xml><?xml version="1.0" encoding="utf-8"?>
 <ct:contentTypeSchema xmlns:ct="http://schemas.microsoft.com/office/2006/metadata/contentType" xmlns:ma="http://schemas.microsoft.com/office/2006/metadata/properties/metaAttributes" ct:_="" ma:_="" ma:contentTypeName="Documento" ma:contentTypeID="0x0101008FDC24E52DF471408650DDF8451DEA43" ma:contentTypeVersion="5" ma:contentTypeDescription="Crear nuevo documento." ma:contentTypeScope="" ma:versionID="ed0fa2a1a285eaff630b68154a0458a7">
   <xsd:schema xmlns:xsd="http://www.w3.org/2001/XMLSchema" xmlns:xs="http://www.w3.org/2001/XMLSchema" xmlns:p="http://schemas.microsoft.com/office/2006/metadata/properties" xmlns:ns2="4589f1e9-cdd7-4b5b-b1ac-caec963a09e6" targetNamespace="http://schemas.microsoft.com/office/2006/metadata/properties" ma:root="true" ma:fieldsID="09b3241767bb17dd898f6c48be943cb6" ns2:_="">
     <xsd:import namespace="4589f1e9-cdd7-4b5b-b1ac-caec963a09e6"/>
@@ -52205,7 +55982,7 @@
 </ct:contentTypeSchema>
 </file>
 
-<file path=customXml/item4.xml><?xml version="1.0" encoding="utf-8"?>
+<file path=customXml/item2.xml><?xml version="1.0" encoding="utf-8"?>
 <b:Sources xmlns:b="http://schemas.openxmlformats.org/officeDocument/2006/bibliography" xmlns="http://schemas.openxmlformats.org/officeDocument/2006/bibliography" SelectedStyle="\APASixthEditionOfficeOnline.xsl" StyleName="APA" Version="6">
   <b:Source>
     <b:Tag>Peñ18</b:Tag>
@@ -53093,25 +56870,24 @@
 </b:Sources>
 </file>
 
-<file path=customXml/itemProps1.xml><?xml version="1.0" encoding="utf-8"?>
-<ds:datastoreItem xmlns:ds="http://schemas.openxmlformats.org/officeDocument/2006/customXml" ds:itemID="{61EAA0A0-5E02-4C9C-8695-2ABE925FC7B0}">
-  <ds:schemaRefs>
-    <ds:schemaRef ds:uri="http://schemas.microsoft.com/sharepoint/v3/contenttype/forms"/>
-  </ds:schemaRefs>
-</ds:datastoreItem>
+<file path=customXml/item3.xml><?xml version="1.0" encoding="utf-8"?>
+<?mso-contentType ?>
+<FormTemplates xmlns="http://schemas.microsoft.com/sharepoint/v3/contenttype/forms">
+  <Display>DocumentLibraryForm</Display>
+  <Edit>DocumentLibraryForm</Edit>
+  <New>DocumentLibraryForm</New>
+</FormTemplates>
 </file>
 
-<file path=customXml/itemProps2.xml><?xml version="1.0" encoding="utf-8"?>
-<ds:datastoreItem xmlns:ds="http://schemas.openxmlformats.org/officeDocument/2006/customXml" ds:itemID="{4C5E35CF-35B4-41F6-B877-F55B8B939C21}">
-  <ds:schemaRefs>
-    <ds:schemaRef ds:uri="http://schemas.microsoft.com/office/2006/metadata/properties"/>
-    <ds:schemaRef ds:uri="http://schemas.microsoft.com/office/infopath/2007/PartnerControls"/>
-    <ds:schemaRef ds:uri="4589f1e9-cdd7-4b5b-b1ac-caec963a09e6"/>
-  </ds:schemaRefs>
-</ds:datastoreItem>
+<file path=customXml/item4.xml><?xml version="1.0" encoding="utf-8"?>
+<p:properties xmlns:p="http://schemas.microsoft.com/office/2006/metadata/properties" xmlns:xsi="http://www.w3.org/2001/XMLSchema-instance" xmlns:pc="http://schemas.microsoft.com/office/infopath/2007/PartnerControls">
+  <documentManagement>
+    <ReferenceId xmlns="4589f1e9-cdd7-4b5b-b1ac-caec963a09e6" xsi:nil="true"/>
+  </documentManagement>
+</p:properties>
 </file>
 
-<file path=customXml/itemProps3.xml><?xml version="1.0" encoding="utf-8"?>
+<file path=customXml/itemProps1.xml><?xml version="1.0" encoding="utf-8"?>
 <ds:datastoreItem xmlns:ds="http://schemas.openxmlformats.org/officeDocument/2006/customXml" ds:itemID="{90707D1E-55BA-41E8-8A37-14A8193EC357}">
   <ds:schemaRefs>
     <ds:schemaRef ds:uri="http://schemas.microsoft.com/office/2006/metadata/contentType"/>
@@ -53129,10 +56905,28 @@
 </ds:datastoreItem>
 </file>
 
-<file path=customXml/itemProps4.xml><?xml version="1.0" encoding="utf-8"?>
+<file path=customXml/itemProps2.xml><?xml version="1.0" encoding="utf-8"?>
 <ds:datastoreItem xmlns:ds="http://schemas.openxmlformats.org/officeDocument/2006/customXml" ds:itemID="{59F892BB-9CAA-4CF5-9873-D96D78A23149}">
   <ds:schemaRefs>
     <ds:schemaRef ds:uri="http://schemas.openxmlformats.org/officeDocument/2006/bibliography"/>
   </ds:schemaRefs>
 </ds:datastoreItem>
+</file>
+
+<file path=customXml/itemProps3.xml><?xml version="1.0" encoding="utf-8"?>
+<ds:datastoreItem xmlns:ds="http://schemas.openxmlformats.org/officeDocument/2006/customXml" ds:itemID="{61EAA0A0-5E02-4C9C-8695-2ABE925FC7B0}">
+  <ds:schemaRefs>
+    <ds:schemaRef ds:uri="http://schemas.microsoft.com/sharepoint/v3/contenttype/forms"/>
+  </ds:schemaRefs>
+</ds:datastoreItem>
+</file>
+
+<file path=customXml/itemProps4.xml><?xml version="1.0" encoding="utf-8"?>
+<ds:datastoreItem xmlns:ds="http://schemas.openxmlformats.org/officeDocument/2006/customXml" ds:itemID="{4C5E35CF-35B4-41F6-B877-F55B8B939C21}">
+  <ds:schemaRefs>
+    <ds:schemaRef ds:uri="http://schemas.microsoft.com/office/2006/metadata/properties"/>
+    <ds:schemaRef ds:uri="http://schemas.microsoft.com/office/infopath/2007/PartnerControls"/>
+    <ds:schemaRef ds:uri="4589f1e9-cdd7-4b5b-b1ac-caec963a09e6"/>
+  </ds:schemaRefs>
+</ds:datastoreItem>
 </file>
--- a/DOCUMENTOS/PROYECTO-REV XMJ.docx
+++ b/DOCUMENTOS/PROYECTO-REV XMJ.docx
@@ -37,7 +37,7 @@
         <mc:AlternateContent>
           <mc:Choice Requires="wps">
             <w:drawing>
-              <wp:anchor distT="0" distB="0" distL="114300" distR="114300" simplePos="0" relativeHeight="251659264" behindDoc="0" locked="0" layoutInCell="1" allowOverlap="1" wp14:anchorId="4769ED7D" wp14:editId="45C8A6FB">
+              <wp:anchor distT="0" distB="0" distL="114300" distR="114300" simplePos="0" relativeHeight="251659264" behindDoc="0" locked="0" layoutInCell="1" allowOverlap="1" wp14:anchorId="139352E0" wp14:editId="15DF2927">
                 <wp:simplePos x="0" y="0"/>
                 <wp:positionH relativeFrom="margin">
                   <wp:posOffset>640715</wp:posOffset>
@@ -249,7 +249,7 @@
           </mc:Choice>
           <mc:Fallback>
             <w:pict>
-              <v:rect w14:anchorId="4769ED7D" id="Rectángulo 32" o:spid="_x0000_s1026" style="position:absolute;left:0;text-align:left;margin-left:50.45pt;margin-top:-.05pt;width:437pt;height:143.35pt;z-index:251659264;visibility:visible;mso-wrap-style:square;mso-width-percent:0;mso-height-percent:0;mso-wrap-distance-left:9pt;mso-wrap-distance-top:0;mso-wrap-distance-right:9pt;mso-wrap-distance-bottom:0;mso-position-horizontal:absolute;mso-position-horizontal-relative:margin;mso-position-vertical:absolute;mso-position-vertical-relative:text;mso-width-percent:0;mso-height-percent:0;mso-width-relative:margin;mso-height-relative:margin;v-text-anchor:top" o:gfxdata="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" filled="f" stroked="f">
+              <v:rect w14:anchorId="139352E0" id="Rectángulo 32" o:spid="_x0000_s1026" style="position:absolute;left:0;text-align:left;margin-left:50.45pt;margin-top:-.05pt;width:437pt;height:143.35pt;z-index:251659264;visibility:visible;mso-wrap-style:square;mso-width-percent:0;mso-height-percent:0;mso-wrap-distance-left:9pt;mso-wrap-distance-top:0;mso-wrap-distance-right:9pt;mso-wrap-distance-bottom:0;mso-position-horizontal:absolute;mso-position-horizontal-relative:margin;mso-position-vertical:absolute;mso-position-vertical-relative:text;mso-width-percent:0;mso-height-percent:0;mso-width-relative:margin;mso-height-relative:margin;v-text-anchor:top" o:gfxdata="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" filled="f" stroked="f">
                 <v:textbox>
                   <w:txbxContent>
                     <w:p>
@@ -427,7 +427,7 @@
           <w:szCs w:val="26"/>
         </w:rPr>
         <w:drawing>
-          <wp:anchor distT="0" distB="0" distL="114300" distR="114300" simplePos="0" relativeHeight="251660288" behindDoc="1" locked="0" layoutInCell="1" allowOverlap="1" wp14:anchorId="3DBACB78" wp14:editId="421C7DBB">
+          <wp:anchor distT="0" distB="0" distL="114300" distR="114300" simplePos="0" relativeHeight="251660288" behindDoc="1" locked="0" layoutInCell="1" allowOverlap="1" wp14:anchorId="2D3A857A" wp14:editId="391F57A9">
             <wp:simplePos x="0" y="0"/>
             <wp:positionH relativeFrom="margin">
               <wp:posOffset>0</wp:posOffset>
@@ -739,39 +739,7 @@
           <w:b/>
           <w:bCs/>
         </w:rPr>
-        <w:t>INGENIER</w:t>
-      </w:r>
-      <w:r>
-        <w:rPr>
-          <w:rFonts w:cs="Arial"/>
-          <w:b/>
-          <w:bCs/>
-        </w:rPr>
-        <w:t>Í</w:t>
-      </w:r>
-      <w:r>
-        <w:rPr>
-          <w:rFonts w:cs="Arial"/>
-          <w:b/>
-          <w:bCs/>
-        </w:rPr>
-        <w:t>A DE SISTEMAS INFORM</w:t>
-      </w:r>
-      <w:r>
-        <w:rPr>
-          <w:rFonts w:cs="Arial"/>
-          <w:b/>
-          <w:bCs/>
-        </w:rPr>
-        <w:t>Á</w:t>
-      </w:r>
-      <w:r>
-        <w:rPr>
-          <w:rFonts w:cs="Arial"/>
-          <w:b/>
-          <w:bCs/>
-        </w:rPr>
-        <w:t>TICOS</w:t>
+        <w:t>INGENIERÍA DE SISTEMAS INFORMÁTICOS</w:t>
       </w:r>
       <w:commentRangeEnd w:id="4"/>
       <w:r>
@@ -835,9 +803,12 @@
           <w:sz w:val="26"/>
           <w:szCs w:val="26"/>
         </w:rPr>
-        <w:t>POSTULANTE</w:t>
-      </w:r>
-      <w:r>
+        <w:t>POSTULANTE: STEVEN GABRIEL CLAROS TAPIA</w:t>
+      </w:r>
+    </w:p>
+    <w:p>
+      <w:pPr>
+        <w:spacing w:line="360" w:lineRule="auto"/>
         <w:rPr>
           <w:rFonts w:cs="Arial"/>
           <w:b/>
@@ -845,8 +816,7 @@
           <w:sz w:val="26"/>
           <w:szCs w:val="26"/>
         </w:rPr>
-        <w:t>: STEVEN GABRIEL CLAROS TAP</w:t>
-      </w:r>
+      </w:pPr>
       <w:r>
         <w:rPr>
           <w:rFonts w:cs="Arial"/>
@@ -855,8 +825,9 @@
           <w:sz w:val="26"/>
           <w:szCs w:val="26"/>
         </w:rPr>
-        <w:t>I</w:t>
-      </w:r>
+        <w:t xml:space="preserve">TUTOR: M.SC. ING. XIMENA MORALES </w:t>
+      </w:r>
+      <w:proofErr w:type="spellStart"/>
       <w:r>
         <w:rPr>
           <w:rFonts w:cs="Arial"/>
@@ -865,8 +836,9 @@
           <w:sz w:val="26"/>
           <w:szCs w:val="26"/>
         </w:rPr>
-        <w:t>A</w:t>
-      </w:r>
+        <w:t>JIMENEZ</w:t>
+      </w:r>
+      <w:proofErr w:type="spellEnd"/>
     </w:p>
     <w:p>
       <w:pPr>
@@ -879,7 +851,10 @@
           <w:szCs w:val="26"/>
         </w:rPr>
       </w:pPr>
-      <w:r>
+    </w:p>
+    <w:p>
+      <w:pPr>
+        <w:spacing w:line="360" w:lineRule="auto"/>
         <w:rPr>
           <w:rFonts w:cs="Arial"/>
           <w:b/>
@@ -887,104 +862,41 @@
           <w:sz w:val="26"/>
           <w:szCs w:val="26"/>
         </w:rPr>
-        <w:t xml:space="preserve">TUTOR: </w:t>
-      </w:r>
-      <w:r>
+      </w:pPr>
+    </w:p>
+    <w:p>
+      <w:pPr>
+        <w:spacing w:line="360" w:lineRule="auto"/>
+        <w:jc w:val="center"/>
         <w:rPr>
           <w:rFonts w:cs="Arial"/>
-          <w:b/>
-          <w:bCs/>
-          <w:sz w:val="26"/>
-          <w:szCs w:val="26"/>
-        </w:rPr>
-        <w:t xml:space="preserve">M.SC. ING. </w:t>
-      </w:r>
+        </w:rPr>
+      </w:pPr>
       <w:r>
         <w:rPr>
           <w:rFonts w:cs="Arial"/>
-          <w:b/>
-          <w:bCs/>
-          <w:sz w:val="26"/>
-          <w:szCs w:val="26"/>
-        </w:rPr>
-        <w:t xml:space="preserve">XIMENA MORALES </w:t>
-      </w:r>
-      <w:proofErr w:type="spellStart"/>
-      <w:r>
+        </w:rPr>
+        <w:t>Cochabamba – Bolivia</w:t>
+      </w:r>
+    </w:p>
+    <w:p>
+      <w:pPr>
+        <w:spacing w:line="360" w:lineRule="auto"/>
+        <w:jc w:val="center"/>
         <w:rPr>
           <w:rFonts w:cs="Arial"/>
-          <w:b/>
-          <w:bCs/>
-          <w:sz w:val="26"/>
-          <w:szCs w:val="26"/>
-        </w:rPr>
-        <w:t>JIMENEZ</w:t>
-      </w:r>
-      <w:proofErr w:type="spellEnd"/>
-    </w:p>
-    <w:p>
-      <w:pPr>
-        <w:spacing w:line="360" w:lineRule="auto"/>
+        </w:rPr>
+      </w:pPr>
+      <w:r>
         <w:rPr>
           <w:rFonts w:cs="Arial"/>
-          <w:b/>
-          <w:bCs/>
-          <w:sz w:val="26"/>
-          <w:szCs w:val="26"/>
-        </w:rPr>
-      </w:pPr>
-    </w:p>
-    <w:p>
-      <w:pPr>
-        <w:spacing w:line="360" w:lineRule="auto"/>
-        <w:rPr>
-          <w:rFonts w:cs="Arial"/>
-          <w:b/>
-          <w:bCs/>
-          <w:sz w:val="26"/>
-          <w:szCs w:val="26"/>
-        </w:rPr>
-      </w:pPr>
-    </w:p>
-    <w:p>
-      <w:pPr>
-        <w:spacing w:line="360" w:lineRule="auto"/>
-        <w:jc w:val="center"/>
-        <w:rPr>
-          <w:rFonts w:cs="Arial"/>
-        </w:rPr>
-      </w:pPr>
-      <w:r>
-        <w:rPr>
-          <w:rFonts w:cs="Arial"/>
-        </w:rPr>
-        <w:t>Cochabamba – Bolivia</w:t>
-      </w:r>
-    </w:p>
-    <w:p>
-      <w:pPr>
-        <w:spacing w:line="360" w:lineRule="auto"/>
-        <w:jc w:val="center"/>
-        <w:rPr>
-          <w:rFonts w:cs="Arial"/>
-        </w:rPr>
-      </w:pPr>
-      <w:r>
-        <w:rPr>
-          <w:rFonts w:cs="Arial"/>
-        </w:rPr>
-        <w:t>202</w:t>
-      </w:r>
-      <w:r>
-        <w:rPr>
-          <w:rFonts w:cs="Arial"/>
-        </w:rPr>
-        <w:t>6</w:t>
+        </w:rPr>
+        <w:t>2026</w:t>
       </w:r>
       <w:bookmarkStart w:id="5" w:name="_Toc163985680"/>
     </w:p>
-    <w:bookmarkStart w:id="6" w:name="_Toc163985735" w:displacedByCustomXml="next"/>
-    <w:bookmarkStart w:id="7" w:name="_Toc238658525" w:displacedByCustomXml="next"/>
+    <w:bookmarkStart w:id="6" w:name="_Toc238658525" w:displacedByCustomXml="next"/>
+    <w:bookmarkStart w:id="7" w:name="_Toc163985735" w:displacedByCustomXml="next"/>
     <w:sdt>
       <w:sdtPr>
         <w:rPr>
@@ -9391,25 +9303,7 @@
             <w:bCs/>
             <w:noProof/>
           </w:rPr>
-          <w:t>Tabl</w:t>
-        </w:r>
-        <w:r>
-          <w:rPr>
-            <w:rStyle w:val="Hipervnculo"/>
-            <w:b/>
-            <w:bCs/>
-            <w:noProof/>
-          </w:rPr>
-          <w:t>a</w:t>
-        </w:r>
-        <w:r>
-          <w:rPr>
-            <w:rStyle w:val="Hipervnculo"/>
-            <w:b/>
-            <w:bCs/>
-            <w:noProof/>
-          </w:rPr>
-          <w:t xml:space="preserve"> 2.6 </w:t>
+          <w:t xml:space="preserve">Tabla 2.6 </w:t>
         </w:r>
         <w:r>
           <w:rPr>
@@ -11242,7 +11136,21 @@
             <w:rStyle w:val="Hipervnculo"/>
             <w:noProof/>
           </w:rPr>
-          <w:t>Casos de uso (Pedidos Online)</w:t>
+          <w:t>Cas</w:t>
+        </w:r>
+        <w:r>
+          <w:rPr>
+            <w:rStyle w:val="Hipervnculo"/>
+            <w:noProof/>
+          </w:rPr>
+          <w:t>o</w:t>
+        </w:r>
+        <w:r>
+          <w:rPr>
+            <w:rStyle w:val="Hipervnculo"/>
+            <w:noProof/>
+          </w:rPr>
+          <w:t>s de uso (Pedidos Online)</w:t>
         </w:r>
         <w:r>
           <w:rPr>
@@ -12935,7 +12843,6 @@
           <w:id w:val="-1050690533"/>
           <w:citation/>
         </w:sdtPr>
-        <w:sdtEndPr/>
         <w:sdtContent>
           <w:r>
             <w:rPr>
@@ -12998,7 +12905,6 @@
           <w:id w:val="206229156"/>
           <w:citation/>
         </w:sdtPr>
-        <w:sdtEndPr/>
         <w:sdtContent>
           <w:r>
             <w:rPr>
@@ -13075,7 +12981,6 @@
           <w:id w:val="-1549298813"/>
           <w:citation/>
         </w:sdtPr>
-        <w:sdtEndPr/>
         <w:sdtContent>
           <w:r>
             <w:rPr>
@@ -13132,7 +13037,6 @@
           <w:id w:val="1685937083"/>
           <w:citation/>
         </w:sdtPr>
-        <w:sdtEndPr/>
         <w:sdtContent>
           <w:r>
             <w:rPr>
@@ -13195,7 +13099,6 @@
           <w:id w:val="-1902520220"/>
           <w:citation/>
         </w:sdtPr>
-        <w:sdtEndPr/>
         <w:sdtContent>
           <w:r>
             <w:rPr>
@@ -13340,49 +13243,7 @@
         <w:rPr>
           <w:rFonts w:cs="Arial"/>
         </w:rPr>
-        <w:t xml:space="preserve">La </w:t>
-      </w:r>
-      <w:r>
-        <w:rPr>
-          <w:rFonts w:cs="Arial"/>
-        </w:rPr>
-        <w:t>Ferretería Casa y Construcción es un negocio familiar con más de diez años de experiencia en el rubro de la construcción</w:t>
-      </w:r>
-      <w:r>
-        <w:rPr>
-          <w:rFonts w:cs="Arial"/>
-        </w:rPr>
-        <w:t xml:space="preserve"> de acuerdo con entrevistas no estructuradas realizadas a los propietarios</w:t>
-      </w:r>
-      <w:r>
-        <w:rPr>
-          <w:rFonts w:cs="Arial"/>
-        </w:rPr>
-        <w:t xml:space="preserve"> fue creada por arquitectos e ingenieros civiles, quienes a lo largo de su vida profesional tropezaron muchas veces buscando un</w:t>
-      </w:r>
-      <w:r>
-        <w:rPr>
-          <w:rFonts w:cs="Arial"/>
-        </w:rPr>
-        <w:t>a</w:t>
-      </w:r>
-      <w:r>
-        <w:rPr>
-          <w:rFonts w:cs="Arial"/>
-        </w:rPr>
-        <w:t xml:space="preserve"> buena ferretería o comercial donde pueda encontrar todo lo que necesitaban, en muchas ocasiones la opción más acertada era ir al mercado mayorista o a la cancha a buscar lo que hiciera falta o al menos tratar de encontrarlas, en aquellos tiempos no habían muchas opciones en el mercado.</w:t>
-      </w:r>
-      <w:r>
-        <w:rPr>
-          <w:rFonts w:cs="Arial"/>
-        </w:rPr>
-        <w:t xml:space="preserve"> L</w:t>
-      </w:r>
-      <w:r>
-        <w:rPr>
-          <w:rFonts w:cs="Arial"/>
-        </w:rPr>
-        <w:t>a iniciativa surgió para brindar precios y calidad en instalaciones sanitarias, fluviales y de construcción general, evitando así la necesidad de recurrir a múltiples mercados mayoristas.</w:t>
+        <w:t>La Ferretería Casa y Construcción es un negocio familiar con más de diez años de experiencia en el rubro de la construcción de acuerdo con entrevistas no estructuradas realizadas a los propietarios fue creada por arquitectos e ingenieros civiles, quienes a lo largo de su vida profesional tropezaron muchas veces buscando una buena ferretería o comercial donde pueda encontrar todo lo que necesitaban, en muchas ocasiones la opción más acertada era ir al mercado mayorista o a la cancha a buscar lo que hiciera falta o al menos tratar de encontrarlas, en aquellos tiempos no habían muchas opciones en el mercado. La iniciativa surgió para brindar precios y calidad en instalaciones sanitarias, fluviales y de construcción general, evitando así la necesidad de recurrir a múltiples mercados mayoristas.</w:t>
       </w:r>
     </w:p>
     <w:p>
@@ -13804,16 +13665,7 @@
           <w:color w:val="000000" w:themeColor="text1"/>
           <w:lang w:eastAsia="es-BO"/>
         </w:rPr>
-        <w:t>ÁRBOL</w:t>
-      </w:r>
-      <w:r>
-        <w:rPr>
-          <w:b/>
-          <w:bCs/>
-          <w:color w:val="000000" w:themeColor="text1"/>
-          <w:lang w:eastAsia="es-BO"/>
-        </w:rPr>
-        <w:t xml:space="preserve"> DEL PROBLEMA</w:t>
+        <w:t>ÁRBOL DEL PROBLEMA</w:t>
       </w:r>
     </w:p>
     <w:p>
@@ -13995,7 +13847,7 @@
           <w:noProof/>
         </w:rPr>
         <w:drawing>
-          <wp:inline distT="0" distB="0" distL="0" distR="0" wp14:anchorId="2BCFF097" wp14:editId="60576165">
+          <wp:inline distT="0" distB="0" distL="0" distR="0" wp14:anchorId="0272CD08" wp14:editId="09306F32">
             <wp:extent cx="5006976" cy="3207224"/>
             <wp:effectExtent l="0" t="0" r="3175" b="0"/>
             <wp:docPr id="1" name="Imagen 1"/>
@@ -14052,31 +13904,7 @@
         <w:rPr>
           <w:rFonts w:cs="Arial"/>
         </w:rPr>
-        <w:t xml:space="preserve"> Elaboración propia</w:t>
-      </w:r>
-      <w:r>
-        <w:rPr>
-          <w:rFonts w:cs="Arial"/>
-        </w:rPr>
-        <w:t xml:space="preserve"> (</w:t>
-      </w:r>
-      <w:r>
-        <w:rPr>
-          <w:rFonts w:cs="Arial"/>
-        </w:rPr>
-        <w:t>202</w:t>
-      </w:r>
-      <w:r>
-        <w:rPr>
-          <w:rFonts w:cs="Arial"/>
-        </w:rPr>
-        <w:t>6</w:t>
-      </w:r>
-      <w:r>
-        <w:rPr>
-          <w:rFonts w:cs="Arial"/>
-        </w:rPr>
-        <w:t>)</w:t>
+        <w:t xml:space="preserve"> Elaboración propia (2026)</w:t>
       </w:r>
     </w:p>
     <w:p>
@@ -14132,13 +13960,7 @@
         <w:rPr>
           <w:rFonts w:cs="Arial"/>
         </w:rPr>
-        <w:t>En el ámbito social, la implementación de este sistema web atraviesa la mera automatización interna de la Ferretería Casa y Construcción, generando un impacto directo y positivo en su comunidad de clientes, conformada principalmente por constructores, profesionales del rubro y público en general. Al optimizar los procesos de atención, cotización y ventas, se reducen drásticamente los tiempos de espera y las largas filas, brindando un servicio ágil con el tiempo del comprador. Esto no solo eleva la experiencia y satisfacción del usuario final, sino que también aporta al dinamismo del sector de la construcción local en Cochabamba, permitiendo a los trabajadores y contratistas disponer de sus materiales de forma oportuna para no retrasar sus propias obras</w:t>
-      </w:r>
-      <w:r>
-        <w:rPr>
-          <w:rFonts w:cs="Arial"/>
-        </w:rPr>
-        <w:t>.</w:t>
+        <w:t>En el ámbito social, la implementación de este sistema web atraviesa la mera automatización interna de la Ferretería Casa y Construcción, generando un impacto directo y positivo en su comunidad de clientes, conformada principalmente por constructores, profesionales del rubro y público en general. Al optimizar los procesos de atención, cotización y ventas, se reducen drásticamente los tiempos de espera y las largas filas, brindando un servicio ágil con el tiempo del comprador. Esto no solo eleva la experiencia y satisfacción del usuario final, sino que también aporta al dinamismo del sector de la construcción local en Cochabamba, permitiendo a los trabajadores y contratistas disponer de sus materiales de forma oportuna para no retrasar sus propias obras.</w:t>
       </w:r>
     </w:p>
     <w:p>
@@ -14249,19 +14071,7 @@
         </w:rPr>
       </w:pPr>
       <w:r>
-        <w:t>Económicamente</w:t>
-      </w:r>
-      <w:r>
-        <w:t xml:space="preserve">, la implementación del sistema de gestión es una medida estratégica crucial para asegurar la rentabilidad y sostenibilidad del negocio frente a un mercado altamente competitivo. Al mantener un registro automatizado y preciso de cada transacción, se garantiza un seguimiento exacto de los productos en los almacenes, mitigando las </w:t>
-      </w:r>
-      <w:r>
-        <w:t>pérdidas</w:t>
-      </w:r>
-      <w:r>
-        <w:t xml:space="preserve"> financieras asociadas a mercancía inmovilizada, extraviada o compras innecesarias. Asimismo, facilita la monitorización de las ganancias en tiempo real del flujo de caja diario, reduciendo significativamente el error humano. Esta capacidad permitirá a la administración anticiparse </w:t>
-      </w:r>
-      <w:r>
-        <w:t>a las altas demandas y optimizar compras para evitar motas con los proveedores y tomar decisiones financieras basadas en datos contratos y reportes detallados potenciando de esa manera el crecimiento de la empresa.</w:t>
+        <w:t>Económicamente, la implementación del sistema de gestión es una medida estratégica crucial para asegurar la rentabilidad y sostenibilidad del negocio frente a un mercado altamente competitivo. Al mantener un registro automatizado y preciso de cada transacción, se garantiza un seguimiento exacto de los productos en los almacenes, mitigando las pérdidas financieras asociadas a mercancía inmovilizada, extraviada o compras innecesarias. Asimismo, facilita la monitorización de las ganancias en tiempo real del flujo de caja diario, reduciendo significativamente el error humano. Esta capacidad permitirá a la administración anticiparse a las altas demandas y optimizar compras para evitar motas con los proveedores y tomar decisiones financieras basadas en datos contratos y reportes detallados potenciando de esa manera el crecimiento de la empresa.</w:t>
       </w:r>
     </w:p>
     <w:p>
@@ -14332,35 +14142,7 @@
           <w:b/>
           <w:bCs/>
         </w:rPr>
-        <w:t>OBJETIVO</w:t>
-      </w:r>
-      <w:r>
-        <w:rPr>
-          <w:b/>
-          <w:bCs/>
-        </w:rPr>
-        <w:t>S</w:t>
-      </w:r>
-      <w:r>
-        <w:rPr>
-          <w:b/>
-          <w:bCs/>
-        </w:rPr>
-        <w:t xml:space="preserve"> ESPEC</w:t>
-      </w:r>
-      <w:r>
-        <w:rPr>
-          <w:b/>
-          <w:bCs/>
-        </w:rPr>
-        <w:t>Í</w:t>
-      </w:r>
-      <w:r>
-        <w:rPr>
-          <w:b/>
-          <w:bCs/>
-        </w:rPr>
-        <w:t>FICO</w:t>
+        <w:t>OBJETIVOS ESPECÍFICO</w:t>
       </w:r>
       <w:bookmarkEnd w:id="31"/>
       <w:bookmarkEnd w:id="32"/>
@@ -14470,10 +14252,7 @@
       </w:pPr>
       <w:bookmarkStart w:id="35" w:name="_Toc238658532"/>
       <w:r>
-        <w:t>En la formulación de un proyecto de ingeniería de software, definir los alcances y límites es un paso fundamental para establecer las fronteras del sistema a desarrollar</w:t>
-      </w:r>
-      <w:r>
-        <w:t>.</w:t>
+        <w:t>En la formulación de un proyecto de ingeniería de software, definir los alcances y límites es un paso fundamental para establecer las fronteras del sistema a desarrollar.</w:t>
       </w:r>
     </w:p>
     <w:p>
@@ -14912,13 +14691,7 @@
         <w:ind w:left="1080"/>
       </w:pPr>
       <w:r>
-        <w:t>Sistema de semáforos</w:t>
-      </w:r>
-      <w:r>
-        <w:t xml:space="preserve"> </w:t>
-      </w:r>
-      <w:r>
-        <w:t>y notificaciones automáticas cuando las existencias caigan por debajo del nivel de stock de seguridad configurado.</w:t>
+        <w:t>Sistema de semáforos y notificaciones automáticas cuando las existencias caigan por debajo del nivel de stock de seguridad configurado.</w:t>
       </w:r>
     </w:p>
     <w:p>
@@ -16037,7 +15810,6 @@
           <w:id w:val="1713537022"/>
           <w:citation/>
         </w:sdtPr>
-        <w:sdtEndPr/>
         <w:sdtContent>
           <w:r>
             <w:fldChar w:fldCharType="begin"/>
@@ -16125,10 +15897,7 @@
       </w:pPr>
       <w:bookmarkStart w:id="44" w:name="_Toc238658559"/>
       <w:r>
-        <w:t>M</w:t>
-      </w:r>
-      <w:r>
-        <w:t>étodos teóricos</w:t>
+        <w:t>Métodos teóricos</w:t>
       </w:r>
       <w:bookmarkEnd w:id="44"/>
       <w:r>
@@ -16159,7 +15928,6 @@
           <w:id w:val="775603634"/>
           <w:citation/>
         </w:sdtPr>
-        <w:sdtEndPr/>
         <w:sdtContent>
           <w:r>
             <w:fldChar w:fldCharType="begin"/>
@@ -16209,7 +15977,6 @@
           <w:id w:val="1192338894"/>
           <w:citation/>
         </w:sdtPr>
-        <w:sdtEndPr/>
         <w:sdtContent>
           <w:r>
             <w:fldChar w:fldCharType="begin"/>
@@ -16259,7 +16026,6 @@
           <w:id w:val="2105448201"/>
           <w:citation/>
         </w:sdtPr>
-        <w:sdtEndPr/>
         <w:sdtContent>
           <w:r>
             <w:fldChar w:fldCharType="begin"/>
@@ -16328,10 +16094,7 @@
       <w:bookmarkStart w:id="45" w:name="_Toc238658560"/>
       <w:r>
         <w:lastRenderedPageBreak/>
-        <w:t>M</w:t>
-      </w:r>
-      <w:r>
-        <w:t>étodos empíricos</w:t>
+        <w:t>Métodos empíricos</w:t>
       </w:r>
       <w:bookmarkEnd w:id="45"/>
       <w:r>
@@ -16362,7 +16125,6 @@
           <w:id w:val="-1170952230"/>
           <w:citation/>
         </w:sdtPr>
-        <w:sdtEndPr/>
         <w:sdtContent>
           <w:r>
             <w:fldChar w:fldCharType="begin"/>
@@ -16436,7 +16198,6 @@
           <w:id w:val="1359705556"/>
           <w:citation/>
         </w:sdtPr>
-        <w:sdtEndPr/>
         <w:sdtContent>
           <w:r>
             <w:fldChar w:fldCharType="begin"/>
@@ -16486,7 +16247,6 @@
           <w:id w:val="180936974"/>
           <w:citation/>
         </w:sdtPr>
-        <w:sdtEndPr/>
         <w:sdtContent>
           <w:r>
             <w:fldChar w:fldCharType="begin"/>
@@ -16536,7 +16296,6 @@
           <w:id w:val="2026591744"/>
           <w:citation/>
         </w:sdtPr>
-        <w:sdtEndPr/>
         <w:sdtContent>
           <w:r>
             <w:fldChar w:fldCharType="begin"/>
@@ -16875,6 +16634,10 @@
     <w:p>
       <w:pPr>
         <w:pStyle w:val="Ttulo1"/>
+        <w:numPr>
+          <w:ilvl w:val="0"/>
+          <w:numId w:val="24"/>
+        </w:numPr>
         <w:jc w:val="center"/>
       </w:pPr>
       <w:bookmarkStart w:id="46" w:name="_Toc241337285"/>
@@ -16960,6 +16723,10 @@
     <w:p>
       <w:pPr>
         <w:pStyle w:val="Ttulo2"/>
+        <w:numPr>
+          <w:ilvl w:val="1"/>
+          <w:numId w:val="24"/>
+        </w:numPr>
       </w:pPr>
       <w:bookmarkStart w:id="48" w:name="_Toc241337286"/>
       <w:r>
@@ -16979,7 +16746,6 @@
           <w:id w:val="-1072196336"/>
           <w:citation/>
         </w:sdtPr>
-        <w:sdtEndPr/>
         <w:sdtContent>
           <w:r>
             <w:fldChar w:fldCharType="begin"/>
@@ -17024,6 +16790,10 @@
     <w:p>
       <w:pPr>
         <w:pStyle w:val="Ttulo2"/>
+        <w:numPr>
+          <w:ilvl w:val="1"/>
+          <w:numId w:val="24"/>
+        </w:numPr>
       </w:pPr>
       <w:bookmarkStart w:id="49" w:name="_Toc241337287"/>
       <w:r>
@@ -17034,6 +16804,10 @@
     <w:p>
       <w:pPr>
         <w:pStyle w:val="Ttulo3"/>
+        <w:numPr>
+          <w:ilvl w:val="2"/>
+          <w:numId w:val="24"/>
+        </w:numPr>
       </w:pPr>
       <w:bookmarkStart w:id="50" w:name="_Toc238658536"/>
       <w:bookmarkStart w:id="51" w:name="_Toc241337288"/>
@@ -17055,7 +16829,6 @@
           <w:id w:val="1973398607"/>
           <w:citation/>
         </w:sdtPr>
-        <w:sdtEndPr/>
         <w:sdtContent>
           <w:r>
             <w:fldChar w:fldCharType="begin"/>
@@ -17081,6 +16854,10 @@
     <w:p>
       <w:pPr>
         <w:pStyle w:val="Ttulo3"/>
+        <w:numPr>
+          <w:ilvl w:val="2"/>
+          <w:numId w:val="24"/>
+        </w:numPr>
       </w:pPr>
       <w:bookmarkStart w:id="52" w:name="_Toc238658537"/>
       <w:bookmarkStart w:id="53" w:name="_Toc241337289"/>
@@ -17106,7 +16883,6 @@
           <w:id w:val="-1032956579"/>
           <w:citation/>
         </w:sdtPr>
-        <w:sdtEndPr/>
         <w:sdtContent>
           <w:r>
             <w:fldChar w:fldCharType="begin"/>
@@ -17132,6 +16908,10 @@
     <w:p>
       <w:pPr>
         <w:pStyle w:val="Ttulo3"/>
+        <w:numPr>
+          <w:ilvl w:val="2"/>
+          <w:numId w:val="24"/>
+        </w:numPr>
       </w:pPr>
       <w:bookmarkStart w:id="54" w:name="_Toc238658538"/>
       <w:bookmarkStart w:id="55" w:name="_Toc241337290"/>
@@ -17153,7 +16933,6 @@
           <w:id w:val="-235779557"/>
           <w:citation/>
         </w:sdtPr>
-        <w:sdtEndPr/>
         <w:sdtContent>
           <w:r>
             <w:fldChar w:fldCharType="begin"/>
@@ -17179,6 +16958,10 @@
     <w:p>
       <w:pPr>
         <w:pStyle w:val="Ttulo3"/>
+        <w:numPr>
+          <w:ilvl w:val="2"/>
+          <w:numId w:val="24"/>
+        </w:numPr>
       </w:pPr>
       <w:bookmarkStart w:id="56" w:name="_Toc238658539"/>
       <w:bookmarkStart w:id="57" w:name="_Toc241337291"/>
@@ -17200,7 +16983,6 @@
           <w:id w:val="945324"/>
           <w:citation/>
         </w:sdtPr>
-        <w:sdtEndPr/>
         <w:sdtContent>
           <w:r>
             <w:fldChar w:fldCharType="begin"/>
@@ -17226,6 +17008,10 @@
     <w:p>
       <w:pPr>
         <w:pStyle w:val="Ttulo3"/>
+        <w:numPr>
+          <w:ilvl w:val="2"/>
+          <w:numId w:val="24"/>
+        </w:numPr>
       </w:pPr>
       <w:bookmarkStart w:id="58" w:name="_Toc238658540"/>
       <w:bookmarkStart w:id="59" w:name="_Toc241337292"/>
@@ -17247,7 +17033,6 @@
           <w:id w:val="1053349938"/>
           <w:citation/>
         </w:sdtPr>
-        <w:sdtEndPr/>
         <w:sdtContent>
           <w:r>
             <w:fldChar w:fldCharType="begin"/>
@@ -17285,7 +17070,6 @@
           <w:id w:val="1800646046"/>
           <w:citation/>
         </w:sdtPr>
-        <w:sdtEndPr/>
         <w:sdtContent>
           <w:r>
             <w:fldChar w:fldCharType="begin"/>
@@ -17314,6 +17098,10 @@
     <w:p>
       <w:pPr>
         <w:pStyle w:val="Ttulo3"/>
+        <w:numPr>
+          <w:ilvl w:val="2"/>
+          <w:numId w:val="24"/>
+        </w:numPr>
       </w:pPr>
       <w:bookmarkStart w:id="60" w:name="_Toc238658541"/>
       <w:bookmarkStart w:id="61" w:name="_Toc241337293"/>
@@ -17336,7 +17124,6 @@
           <w:id w:val="1972627710"/>
           <w:citation/>
         </w:sdtPr>
-        <w:sdtEndPr/>
         <w:sdtContent>
           <w:r>
             <w:fldChar w:fldCharType="begin"/>
@@ -17362,6 +17149,10 @@
     <w:p>
       <w:pPr>
         <w:pStyle w:val="Ttulo3"/>
+        <w:numPr>
+          <w:ilvl w:val="2"/>
+          <w:numId w:val="24"/>
+        </w:numPr>
       </w:pPr>
       <w:bookmarkStart w:id="62" w:name="_Toc238658542"/>
       <w:bookmarkStart w:id="63" w:name="_Toc241337294"/>
@@ -17387,7 +17178,6 @@
           <w:id w:val="1897161918"/>
           <w:citation/>
         </w:sdtPr>
-        <w:sdtEndPr/>
         <w:sdtContent>
           <w:r>
             <w:fldChar w:fldCharType="begin"/>
@@ -17441,7 +17231,6 @@
           <w:id w:val="1336350668"/>
           <w:citation/>
         </w:sdtPr>
-        <w:sdtEndPr/>
         <w:sdtContent>
           <w:r>
             <w:fldChar w:fldCharType="begin"/>
@@ -17470,6 +17259,10 @@
     <w:p>
       <w:pPr>
         <w:pStyle w:val="Ttulo2"/>
+        <w:numPr>
+          <w:ilvl w:val="1"/>
+          <w:numId w:val="24"/>
+        </w:numPr>
       </w:pPr>
       <w:bookmarkStart w:id="64" w:name="_Toc241337295"/>
       <w:r>
@@ -17480,13 +17273,14 @@
     <w:p>
       <w:pPr>
         <w:pStyle w:val="Ttulo3"/>
+        <w:numPr>
+          <w:ilvl w:val="2"/>
+          <w:numId w:val="24"/>
+        </w:numPr>
       </w:pPr>
       <w:bookmarkStart w:id="65" w:name="_Toc241337296"/>
       <w:r>
-        <w:t>ARQUITECTURA CLIENTE-SERVIDOR</w:t>
-      </w:r>
-      <w:r>
-        <w:t xml:space="preserve"> Y API </w:t>
+        <w:t xml:space="preserve">ARQUITECTURA CLIENTE-SERVIDOR Y API </w:t>
       </w:r>
       <w:proofErr w:type="spellStart"/>
       <w:r>
@@ -17507,7 +17301,6 @@
           <w:id w:val="2094204941"/>
           <w:citation/>
         </w:sdtPr>
-        <w:sdtEndPr/>
         <w:sdtContent>
           <w:r>
             <w:fldChar w:fldCharType="begin"/>
@@ -17566,7 +17359,6 @@
           <w:id w:val="180171285"/>
           <w:citation/>
         </w:sdtPr>
-        <w:sdtEndPr/>
         <w:sdtContent>
           <w:r>
             <w:fldChar w:fldCharType="begin"/>
@@ -17592,6 +17384,10 @@
     <w:p>
       <w:pPr>
         <w:pStyle w:val="Ttulo3"/>
+        <w:numPr>
+          <w:ilvl w:val="2"/>
+          <w:numId w:val="24"/>
+        </w:numPr>
       </w:pPr>
       <w:bookmarkStart w:id="66" w:name="_Toc241337297"/>
       <w:r>
@@ -17603,6 +17399,10 @@
     <w:p>
       <w:pPr>
         <w:pStyle w:val="Ttulo4"/>
+        <w:numPr>
+          <w:ilvl w:val="3"/>
+          <w:numId w:val="24"/>
+        </w:numPr>
       </w:pPr>
       <w:bookmarkStart w:id="67" w:name="_Toc241337298"/>
       <w:proofErr w:type="spellStart"/>
@@ -17632,7 +17432,6 @@
           <w:id w:val="261876475"/>
           <w:citation/>
         </w:sdtPr>
-        <w:sdtEndPr/>
         <w:sdtContent>
           <w:r>
             <w:fldChar w:fldCharType="begin"/>
@@ -17658,6 +17457,10 @@
     <w:p>
       <w:pPr>
         <w:pStyle w:val="Ttulo4"/>
+        <w:numPr>
+          <w:ilvl w:val="3"/>
+          <w:numId w:val="24"/>
+        </w:numPr>
       </w:pPr>
       <w:bookmarkStart w:id="68" w:name="_Toc241337299"/>
       <w:proofErr w:type="spellStart"/>
@@ -17695,7 +17498,6 @@
           <w:id w:val="1141691669"/>
           <w:citation/>
         </w:sdtPr>
-        <w:sdtEndPr/>
         <w:sdtContent>
           <w:r>
             <w:fldChar w:fldCharType="begin"/>
@@ -17724,6 +17526,10 @@
     <w:p>
       <w:pPr>
         <w:pStyle w:val="Ttulo4"/>
+        <w:numPr>
+          <w:ilvl w:val="3"/>
+          <w:numId w:val="24"/>
+        </w:numPr>
       </w:pPr>
       <w:bookmarkStart w:id="69" w:name="_Toc241337300"/>
       <w:r>
@@ -17767,7 +17573,6 @@
           <w:id w:val="1362083378"/>
           <w:citation/>
         </w:sdtPr>
-        <w:sdtEndPr/>
         <w:sdtContent>
           <w:r>
             <w:fldChar w:fldCharType="begin"/>
@@ -17793,6 +17598,10 @@
     <w:p>
       <w:pPr>
         <w:pStyle w:val="Ttulo4"/>
+        <w:numPr>
+          <w:ilvl w:val="3"/>
+          <w:numId w:val="24"/>
+        </w:numPr>
       </w:pPr>
       <w:bookmarkStart w:id="70" w:name="_Toc241337301"/>
       <w:r>
@@ -17812,7 +17621,6 @@
           <w:id w:val="1567300370"/>
           <w:citation/>
         </w:sdtPr>
-        <w:sdtEndPr/>
         <w:sdtContent>
           <w:r>
             <w:fldChar w:fldCharType="begin"/>
@@ -17857,6 +17665,10 @@
     <w:p>
       <w:pPr>
         <w:pStyle w:val="Ttulo4"/>
+        <w:numPr>
+          <w:ilvl w:val="3"/>
+          <w:numId w:val="24"/>
+        </w:numPr>
       </w:pPr>
       <w:bookmarkStart w:id="71" w:name="_Toc241337302"/>
       <w:proofErr w:type="spellStart"/>
@@ -17905,7 +17717,6 @@
           <w:id w:val="-78598868"/>
           <w:citation/>
         </w:sdtPr>
-        <w:sdtEndPr/>
         <w:sdtContent>
           <w:r>
             <w:fldChar w:fldCharType="begin"/>
@@ -17973,7 +17784,6 @@
           <w:id w:val="-669260927"/>
           <w:citation/>
         </w:sdtPr>
-        <w:sdtEndPr/>
         <w:sdtContent>
           <w:r>
             <w:fldChar w:fldCharType="begin"/>
@@ -17999,6 +17809,10 @@
     <w:p>
       <w:pPr>
         <w:pStyle w:val="Ttulo3"/>
+        <w:numPr>
+          <w:ilvl w:val="2"/>
+          <w:numId w:val="24"/>
+        </w:numPr>
       </w:pPr>
       <w:bookmarkStart w:id="73" w:name="_Toc241337304"/>
       <w:r>
@@ -18014,6 +17828,10 @@
     <w:p>
       <w:pPr>
         <w:pStyle w:val="Ttulo4"/>
+        <w:numPr>
+          <w:ilvl w:val="3"/>
+          <w:numId w:val="24"/>
+        </w:numPr>
       </w:pPr>
       <w:bookmarkStart w:id="74" w:name="_Toc241337305"/>
       <w:r>
@@ -18046,7 +17864,6 @@
           <w:id w:val="-756127545"/>
           <w:citation/>
         </w:sdtPr>
-        <w:sdtEndPr/>
         <w:sdtContent>
           <w:r>
             <w:fldChar w:fldCharType="begin"/>
@@ -18072,6 +17889,10 @@
     <w:p>
       <w:pPr>
         <w:pStyle w:val="Ttulo4"/>
+        <w:numPr>
+          <w:ilvl w:val="3"/>
+          <w:numId w:val="24"/>
+        </w:numPr>
       </w:pPr>
       <w:bookmarkStart w:id="75" w:name="_Toc241337306"/>
       <w:r>
@@ -18114,10 +17935,7 @@
         <w:fldChar w:fldCharType="begin"/>
       </w:r>
       <w:r>
-        <w:instrText xml:space="preserve"> HYPERLINK "https://no</w:instrText>
-      </w:r>
-      <w:r>
-        <w:instrText xml:space="preserve">dejs.org/en" </w:instrText>
+        <w:instrText xml:space="preserve"> HYPERLINK "https://nodejs.org/en" </w:instrText>
       </w:r>
       <w:r>
         <w:fldChar w:fldCharType="separate"/>
@@ -18156,13 +17974,7 @@
       </w:r>
       <w:proofErr w:type="spellEnd"/>
       <w:r>
-        <w:t> </w:t>
-      </w:r>
-      <w:r>
-        <w:t>más</w:t>
-      </w:r>
-      <w:r>
-        <w:t xml:space="preserve"> utilizados de </w:t>
+        <w:t xml:space="preserve"> más utilizados de </w:t>
       </w:r>
       <w:proofErr w:type="spellStart"/>
       <w:r>
@@ -18177,7 +17989,6 @@
           <w:id w:val="1557510591"/>
           <w:citation/>
         </w:sdtPr>
-        <w:sdtEndPr/>
         <w:sdtContent>
           <w:r>
             <w:fldChar w:fldCharType="begin"/>
@@ -18203,6 +18014,10 @@
     <w:p>
       <w:pPr>
         <w:pStyle w:val="Ttulo4"/>
+        <w:numPr>
+          <w:ilvl w:val="3"/>
+          <w:numId w:val="24"/>
+        </w:numPr>
       </w:pPr>
       <w:bookmarkStart w:id="76" w:name="_Toc241337307"/>
       <w:proofErr w:type="spellStart"/>
@@ -18272,7 +18087,6 @@
           <w:id w:val="-1427563328"/>
           <w:citation/>
         </w:sdtPr>
-        <w:sdtEndPr/>
         <w:sdtContent>
           <w:r>
             <w:fldChar w:fldCharType="begin"/>
@@ -18298,6 +18112,10 @@
     <w:p>
       <w:pPr>
         <w:pStyle w:val="Ttulo3"/>
+        <w:numPr>
+          <w:ilvl w:val="2"/>
+          <w:numId w:val="24"/>
+        </w:numPr>
       </w:pPr>
       <w:bookmarkStart w:id="77" w:name="_Toc241337308"/>
       <w:r>
@@ -18350,7 +18168,6 @@
           <w:id w:val="1106857211"/>
           <w:citation/>
         </w:sdtPr>
-        <w:sdtEndPr/>
         <w:sdtContent>
           <w:r>
             <w:fldChar w:fldCharType="begin"/>
@@ -18376,6 +18193,10 @@
     <w:p>
       <w:pPr>
         <w:pStyle w:val="Ttulo3"/>
+        <w:numPr>
+          <w:ilvl w:val="2"/>
+          <w:numId w:val="24"/>
+        </w:numPr>
       </w:pPr>
       <w:bookmarkStart w:id="78" w:name="_Toc241337309"/>
       <w:r>
@@ -18386,6 +18207,10 @@
     <w:p>
       <w:pPr>
         <w:pStyle w:val="Ttulo4"/>
+        <w:numPr>
+          <w:ilvl w:val="3"/>
+          <w:numId w:val="24"/>
+        </w:numPr>
       </w:pPr>
       <w:bookmarkStart w:id="79" w:name="_Toc241337310"/>
       <w:r>
@@ -18434,7 +18259,6 @@
           <w:id w:val="-862750370"/>
           <w:citation/>
         </w:sdtPr>
-        <w:sdtEndPr/>
         <w:sdtContent>
           <w:r>
             <w:fldChar w:fldCharType="begin"/>
@@ -18460,6 +18284,10 @@
     <w:p>
       <w:pPr>
         <w:pStyle w:val="Ttulo4"/>
+        <w:numPr>
+          <w:ilvl w:val="3"/>
+          <w:numId w:val="24"/>
+        </w:numPr>
       </w:pPr>
       <w:bookmarkStart w:id="80" w:name="_Toc241337311"/>
       <w:r>
@@ -18543,7 +18371,6 @@
           <w:id w:val="-299771625"/>
           <w:citation/>
         </w:sdtPr>
-        <w:sdtEndPr/>
         <w:sdtContent>
           <w:r>
             <w:fldChar w:fldCharType="begin"/>
@@ -18569,6 +18396,10 @@
     <w:p>
       <w:pPr>
         <w:pStyle w:val="Ttulo4"/>
+        <w:numPr>
+          <w:ilvl w:val="3"/>
+          <w:numId w:val="24"/>
+        </w:numPr>
         <w:rPr>
           <w:lang w:val="en-US"/>
         </w:rPr>
@@ -18630,7 +18461,6 @@
           <w:id w:val="-1674794569"/>
           <w:citation/>
         </w:sdtPr>
-        <w:sdtEndPr/>
         <w:sdtContent>
           <w:r>
             <w:fldChar w:fldCharType="begin"/>
@@ -18656,6 +18486,10 @@
     <w:p>
       <w:pPr>
         <w:pStyle w:val="Ttulo3"/>
+        <w:numPr>
+          <w:ilvl w:val="2"/>
+          <w:numId w:val="24"/>
+        </w:numPr>
       </w:pPr>
       <w:bookmarkStart w:id="82" w:name="_Toc241337313"/>
       <w:r>
@@ -18686,7 +18520,6 @@
           <w:id w:val="1070544809"/>
           <w:citation/>
         </w:sdtPr>
-        <w:sdtEndPr/>
         <w:sdtContent>
           <w:r>
             <w:fldChar w:fldCharType="begin"/>
@@ -18712,6 +18545,10 @@
     <w:p>
       <w:pPr>
         <w:pStyle w:val="Ttulo2"/>
+        <w:numPr>
+          <w:ilvl w:val="1"/>
+          <w:numId w:val="24"/>
+        </w:numPr>
       </w:pPr>
       <w:bookmarkStart w:id="83" w:name="_Toc241337314"/>
       <w:r>
@@ -18722,6 +18559,10 @@
     <w:p>
       <w:pPr>
         <w:pStyle w:val="Ttulo3"/>
+        <w:numPr>
+          <w:ilvl w:val="2"/>
+          <w:numId w:val="24"/>
+        </w:numPr>
       </w:pPr>
       <w:bookmarkStart w:id="84" w:name="_Toc241337315"/>
       <w:r>
@@ -18752,7 +18593,6 @@
           <w:id w:val="-1787491939"/>
           <w:citation/>
         </w:sdtPr>
-        <w:sdtEndPr/>
         <w:sdtContent>
           <w:r>
             <w:fldChar w:fldCharType="begin"/>
@@ -18778,6 +18618,10 @@
     <w:p>
       <w:pPr>
         <w:pStyle w:val="Ttulo3"/>
+        <w:numPr>
+          <w:ilvl w:val="2"/>
+          <w:numId w:val="24"/>
+        </w:numPr>
       </w:pPr>
       <w:bookmarkStart w:id="85" w:name="_Toc241337316"/>
       <w:proofErr w:type="spellStart"/>
@@ -18804,7 +18648,6 @@
           <w:id w:val="-125785291"/>
           <w:citation/>
         </w:sdtPr>
-        <w:sdtEndPr/>
         <w:sdtContent>
           <w:r>
             <w:fldChar w:fldCharType="begin"/>
@@ -18830,6 +18673,10 @@
     <w:p>
       <w:pPr>
         <w:pStyle w:val="Ttulo2"/>
+        <w:numPr>
+          <w:ilvl w:val="1"/>
+          <w:numId w:val="24"/>
+        </w:numPr>
       </w:pPr>
       <w:bookmarkStart w:id="86" w:name="_Toc241337317"/>
       <w:r>
@@ -18841,6 +18688,10 @@
     <w:p>
       <w:pPr>
         <w:pStyle w:val="Ttulo3"/>
+        <w:numPr>
+          <w:ilvl w:val="2"/>
+          <w:numId w:val="24"/>
+        </w:numPr>
       </w:pPr>
       <w:bookmarkStart w:id="87" w:name="_Toc197711022"/>
       <w:bookmarkStart w:id="88" w:name="_Toc210024283"/>
@@ -18893,7 +18744,6 @@
           <w:id w:val="-945924349"/>
           <w:citation/>
         </w:sdtPr>
-        <w:sdtEndPr/>
         <w:sdtContent>
           <w:r>
             <w:fldChar w:fldCharType="begin"/>
@@ -18919,6 +18769,10 @@
     <w:p>
       <w:pPr>
         <w:pStyle w:val="Ttulo3"/>
+        <w:numPr>
+          <w:ilvl w:val="2"/>
+          <w:numId w:val="24"/>
+        </w:numPr>
         <w:rPr>
           <w:lang w:val="en-US"/>
         </w:rPr>
@@ -18968,7 +18822,6 @@
           <w:id w:val="-1995166510"/>
           <w:citation/>
         </w:sdtPr>
-        <w:sdtEndPr/>
         <w:sdtContent>
           <w:r>
             <w:fldChar w:fldCharType="begin"/>
@@ -18991,15 +18844,16 @@
         </w:sdtContent>
       </w:sdt>
       <w:r>
-        <w:t>, su despliegue se realiza mediante un instalador ejecutable que configura automáticamente los componentes necesarios en el sistema operativo, garantizando la compatibilidad con las versiones más recientes y antiguas de los servidores de bases de datos.</w:t>
-      </w:r>
-      <w:r>
-        <w:t xml:space="preserve"> </w:t>
+        <w:t xml:space="preserve">, su despliegue se realiza mediante un instalador ejecutable que configura automáticamente los componentes necesarios en el sistema operativo, garantizando la compatibilidad con las versiones más recientes y antiguas de los servidores de bases de datos. </w:t>
       </w:r>
     </w:p>
     <w:p>
       <w:pPr>
         <w:pStyle w:val="Ttulo3"/>
+        <w:numPr>
+          <w:ilvl w:val="2"/>
+          <w:numId w:val="24"/>
+        </w:numPr>
       </w:pPr>
       <w:bookmarkStart w:id="91" w:name="_Toc241337320"/>
       <w:r>
@@ -19019,7 +18873,6 @@
           <w:id w:val="335743119"/>
           <w:citation/>
         </w:sdtPr>
-        <w:sdtEndPr/>
         <w:sdtContent>
           <w:r>
             <w:fldChar w:fldCharType="begin"/>
@@ -19048,13 +18901,14 @@
     <w:p>
       <w:pPr>
         <w:pStyle w:val="Ttulo2"/>
+        <w:numPr>
+          <w:ilvl w:val="1"/>
+          <w:numId w:val="24"/>
+        </w:numPr>
       </w:pPr>
       <w:bookmarkStart w:id="92" w:name="_Toc241337321"/>
       <w:r>
-        <w:t>MARCO DE CALIDAD Y SEGURIDAD</w:t>
-      </w:r>
-      <w:r>
-        <w:t xml:space="preserve"> EN APLICACIONES WEB</w:t>
+        <w:t>MARCO DE CALIDAD Y SEGURIDAD EN APLICACIONES WEB</w:t>
       </w:r>
       <w:bookmarkEnd w:id="92"/>
     </w:p>
@@ -19076,10 +18930,7 @@
       </w:r>
       <w:proofErr w:type="spellEnd"/>
       <w:r>
-        <w:t>):</w:t>
-      </w:r>
-      <w:r>
-        <w:t xml:space="preserve"> Los tokens web JSON (</w:t>
+        <w:t>): Los tokens web JSON (</w:t>
       </w:r>
       <w:proofErr w:type="spellStart"/>
       <w:r>
@@ -19133,7 +18984,6 @@
           <w:id w:val="-1032033175"/>
           <w:citation/>
         </w:sdtPr>
-        <w:sdtEndPr/>
         <w:sdtContent>
           <w:r>
             <w:fldChar w:fldCharType="begin"/>
@@ -19178,17 +19028,13 @@
       </w:r>
       <w:proofErr w:type="spellEnd"/>
       <w:r>
-        <w:t xml:space="preserve">: </w:t>
-      </w:r>
-      <w:r>
-        <w:t xml:space="preserve">Tal como explica </w:t>
+        <w:t xml:space="preserve">: Tal como explica </w:t>
       </w:r>
       <w:sdt>
         <w:sdtPr>
           <w:id w:val="-868596508"/>
           <w:citation/>
         </w:sdtPr>
-        <w:sdtEndPr/>
         <w:sdtContent>
           <w:r>
             <w:fldChar w:fldCharType="begin"/>
@@ -19278,10 +19124,7 @@
         <w:t xml:space="preserve"> tables</w:t>
       </w:r>
       <w:r>
-        <w:t xml:space="preserve">). Su característica más destacada es el "factor de costo", el cual permite ajustar la dificultad del cifrado con el tiempo para mantener la seguridad frente al avance continuo de la potencia del hardware </w:t>
-      </w:r>
-      <w:r>
-        <w:t>moderno.</w:t>
+        <w:t>). Su característica más destacada es el "factor de costo", el cual permite ajustar la dificultad del cifrado con el tiempo para mantener la seguridad frente al avance continuo de la potencia del hardware moderno.</w:t>
       </w:r>
     </w:p>
     <w:p>
@@ -19302,10 +19145,7 @@
       </w:r>
       <w:proofErr w:type="spellEnd"/>
       <w:r>
-        <w:t xml:space="preserve">): </w:t>
-      </w:r>
-      <w:r>
-        <w:t>El control de acceso basado en roles (</w:t>
+        <w:t>): El control de acceso basado en roles (</w:t>
       </w:r>
       <w:proofErr w:type="spellStart"/>
       <w:r>
@@ -19320,7 +19160,6 @@
           <w:id w:val="-534975151"/>
           <w:citation/>
         </w:sdtPr>
-        <w:sdtEndPr/>
         <w:sdtContent>
           <w:r>
             <w:fldChar w:fldCharType="begin"/>
@@ -19494,9 +19333,12 @@
             <w14:round/>
           </w14:textOutline>
         </w:rPr>
-        <w:t>CAPÍTULO I</w:t>
-      </w:r>
-      <w:r>
+        <w:t>CAPÍTULO II</w:t>
+      </w:r>
+    </w:p>
+    <w:p>
+      <w:pPr>
+        <w:jc w:val="center"/>
         <w:rPr>
           <w:b/>
           <w:bCs/>
@@ -19508,12 +19350,8 @@
             <w14:round/>
           </w14:textOutline>
         </w:rPr>
-        <w:t>I</w:t>
-      </w:r>
-    </w:p>
-    <w:p>
-      <w:pPr>
-        <w:jc w:val="center"/>
+      </w:pPr>
+      <w:r>
         <w:rPr>
           <w:b/>
           <w:bCs/>
@@ -19525,19 +19363,6 @@
             <w14:round/>
           </w14:textOutline>
         </w:rPr>
-      </w:pPr>
-      <w:r>
-        <w:rPr>
-          <w:b/>
-          <w:bCs/>
-          <w:sz w:val="52"/>
-          <w:szCs w:val="52"/>
-          <w14:textOutline w14:w="0" w14:cap="flat" w14:cmpd="sng" w14:algn="ctr">
-            <w14:noFill/>
-            <w14:prstDash w14:val="solid"/>
-            <w14:round/>
-          </w14:textOutline>
-        </w:rPr>
         <w:t>INGENIERÍA DEL PROYECTO</w:t>
       </w:r>
     </w:p>
@@ -19643,6 +19468,10 @@
     <w:p>
       <w:pPr>
         <w:pStyle w:val="Ttulo2"/>
+        <w:numPr>
+          <w:ilvl w:val="1"/>
+          <w:numId w:val="24"/>
+        </w:numPr>
       </w:pPr>
       <w:bookmarkStart w:id="95" w:name="_Toc241337323"/>
       <w:r>
@@ -19653,6 +19482,10 @@
     <w:p>
       <w:pPr>
         <w:pStyle w:val="Ttulo3"/>
+        <w:numPr>
+          <w:ilvl w:val="2"/>
+          <w:numId w:val="24"/>
+        </w:numPr>
       </w:pPr>
       <w:bookmarkStart w:id="96" w:name="_Toc241337324"/>
       <w:r>
@@ -19671,6 +19504,10 @@
     <w:p>
       <w:pPr>
         <w:pStyle w:val="Ttulo4"/>
+        <w:numPr>
+          <w:ilvl w:val="3"/>
+          <w:numId w:val="24"/>
+        </w:numPr>
       </w:pPr>
       <w:bookmarkStart w:id="97" w:name="_Toc241337325"/>
       <w:r>
@@ -19828,6 +19665,10 @@
     <w:p>
       <w:pPr>
         <w:pStyle w:val="Ttulo4"/>
+        <w:numPr>
+          <w:ilvl w:val="3"/>
+          <w:numId w:val="24"/>
+        </w:numPr>
       </w:pPr>
       <w:bookmarkStart w:id="98" w:name="_Toc241337326"/>
       <w:r>
@@ -19900,6 +19741,10 @@
     <w:p>
       <w:pPr>
         <w:pStyle w:val="Ttulo4"/>
+        <w:numPr>
+          <w:ilvl w:val="3"/>
+          <w:numId w:val="24"/>
+        </w:numPr>
       </w:pPr>
       <w:bookmarkStart w:id="99" w:name="_Toc241337327"/>
       <w:r>
@@ -19957,6 +19802,10 @@
     <w:p>
       <w:pPr>
         <w:pStyle w:val="Ttulo2"/>
+        <w:numPr>
+          <w:ilvl w:val="1"/>
+          <w:numId w:val="24"/>
+        </w:numPr>
         <w:ind w:left="720" w:hanging="720"/>
       </w:pPr>
       <w:bookmarkStart w:id="100" w:name="_Toc241337328"/>
@@ -20000,6 +19849,10 @@
     <w:p>
       <w:pPr>
         <w:pStyle w:val="Ttulo3"/>
+        <w:numPr>
+          <w:ilvl w:val="2"/>
+          <w:numId w:val="24"/>
+        </w:numPr>
       </w:pPr>
       <w:bookmarkStart w:id="101" w:name="_Toc241337329"/>
       <w:r>
@@ -20066,31 +19919,7 @@
           <w:sz w:val="22"/>
           <w:szCs w:val="22"/>
         </w:rPr>
-        <w:t>Tabla</w:t>
-      </w:r>
-      <w:r>
-        <w:rPr>
-          <w:b/>
-          <w:bCs/>
-          <w:i w:val="0"/>
-          <w:iCs w:val="0"/>
-          <w:color w:val="auto"/>
-          <w:sz w:val="22"/>
-          <w:szCs w:val="22"/>
-        </w:rPr>
-        <w:t xml:space="preserve"> 2</w:t>
-      </w:r>
-      <w:r>
-        <w:rPr>
-          <w:b/>
-          <w:bCs/>
-          <w:i w:val="0"/>
-          <w:iCs w:val="0"/>
-          <w:color w:val="auto"/>
-          <w:sz w:val="22"/>
-          <w:szCs w:val="22"/>
-        </w:rPr>
-        <w:t>.</w:t>
+        <w:t>Tabla 2.</w:t>
       </w:r>
       <w:r>
         <w:rPr>
@@ -20195,27 +20024,7 @@
           <w:sz w:val="22"/>
           <w:szCs w:val="22"/>
         </w:rPr>
-        <w:t>Registro de transacciones</w:t>
-      </w:r>
-      <w:r>
-        <w:rPr>
-          <w:i w:val="0"/>
-          <w:iCs w:val="0"/>
-          <w:color w:val="auto"/>
-          <w:sz w:val="22"/>
-          <w:szCs w:val="22"/>
-        </w:rPr>
-        <w:t xml:space="preserve"> de venta</w:t>
-      </w:r>
-      <w:r>
-        <w:rPr>
-          <w:i w:val="0"/>
-          <w:iCs w:val="0"/>
-          <w:color w:val="auto"/>
-          <w:sz w:val="22"/>
-          <w:szCs w:val="22"/>
-        </w:rPr>
-        <w:t>)</w:t>
+        <w:t>Registro de transacciones de venta)</w:t>
       </w:r>
       <w:bookmarkEnd w:id="102"/>
     </w:p>
@@ -20576,14 +20385,51 @@
           <w:szCs w:val="22"/>
         </w:rPr>
         <w:lastRenderedPageBreak/>
-        <w:t xml:space="preserve">Tabla </w:t>
-      </w:r>
-      <w:r>
-        <w:rPr>
-          <w:b/>
-          <w:bCs/>
-          <w:i w:val="0"/>
-          <w:iCs w:val="0"/>
+        <w:t>Tabla 2.</w:t>
+      </w:r>
+      <w:r>
+        <w:rPr>
+          <w:b/>
+          <w:bCs/>
+          <w:i w:val="0"/>
+          <w:iCs w:val="0"/>
+          <w:color w:val="auto"/>
+          <w:sz w:val="22"/>
+          <w:szCs w:val="22"/>
+        </w:rPr>
+        <w:fldChar w:fldCharType="begin"/>
+      </w:r>
+      <w:r>
+        <w:rPr>
+          <w:b/>
+          <w:bCs/>
+          <w:i w:val="0"/>
+          <w:iCs w:val="0"/>
+          <w:color w:val="auto"/>
+          <w:sz w:val="22"/>
+          <w:szCs w:val="22"/>
+        </w:rPr>
+        <w:instrText xml:space="preserve"> SEQ Tabla \* ARABIC \s 1 </w:instrText>
+      </w:r>
+      <w:r>
+        <w:rPr>
+          <w:b/>
+          <w:bCs/>
+          <w:i w:val="0"/>
+          <w:iCs w:val="0"/>
+          <w:color w:val="auto"/>
+          <w:sz w:val="22"/>
+          <w:szCs w:val="22"/>
+        </w:rPr>
+        <w:fldChar w:fldCharType="separate"/>
+      </w:r>
+      <w:r>
+        <w:rPr>
+          <w:b/>
+          <w:bCs/>
+          <w:i w:val="0"/>
+          <w:iCs w:val="0"/>
+          <w:noProof/>
           <w:color w:val="auto"/>
           <w:sz w:val="22"/>
           <w:szCs w:val="22"/>
@@ -20600,67 +20446,6 @@
           <w:sz w:val="22"/>
           <w:szCs w:val="22"/>
         </w:rPr>
-        <w:t>.</w:t>
-      </w:r>
-      <w:r>
-        <w:rPr>
-          <w:b/>
-          <w:bCs/>
-          <w:i w:val="0"/>
-          <w:iCs w:val="0"/>
-          <w:color w:val="auto"/>
-          <w:sz w:val="22"/>
-          <w:szCs w:val="22"/>
-        </w:rPr>
-        <w:fldChar w:fldCharType="begin"/>
-      </w:r>
-      <w:r>
-        <w:rPr>
-          <w:b/>
-          <w:bCs/>
-          <w:i w:val="0"/>
-          <w:iCs w:val="0"/>
-          <w:color w:val="auto"/>
-          <w:sz w:val="22"/>
-          <w:szCs w:val="22"/>
-        </w:rPr>
-        <w:instrText xml:space="preserve"> SEQ Tabla \* ARABIC \s 1 </w:instrText>
-      </w:r>
-      <w:r>
-        <w:rPr>
-          <w:b/>
-          <w:bCs/>
-          <w:i w:val="0"/>
-          <w:iCs w:val="0"/>
-          <w:color w:val="auto"/>
-          <w:sz w:val="22"/>
-          <w:szCs w:val="22"/>
-        </w:rPr>
-        <w:fldChar w:fldCharType="separate"/>
-      </w:r>
-      <w:r>
-        <w:rPr>
-          <w:b/>
-          <w:bCs/>
-          <w:i w:val="0"/>
-          <w:iCs w:val="0"/>
-          <w:noProof/>
-          <w:color w:val="auto"/>
-          <w:sz w:val="22"/>
-          <w:szCs w:val="22"/>
-        </w:rPr>
-        <w:t>2</w:t>
-      </w:r>
-      <w:r>
-        <w:rPr>
-          <w:b/>
-          <w:bCs/>
-          <w:i w:val="0"/>
-          <w:iCs w:val="0"/>
-          <w:color w:val="auto"/>
-          <w:sz w:val="22"/>
-          <w:szCs w:val="22"/>
-        </w:rPr>
         <w:fldChar w:fldCharType="end"/>
       </w:r>
       <w:r>
@@ -20717,17 +20502,7 @@
           <w:sz w:val="22"/>
           <w:szCs w:val="22"/>
         </w:rPr>
-        <w:t>Búsqueda de productos</w:t>
-      </w:r>
-      <w:r>
-        <w:rPr>
-          <w:i w:val="0"/>
-          <w:iCs w:val="0"/>
-          <w:color w:val="auto"/>
-          <w:sz w:val="22"/>
-          <w:szCs w:val="22"/>
-        </w:rPr>
-        <w:t xml:space="preserve"> y lectura de código de barras</w:t>
+        <w:t>Búsqueda de productos y lectura de código de barras</w:t>
       </w:r>
       <w:r>
         <w:rPr>
@@ -21075,19 +20850,7 @@
           <w:sz w:val="22"/>
           <w:szCs w:val="22"/>
         </w:rPr>
-        <w:t>2</w:t>
-      </w:r>
-      <w:r>
-        <w:rPr>
-          <w:b/>
-          <w:bCs/>
-          <w:i w:val="0"/>
-          <w:iCs w:val="0"/>
-          <w:color w:val="auto"/>
-          <w:sz w:val="22"/>
-          <w:szCs w:val="22"/>
-        </w:rPr>
-        <w:t>.</w:t>
+        <w:t>2.</w:t>
       </w:r>
       <w:r>
         <w:rPr>
@@ -21252,17 +21015,7 @@
           <w:sz w:val="22"/>
           <w:szCs w:val="22"/>
         </w:rPr>
-        <w:t>Emisión de comprobantes</w:t>
-      </w:r>
-      <w:r>
-        <w:rPr>
-          <w:i w:val="0"/>
-          <w:iCs w:val="0"/>
-          <w:color w:val="auto"/>
-          <w:sz w:val="22"/>
-          <w:szCs w:val="22"/>
-        </w:rPr>
-        <w:t xml:space="preserve"> de venta</w:t>
+        <w:t>Emisión de comprobantes de venta</w:t>
       </w:r>
       <w:r>
         <w:rPr>
@@ -21608,19 +21361,7 @@
           <w:sz w:val="22"/>
           <w:szCs w:val="22"/>
         </w:rPr>
-        <w:t>2</w:t>
-      </w:r>
-      <w:r>
-        <w:rPr>
-          <w:b/>
-          <w:bCs/>
-          <w:i w:val="0"/>
-          <w:iCs w:val="0"/>
-          <w:color w:val="auto"/>
-          <w:sz w:val="22"/>
-          <w:szCs w:val="22"/>
-        </w:rPr>
-        <w:t>.</w:t>
+        <w:t>2.</w:t>
       </w:r>
       <w:r>
         <w:rPr>
@@ -22075,19 +21816,7 @@
           <w:sz w:val="22"/>
           <w:szCs w:val="22"/>
         </w:rPr>
-        <w:t>2</w:t>
-      </w:r>
-      <w:r>
-        <w:rPr>
-          <w:b/>
-          <w:bCs/>
-          <w:i w:val="0"/>
-          <w:iCs w:val="0"/>
-          <w:color w:val="auto"/>
-          <w:sz w:val="22"/>
-          <w:szCs w:val="22"/>
-        </w:rPr>
-        <w:t>.</w:t>
+        <w:t>2.</w:t>
       </w:r>
       <w:r>
         <w:rPr>
@@ -22530,19 +22259,7 @@
           <w:sz w:val="22"/>
           <w:szCs w:val="22"/>
         </w:rPr>
-        <w:t>2</w:t>
-      </w:r>
-      <w:r>
-        <w:rPr>
-          <w:b/>
-          <w:bCs/>
-          <w:i w:val="0"/>
-          <w:iCs w:val="0"/>
-          <w:color w:val="auto"/>
-          <w:sz w:val="22"/>
-          <w:szCs w:val="22"/>
-        </w:rPr>
-        <w:t>.</w:t>
+        <w:t>2.</w:t>
       </w:r>
       <w:r>
         <w:rPr>
@@ -22837,7 +22554,15 @@
               <w:spacing w:line="360" w:lineRule="auto"/>
             </w:pPr>
             <w:r>
-              <w:t>Carga de la vista de inventario o término de búsqueda de un producto.</w:t>
+              <w:t xml:space="preserve">Navegación en el catálogo web, selección de artículos con existencias, datos del cliente (Nombre, </w:t>
+            </w:r>
+            <w:proofErr w:type="spellStart"/>
+            <w:r>
+              <w:t>NIT</w:t>
+            </w:r>
+            <w:proofErr w:type="spellEnd"/>
+            <w:r>
+              <w:t xml:space="preserve">/CI, Teléfono) y selección del método de pago digital </w:t>
             </w:r>
           </w:p>
         </w:tc>
@@ -22893,29 +22618,54 @@
               <w:rPr>
                 <w:lang w:eastAsia="es-BO"/>
               </w:rPr>
-              <w:t>El sistema compila la lista de productos seleccionados, valida el stock disponible, calcula el total con descuentos por fidelización y redirige al cliente con el mensaje estructurado de compra listo para ser enviado por WhatsApp al personal de mostrador.</w:t>
-            </w:r>
-          </w:p>
-          <w:p>
-            <w:pPr>
-              <w:spacing w:line="360" w:lineRule="auto"/>
+              <w:t xml:space="preserve">El sistema valida la disponibilidad en tiempo real, aplica el descuento según el nivel de fidelización (Bronce, Plata, Oro, Diamante), genera el código QR para la transferencia, registra la reserva atómica en la tabla </w:t>
+            </w:r>
+            <w:proofErr w:type="spellStart"/>
+            <w:r>
               <w:rPr>
                 <w:lang w:eastAsia="es-BO"/>
               </w:rPr>
-            </w:pPr>
-            <w:r>
-              <w:rPr>
-                <w:b/>
-                <w:bCs/>
+              <w:t>PedidosOnline</w:t>
+            </w:r>
+            <w:proofErr w:type="spellEnd"/>
+            <w:r>
+              <w:rPr>
                 <w:lang w:eastAsia="es-BO"/>
               </w:rPr>
+              <w:t xml:space="preserve"> con un código único correlativo, permite la descarga inmediata del Comprobante Digital de Reserva en PDF y envía la orden a la cola de atención en mostrador.</w:t>
+            </w:r>
+          </w:p>
+          <w:p>
+            <w:pPr>
+              <w:spacing w:line="360" w:lineRule="auto"/>
+              <w:rPr>
+                <w:lang w:eastAsia="es-BO"/>
+              </w:rPr>
+            </w:pPr>
+            <w:r>
+              <w:rPr>
+                <w:b/>
+                <w:bCs/>
+                <w:lang w:eastAsia="es-BO"/>
+              </w:rPr>
               <w:t>Fallo:</w:t>
             </w:r>
             <w:r>
               <w:rPr>
                 <w:lang w:eastAsia="es-BO"/>
               </w:rPr>
-              <w:t xml:space="preserve"> Mostrar un mensaje indicando que no se pudo establecer conexión con la base de datos para cargar el inventario.</w:t>
+              <w:t xml:space="preserve"> </w:t>
+            </w:r>
+            <w:r>
+              <w:t xml:space="preserve">Mostrar una notificación </w:t>
+            </w:r>
+            <w:proofErr w:type="spellStart"/>
+            <w:r>
+              <w:t>toast</w:t>
+            </w:r>
+            <w:proofErr w:type="spellEnd"/>
+            <w:r>
+              <w:t xml:space="preserve"> bloqueando la operación si el stock solicitado supera la existencia real o si falla la comunicación con la API del servidor.</w:t>
             </w:r>
           </w:p>
         </w:tc>
@@ -22936,6 +22686,54 @@
       <w:r>
         <w:t>: Elaboración propia (2026)</w:t>
       </w:r>
+    </w:p>
+    <w:p>
+      <w:pPr>
+        <w:spacing w:line="360" w:lineRule="auto"/>
+        <w:jc w:val="center"/>
+      </w:pPr>
+    </w:p>
+    <w:p>
+      <w:pPr>
+        <w:spacing w:line="360" w:lineRule="auto"/>
+        <w:jc w:val="center"/>
+      </w:pPr>
+    </w:p>
+    <w:p>
+      <w:pPr>
+        <w:spacing w:line="360" w:lineRule="auto"/>
+        <w:jc w:val="center"/>
+      </w:pPr>
+    </w:p>
+    <w:p>
+      <w:pPr>
+        <w:spacing w:line="360" w:lineRule="auto"/>
+        <w:jc w:val="center"/>
+      </w:pPr>
+    </w:p>
+    <w:p>
+      <w:pPr>
+        <w:spacing w:line="360" w:lineRule="auto"/>
+        <w:jc w:val="center"/>
+      </w:pPr>
+    </w:p>
+    <w:p>
+      <w:pPr>
+        <w:spacing w:line="360" w:lineRule="auto"/>
+        <w:jc w:val="center"/>
+      </w:pPr>
+    </w:p>
+    <w:p>
+      <w:pPr>
+        <w:spacing w:line="360" w:lineRule="auto"/>
+        <w:jc w:val="center"/>
+      </w:pPr>
+    </w:p>
+    <w:p>
+      <w:pPr>
+        <w:spacing w:line="360" w:lineRule="auto"/>
+        <w:jc w:val="center"/>
+      </w:pPr>
     </w:p>
     <w:p>
       <w:pPr>
@@ -22963,6 +22761,7 @@
           <w:sz w:val="22"/>
           <w:szCs w:val="22"/>
         </w:rPr>
+        <w:lastRenderedPageBreak/>
         <w:t xml:space="preserve">Tabla </w:t>
       </w:r>
       <w:r>
@@ -22975,19 +22774,7 @@
           <w:sz w:val="22"/>
           <w:szCs w:val="22"/>
         </w:rPr>
-        <w:t>2</w:t>
-      </w:r>
-      <w:r>
-        <w:rPr>
-          <w:b/>
-          <w:bCs/>
-          <w:i w:val="0"/>
-          <w:iCs w:val="0"/>
-          <w:color w:val="auto"/>
-          <w:sz w:val="22"/>
-          <w:szCs w:val="22"/>
-        </w:rPr>
-        <w:t>.</w:t>
+        <w:t>2.</w:t>
       </w:r>
       <w:r>
         <w:rPr>
@@ -23342,13 +23129,7 @@
               <w:spacing w:line="360" w:lineRule="auto"/>
             </w:pPr>
             <w:r>
-              <w:t>Fallo: Aplicar tarifa estándar</w:t>
-            </w:r>
-            <w:r>
-              <w:t xml:space="preserve"> </w:t>
-            </w:r>
-            <w:r>
-              <w:t>en caso de tratarse de un cliente ocasional no registrado.</w:t>
+              <w:t>Fallo: Aplicar tarifa estándar en caso de tratarse de un cliente ocasional no registrado.</w:t>
             </w:r>
           </w:p>
         </w:tc>
@@ -23383,7 +23164,6 @@
           <w:b/>
           <w:bCs/>
         </w:rPr>
-        <w:lastRenderedPageBreak/>
         <w:t>Módulo de Inventario y Almacén</w:t>
       </w:r>
     </w:p>
@@ -23425,19 +23205,7 @@
           <w:sz w:val="22"/>
           <w:szCs w:val="22"/>
         </w:rPr>
-        <w:t xml:space="preserve"> 2</w:t>
-      </w:r>
-      <w:r>
-        <w:rPr>
-          <w:b/>
-          <w:bCs/>
-          <w:i w:val="0"/>
-          <w:iCs w:val="0"/>
-          <w:color w:val="auto"/>
-          <w:sz w:val="22"/>
-          <w:szCs w:val="22"/>
-        </w:rPr>
-        <w:t>.</w:t>
+        <w:t xml:space="preserve"> 2.</w:t>
       </w:r>
       <w:r>
         <w:rPr>
@@ -23827,11 +23595,6 @@
     </w:p>
     <w:p>
       <w:pPr>
-        <w:spacing w:line="360" w:lineRule="auto"/>
-      </w:pPr>
-    </w:p>
-    <w:p>
-      <w:pPr>
         <w:pStyle w:val="Descripcin"/>
         <w:keepNext/>
         <w:jc w:val="center"/>
@@ -23854,6 +23617,7 @@
           <w:sz w:val="22"/>
           <w:szCs w:val="22"/>
         </w:rPr>
+        <w:lastRenderedPageBreak/>
         <w:t>Tabla</w:t>
       </w:r>
       <w:r>
@@ -23866,19 +23630,7 @@
           <w:sz w:val="22"/>
           <w:szCs w:val="22"/>
         </w:rPr>
-        <w:t xml:space="preserve"> 2</w:t>
-      </w:r>
-      <w:r>
-        <w:rPr>
-          <w:b/>
-          <w:bCs/>
-          <w:i w:val="0"/>
-          <w:iCs w:val="0"/>
-          <w:color w:val="auto"/>
-          <w:sz w:val="22"/>
-          <w:szCs w:val="22"/>
-        </w:rPr>
-        <w:t>.</w:t>
+        <w:t xml:space="preserve"> 2.</w:t>
       </w:r>
       <w:r>
         <w:rPr>
@@ -24292,7 +24044,6 @@
           <w:sz w:val="22"/>
           <w:szCs w:val="22"/>
         </w:rPr>
-        <w:lastRenderedPageBreak/>
         <w:t xml:space="preserve">Tabla </w:t>
       </w:r>
       <w:r>
@@ -24305,19 +24056,7 @@
           <w:sz w:val="22"/>
           <w:szCs w:val="22"/>
         </w:rPr>
-        <w:t>2</w:t>
-      </w:r>
-      <w:r>
-        <w:rPr>
-          <w:b/>
-          <w:bCs/>
-          <w:i w:val="0"/>
-          <w:iCs w:val="0"/>
-          <w:color w:val="auto"/>
-          <w:sz w:val="22"/>
-          <w:szCs w:val="22"/>
-        </w:rPr>
-        <w:t>.</w:t>
+        <w:t>2.</w:t>
       </w:r>
       <w:r>
         <w:rPr>
@@ -24734,6 +24473,7 @@
           <w:sz w:val="22"/>
           <w:szCs w:val="22"/>
         </w:rPr>
+        <w:lastRenderedPageBreak/>
         <w:t>Tabla</w:t>
       </w:r>
       <w:r>
@@ -24746,19 +24486,7 @@
           <w:sz w:val="22"/>
           <w:szCs w:val="22"/>
         </w:rPr>
-        <w:t xml:space="preserve"> 2</w:t>
-      </w:r>
-      <w:r>
-        <w:rPr>
-          <w:b/>
-          <w:bCs/>
-          <w:i w:val="0"/>
-          <w:iCs w:val="0"/>
-          <w:color w:val="auto"/>
-          <w:sz w:val="22"/>
-          <w:szCs w:val="22"/>
-        </w:rPr>
-        <w:t>.</w:t>
+        <w:t xml:space="preserve"> 2.</w:t>
       </w:r>
       <w:r>
         <w:rPr>
@@ -25181,7 +24909,6 @@
           <w:sz w:val="22"/>
           <w:szCs w:val="22"/>
         </w:rPr>
-        <w:lastRenderedPageBreak/>
         <w:t xml:space="preserve">Tabla </w:t>
       </w:r>
       <w:r>
@@ -25194,19 +24921,7 @@
           <w:sz w:val="22"/>
           <w:szCs w:val="22"/>
         </w:rPr>
-        <w:t>2</w:t>
-      </w:r>
-      <w:r>
-        <w:rPr>
-          <w:b/>
-          <w:bCs/>
-          <w:i w:val="0"/>
-          <w:iCs w:val="0"/>
-          <w:color w:val="auto"/>
-          <w:sz w:val="22"/>
-          <w:szCs w:val="22"/>
-        </w:rPr>
-        <w:t>.</w:t>
+        <w:t>2.</w:t>
       </w:r>
       <w:r>
         <w:rPr>
@@ -25674,6 +25389,7 @@
           <w:sz w:val="22"/>
           <w:szCs w:val="22"/>
         </w:rPr>
+        <w:lastRenderedPageBreak/>
         <w:t xml:space="preserve">Tabla </w:t>
       </w:r>
       <w:r>
@@ -25686,19 +25402,7 @@
           <w:sz w:val="22"/>
           <w:szCs w:val="22"/>
         </w:rPr>
-        <w:t>2</w:t>
-      </w:r>
-      <w:r>
-        <w:rPr>
-          <w:b/>
-          <w:bCs/>
-          <w:i w:val="0"/>
-          <w:iCs w:val="0"/>
-          <w:color w:val="auto"/>
-          <w:sz w:val="22"/>
-          <w:szCs w:val="22"/>
-        </w:rPr>
-        <w:t>.</w:t>
+        <w:t>2.</w:t>
       </w:r>
       <w:r>
         <w:rPr>
@@ -26124,7 +25828,6 @@
           <w:sz w:val="22"/>
           <w:szCs w:val="22"/>
         </w:rPr>
-        <w:lastRenderedPageBreak/>
         <w:t xml:space="preserve">Tabla </w:t>
       </w:r>
       <w:r>
@@ -26137,19 +25840,7 @@
           <w:sz w:val="22"/>
           <w:szCs w:val="22"/>
         </w:rPr>
-        <w:t>2</w:t>
-      </w:r>
-      <w:r>
-        <w:rPr>
-          <w:b/>
-          <w:bCs/>
-          <w:i w:val="0"/>
-          <w:iCs w:val="0"/>
-          <w:color w:val="auto"/>
-          <w:sz w:val="22"/>
-          <w:szCs w:val="22"/>
-        </w:rPr>
-        <w:t>.</w:t>
+        <w:t>2.</w:t>
       </w:r>
       <w:r>
         <w:rPr>
@@ -26579,6 +26270,7 @@
           <w:sz w:val="22"/>
           <w:szCs w:val="22"/>
         </w:rPr>
+        <w:lastRenderedPageBreak/>
         <w:t xml:space="preserve">Tabla </w:t>
       </w:r>
       <w:r>
@@ -26591,19 +26283,7 @@
           <w:sz w:val="22"/>
           <w:szCs w:val="22"/>
         </w:rPr>
-        <w:t>2</w:t>
-      </w:r>
-      <w:r>
-        <w:rPr>
-          <w:b/>
-          <w:bCs/>
-          <w:i w:val="0"/>
-          <w:iCs w:val="0"/>
-          <w:color w:val="auto"/>
-          <w:sz w:val="22"/>
-          <w:szCs w:val="22"/>
-        </w:rPr>
-        <w:t>.</w:t>
+        <w:t>2.</w:t>
       </w:r>
       <w:r>
         <w:rPr>
@@ -27017,7 +26697,6 @@
           <w:sz w:val="22"/>
           <w:szCs w:val="22"/>
         </w:rPr>
-        <w:lastRenderedPageBreak/>
         <w:t xml:space="preserve">Tabla </w:t>
       </w:r>
       <w:r>
@@ -27030,19 +26709,7 @@
           <w:sz w:val="22"/>
           <w:szCs w:val="22"/>
         </w:rPr>
-        <w:t>2</w:t>
-      </w:r>
-      <w:r>
-        <w:rPr>
-          <w:b/>
-          <w:bCs/>
-          <w:i w:val="0"/>
-          <w:iCs w:val="0"/>
-          <w:color w:val="auto"/>
-          <w:sz w:val="22"/>
-          <w:szCs w:val="22"/>
-        </w:rPr>
-        <w:t>.</w:t>
+        <w:t>2.</w:t>
       </w:r>
       <w:r>
         <w:rPr>
@@ -27492,6 +27159,7 @@
           <w:sz w:val="22"/>
           <w:szCs w:val="22"/>
         </w:rPr>
+        <w:lastRenderedPageBreak/>
         <w:t xml:space="preserve">Tabla </w:t>
       </w:r>
       <w:r>
@@ -27504,19 +27172,7 @@
           <w:sz w:val="22"/>
           <w:szCs w:val="22"/>
         </w:rPr>
-        <w:t>2</w:t>
-      </w:r>
-      <w:r>
-        <w:rPr>
-          <w:b/>
-          <w:bCs/>
-          <w:i w:val="0"/>
-          <w:iCs w:val="0"/>
-          <w:color w:val="auto"/>
-          <w:sz w:val="22"/>
-          <w:szCs w:val="22"/>
-        </w:rPr>
-        <w:t>.</w:t>
+        <w:t>2.</w:t>
       </w:r>
       <w:r>
         <w:rPr>
@@ -27982,7 +27638,6 @@
           <w:sz w:val="22"/>
           <w:szCs w:val="22"/>
         </w:rPr>
-        <w:lastRenderedPageBreak/>
         <w:t xml:space="preserve">Tabla </w:t>
       </w:r>
       <w:r>
@@ -27995,19 +27650,7 @@
           <w:sz w:val="22"/>
           <w:szCs w:val="22"/>
         </w:rPr>
-        <w:t>2</w:t>
-      </w:r>
-      <w:r>
-        <w:rPr>
-          <w:b/>
-          <w:bCs/>
-          <w:i w:val="0"/>
-          <w:iCs w:val="0"/>
-          <w:color w:val="auto"/>
-          <w:sz w:val="22"/>
-          <w:szCs w:val="22"/>
-        </w:rPr>
-        <w:t>.</w:t>
+        <w:t>2.</w:t>
       </w:r>
       <w:r>
         <w:rPr>
@@ -28529,6 +28172,7 @@
           <w:sz w:val="22"/>
           <w:szCs w:val="22"/>
         </w:rPr>
+        <w:lastRenderedPageBreak/>
         <w:t xml:space="preserve">Tabla </w:t>
       </w:r>
       <w:r>
@@ -28541,19 +28185,7 @@
           <w:sz w:val="22"/>
           <w:szCs w:val="22"/>
         </w:rPr>
-        <w:t>2</w:t>
-      </w:r>
-      <w:r>
-        <w:rPr>
-          <w:b/>
-          <w:bCs/>
-          <w:i w:val="0"/>
-          <w:iCs w:val="0"/>
-          <w:color w:val="auto"/>
-          <w:sz w:val="22"/>
-          <w:szCs w:val="22"/>
-        </w:rPr>
-        <w:t>.</w:t>
+        <w:t>2.</w:t>
       </w:r>
       <w:r>
         <w:rPr>
@@ -28967,7 +28599,6 @@
           <w:sz w:val="22"/>
           <w:szCs w:val="22"/>
         </w:rPr>
-        <w:lastRenderedPageBreak/>
         <w:t xml:space="preserve">Tabla </w:t>
       </w:r>
       <w:r>
@@ -28980,19 +28611,7 @@
           <w:sz w:val="22"/>
           <w:szCs w:val="22"/>
         </w:rPr>
-        <w:t>2</w:t>
-      </w:r>
-      <w:r>
-        <w:rPr>
-          <w:b/>
-          <w:bCs/>
-          <w:i w:val="0"/>
-          <w:iCs w:val="0"/>
-          <w:color w:val="auto"/>
-          <w:sz w:val="22"/>
-          <w:szCs w:val="22"/>
-        </w:rPr>
-        <w:t>.</w:t>
+        <w:t>2.</w:t>
       </w:r>
       <w:r>
         <w:rPr>
@@ -29427,6 +29046,7 @@
           <w:sz w:val="22"/>
           <w:szCs w:val="22"/>
         </w:rPr>
+        <w:lastRenderedPageBreak/>
         <w:t>Tabla</w:t>
       </w:r>
       <w:r>
@@ -29440,20 +29060,7 @@
           <w:sz w:val="22"/>
           <w:szCs w:val="22"/>
         </w:rPr>
-        <w:t xml:space="preserve"> 2</w:t>
-      </w:r>
-      <w:r>
-        <w:rPr>
-          <w:rFonts w:cs="Arial"/>
-          <w:b/>
-          <w:bCs/>
-          <w:i w:val="0"/>
-          <w:iCs w:val="0"/>
-          <w:color w:val="auto"/>
-          <w:sz w:val="22"/>
-          <w:szCs w:val="22"/>
-        </w:rPr>
-        <w:t>.</w:t>
+        <w:t xml:space="preserve"> 2.</w:t>
       </w:r>
       <w:r>
         <w:rPr>
@@ -29897,7 +29504,6 @@
           <w:sz w:val="22"/>
           <w:szCs w:val="22"/>
         </w:rPr>
-        <w:lastRenderedPageBreak/>
         <w:t xml:space="preserve">Tabla </w:t>
       </w:r>
       <w:r>
@@ -29910,19 +29516,7 @@
           <w:sz w:val="22"/>
           <w:szCs w:val="22"/>
         </w:rPr>
-        <w:t>2</w:t>
-      </w:r>
-      <w:r>
-        <w:rPr>
-          <w:b/>
-          <w:bCs/>
-          <w:i w:val="0"/>
-          <w:iCs w:val="0"/>
-          <w:color w:val="auto"/>
-          <w:sz w:val="22"/>
-          <w:szCs w:val="22"/>
-        </w:rPr>
-        <w:t>.</w:t>
+        <w:t>2.</w:t>
       </w:r>
       <w:r>
         <w:rPr>
@@ -30385,6 +29979,7 @@
           <w:sz w:val="22"/>
           <w:szCs w:val="22"/>
         </w:rPr>
+        <w:lastRenderedPageBreak/>
         <w:t xml:space="preserve">Tabla </w:t>
       </w:r>
       <w:r>
@@ -30397,19 +29992,7 @@
           <w:sz w:val="22"/>
           <w:szCs w:val="22"/>
         </w:rPr>
-        <w:t>2</w:t>
-      </w:r>
-      <w:r>
-        <w:rPr>
-          <w:b/>
-          <w:bCs/>
-          <w:i w:val="0"/>
-          <w:iCs w:val="0"/>
-          <w:color w:val="auto"/>
-          <w:sz w:val="22"/>
-          <w:szCs w:val="22"/>
-        </w:rPr>
-        <w:t>.</w:t>
+        <w:t>2.</w:t>
       </w:r>
       <w:r>
         <w:rPr>
@@ -30860,7 +30443,6 @@
           <w:b/>
           <w:bCs/>
         </w:rPr>
-        <w:lastRenderedPageBreak/>
         <w:t>Módulo de Usuarios y Seguridad</w:t>
       </w:r>
     </w:p>
@@ -30902,19 +30484,7 @@
           <w:sz w:val="22"/>
           <w:szCs w:val="22"/>
         </w:rPr>
-        <w:t>2</w:t>
-      </w:r>
-      <w:r>
-        <w:rPr>
-          <w:b/>
-          <w:bCs/>
-          <w:i w:val="0"/>
-          <w:iCs w:val="0"/>
-          <w:color w:val="auto"/>
-          <w:sz w:val="22"/>
-          <w:szCs w:val="22"/>
-        </w:rPr>
-        <w:t>.</w:t>
+        <w:t>2.</w:t>
       </w:r>
       <w:r>
         <w:rPr>
@@ -31274,6 +30844,7 @@
                 <w:bCs/>
                 <w:lang w:eastAsia="es-BO"/>
               </w:rPr>
+              <w:lastRenderedPageBreak/>
               <w:t xml:space="preserve">Fallo: </w:t>
             </w:r>
             <w:r>
@@ -31296,6 +30867,7 @@
           <w:b/>
           <w:bCs/>
         </w:rPr>
+        <w:lastRenderedPageBreak/>
         <w:t>Fuente</w:t>
       </w:r>
       <w:r>
@@ -31349,19 +30921,7 @@
           <w:sz w:val="22"/>
           <w:szCs w:val="22"/>
         </w:rPr>
-        <w:t>2</w:t>
-      </w:r>
-      <w:r>
-        <w:rPr>
-          <w:b/>
-          <w:bCs/>
-          <w:i w:val="0"/>
-          <w:iCs w:val="0"/>
-          <w:color w:val="auto"/>
-          <w:sz w:val="22"/>
-          <w:szCs w:val="22"/>
-        </w:rPr>
-        <w:t>.</w:t>
+        <w:t>2.</w:t>
       </w:r>
       <w:r>
         <w:rPr>
@@ -31785,7 +31345,6 @@
           <w:sz w:val="22"/>
           <w:szCs w:val="22"/>
         </w:rPr>
-        <w:lastRenderedPageBreak/>
         <w:t>T</w:t>
       </w:r>
       <w:r>
@@ -31810,19 +31369,7 @@
           <w:sz w:val="22"/>
           <w:szCs w:val="22"/>
         </w:rPr>
-        <w:t>2</w:t>
-      </w:r>
-      <w:r>
-        <w:rPr>
-          <w:b/>
-          <w:bCs/>
-          <w:i w:val="0"/>
-          <w:iCs w:val="0"/>
-          <w:color w:val="auto"/>
-          <w:sz w:val="22"/>
-          <w:szCs w:val="22"/>
-        </w:rPr>
-        <w:t>.</w:t>
+        <w:t>2.</w:t>
       </w:r>
       <w:r>
         <w:rPr>
@@ -31977,10 +31524,7 @@
               <w:spacing w:line="360" w:lineRule="auto"/>
             </w:pPr>
             <w:r>
-              <w:t xml:space="preserve">Actores: </w:t>
-            </w:r>
-            <w:r>
-              <w:t>Administrador, Empleado y Cliente</w:t>
+              <w:t>Actores: Administrador, Empleado y Cliente</w:t>
             </w:r>
           </w:p>
         </w:tc>
@@ -32192,6 +31736,7 @@
                 <w:bCs/>
                 <w:lang w:eastAsia="es-BO"/>
               </w:rPr>
+              <w:lastRenderedPageBreak/>
               <w:t xml:space="preserve">Fallo: </w:t>
             </w:r>
             <w:r>
@@ -32214,6 +31759,7 @@
           <w:b/>
           <w:bCs/>
         </w:rPr>
+        <w:lastRenderedPageBreak/>
         <w:t>Fuente</w:t>
       </w:r>
       <w:r>
@@ -32279,19 +31825,7 @@
           <w:sz w:val="22"/>
           <w:szCs w:val="22"/>
         </w:rPr>
-        <w:t>2</w:t>
-      </w:r>
-      <w:r>
-        <w:rPr>
-          <w:b/>
-          <w:bCs/>
-          <w:i w:val="0"/>
-          <w:iCs w:val="0"/>
-          <w:color w:val="auto"/>
-          <w:sz w:val="22"/>
-          <w:szCs w:val="22"/>
-        </w:rPr>
-        <w:t>.</w:t>
+        <w:t>2.</w:t>
       </w:r>
       <w:r>
         <w:rPr>
@@ -32689,10 +32223,13 @@
     <w:p>
       <w:pPr>
         <w:pStyle w:val="Ttulo3"/>
+        <w:numPr>
+          <w:ilvl w:val="2"/>
+          <w:numId w:val="24"/>
+        </w:numPr>
       </w:pPr>
       <w:bookmarkStart w:id="129" w:name="_Toc241337330"/>
       <w:r>
-        <w:lastRenderedPageBreak/>
         <w:t>REQUERIMIENTOS NO FUNCIONALES</w:t>
       </w:r>
       <w:bookmarkEnd w:id="129"/>
@@ -32769,6 +32306,7 @@
           <w:b/>
           <w:bCs/>
         </w:rPr>
+        <w:lastRenderedPageBreak/>
         <w:t>RNF-REND-02 (Búsqueda instantánea):</w:t>
       </w:r>
       <w:r>
@@ -32920,7 +32458,6 @@
           <w:b/>
           <w:bCs/>
         </w:rPr>
-        <w:lastRenderedPageBreak/>
         <w:t>Seguridad y Control de Acceso:</w:t>
       </w:r>
     </w:p>
@@ -33038,6 +32575,7 @@
           <w:b/>
           <w:bCs/>
         </w:rPr>
+        <w:lastRenderedPageBreak/>
         <w:t xml:space="preserve">RNF-SEG-04 (Seguridad y Privacidad en IA / </w:t>
       </w:r>
       <w:proofErr w:type="spellStart"/>
@@ -33231,10 +32769,13 @@
     <w:p>
       <w:pPr>
         <w:pStyle w:val="Ttulo2"/>
+        <w:numPr>
+          <w:ilvl w:val="1"/>
+          <w:numId w:val="24"/>
+        </w:numPr>
       </w:pPr>
       <w:bookmarkStart w:id="131" w:name="_Toc241337331"/>
       <w:r>
-        <w:lastRenderedPageBreak/>
         <w:t>ÉPICAS</w:t>
       </w:r>
       <w:bookmarkEnd w:id="130"/>
@@ -33311,6 +32852,7 @@
         <w:rPr>
           <w:lang w:val="en-US"/>
         </w:rPr>
+        <w:lastRenderedPageBreak/>
         <w:t>(</w:t>
       </w:r>
       <w:proofErr w:type="spellStart"/>
@@ -33601,7 +33143,6 @@
           <w:b/>
           <w:bCs/>
         </w:rPr>
-        <w:lastRenderedPageBreak/>
         <w:t>ÉPICA 2: Control y Monitoreo de Inventario</w:t>
       </w:r>
     </w:p>
@@ -33675,6 +33216,7 @@
           <w:b/>
           <w:bCs/>
         </w:rPr>
+        <w:lastRenderedPageBreak/>
         <w:t>Historia de Usuario 2.2 (Alertas Preventivas de Stock y Caducidad):</w:t>
       </w:r>
     </w:p>
@@ -33793,13 +33335,7 @@
         <w:t xml:space="preserve">, </w:t>
       </w:r>
       <w:r>
-        <w:t xml:space="preserve">sugerencia de cantidad a pedir y costo en </w:t>
-      </w:r>
-      <w:r>
-        <w:t>bolivianos</w:t>
-      </w:r>
-      <w:r>
-        <w:t>.</w:t>
+        <w:t>sugerencia de cantidad a pedir y costo en bolivianos.</w:t>
       </w:r>
     </w:p>
     <w:p>
@@ -33919,7 +33455,6 @@
           <w:b/>
           <w:bCs/>
         </w:rPr>
-        <w:lastRenderedPageBreak/>
         <w:t>ÉPICA 4: Administración de Usuarios y Accesos</w:t>
       </w:r>
     </w:p>
@@ -34016,6 +33551,7 @@
           <w:b/>
           <w:bCs/>
         </w:rPr>
+        <w:lastRenderedPageBreak/>
         <w:t>Historia de Usuario 5.1 (Asesoría Técnica y Consulta de Precios):</w:t>
       </w:r>
     </w:p>
@@ -34066,16 +33602,14 @@
     <w:p>
       <w:pPr>
         <w:pStyle w:val="Ttulo2"/>
+        <w:numPr>
+          <w:ilvl w:val="1"/>
+          <w:numId w:val="24"/>
+        </w:numPr>
       </w:pPr>
       <w:bookmarkStart w:id="132" w:name="_Toc241337332"/>
       <w:r>
-        <w:t>DIAGRAMA</w:t>
-      </w:r>
-      <w:r>
-        <w:t>S</w:t>
-      </w:r>
-      <w:r>
-        <w:t xml:space="preserve"> DE </w:t>
+        <w:t xml:space="preserve">DIAGRAMAS DE </w:t>
       </w:r>
       <w:commentRangeStart w:id="133"/>
       <w:r>
@@ -34110,14 +33644,7 @@
           <w:b/>
           <w:bCs/>
         </w:rPr>
-        <w:t>Módulo</w:t>
-      </w:r>
-      <w:r>
-        <w:rPr>
-          <w:b/>
-          <w:bCs/>
-        </w:rPr>
-        <w:t xml:space="preserve"> de ventas y caja</w:t>
+        <w:t>Módulo de ventas y caja</w:t>
       </w:r>
     </w:p>
     <w:p>
@@ -34226,19 +33753,7 @@
           <w:sz w:val="22"/>
           <w:szCs w:val="22"/>
         </w:rPr>
-        <w:t xml:space="preserve"> 2</w:t>
-      </w:r>
-      <w:r>
-        <w:rPr>
-          <w:b/>
-          <w:bCs/>
-          <w:i w:val="0"/>
-          <w:iCs w:val="0"/>
-          <w:color w:val="auto"/>
-          <w:sz w:val="22"/>
-          <w:szCs w:val="22"/>
-        </w:rPr>
-        <w:t>.</w:t>
+        <w:t xml:space="preserve"> 2.</w:t>
       </w:r>
       <w:r>
         <w:rPr>
@@ -34381,7 +33896,7 @@
           <w:noProof/>
         </w:rPr>
         <w:drawing>
-          <wp:inline distT="0" distB="0" distL="0" distR="0" wp14:anchorId="087D194E" wp14:editId="29773C2E">
+          <wp:inline distT="0" distB="0" distL="0" distR="0" wp14:anchorId="222688FD" wp14:editId="3B6228BE">
             <wp:extent cx="5972175" cy="3342005"/>
             <wp:effectExtent l="0" t="0" r="9525" b="0"/>
             <wp:docPr id="5" name="Imagen 5"/>
@@ -35540,10 +35055,7 @@
               <w:t xml:space="preserve">1. </w:t>
             </w:r>
             <w:r>
-              <w:t xml:space="preserve"> </w:t>
-            </w:r>
-            <w:r>
-              <w:t>El cliente autenticado navega en el catálogo web y añade productos al carrito.</w:t>
+              <w:t xml:space="preserve"> El cliente autenticado navega por el catálogo web y añade productos con stock al carrito de compras.</w:t>
             </w:r>
           </w:p>
           <w:p>
@@ -35559,10 +35071,15 @@
               <w:t>3.</w:t>
             </w:r>
             <w:r>
-              <w:t xml:space="preserve"> </w:t>
-            </w:r>
-            <w:r>
-              <w:t>Presiona "Finalizar Compra y Pagar Online".</w:t>
+              <w:t xml:space="preserve"> Presiona "Carro de Compras" e inicia el proceso de </w:t>
+            </w:r>
+            <w:proofErr w:type="spellStart"/>
+            <w:r>
+              <w:t>Checkout</w:t>
+            </w:r>
+            <w:proofErr w:type="spellEnd"/>
+            <w:r>
+              <w:t>.</w:t>
             </w:r>
           </w:p>
           <w:p>
@@ -35579,7 +35096,7 @@
               <w:t xml:space="preserve">5. </w:t>
             </w:r>
             <w:r>
-              <w:t>Escanea el código QR oficial de Yape / Pago Simple por el monto exacto y presiona "Confirmar Compra".</w:t>
+              <w:t>El cliente realiza el pago escaneando el código QR dinámico de Yape / Pago Simple generado por el sistema y presiona "Confirmar Compra".</w:t>
             </w:r>
           </w:p>
           <w:p>
@@ -35595,23 +35112,28 @@
               <w:t xml:space="preserve">7. </w:t>
             </w:r>
             <w:r>
-              <w:t>El cliente se apersona a mostrador; el cajero abre la orden en /pedidos-online y presiona "Revisar y Entregar".</w:t>
-            </w:r>
-          </w:p>
-          <w:p>
-            <w:pPr>
-              <w:spacing w:line="360" w:lineRule="auto"/>
-            </w:pPr>
-          </w:p>
-          <w:p>
-            <w:pPr>
-              <w:spacing w:line="360" w:lineRule="auto"/>
-            </w:pPr>
-            <w:r>
-              <w:t xml:space="preserve">9. </w:t>
-            </w:r>
-            <w:r>
-              <w:t>El cajero confirma la entrega tras verificar la transferencia.</w:t>
+              <w:t>El cliente se presenta en la ferretería; el cajero abre la orden en el panel "/pedidos-online" y presiona "Revisar y Entregar".</w:t>
+            </w:r>
+          </w:p>
+          <w:p>
+            <w:pPr>
+              <w:spacing w:line="360" w:lineRule="auto"/>
+            </w:pPr>
+          </w:p>
+          <w:p>
+            <w:pPr>
+              <w:spacing w:line="360" w:lineRule="auto"/>
+            </w:pPr>
+            <w:r>
+              <w:t xml:space="preserve">9. El cajero verifica el comprobante de transferencia Yape en mostrador, selecciona la modalidad de emisión (Factura Computarizada </w:t>
+            </w:r>
+            <w:proofErr w:type="spellStart"/>
+            <w:r>
+              <w:t>SIAT</w:t>
+            </w:r>
+            <w:proofErr w:type="spellEnd"/>
+            <w:r>
+              <w:t xml:space="preserve"> o Recibo Oficial) y confirma la entrega.</w:t>
             </w:r>
           </w:p>
         </w:tc>
@@ -35629,10 +35151,7 @@
               <w:t>2.</w:t>
             </w:r>
             <w:r>
-              <w:t xml:space="preserve">   </w:t>
-            </w:r>
-            <w:r>
-              <w:t>Valida existencias en tiempo real, suma los subtotales y muestra el descuento según su nivel de lealtad.</w:t>
+              <w:t xml:space="preserve">   Valida existencias en tiempo real, totaliza subtotales y aplica automáticamente el descuento por fidelidad (3%, 6% o 10%).</w:t>
             </w:r>
           </w:p>
           <w:p>
@@ -35650,18 +35169,15 @@
               <w:t xml:space="preserve">4. </w:t>
             </w:r>
             <w:r>
-              <w:t xml:space="preserve"> </w:t>
-            </w:r>
-            <w:r>
-              <w:t xml:space="preserve">Despliega el formulario de </w:t>
+              <w:t xml:space="preserve"> Despliega el modal de </w:t>
             </w:r>
             <w:proofErr w:type="spellStart"/>
             <w:r>
-              <w:t>checkout</w:t>
+              <w:t>Checkout</w:t>
             </w:r>
             <w:proofErr w:type="spellEnd"/>
             <w:r>
-              <w:t xml:space="preserve"> con su Nombre, </w:t>
+              <w:t xml:space="preserve"> precargando automáticamente el Nombre, </w:t>
             </w:r>
             <w:proofErr w:type="spellStart"/>
             <w:r>
@@ -35669,7 +35185,7 @@
             </w:r>
             <w:proofErr w:type="spellEnd"/>
             <w:r>
-              <w:t>/CI y Teléfono precargados automáticamente.</w:t>
+              <w:t>/CI y Teléfono de la cuenta del cliente.</w:t>
             </w:r>
           </w:p>
           <w:p>
@@ -35682,10 +35198,7 @@
               <w:t xml:space="preserve">6. </w:t>
             </w:r>
             <w:r>
-              <w:t xml:space="preserve"> </w:t>
-            </w:r>
-            <w:r>
-              <w:t>Registra el pedido en la base de datos (</w:t>
+              <w:t xml:space="preserve"> Registra el pedido en estado PENDIENTE en la tabla </w:t>
             </w:r>
             <w:proofErr w:type="spellStart"/>
             <w:r>
@@ -35693,7 +35206,10 @@
             </w:r>
             <w:proofErr w:type="spellEnd"/>
             <w:r>
-              <w:t>), descuenta el stock de inventario y genera el Comprobante Digital de Reserva en PDF con código único.</w:t>
+              <w:t>, genera el código correlativo de seguimiento (ej. PED-1001) y habilita la descarga del Comprobante de Reserva en PDF y la notificación opcional por WhatsApp</w:t>
+            </w:r>
+            <w:r>
+              <w:t>.</w:t>
             </w:r>
           </w:p>
           <w:p>
@@ -35711,7 +35227,22 @@
               <w:t xml:space="preserve">8. </w:t>
             </w:r>
             <w:r>
-              <w:t xml:space="preserve">Muestra el detalle del pedido, permite alternar la emisión de Factura Computarizada </w:t>
+              <w:t>Despliega el desglose del pedido, recalcula precios unitarios según modalidad fiscal y muestra el protocolo de verificación bancaria.</w:t>
+            </w:r>
+          </w:p>
+          <w:p>
+            <w:pPr>
+              <w:spacing w:line="360" w:lineRule="auto"/>
+              <w:jc w:val="left"/>
+            </w:pPr>
+          </w:p>
+          <w:p>
+            <w:pPr>
+              <w:spacing w:line="360" w:lineRule="auto"/>
+              <w:jc w:val="left"/>
+            </w:pPr>
+            <w:r>
+              <w:t xml:space="preserve">10. Cambia el estado del pedido a COMPLETADO, ejecuta el descuento atómico de existencias en lotes mediante algoritmo FIFO, registra el movimiento de salida en el Kardex, genera la Venta oficial y emite la Factura </w:t>
             </w:r>
             <w:proofErr w:type="spellStart"/>
             <w:r>
@@ -35719,42 +35250,7 @@
             </w:r>
             <w:proofErr w:type="spellEnd"/>
             <w:r>
-              <w:t xml:space="preserve"> o Recibo, recalculando precios unitarios al instante.</w:t>
-            </w:r>
-          </w:p>
-          <w:p>
-            <w:pPr>
-              <w:spacing w:line="360" w:lineRule="auto"/>
-              <w:jc w:val="left"/>
-            </w:pPr>
-          </w:p>
-          <w:p>
-            <w:pPr>
-              <w:spacing w:line="360" w:lineRule="auto"/>
-              <w:jc w:val="left"/>
-            </w:pPr>
-            <w:r>
-              <w:t xml:space="preserve">10. </w:t>
-            </w:r>
-            <w:r>
-              <w:t xml:space="preserve">Cambia el estado del pedido a Entregado, registra la venta formal en </w:t>
-            </w:r>
-            <w:r>
-              <w:t>“</w:t>
-            </w:r>
-            <w:r>
-              <w:t>Ventas/</w:t>
-            </w:r>
-            <w:proofErr w:type="spellStart"/>
-            <w:r>
-              <w:t>DetalleVentas</w:t>
-            </w:r>
-            <w:proofErr w:type="spellEnd"/>
-            <w:r>
-              <w:t>”</w:t>
-            </w:r>
-            <w:r>
-              <w:t xml:space="preserve"> y despliega la ventana emergente para Imprimir Factura/Recibo o descargar el PDF.</w:t>
+              <w:t xml:space="preserve"> o Recibo en PDF.</w:t>
             </w:r>
           </w:p>
         </w:tc>
@@ -35786,51 +35282,54 @@
           <w:p>
             <w:pPr>
               <w:spacing w:line="360" w:lineRule="auto"/>
-            </w:pPr>
-            <w:r>
-              <w:rPr>
-                <w:b/>
-                <w:bCs/>
-              </w:rPr>
-              <w:t xml:space="preserve">Línea </w:t>
-            </w:r>
-            <w:r>
-              <w:rPr>
-                <w:b/>
-                <w:bCs/>
-              </w:rPr>
-              <w:t>1</w:t>
-            </w:r>
-            <w:r>
-              <w:rPr>
-                <w:b/>
-                <w:bCs/>
-              </w:rPr>
-              <w:t>:</w:t>
-            </w:r>
-            <w:r>
-              <w:t xml:space="preserve"> </w:t>
-            </w:r>
-            <w:r>
-              <w:t>Si otro usuario agota el inventario antes de confirmar, el sistema bloquea la transacción e informa las unidades disponibles.</w:t>
-            </w:r>
-          </w:p>
-          <w:p>
-            <w:pPr>
-              <w:spacing w:line="360" w:lineRule="auto"/>
-            </w:pPr>
-            <w:r>
-              <w:rPr>
-                <w:b/>
-                <w:bCs/>
-              </w:rPr>
-              <w:t>Línea 8:</w:t>
-            </w:r>
-            <w:r>
-              <w:t xml:space="preserve"> </w:t>
-            </w:r>
-            <w:r>
-              <w:t>Si el cliente no solicita factura, el sistema recalcula los ítems a precio sin factura y refleja el saldo a favor a entregar en efectivo al cliente.</w:t>
+              <w:rPr>
+                <w:b/>
+                <w:bCs/>
+              </w:rPr>
+            </w:pPr>
+            <w:r>
+              <w:rPr>
+                <w:b/>
+                <w:bCs/>
+              </w:rPr>
+              <w:t xml:space="preserve">Línea 1: </w:t>
+            </w:r>
+            <w:r>
+              <w:t>Si no hay existencias suficientes de un producto al momento de añadirlo, el sistema bloquea el incremento y notifica visualmente el stock máximo disponible.</w:t>
+            </w:r>
+          </w:p>
+          <w:p>
+            <w:pPr>
+              <w:spacing w:line="360" w:lineRule="auto"/>
+              <w:rPr>
+                <w:b/>
+                <w:bCs/>
+              </w:rPr>
+            </w:pPr>
+            <w:r>
+              <w:rPr>
+                <w:b/>
+                <w:bCs/>
+              </w:rPr>
+              <w:t xml:space="preserve">Línea 5: </w:t>
+            </w:r>
+            <w:r>
+              <w:t>Si el cliente decide no completar el pago, la orden puede ser cancelada desde el panel administrativo (/pedidos-online) sin haber afectado las existencias físicas en almacén.</w:t>
+            </w:r>
+          </w:p>
+          <w:p>
+            <w:pPr>
+              <w:spacing w:line="360" w:lineRule="auto"/>
+            </w:pPr>
+            <w:r>
+              <w:rPr>
+                <w:b/>
+                <w:bCs/>
+              </w:rPr>
+              <w:t xml:space="preserve">Línea 9: </w:t>
+            </w:r>
+            <w:r>
+              <w:t>Si el cliente solicita Factura oficial, el sistema aplica precios de lista con IVA (13%); si solicita Recibo, calcula a precios de mostrador sin factura.</w:t>
             </w:r>
           </w:p>
         </w:tc>
@@ -35885,25 +35384,6 @@
     <w:p>
       <w:pPr>
         <w:spacing w:line="360" w:lineRule="auto"/>
-        <w:jc w:val="center"/>
-      </w:pPr>
-    </w:p>
-    <w:p>
-      <w:pPr>
-        <w:spacing w:line="360" w:lineRule="auto"/>
-        <w:jc w:val="center"/>
-      </w:pPr>
-    </w:p>
-    <w:p>
-      <w:pPr>
-        <w:spacing w:line="360" w:lineRule="auto"/>
-        <w:jc w:val="center"/>
-      </w:pPr>
-    </w:p>
-    <w:p>
-      <w:pPr>
-        <w:spacing w:line="360" w:lineRule="auto"/>
-        <w:jc w:val="center"/>
       </w:pPr>
     </w:p>
     <w:p>
@@ -36222,7 +35702,7 @@
           <w:noProof/>
         </w:rPr>
         <w:drawing>
-          <wp:inline distT="0" distB="0" distL="0" distR="0" wp14:anchorId="7022F150" wp14:editId="738B2CC9">
+          <wp:inline distT="0" distB="0" distL="0" distR="0" wp14:anchorId="3FC1DF9F" wp14:editId="0BACA9C9">
             <wp:extent cx="4330700" cy="3230643"/>
             <wp:effectExtent l="0" t="0" r="0" b="8255"/>
             <wp:docPr id="27" name="Imagen 27"/>
@@ -36338,31 +35818,7 @@
           <w:szCs w:val="22"/>
         </w:rPr>
         <w:lastRenderedPageBreak/>
-        <w:t xml:space="preserve">Tabla </w:t>
-      </w:r>
-      <w:r>
-        <w:rPr>
-          <w:b/>
-          <w:bCs/>
-          <w:i w:val="0"/>
-          <w:iCs w:val="0"/>
-          <w:color w:val="auto"/>
-          <w:sz w:val="22"/>
-          <w:szCs w:val="22"/>
-        </w:rPr>
-        <w:t>2</w:t>
-      </w:r>
-      <w:r>
-        <w:rPr>
-          <w:b/>
-          <w:bCs/>
-          <w:i w:val="0"/>
-          <w:iCs w:val="0"/>
-          <w:color w:val="auto"/>
-          <w:sz w:val="22"/>
-          <w:szCs w:val="22"/>
-        </w:rPr>
-        <w:t>.</w:t>
+        <w:t>Tabla 2.</w:t>
       </w:r>
       <w:r>
         <w:rPr>
@@ -36445,27 +35901,7 @@
           <w:sz w:val="22"/>
           <w:szCs w:val="22"/>
         </w:rPr>
-        <w:t>Casos de uso (</w:t>
-      </w:r>
-      <w:r>
-        <w:rPr>
-          <w:i w:val="0"/>
-          <w:iCs w:val="0"/>
-          <w:color w:val="auto"/>
-          <w:sz w:val="22"/>
-          <w:szCs w:val="22"/>
-        </w:rPr>
-        <w:t>Registrar Producto</w:t>
-      </w:r>
-      <w:r>
-        <w:rPr>
-          <w:i w:val="0"/>
-          <w:iCs w:val="0"/>
-          <w:color w:val="auto"/>
-          <w:sz w:val="22"/>
-          <w:szCs w:val="22"/>
-        </w:rPr>
-        <w:t>)</w:t>
+        <w:t>Casos de uso (Registrar Producto)</w:t>
       </w:r>
       <w:bookmarkEnd w:id="140"/>
     </w:p>
@@ -37067,17 +36503,7 @@
           <w:sz w:val="22"/>
           <w:szCs w:val="22"/>
         </w:rPr>
-        <w:t>Casos de uso (</w:t>
-      </w:r>
-      <w:r>
-        <w:rPr>
-          <w:i w:val="0"/>
-          <w:iCs w:val="0"/>
-          <w:color w:val="auto"/>
-          <w:sz w:val="22"/>
-          <w:szCs w:val="22"/>
-        </w:rPr>
-        <w:t>Comprobación de stock en tiempo real</w:t>
+        <w:t>Casos de uso (Comprobación de stock en tiempo real</w:t>
       </w:r>
       <w:r>
         <w:rPr>
@@ -37599,19 +37025,7 @@
           <w:sz w:val="22"/>
           <w:szCs w:val="22"/>
         </w:rPr>
-        <w:t>2</w:t>
-      </w:r>
-      <w:r>
-        <w:rPr>
-          <w:b/>
-          <w:bCs/>
-          <w:i w:val="0"/>
-          <w:iCs w:val="0"/>
-          <w:color w:val="auto"/>
-          <w:sz w:val="22"/>
-          <w:szCs w:val="22"/>
-        </w:rPr>
-        <w:t>.</w:t>
+        <w:t>2.</w:t>
       </w:r>
       <w:r>
         <w:rPr>
@@ -38147,28 +37561,7 @@
           <w:b/>
           <w:bCs/>
         </w:rPr>
-        <w:t xml:space="preserve">Módulo de </w:t>
-      </w:r>
-      <w:r>
-        <w:rPr>
-          <w:b/>
-          <w:bCs/>
-        </w:rPr>
-        <w:t>report</w:t>
-      </w:r>
-      <w:r>
-        <w:rPr>
-          <w:b/>
-          <w:bCs/>
-        </w:rPr>
-        <w:t>e</w:t>
-      </w:r>
-      <w:r>
-        <w:rPr>
-          <w:b/>
-          <w:bCs/>
-        </w:rPr>
-        <w:t>s</w:t>
+        <w:t>Módulo de reportes</w:t>
       </w:r>
       <w:r>
         <w:rPr>
@@ -38266,19 +37659,7 @@
           <w:sz w:val="22"/>
           <w:szCs w:val="22"/>
         </w:rPr>
-        <w:t xml:space="preserve"> 2</w:t>
-      </w:r>
-      <w:r>
-        <w:rPr>
-          <w:b/>
-          <w:bCs/>
-          <w:i w:val="0"/>
-          <w:iCs w:val="0"/>
-          <w:color w:val="auto"/>
-          <w:sz w:val="22"/>
-          <w:szCs w:val="22"/>
-        </w:rPr>
-        <w:t>.</w:t>
+        <w:t xml:space="preserve"> 2.</w:t>
       </w:r>
       <w:r>
         <w:rPr>
@@ -38418,7 +37799,7 @@
           <w:noProof/>
         </w:rPr>
         <w:drawing>
-          <wp:inline distT="0" distB="0" distL="0" distR="0" wp14:anchorId="129F9439" wp14:editId="21D3EC43">
+          <wp:inline distT="0" distB="0" distL="0" distR="0" wp14:anchorId="79FA4162" wp14:editId="10AB43BE">
             <wp:extent cx="5972175" cy="2687224"/>
             <wp:effectExtent l="0" t="0" r="0" b="0"/>
             <wp:docPr id="6" name="Imagen 6"/>
@@ -38514,19 +37895,7 @@
           <w:sz w:val="22"/>
           <w:szCs w:val="22"/>
         </w:rPr>
-        <w:t>2</w:t>
-      </w:r>
-      <w:r>
-        <w:rPr>
-          <w:b/>
-          <w:bCs/>
-          <w:i w:val="0"/>
-          <w:iCs w:val="0"/>
-          <w:color w:val="auto"/>
-          <w:sz w:val="22"/>
-          <w:szCs w:val="22"/>
-        </w:rPr>
-        <w:t>.</w:t>
+        <w:t>2.</w:t>
       </w:r>
       <w:r>
         <w:rPr>
@@ -39280,19 +38649,7 @@
           <w:sz w:val="22"/>
           <w:szCs w:val="22"/>
         </w:rPr>
-        <w:t xml:space="preserve"> 2</w:t>
-      </w:r>
-      <w:r>
-        <w:rPr>
-          <w:b/>
-          <w:bCs/>
-          <w:i w:val="0"/>
-          <w:iCs w:val="0"/>
-          <w:color w:val="auto"/>
-          <w:sz w:val="22"/>
-          <w:szCs w:val="22"/>
-        </w:rPr>
-        <w:t>.</w:t>
+        <w:t xml:space="preserve"> 2.</w:t>
       </w:r>
       <w:r>
         <w:rPr>
@@ -39432,7 +38789,7 @@
           <w:noProof/>
         </w:rPr>
         <w:drawing>
-          <wp:inline distT="0" distB="0" distL="0" distR="0" wp14:anchorId="39A80252" wp14:editId="28A20CC3">
+          <wp:inline distT="0" distB="0" distL="0" distR="0" wp14:anchorId="15527C4F" wp14:editId="1877A397">
             <wp:extent cx="5972175" cy="2842260"/>
             <wp:effectExtent l="0" t="0" r="9525" b="0"/>
             <wp:docPr id="4" name="Imagen 4"/>
@@ -39528,19 +38885,7 @@
           <w:sz w:val="22"/>
           <w:szCs w:val="22"/>
         </w:rPr>
-        <w:t>2</w:t>
-      </w:r>
-      <w:r>
-        <w:rPr>
-          <w:b/>
-          <w:bCs/>
-          <w:i w:val="0"/>
-          <w:iCs w:val="0"/>
-          <w:color w:val="auto"/>
-          <w:sz w:val="22"/>
-          <w:szCs w:val="22"/>
-        </w:rPr>
-        <w:t>.</w:t>
+        <w:t>2.</w:t>
       </w:r>
       <w:r>
         <w:rPr>
@@ -40267,19 +39612,7 @@
           <w:sz w:val="22"/>
           <w:szCs w:val="22"/>
         </w:rPr>
-        <w:t xml:space="preserve"> 2</w:t>
-      </w:r>
-      <w:r>
-        <w:rPr>
-          <w:b/>
-          <w:bCs/>
-          <w:i w:val="0"/>
-          <w:iCs w:val="0"/>
-          <w:color w:val="auto"/>
-          <w:sz w:val="22"/>
-          <w:szCs w:val="22"/>
-        </w:rPr>
-        <w:t>.</w:t>
+        <w:t xml:space="preserve"> 2.</w:t>
       </w:r>
       <w:r>
         <w:rPr>
@@ -40420,7 +39753,7 @@
           <w:noProof/>
         </w:rPr>
         <w:drawing>
-          <wp:inline distT="0" distB="0" distL="0" distR="0" wp14:anchorId="7D386B8D" wp14:editId="1DA8B76C">
+          <wp:inline distT="0" distB="0" distL="0" distR="0" wp14:anchorId="40CB96DF" wp14:editId="5D67B9A2">
             <wp:extent cx="5100637" cy="2596688"/>
             <wp:effectExtent l="0" t="0" r="5080" b="0"/>
             <wp:docPr id="7" name="Imagen 7"/>
@@ -40526,19 +39859,7 @@
           <w:sz w:val="22"/>
           <w:szCs w:val="22"/>
         </w:rPr>
-        <w:t>2</w:t>
-      </w:r>
-      <w:r>
-        <w:rPr>
-          <w:b/>
-          <w:bCs/>
-          <w:i w:val="0"/>
-          <w:iCs w:val="0"/>
-          <w:color w:val="auto"/>
-          <w:sz w:val="22"/>
-          <w:szCs w:val="22"/>
-        </w:rPr>
-        <w:t>.</w:t>
+        <w:t>2.</w:t>
       </w:r>
       <w:r>
         <w:rPr>
@@ -40631,27 +39952,7 @@
           <w:sz w:val="22"/>
           <w:szCs w:val="22"/>
         </w:rPr>
-        <w:t xml:space="preserve">Iniciar </w:t>
-      </w:r>
-      <w:r>
-        <w:rPr>
-          <w:i w:val="0"/>
-          <w:iCs w:val="0"/>
-          <w:color w:val="auto"/>
-          <w:sz w:val="22"/>
-          <w:szCs w:val="22"/>
-        </w:rPr>
-        <w:t>sesión</w:t>
-      </w:r>
-      <w:r>
-        <w:rPr>
-          <w:i w:val="0"/>
-          <w:iCs w:val="0"/>
-          <w:color w:val="auto"/>
-          <w:sz w:val="22"/>
-          <w:szCs w:val="22"/>
-        </w:rPr>
-        <w:t xml:space="preserve"> en el sistema</w:t>
+        <w:t>Iniciar sesión en el sistema</w:t>
       </w:r>
       <w:r>
         <w:rPr>
@@ -41182,19 +40483,7 @@
           <w:sz w:val="22"/>
           <w:szCs w:val="22"/>
         </w:rPr>
-        <w:t xml:space="preserve">Tabla </w:t>
-      </w:r>
-      <w:r>
-        <w:rPr>
-          <w:b/>
-          <w:bCs/>
-          <w:i w:val="0"/>
-          <w:iCs w:val="0"/>
-          <w:color w:val="auto"/>
-          <w:sz w:val="22"/>
-          <w:szCs w:val="22"/>
-        </w:rPr>
-        <w:t>2</w:t>
+        <w:t>Tabla 2</w:t>
       </w:r>
       <w:r>
         <w:rPr>
@@ -41289,27 +40578,7 @@
           <w:sz w:val="22"/>
           <w:szCs w:val="22"/>
         </w:rPr>
-        <w:t>Casos de uso (</w:t>
-      </w:r>
-      <w:r>
-        <w:rPr>
-          <w:i w:val="0"/>
-          <w:iCs w:val="0"/>
-          <w:color w:val="auto"/>
-          <w:sz w:val="22"/>
-          <w:szCs w:val="22"/>
-        </w:rPr>
-        <w:t>Registrar cuenta de cliente</w:t>
-      </w:r>
-      <w:r>
-        <w:rPr>
-          <w:i w:val="0"/>
-          <w:iCs w:val="0"/>
-          <w:color w:val="auto"/>
-          <w:sz w:val="22"/>
-          <w:szCs w:val="22"/>
-        </w:rPr>
-        <w:t>)</w:t>
+        <w:t>Casos de uso (Registrar cuenta de cliente)</w:t>
       </w:r>
       <w:bookmarkEnd w:id="152"/>
     </w:p>
@@ -41785,19 +41054,7 @@
           <w:sz w:val="22"/>
           <w:szCs w:val="22"/>
         </w:rPr>
-        <w:t>2</w:t>
-      </w:r>
-      <w:r>
-        <w:rPr>
-          <w:b/>
-          <w:bCs/>
-          <w:i w:val="0"/>
-          <w:iCs w:val="0"/>
-          <w:color w:val="auto"/>
-          <w:sz w:val="22"/>
-          <w:szCs w:val="22"/>
-        </w:rPr>
-        <w:t>.</w:t>
+        <w:t>2.</w:t>
       </w:r>
       <w:r>
         <w:rPr>
@@ -42330,6 +41587,10 @@
     <w:p>
       <w:pPr>
         <w:pStyle w:val="Ttulo2"/>
+        <w:numPr>
+          <w:ilvl w:val="1"/>
+          <w:numId w:val="24"/>
+        </w:numPr>
       </w:pPr>
       <w:bookmarkStart w:id="154" w:name="_Toc241337333"/>
       <w:r>
@@ -42465,19 +41726,7 @@
           <w:sz w:val="22"/>
           <w:szCs w:val="22"/>
         </w:rPr>
-        <w:t>2</w:t>
-      </w:r>
-      <w:r>
-        <w:rPr>
-          <w:b/>
-          <w:bCs/>
-          <w:i w:val="0"/>
-          <w:iCs w:val="0"/>
-          <w:color w:val="auto"/>
-          <w:sz w:val="22"/>
-          <w:szCs w:val="22"/>
-        </w:rPr>
-        <w:t>.</w:t>
+        <w:t>2.</w:t>
       </w:r>
       <w:r>
         <w:rPr>
@@ -42580,7 +41829,7 @@
           <w:noProof/>
         </w:rPr>
         <w:drawing>
-          <wp:inline distT="0" distB="0" distL="0" distR="0" wp14:anchorId="12ACC0E0" wp14:editId="13D598BC">
+          <wp:inline distT="0" distB="0" distL="0" distR="0" wp14:anchorId="6F4966C6" wp14:editId="6DF89B7C">
             <wp:extent cx="5205910" cy="3418575"/>
             <wp:effectExtent l="0" t="0" r="0" b="0"/>
             <wp:docPr id="17" name="Imagen 17"/>
@@ -42786,19 +42035,7 @@
           <w:sz w:val="22"/>
           <w:szCs w:val="22"/>
         </w:rPr>
-        <w:t>2</w:t>
-      </w:r>
-      <w:r>
-        <w:rPr>
-          <w:b/>
-          <w:bCs/>
-          <w:i w:val="0"/>
-          <w:iCs w:val="0"/>
-          <w:color w:val="auto"/>
-          <w:sz w:val="22"/>
-          <w:szCs w:val="22"/>
-        </w:rPr>
-        <w:t>.</w:t>
+        <w:t>2.</w:t>
       </w:r>
       <w:r>
         <w:rPr>
@@ -42898,13 +42135,12 @@
         <w:rPr>
           <w:b/>
           <w:bCs/>
-          <w:noProof/>
         </w:rPr>
         <w:drawing>
-          <wp:inline distT="0" distB="0" distL="0" distR="0" wp14:anchorId="110820AC" wp14:editId="5028A6CE">
-            <wp:extent cx="5972175" cy="3552190"/>
+          <wp:inline distT="0" distB="0" distL="0" distR="0" wp14:anchorId="7571D111" wp14:editId="2A6E5E1B">
+            <wp:extent cx="5972175" cy="3185160"/>
             <wp:effectExtent l="0" t="0" r="9525" b="0"/>
-            <wp:docPr id="19" name="Imagen 19"/>
+            <wp:docPr id="9" name="Imagen 9"/>
             <wp:cNvGraphicFramePr>
               <a:graphicFrameLocks xmlns:a="http://schemas.openxmlformats.org/drawingml/2006/main" noChangeAspect="1"/>
             </wp:cNvGraphicFramePr>
@@ -42924,7 +42160,7 @@
                   <pic:spPr>
                     <a:xfrm>
                       <a:off x="0" y="0"/>
-                      <a:ext cx="5972175" cy="3552190"/>
+                      <a:ext cx="5972175" cy="3185160"/>
                     </a:xfrm>
                     <a:prstGeom prst="rect">
                       <a:avLst/>
@@ -43031,6 +42267,11 @@
     <w:p>
       <w:pPr>
         <w:spacing w:line="360" w:lineRule="auto"/>
+      </w:pPr>
+    </w:p>
+    <w:p>
+      <w:pPr>
+        <w:spacing w:line="360" w:lineRule="auto"/>
         <w:rPr>
           <w:b/>
           <w:bCs/>
@@ -43091,19 +42332,7 @@
           <w:sz w:val="22"/>
           <w:szCs w:val="22"/>
         </w:rPr>
-        <w:t>2</w:t>
-      </w:r>
-      <w:r>
-        <w:rPr>
-          <w:b/>
-          <w:bCs/>
-          <w:i w:val="0"/>
-          <w:iCs w:val="0"/>
-          <w:color w:val="auto"/>
-          <w:sz w:val="22"/>
-          <w:szCs w:val="22"/>
-        </w:rPr>
-        <w:t>.</w:t>
+        <w:t>2.</w:t>
       </w:r>
       <w:r>
         <w:rPr>
@@ -43203,13 +42432,12 @@
         <w:rPr>
           <w:b/>
           <w:bCs/>
-          <w:noProof/>
         </w:rPr>
         <w:drawing>
-          <wp:inline distT="0" distB="0" distL="0" distR="0" wp14:anchorId="5443F7F9" wp14:editId="5C0DDBC3">
-            <wp:extent cx="5972175" cy="3427730"/>
-            <wp:effectExtent l="0" t="0" r="9525" b="1270"/>
-            <wp:docPr id="20" name="Imagen 20"/>
+          <wp:inline distT="0" distB="0" distL="0" distR="0" wp14:anchorId="671CFF0F" wp14:editId="5E71C6B4">
+            <wp:extent cx="5972175" cy="4017645"/>
+            <wp:effectExtent l="0" t="0" r="9525" b="1905"/>
+            <wp:docPr id="10" name="Imagen 10"/>
             <wp:cNvGraphicFramePr>
               <a:graphicFrameLocks xmlns:a="http://schemas.openxmlformats.org/drawingml/2006/main" noChangeAspect="1"/>
             </wp:cNvGraphicFramePr>
@@ -43229,7 +42457,7 @@
                   <pic:spPr>
                     <a:xfrm>
                       <a:off x="0" y="0"/>
-                      <a:ext cx="5972175" cy="3427730"/>
+                      <a:ext cx="5972175" cy="4017645"/>
                     </a:xfrm>
                     <a:prstGeom prst="rect">
                       <a:avLst/>
@@ -43288,83 +42516,107 @@
       </w:r>
       <w:proofErr w:type="spellEnd"/>
       <w:r>
-        <w:t xml:space="preserve">, el sistema valida que el cliente haya iniciado sesión y </w:t>
+        <w:t xml:space="preserve">, el sistema valida la sesión del usuario y precarga automáticamente su </w:t>
       </w:r>
       <w:proofErr w:type="spellStart"/>
       <w:r>
-        <w:t>pre-carga</w:t>
+        <w:t>NIT</w:t>
       </w:r>
       <w:proofErr w:type="spellEnd"/>
       <w:r>
-        <w:t xml:space="preserve"> automáticamente su </w:t>
+        <w:t xml:space="preserve">/CI y teléfono registrados. La interfaz invoca la generación de un código QR dinámico compatible con Yape Bolivia y entidades de Pago Simple por el monto exacto a pagar, aplicando el descuento según su nivel de lealtad (Bronce, Plata, Oro o Diamante). </w:t>
+      </w:r>
+    </w:p>
+    <w:p>
+      <w:pPr>
+        <w:spacing w:line="360" w:lineRule="auto"/>
+      </w:pPr>
+      <w:r>
+        <w:t xml:space="preserve">Al confirmar la compra, el </w:t>
       </w:r>
       <w:proofErr w:type="spellStart"/>
       <w:r>
-        <w:t>NIT</w:t>
+        <w:t>frontend</w:t>
       </w:r>
       <w:proofErr w:type="spellEnd"/>
       <w:r>
-        <w:t xml:space="preserve">/CI y teléfono registrado. La interfaz invoca la generación de un código QR dinámico compatible con Yape Bolivia y entidades de Pago Simple por el monto exacto a pagar (aplicando descuentos por nivel de lealtad: Bronce, Plata, Oro o Diamante). Al presionar 'Confirmar Compra', el </w:t>
+        <w:t xml:space="preserve"> envía una petición POST al </w:t>
       </w:r>
       <w:proofErr w:type="spellStart"/>
       <w:r>
-        <w:t>frontend</w:t>
+        <w:t>endpoint</w:t>
       </w:r>
       <w:proofErr w:type="spellEnd"/>
       <w:r>
-        <w:t xml:space="preserve"> emite una solicitud HTTP POST hacia el </w:t>
+        <w:t xml:space="preserve"> /api/</w:t>
       </w:r>
       <w:proofErr w:type="spellStart"/>
       <w:r>
-        <w:t>endpoint</w:t>
+        <w:t>orders</w:t>
       </w:r>
       <w:proofErr w:type="spellEnd"/>
       <w:r>
-        <w:t xml:space="preserve"> /api/</w:t>
+        <w:t xml:space="preserve">, registrando la orden en estado PENDIENTE en las tablas </w:t>
       </w:r>
       <w:proofErr w:type="spellStart"/>
       <w:r>
+        <w:t>PedidosOnline</w:t>
+      </w:r>
+      <w:proofErr w:type="spellEnd"/>
+      <w:r>
+        <w:t xml:space="preserve"> y </w:t>
+      </w:r>
+      <w:proofErr w:type="spellStart"/>
+      <w:r>
+        <w:t>DetallePedidosOnline</w:t>
+      </w:r>
+      <w:proofErr w:type="spellEnd"/>
+      <w:r>
+        <w:t xml:space="preserve"> y permitiendo al cliente descargar su Comprobante de Reserva en PDF. Posteriormente, el </w:t>
+      </w:r>
+      <w:r>
+        <w:lastRenderedPageBreak/>
+        <w:t>personal de mostrador consulta la orden en la vista /pedidos-online, valida el comprobante bancario del cliente y ejecuta la entrega física mediante POST /api/</w:t>
+      </w:r>
+      <w:proofErr w:type="spellStart"/>
+      <w:r>
         <w:t>orders</w:t>
       </w:r>
       <w:proofErr w:type="spellEnd"/>
       <w:r>
-        <w:t xml:space="preserve">, el cual registra la transacción de forma atómica en las tablas </w:t>
+        <w:t>/:id/</w:t>
       </w:r>
       <w:proofErr w:type="spellStart"/>
       <w:r>
-        <w:t>PedidosOnline</w:t>
+        <w:t>confirm</w:t>
       </w:r>
       <w:proofErr w:type="spellEnd"/>
       <w:r>
-        <w:t xml:space="preserve"> y </w:t>
+        <w:t xml:space="preserve">. En ese momento, el </w:t>
       </w:r>
       <w:proofErr w:type="spellStart"/>
       <w:r>
-        <w:t>DetallePedidosOnline</w:t>
+        <w:t>backend</w:t>
       </w:r>
       <w:proofErr w:type="spellEnd"/>
       <w:r>
-        <w:t xml:space="preserve"> y descuenta inmediatamente el stock en almacenes. El servidor retorna la confirmación con el código de reserva, permitiendo al cliente descargar su comprobante oficial en formato PDF. Finalmente, el personal de mostrador consulta la orden en el módulo /pedidos-online, valida la transferencia Yape del cliente y ejecuta la entrega física mediante /api/</w:t>
+        <w:t xml:space="preserve"> ejecuta una transacción atómica </w:t>
       </w:r>
       <w:proofErr w:type="spellStart"/>
       <w:r>
-        <w:t>orders</w:t>
+        <w:t>ACID</w:t>
       </w:r>
       <w:proofErr w:type="spellEnd"/>
       <w:r>
-        <w:t>/:id/</w:t>
+        <w:t xml:space="preserve"> que descuenta los lotes físicos bajo el método FIFO, inserta el registro en el Kardex (</w:t>
       </w:r>
       <w:proofErr w:type="spellStart"/>
       <w:r>
-        <w:t>confirm</w:t>
+        <w:t>MovimientosInventario</w:t>
       </w:r>
       <w:proofErr w:type="spellEnd"/>
       <w:r>
-        <w:t xml:space="preserve">, </w:t>
-      </w:r>
-      <w:r>
-        <w:lastRenderedPageBreak/>
-        <w:t xml:space="preserve">seleccionando si emite Factura </w:t>
+        <w:t xml:space="preserve">), crea la Venta oficial y emite la Factura Computarizada </w:t>
       </w:r>
       <w:proofErr w:type="spellStart"/>
       <w:r>
@@ -43372,13 +42624,8 @@
       </w:r>
       <w:proofErr w:type="spellEnd"/>
       <w:r>
-        <w:t xml:space="preserve"> o Recibo de venta oficial y registrando el ingreso definitivo en el sistema.</w:t>
-      </w:r>
-    </w:p>
-    <w:p>
-      <w:pPr>
-        <w:spacing w:line="360" w:lineRule="auto"/>
-      </w:pPr>
+        <w:t xml:space="preserve"> o el Recibo de Venta según la preferencia del comprador.</w:t>
+      </w:r>
     </w:p>
     <w:p>
       <w:pPr>
@@ -43436,17 +42683,7 @@
           <w:sz w:val="22"/>
           <w:szCs w:val="22"/>
         </w:rPr>
-        <w:t>2</w:t>
-      </w:r>
-      <w:r>
-        <w:rPr>
-          <w:b/>
-          <w:bCs/>
-          <w:color w:val="auto"/>
-          <w:sz w:val="22"/>
-          <w:szCs w:val="22"/>
-        </w:rPr>
-        <w:t>.</w:t>
+        <w:t>2.</w:t>
       </w:r>
       <w:r>
         <w:rPr>
@@ -43559,7 +42796,7 @@
           <w:noProof/>
         </w:rPr>
         <w:drawing>
-          <wp:inline distT="0" distB="0" distL="0" distR="0" wp14:anchorId="0DECE58E" wp14:editId="412DB5DE">
+          <wp:inline distT="0" distB="0" distL="0" distR="0" wp14:anchorId="4DE0C294" wp14:editId="429583C7">
             <wp:extent cx="5972175" cy="2630170"/>
             <wp:effectExtent l="0" t="0" r="9525" b="0"/>
             <wp:docPr id="21" name="Imagen 21"/>
@@ -43663,11 +42900,6 @@
     <w:p>
       <w:pPr>
         <w:spacing w:line="360" w:lineRule="auto"/>
-      </w:pPr>
-    </w:p>
-    <w:p>
-      <w:pPr>
-        <w:spacing w:line="360" w:lineRule="auto"/>
         <w:jc w:val="left"/>
         <w:rPr>
           <w:b/>
@@ -43730,19 +42962,7 @@
           <w:sz w:val="22"/>
           <w:szCs w:val="22"/>
         </w:rPr>
-        <w:t xml:space="preserve"> 2</w:t>
-      </w:r>
-      <w:r>
-        <w:rPr>
-          <w:b/>
-          <w:bCs/>
-          <w:i w:val="0"/>
-          <w:iCs w:val="0"/>
-          <w:color w:val="auto"/>
-          <w:sz w:val="22"/>
-          <w:szCs w:val="22"/>
-        </w:rPr>
-        <w:t>.</w:t>
+        <w:t xml:space="preserve"> 2.</w:t>
       </w:r>
       <w:r>
         <w:rPr>
@@ -43875,7 +43095,7 @@
           <w:noProof/>
         </w:rPr>
         <w:drawing>
-          <wp:inline distT="0" distB="0" distL="0" distR="0" wp14:anchorId="1CD235CE" wp14:editId="3F38009B">
+          <wp:inline distT="0" distB="0" distL="0" distR="0" wp14:anchorId="7CED453A" wp14:editId="3585BD67">
             <wp:extent cx="5972175" cy="2991485"/>
             <wp:effectExtent l="0" t="0" r="9525" b="0"/>
             <wp:docPr id="22" name="Imagen 22"/>
@@ -44051,19 +43271,7 @@
           <w:sz w:val="22"/>
           <w:szCs w:val="22"/>
         </w:rPr>
-        <w:t>2</w:t>
-      </w:r>
-      <w:r>
-        <w:rPr>
-          <w:b/>
-          <w:bCs/>
-          <w:i w:val="0"/>
-          <w:iCs w:val="0"/>
-          <w:color w:val="auto"/>
-          <w:sz w:val="22"/>
-          <w:szCs w:val="22"/>
-        </w:rPr>
-        <w:t>.</w:t>
+        <w:t>2.</w:t>
       </w:r>
       <w:r>
         <w:rPr>
@@ -44196,7 +43404,7 @@
           <w:noProof/>
         </w:rPr>
         <w:drawing>
-          <wp:inline distT="0" distB="0" distL="0" distR="0" wp14:anchorId="3F96DBE0" wp14:editId="6A1FC40E">
+          <wp:inline distT="0" distB="0" distL="0" distR="0" wp14:anchorId="66BFF1A8" wp14:editId="6CA6A0AE">
             <wp:extent cx="5972175" cy="2280285"/>
             <wp:effectExtent l="0" t="0" r="9525" b="5715"/>
             <wp:docPr id="23" name="Imagen 23"/>
@@ -44344,6 +43552,10 @@
     <w:p>
       <w:pPr>
         <w:pStyle w:val="Ttulo2"/>
+        <w:numPr>
+          <w:ilvl w:val="1"/>
+          <w:numId w:val="24"/>
+        </w:numPr>
         <w:ind w:left="720" w:hanging="720"/>
       </w:pPr>
       <w:bookmarkStart w:id="161" w:name="_Toc241337334"/>
@@ -44402,19 +43614,7 @@
           <w:sz w:val="22"/>
           <w:szCs w:val="22"/>
         </w:rPr>
-        <w:t>2</w:t>
-      </w:r>
-      <w:r>
-        <w:rPr>
-          <w:b/>
-          <w:bCs/>
-          <w:i w:val="0"/>
-          <w:iCs w:val="0"/>
-          <w:color w:val="auto"/>
-          <w:sz w:val="22"/>
-          <w:szCs w:val="22"/>
-        </w:rPr>
-        <w:t>.</w:t>
+        <w:t>2.</w:t>
       </w:r>
       <w:r>
         <w:rPr>
@@ -44507,14 +43707,11 @@
         <w:jc w:val="center"/>
       </w:pPr>
       <w:r>
-        <w:rPr>
-          <w:noProof/>
-        </w:rPr>
         <w:drawing>
-          <wp:inline distT="0" distB="0" distL="0" distR="0" wp14:anchorId="2118AA60" wp14:editId="09C17C85">
-            <wp:extent cx="3758701" cy="5430302"/>
-            <wp:effectExtent l="0" t="0" r="0" b="0"/>
-            <wp:docPr id="24" name="Imagen 24"/>
+          <wp:inline distT="0" distB="0" distL="0" distR="0" wp14:anchorId="4F6F2D91" wp14:editId="77340557">
+            <wp:extent cx="3713986" cy="6451600"/>
+            <wp:effectExtent l="0" t="0" r="1270" b="6350"/>
+            <wp:docPr id="13" name="Imagen 13"/>
             <wp:cNvGraphicFramePr>
               <a:graphicFrameLocks xmlns:a="http://schemas.openxmlformats.org/drawingml/2006/main" noChangeAspect="1"/>
             </wp:cNvGraphicFramePr>
@@ -44534,7 +43731,7 @@
                   <pic:spPr>
                     <a:xfrm>
                       <a:off x="0" y="0"/>
-                      <a:ext cx="3765361" cy="5439924"/>
+                      <a:ext cx="3720680" cy="6463228"/>
                     </a:xfrm>
                     <a:prstGeom prst="rect">
                       <a:avLst/>
@@ -44559,18 +43756,6 @@
     <w:p>
       <w:pPr>
         <w:spacing w:line="360" w:lineRule="auto"/>
-        <w:jc w:val="center"/>
-      </w:pPr>
-    </w:p>
-    <w:p>
-      <w:pPr>
-        <w:spacing w:line="360" w:lineRule="auto"/>
-        <w:jc w:val="center"/>
-      </w:pPr>
-    </w:p>
-    <w:p>
-      <w:pPr>
-        <w:spacing w:line="360" w:lineRule="auto"/>
       </w:pPr>
       <w:r>
         <w:lastRenderedPageBreak/>
@@ -44733,6 +43918,10 @@
     <w:p>
       <w:pPr>
         <w:pStyle w:val="Ttulo2"/>
+        <w:numPr>
+          <w:ilvl w:val="1"/>
+          <w:numId w:val="24"/>
+        </w:numPr>
       </w:pPr>
       <w:bookmarkStart w:id="163" w:name="_Toc241337335"/>
       <w:r>
@@ -44790,19 +43979,7 @@
           <w:sz w:val="22"/>
           <w:szCs w:val="22"/>
         </w:rPr>
-        <w:t>2</w:t>
-      </w:r>
-      <w:r>
-        <w:rPr>
-          <w:b/>
-          <w:bCs/>
-          <w:i w:val="0"/>
-          <w:iCs w:val="0"/>
-          <w:color w:val="auto"/>
-          <w:sz w:val="22"/>
-          <w:szCs w:val="22"/>
-        </w:rPr>
-        <w:t>.</w:t>
+        <w:t>2.</w:t>
       </w:r>
       <w:r>
         <w:rPr>
@@ -44898,7 +44075,7 @@
           <w:noProof/>
         </w:rPr>
         <w:drawing>
-          <wp:inline distT="0" distB="0" distL="0" distR="0" wp14:anchorId="00D68600" wp14:editId="0CEC2899">
+          <wp:inline distT="0" distB="0" distL="0" distR="0" wp14:anchorId="21BDC980" wp14:editId="08E806C0">
             <wp:extent cx="3896436" cy="2590168"/>
             <wp:effectExtent l="0" t="0" r="8890" b="635"/>
             <wp:docPr id="30" name="Imagen 30"/>
@@ -45308,6 +44485,10 @@
     <w:p>
       <w:pPr>
         <w:pStyle w:val="Ttulo2"/>
+        <w:numPr>
+          <w:ilvl w:val="1"/>
+          <w:numId w:val="24"/>
+        </w:numPr>
       </w:pPr>
       <w:bookmarkStart w:id="165" w:name="_Toc241337336"/>
       <w:r>
@@ -45467,7 +44648,7 @@
           <w:noProof/>
         </w:rPr>
         <w:drawing>
-          <wp:inline distT="0" distB="0" distL="0" distR="0" wp14:anchorId="5447BC28" wp14:editId="3BAF34C6">
+          <wp:inline distT="0" distB="0" distL="0" distR="0" wp14:anchorId="48579FA8" wp14:editId="6494DACD">
             <wp:extent cx="5972175" cy="1445895"/>
             <wp:effectExtent l="0" t="0" r="9525" b="1905"/>
             <wp:docPr id="31" name="Imagen 31"/>
@@ -46154,6 +45335,10 @@
     <w:p>
       <w:pPr>
         <w:pStyle w:val="Ttulo1"/>
+        <w:numPr>
+          <w:ilvl w:val="0"/>
+          <w:numId w:val="24"/>
+        </w:numPr>
         <w:jc w:val="center"/>
       </w:pPr>
       <w:bookmarkStart w:id="167" w:name="_Toc241337337"/>
@@ -46190,6 +45375,10 @@
     <w:p>
       <w:pPr>
         <w:pStyle w:val="Ttulo2"/>
+        <w:numPr>
+          <w:ilvl w:val="1"/>
+          <w:numId w:val="24"/>
+        </w:numPr>
       </w:pPr>
       <w:bookmarkStart w:id="168" w:name="_Toc241337338"/>
       <w:r>
@@ -46208,6 +45397,10 @@
     <w:p>
       <w:pPr>
         <w:pStyle w:val="Ttulo2"/>
+        <w:numPr>
+          <w:ilvl w:val="1"/>
+          <w:numId w:val="24"/>
+        </w:numPr>
       </w:pPr>
       <w:bookmarkStart w:id="169" w:name="_Toc241337339"/>
       <w:r>
@@ -46218,6 +45411,10 @@
     <w:p>
       <w:pPr>
         <w:pStyle w:val="Ttulo3"/>
+        <w:numPr>
+          <w:ilvl w:val="2"/>
+          <w:numId w:val="24"/>
+        </w:numPr>
       </w:pPr>
       <w:bookmarkStart w:id="170" w:name="_Toc241337340"/>
       <w:r>
@@ -46286,6 +45483,10 @@
     <w:p>
       <w:pPr>
         <w:pStyle w:val="Ttulo4"/>
+        <w:numPr>
+          <w:ilvl w:val="3"/>
+          <w:numId w:val="24"/>
+        </w:numPr>
       </w:pPr>
       <w:bookmarkStart w:id="171" w:name="_Toc241337341"/>
       <w:r>
@@ -46660,6 +45861,10 @@
     <w:p>
       <w:pPr>
         <w:pStyle w:val="Ttulo4"/>
+        <w:numPr>
+          <w:ilvl w:val="3"/>
+          <w:numId w:val="24"/>
+        </w:numPr>
       </w:pPr>
       <w:bookmarkStart w:id="174" w:name="_Toc241337342"/>
       <w:r>
@@ -47030,6 +46235,10 @@
     <w:p>
       <w:pPr>
         <w:pStyle w:val="Ttulo4"/>
+        <w:numPr>
+          <w:ilvl w:val="3"/>
+          <w:numId w:val="24"/>
+        </w:numPr>
       </w:pPr>
       <w:bookmarkStart w:id="177" w:name="_Toc241337343"/>
       <w:r>
@@ -47343,6 +46552,10 @@
     <w:p>
       <w:pPr>
         <w:pStyle w:val="Ttulo4"/>
+        <w:numPr>
+          <w:ilvl w:val="3"/>
+          <w:numId w:val="24"/>
+        </w:numPr>
       </w:pPr>
       <w:bookmarkStart w:id="180" w:name="_Toc241337344"/>
       <w:r>
@@ -47637,6 +46850,10 @@
     <w:p>
       <w:pPr>
         <w:pStyle w:val="Ttulo4"/>
+        <w:numPr>
+          <w:ilvl w:val="3"/>
+          <w:numId w:val="24"/>
+        </w:numPr>
       </w:pPr>
       <w:bookmarkStart w:id="183" w:name="_Toc241337345"/>
       <w:r>
@@ -47993,6 +47210,10 @@
     <w:p>
       <w:pPr>
         <w:pStyle w:val="Ttulo3"/>
+        <w:numPr>
+          <w:ilvl w:val="2"/>
+          <w:numId w:val="24"/>
+        </w:numPr>
       </w:pPr>
       <w:bookmarkStart w:id="186" w:name="_Toc241337346"/>
       <w:r>
@@ -48012,6 +47233,10 @@
     <w:p>
       <w:pPr>
         <w:pStyle w:val="Ttulo4"/>
+        <w:numPr>
+          <w:ilvl w:val="3"/>
+          <w:numId w:val="24"/>
+        </w:numPr>
       </w:pPr>
       <w:bookmarkStart w:id="187" w:name="_Toc241337347"/>
       <w:r>
@@ -48362,6 +47587,10 @@
     <w:p>
       <w:pPr>
         <w:pStyle w:val="Ttulo3"/>
+        <w:numPr>
+          <w:ilvl w:val="2"/>
+          <w:numId w:val="24"/>
+        </w:numPr>
       </w:pPr>
       <w:bookmarkStart w:id="190" w:name="_Toc241337348"/>
       <w:r>
@@ -48585,7 +47814,7 @@
           <w:noProof/>
         </w:rPr>
         <w:drawing>
-          <wp:inline distT="0" distB="0" distL="0" distR="0" wp14:anchorId="639991EC" wp14:editId="14734782">
+          <wp:inline distT="0" distB="0" distL="0" distR="0" wp14:anchorId="3D9AE475" wp14:editId="7A3B2B40">
             <wp:extent cx="5972175" cy="3652520"/>
             <wp:effectExtent l="0" t="0" r="9525" b="5080"/>
             <wp:docPr id="2" name="Imagen 2"/>
@@ -48870,7 +48099,7 @@
           <w:noProof/>
         </w:rPr>
         <w:drawing>
-          <wp:inline distT="0" distB="0" distL="0" distR="0" wp14:anchorId="503F50A8" wp14:editId="753F3675">
+          <wp:inline distT="0" distB="0" distL="0" distR="0" wp14:anchorId="4AF732C8" wp14:editId="0863F84E">
             <wp:extent cx="5972175" cy="3652520"/>
             <wp:effectExtent l="0" t="0" r="9525" b="5080"/>
             <wp:docPr id="3" name="Imagen 3"/>
@@ -49162,7 +48391,7 @@
           <w:noProof/>
         </w:rPr>
         <w:drawing>
-          <wp:inline distT="0" distB="0" distL="0" distR="0" wp14:anchorId="6BF898B2" wp14:editId="4A974077">
+          <wp:inline distT="0" distB="0" distL="0" distR="0" wp14:anchorId="7E396D0C" wp14:editId="7C1965B5">
             <wp:extent cx="5972175" cy="4855210"/>
             <wp:effectExtent l="0" t="0" r="9525" b="2540"/>
             <wp:docPr id="8" name="Imagen 8"/>
@@ -49252,6 +48481,10 @@
     <w:p>
       <w:pPr>
         <w:pStyle w:val="Ttulo2"/>
+        <w:numPr>
+          <w:ilvl w:val="1"/>
+          <w:numId w:val="24"/>
+        </w:numPr>
       </w:pPr>
       <w:bookmarkStart w:id="197" w:name="_Toc241337349"/>
       <w:r>
@@ -49271,6 +48504,10 @@
     <w:p>
       <w:pPr>
         <w:pStyle w:val="Ttulo3"/>
+        <w:numPr>
+          <w:ilvl w:val="2"/>
+          <w:numId w:val="24"/>
+        </w:numPr>
       </w:pPr>
       <w:bookmarkStart w:id="198" w:name="_Toc241337350"/>
       <w:r>
@@ -49313,6 +48550,10 @@
     <w:p>
       <w:pPr>
         <w:pStyle w:val="Ttulo3"/>
+        <w:numPr>
+          <w:ilvl w:val="2"/>
+          <w:numId w:val="24"/>
+        </w:numPr>
       </w:pPr>
       <w:bookmarkStart w:id="199" w:name="_Toc241337351"/>
       <w:r>
@@ -49355,6 +48596,10 @@
     <w:p>
       <w:pPr>
         <w:pStyle w:val="Ttulo3"/>
+        <w:numPr>
+          <w:ilvl w:val="2"/>
+          <w:numId w:val="24"/>
+        </w:numPr>
       </w:pPr>
       <w:bookmarkStart w:id="200" w:name="_Toc241337352"/>
       <w:r>
@@ -49373,6 +48618,10 @@
     <w:p>
       <w:pPr>
         <w:pStyle w:val="Ttulo2"/>
+        <w:numPr>
+          <w:ilvl w:val="1"/>
+          <w:numId w:val="24"/>
+        </w:numPr>
       </w:pPr>
       <w:bookmarkStart w:id="201" w:name="_Toc241337353"/>
       <w:r>
@@ -49570,6 +48819,10 @@
     <w:p>
       <w:pPr>
         <w:pStyle w:val="Ttulo1"/>
+        <w:numPr>
+          <w:ilvl w:val="0"/>
+          <w:numId w:val="24"/>
+        </w:numPr>
         <w:jc w:val="center"/>
       </w:pPr>
       <w:bookmarkStart w:id="202" w:name="_Toc241337354"/>
@@ -49630,6 +48883,10 @@
     <w:p>
       <w:pPr>
         <w:pStyle w:val="Ttulo2"/>
+        <w:numPr>
+          <w:ilvl w:val="1"/>
+          <w:numId w:val="24"/>
+        </w:numPr>
       </w:pPr>
       <w:bookmarkStart w:id="203" w:name="_Toc241337355"/>
       <w:r>
@@ -49645,6 +48902,10 @@
     <w:p>
       <w:pPr>
         <w:pStyle w:val="Ttulo3"/>
+        <w:numPr>
+          <w:ilvl w:val="2"/>
+          <w:numId w:val="24"/>
+        </w:numPr>
       </w:pPr>
       <w:bookmarkStart w:id="204" w:name="_Toc241337356"/>
       <w:r>
@@ -49820,6 +49081,10 @@
     <w:p>
       <w:pPr>
         <w:pStyle w:val="Ttulo3"/>
+        <w:numPr>
+          <w:ilvl w:val="2"/>
+          <w:numId w:val="24"/>
+        </w:numPr>
       </w:pPr>
       <w:bookmarkStart w:id="205" w:name="_Toc241337357"/>
       <w:r>
@@ -50079,28 +49344,7 @@
                 <w:b/>
                 <w:bCs/>
               </w:rPr>
-              <w:t>Líneas</w:t>
-            </w:r>
-            <w:r>
-              <w:rPr>
-                <w:b/>
-                <w:bCs/>
-              </w:rPr>
-              <w:t xml:space="preserve"> de </w:t>
-            </w:r>
-            <w:r>
-              <w:rPr>
-                <w:b/>
-                <w:bCs/>
-              </w:rPr>
-              <w:t>Código</w:t>
-            </w:r>
-            <w:r>
-              <w:rPr>
-                <w:b/>
-                <w:bCs/>
-              </w:rPr>
-              <w:t xml:space="preserve"> (</w:t>
+              <w:t>Líneas de Código (</w:t>
             </w:r>
             <w:proofErr w:type="spellStart"/>
             <w:r>
@@ -50733,6 +49977,10 @@
     <w:p>
       <w:pPr>
         <w:pStyle w:val="Ttulo3"/>
+        <w:numPr>
+          <w:ilvl w:val="2"/>
+          <w:numId w:val="24"/>
+        </w:numPr>
       </w:pPr>
       <w:bookmarkStart w:id="208" w:name="_Toc241337358"/>
       <w:r>
@@ -50754,14 +50002,7 @@
           <w:b/>
           <w:bCs/>
         </w:rPr>
-        <w:t xml:space="preserve">1. </w:t>
-      </w:r>
-      <w:r>
-        <w:rPr>
-          <w:b/>
-          <w:bCs/>
-        </w:rPr>
-        <w:t>Cálculo del Esfuerzo Nominal (E):</w:t>
+        <w:t>1. Cálculo del Esfuerzo Nominal (E):</w:t>
       </w:r>
     </w:p>
     <w:p>
@@ -50862,14 +50103,7 @@
           <w:b/>
           <w:bCs/>
         </w:rPr>
-        <w:t xml:space="preserve">2. </w:t>
-      </w:r>
-      <w:r>
-        <w:rPr>
-          <w:b/>
-          <w:bCs/>
-        </w:rPr>
-        <w:t>Cálculo del Tiempo Estimado de Desarrollo (</w:t>
+        <w:t>2. Cálculo del Tiempo Estimado de Desarrollo (</w:t>
       </w:r>
       <w:proofErr w:type="spellStart"/>
       <w:r>
@@ -50986,14 +50220,7 @@
           <w:b/>
           <w:bCs/>
         </w:rPr>
-        <w:t xml:space="preserve">3. </w:t>
-      </w:r>
-      <w:r>
-        <w:rPr>
-          <w:b/>
-          <w:bCs/>
-        </w:rPr>
-        <w:t>Ajuste al Cronograma Real (1 Desarrollador a Tiempo Completo):</w:t>
+        <w:t>3. Ajuste al Cronograma Real (1 Desarrollador a Tiempo Completo):</w:t>
       </w:r>
     </w:p>
     <w:p>
@@ -51032,14 +50259,7 @@
           <w:bCs/>
         </w:rPr>
         <w:lastRenderedPageBreak/>
-        <w:t xml:space="preserve">4. </w:t>
-      </w:r>
-      <w:r>
-        <w:rPr>
-          <w:b/>
-          <w:bCs/>
-        </w:rPr>
-        <w:t>Costo de la Mano de Obra (Desarrollo):</w:t>
+        <w:t>4. Costo de la Mano de Obra (Desarrollo):</w:t>
       </w:r>
     </w:p>
     <w:p>
@@ -51065,6 +50285,10 @@
     <w:p>
       <w:pPr>
         <w:pStyle w:val="Ttulo2"/>
+        <w:numPr>
+          <w:ilvl w:val="1"/>
+          <w:numId w:val="24"/>
+        </w:numPr>
       </w:pPr>
       <w:bookmarkStart w:id="209" w:name="_Toc241337359"/>
       <w:r>
@@ -51785,6 +51009,10 @@
     <w:p>
       <w:pPr>
         <w:pStyle w:val="Ttulo2"/>
+        <w:numPr>
+          <w:ilvl w:val="1"/>
+          <w:numId w:val="24"/>
+        </w:numPr>
       </w:pPr>
       <w:bookmarkStart w:id="212" w:name="_Toc241337360"/>
       <w:r>
@@ -52695,6 +51923,10 @@
     <w:p>
       <w:pPr>
         <w:pStyle w:val="Ttulo2"/>
+        <w:numPr>
+          <w:ilvl w:val="1"/>
+          <w:numId w:val="24"/>
+        </w:numPr>
       </w:pPr>
       <w:bookmarkStart w:id="215" w:name="_Toc241337361"/>
       <w:r>
@@ -53322,6 +52554,10 @@
     <w:p>
       <w:pPr>
         <w:pStyle w:val="Ttulo2"/>
+        <w:numPr>
+          <w:ilvl w:val="1"/>
+          <w:numId w:val="24"/>
+        </w:numPr>
       </w:pPr>
       <w:r>
         <w:tab/>
@@ -54057,6 +53293,10 @@
     <w:p>
       <w:pPr>
         <w:pStyle w:val="Ttulo2"/>
+        <w:numPr>
+          <w:ilvl w:val="1"/>
+          <w:numId w:val="24"/>
+        </w:numPr>
       </w:pPr>
       <w:bookmarkStart w:id="221" w:name="_Toc241337363"/>
       <w:r>
@@ -54076,6 +53316,10 @@
     <w:p>
       <w:pPr>
         <w:pStyle w:val="Ttulo3"/>
+        <w:numPr>
+          <w:ilvl w:val="2"/>
+          <w:numId w:val="24"/>
+        </w:numPr>
       </w:pPr>
       <w:bookmarkStart w:id="222" w:name="_Toc241337364"/>
       <w:r>
@@ -54102,6 +53346,10 @@
     <w:p>
       <w:pPr>
         <w:pStyle w:val="Ttulo3"/>
+        <w:numPr>
+          <w:ilvl w:val="2"/>
+          <w:numId w:val="24"/>
+        </w:numPr>
       </w:pPr>
       <w:bookmarkStart w:id="223" w:name="_Toc241337365"/>
       <w:r>
@@ -54608,13 +53856,7 @@
           <w:rFonts w:cs="Arial"/>
         </w:rPr>
         <w:lastRenderedPageBreak/>
-        <w:t>Cálculo</w:t>
-      </w:r>
-      <w:r>
-        <w:rPr>
-          <w:rFonts w:cs="Arial"/>
-        </w:rPr>
-        <w:t xml:space="preserve"> del periodo de recuperación de la inversión (PRI)</w:t>
+        <w:t>Cálculo del periodo de recuperación de la inversión (PRI)</w:t>
       </w:r>
     </w:p>
     <w:p>
@@ -54724,13 +53966,7 @@
         <w:rPr>
           <w:rFonts w:eastAsiaTheme="minorEastAsia" w:cs="Arial"/>
         </w:rPr>
-        <w:t>Cálculo</w:t>
-      </w:r>
-      <w:r>
-        <w:rPr>
-          <w:rFonts w:eastAsiaTheme="minorEastAsia" w:cs="Arial"/>
-        </w:rPr>
-        <w:t xml:space="preserve"> del retorno de inversión (</w:t>
+        <w:t>Cálculo del retorno de inversión (</w:t>
       </w:r>
       <w:proofErr w:type="spellStart"/>
       <w:r>
@@ -54873,6 +54109,10 @@
     <w:p>
       <w:pPr>
         <w:pStyle w:val="Ttulo3"/>
+        <w:numPr>
+          <w:ilvl w:val="2"/>
+          <w:numId w:val="24"/>
+        </w:numPr>
         <w:rPr>
           <w:rFonts w:cs="Arial"/>
         </w:rPr>
@@ -55027,7 +54267,6 @@
             <w:id w:val="-573587230"/>
             <w:bibliography/>
           </w:sdtPr>
-          <w:sdtEndPr/>
           <w:sdtContent>
             <w:p>
               <w:pPr>
@@ -56258,7 +55497,9 @@
         <w:spacing w:line="360" w:lineRule="auto"/>
       </w:pPr>
     </w:p>
+    <w:p/>
     <w:sectPr>
+      <w:headerReference w:type="default" r:id="rId39"/>
       <w:pgSz w:w="12240" w:h="15840" w:code="1"/>
       <w:pgMar w:top="1418" w:right="1134" w:bottom="1418" w:left="1701" w:header="720" w:footer="720" w:gutter="0"/>
       <w:pgNumType w:start="1"/>
@@ -56284,15 +55525,7 @@
         <w:annotationRef/>
       </w:r>
       <w:r>
-        <w:t xml:space="preserve">La caratula no lleva </w:t>
-      </w:r>
-      <w:proofErr w:type="spellStart"/>
-      <w:r>
-        <w:t>numero</w:t>
-      </w:r>
-      <w:proofErr w:type="spellEnd"/>
-      <w:r>
-        <w:t xml:space="preserve"> de pagina</w:t>
+        <w:t>La caratula no lleva numero de pagina</w:t>
       </w:r>
     </w:p>
   </w:comment>
@@ -56308,19 +55541,9 @@
         </w:rPr>
         <w:annotationRef/>
       </w:r>
-      <w:proofErr w:type="spellStart"/>
-      <w:r>
-        <w:t>Tamano</w:t>
-      </w:r>
-      <w:proofErr w:type="spellEnd"/>
-      <w:r>
-        <w:t xml:space="preserve"> fuente es 15,  interlineado </w:t>
-      </w:r>
-      <w:proofErr w:type="spellStart"/>
-      <w:r>
-        <w:t>simpre</w:t>
-      </w:r>
-      <w:proofErr w:type="spellEnd"/>
+      <w:r>
+        <w:t>Tamano fuente es 15,  interlineado simpre</w:t>
+      </w:r>
     </w:p>
   </w:comment>
   <w:comment w:id="4" w:author="Ximena Morales Jimenez" w:date="2026-09-08T11:40:00Z" w:initials="XM">
@@ -56335,13 +55558,8 @@
         </w:rPr>
         <w:annotationRef/>
       </w:r>
-      <w:proofErr w:type="spellStart"/>
-      <w:r>
-        <w:t>Tamano</w:t>
-      </w:r>
-      <w:proofErr w:type="spellEnd"/>
-      <w:r>
-        <w:t xml:space="preserve"> fuente Arial 11</w:t>
+      <w:r>
+        <w:t>Tamano fuente Arial 11</w:t>
       </w:r>
     </w:p>
   </w:comment>
@@ -56357,13 +55575,8 @@
         </w:rPr>
         <w:annotationRef/>
       </w:r>
-      <w:proofErr w:type="spellStart"/>
-      <w:r>
-        <w:t>Tamano</w:t>
-      </w:r>
-      <w:proofErr w:type="spellEnd"/>
-      <w:r>
-        <w:t xml:space="preserve"> fuente 11 para la fecha y ciudad</w:t>
+      <w:r>
+        <w:t>Tamano fuente 11 para la fecha y ciudad</w:t>
       </w:r>
     </w:p>
   </w:comment>
@@ -56380,23 +55593,7 @@
         <w:annotationRef/>
       </w:r>
       <w:r>
-        <w:t xml:space="preserve">La </w:t>
-      </w:r>
-      <w:proofErr w:type="spellStart"/>
-      <w:r>
-        <w:t>Formulacion</w:t>
-      </w:r>
-      <w:proofErr w:type="spellEnd"/>
-      <w:r>
-        <w:t xml:space="preserve"> va antes del </w:t>
-      </w:r>
-      <w:proofErr w:type="spellStart"/>
-      <w:r>
-        <w:t>ARBOL</w:t>
-      </w:r>
-      <w:proofErr w:type="spellEnd"/>
-      <w:r>
-        <w:t xml:space="preserve"> DEL PROBLEMA</w:t>
+        <w:t>La Formulacion va antes del ARBOL DEL PROBLEMA</w:t>
       </w:r>
     </w:p>
   </w:comment>
@@ -56430,15 +55627,7 @@
         <w:annotationRef/>
       </w:r>
       <w:r>
-        <w:t xml:space="preserve">CAMBIAR POR LIMITES </w:t>
-      </w:r>
-      <w:proofErr w:type="spellStart"/>
-      <w:r>
-        <w:t>MAYUSCULAS</w:t>
-      </w:r>
-      <w:proofErr w:type="spellEnd"/>
-      <w:r>
-        <w:t xml:space="preserve"> EN NEGRITA</w:t>
+        <w:t>CAMBIAR POR LIMITES MAYUSCULAS EN NEGRITA</w:t>
       </w:r>
     </w:p>
   </w:comment>
@@ -56455,13 +55644,8 @@
         <w:annotationRef/>
       </w:r>
       <w:r>
-        <w:t xml:space="preserve">Debe ir en la siguiente </w:t>
-      </w:r>
-      <w:proofErr w:type="spellStart"/>
-      <w:r>
-        <w:t>linea</w:t>
-      </w:r>
-      <w:proofErr w:type="spellEnd"/>
+        <w:t>Debe ir en la siguiente linea</w:t>
+      </w:r>
     </w:p>
   </w:comment>
   <w:comment w:id="94" w:author="Ximena Morales Jimenez" w:date="2026-09-08T12:34:00Z" w:initials="XM">
@@ -56477,15 +55661,7 @@
         <w:annotationRef/>
       </w:r>
       <w:r>
-        <w:t xml:space="preserve">DEBE IR A LA SIGUIENTE </w:t>
-      </w:r>
-      <w:proofErr w:type="spellStart"/>
-      <w:r>
-        <w:t>LINEA</w:t>
-      </w:r>
-      <w:proofErr w:type="spellEnd"/>
-      <w:r>
-        <w:t>, QUITAR -</w:t>
+        <w:t>DEBE IR A LA SIGUIENTE LINEA, QUITAR -</w:t>
       </w:r>
     </w:p>
   </w:comment>
@@ -56511,16 +55687,16 @@
 
 <file path=word/commentsExtended.xml><?xml version="1.0" encoding="utf-8"?>
 <w15:commentsEx xmlns:wpc="http://schemas.microsoft.com/office/word/2010/wordprocessingCanvas" xmlns:cx="http://schemas.microsoft.com/office/drawing/2014/chartex" xmlns:cx1="http://schemas.microsoft.com/office/drawing/2015/9/8/chartex" xmlns:cx2="http://schemas.microsoft.com/office/drawing/2015/10/21/chartex" xmlns:cx3="http://schemas.microsoft.com/office/drawing/2016/5/9/chartex" xmlns:cx4="http://schemas.microsoft.com/office/drawing/2016/5/10/chartex" xmlns:cx5="http://schemas.microsoft.com/office/drawing/2016/5/11/chartex" xmlns:cx6="http://schemas.microsoft.com/office/drawing/2016/5/12/chartex" xmlns:cx7="http://schemas.microsoft.com/office/drawing/2016/5/13/chartex" xmlns:cx8="http://schemas.microsoft.com/office/drawing/2016/5/14/chartex" xmlns:mc="http://schemas.openxmlformats.org/markup-compatibility/2006" xmlns:aink="http://schemas.microsoft.com/office/drawing/2016/ink" xmlns:am3d="http://schemas.microsoft.com/office/drawing/2017/model3d" xmlns:o="urn:schemas-microsoft-com:office:office" xmlns:r="http://schemas.openxmlformats.org/officeDocument/2006/relationships" xmlns:m="http://schemas.openxmlformats.org/officeDocument/2006/math" xmlns:v="urn:schemas-microsoft-com:vml" xmlns:wp14="http://schemas.microsoft.com/office/word/2010/wordprocessingDrawing" xmlns:wp="http://schemas.openxmlformats.org/drawingml/2006/wordprocessingDrawing" xmlns:w10="urn:schemas-microsoft-com:office:word" xmlns:w="http://schemas.openxmlformats.org/wordprocessingml/2006/main" xmlns:w14="http://schemas.microsoft.com/office/word/2010/wordml" xmlns:w15="http://schemas.microsoft.com/office/word/2012/wordml" xmlns:w16cex="http://schemas.microsoft.com/office/word/2018/wordml/cex" xmlns:w16cid="http://schemas.microsoft.com/office/word/2016/wordml/cid" xmlns:w16="http://schemas.microsoft.com/office/word/2018/wordml" xmlns:w16sdtdh="http://schemas.microsoft.com/office/word/2020/wordml/sdtdatahash" xmlns:w16se="http://schemas.microsoft.com/office/word/2015/wordml/symex" xmlns:wpg="http://schemas.microsoft.com/office/word/2010/wordprocessingGroup" xmlns:wpi="http://schemas.microsoft.com/office/word/2010/wordprocessingInk" xmlns:wne="http://schemas.microsoft.com/office/word/2006/wordml" xmlns:wps="http://schemas.microsoft.com/office/word/2010/wordprocessingShape" mc:Ignorable="w14 w15 w16se w16cid w16 w16cex w16sdtdh wp14">
-  <w15:commentEx w15:paraId="25721CC7" w15:done="1"/>
-  <w15:commentEx w15:paraId="3206BF91" w15:done="1"/>
-  <w15:commentEx w15:paraId="3E89D632" w15:done="1"/>
-  <w15:commentEx w15:paraId="677BCE42" w15:done="1"/>
-  <w15:commentEx w15:paraId="4D5F2D42" w15:done="1"/>
-  <w15:commentEx w15:paraId="6444CB4F" w15:done="1"/>
-  <w15:commentEx w15:paraId="369EDB78" w15:done="1"/>
-  <w15:commentEx w15:paraId="4B9809D4" w15:done="1"/>
-  <w15:commentEx w15:paraId="3E352466" w15:done="1"/>
-  <w15:commentEx w15:paraId="24866672" w15:done="0"/>
+  <w15:commentEx w15:paraId="755FD6CC" w15:done="1"/>
+  <w15:commentEx w15:paraId="78C04EA9" w15:done="1"/>
+  <w15:commentEx w15:paraId="0496A1A9" w15:done="1"/>
+  <w15:commentEx w15:paraId="21C4720A" w15:done="1"/>
+  <w15:commentEx w15:paraId="0857B278" w15:done="1"/>
+  <w15:commentEx w15:paraId="276647FD" w15:done="1"/>
+  <w15:commentEx w15:paraId="19E476B3" w15:done="1"/>
+  <w15:commentEx w15:paraId="6CAA76EF" w15:done="1"/>
+  <w15:commentEx w15:paraId="62A19AB8" w15:done="1"/>
+  <w15:commentEx w15:paraId="6CB97442" w15:done="0"/>
 </w15:commentsEx>
 </file>
 
@@ -56541,16 +55717,16 @@
 
 <file path=word/commentsIds.xml><?xml version="1.0" encoding="utf-8"?>
 <w16cid:commentsIds xmlns:wpc="http://schemas.microsoft.com/office/word/2010/wordprocessingCanvas" xmlns:cx="http://schemas.microsoft.com/office/drawing/2014/chartex" xmlns:cx1="http://schemas.microsoft.com/office/drawing/2015/9/8/chartex" xmlns:cx2="http://schemas.microsoft.com/office/drawing/2015/10/21/chartex" xmlns:cx3="http://schemas.microsoft.com/office/drawing/2016/5/9/chartex" xmlns:cx4="http://schemas.microsoft.com/office/drawing/2016/5/10/chartex" xmlns:cx5="http://schemas.microsoft.com/office/drawing/2016/5/11/chartex" xmlns:cx6="http://schemas.microsoft.com/office/drawing/2016/5/12/chartex" xmlns:cx7="http://schemas.microsoft.com/office/drawing/2016/5/13/chartex" xmlns:cx8="http://schemas.microsoft.com/office/drawing/2016/5/14/chartex" xmlns:mc="http://schemas.openxmlformats.org/markup-compatibility/2006" xmlns:aink="http://schemas.microsoft.com/office/drawing/2016/ink" xmlns:am3d="http://schemas.microsoft.com/office/drawing/2017/model3d" xmlns:o="urn:schemas-microsoft-com:office:office" xmlns:r="http://schemas.openxmlformats.org/officeDocument/2006/relationships" xmlns:m="http://schemas.openxmlformats.org/officeDocument/2006/math" xmlns:v="urn:schemas-microsoft-com:vml" xmlns:wp14="http://schemas.microsoft.com/office/word/2010/wordprocessingDrawing" xmlns:wp="http://schemas.openxmlformats.org/drawingml/2006/wordprocessingDrawing" xmlns:w10="urn:schemas-microsoft-com:office:word" xmlns:w="http://schemas.openxmlformats.org/wordprocessingml/2006/main" xmlns:w14="http://schemas.microsoft.com/office/word/2010/wordml" xmlns:w15="http://schemas.microsoft.com/office/word/2012/wordml" xmlns:w16cex="http://schemas.microsoft.com/office/word/2018/wordml/cex" xmlns:w16cid="http://schemas.microsoft.com/office/word/2016/wordml/cid" xmlns:w16="http://schemas.microsoft.com/office/word/2018/wordml" xmlns:w16sdtdh="http://schemas.microsoft.com/office/word/2020/wordml/sdtdatahash" xmlns:w16se="http://schemas.microsoft.com/office/word/2015/wordml/symex" xmlns:wpg="http://schemas.microsoft.com/office/word/2010/wordprocessingGroup" xmlns:wpi="http://schemas.microsoft.com/office/word/2010/wordprocessingInk" xmlns:wne="http://schemas.microsoft.com/office/word/2006/wordml" xmlns:wps="http://schemas.microsoft.com/office/word/2010/wordprocessingShape" mc:Ignorable="w14 w15 w16se w16cid w16 w16cex w16sdtdh wp14">
-  <w16cid:commentId w16cid:paraId="25721CC7" w16cid:durableId="5C57F6F1"/>
-  <w16cid:commentId w16cid:paraId="3206BF91" w16cid:durableId="215CFF19"/>
-  <w16cid:commentId w16cid:paraId="3E89D632" w16cid:durableId="00B8901A"/>
-  <w16cid:commentId w16cid:paraId="677BCE42" w16cid:durableId="6CEA7FE0"/>
-  <w16cid:commentId w16cid:paraId="4D5F2D42" w16cid:durableId="5D990457"/>
-  <w16cid:commentId w16cid:paraId="6444CB4F" w16cid:durableId="7FBBAE27"/>
-  <w16cid:commentId w16cid:paraId="369EDB78" w16cid:durableId="73F7F411"/>
-  <w16cid:commentId w16cid:paraId="4B9809D4" w16cid:durableId="6FA7482E"/>
-  <w16cid:commentId w16cid:paraId="3E352466" w16cid:durableId="580ED98C"/>
-  <w16cid:commentId w16cid:paraId="24866672" w16cid:durableId="227C92B3"/>
+  <w16cid:commentId w16cid:paraId="755FD6CC" w16cid:durableId="5C57F6F1"/>
+  <w16cid:commentId w16cid:paraId="78C04EA9" w16cid:durableId="215CFF19"/>
+  <w16cid:commentId w16cid:paraId="0496A1A9" w16cid:durableId="00B8901A"/>
+  <w16cid:commentId w16cid:paraId="21C4720A" w16cid:durableId="6CEA7FE0"/>
+  <w16cid:commentId w16cid:paraId="0857B278" w16cid:durableId="5D990457"/>
+  <w16cid:commentId w16cid:paraId="276647FD" w16cid:durableId="7FBBAE27"/>
+  <w16cid:commentId w16cid:paraId="19E476B3" w16cid:durableId="73F7F411"/>
+  <w16cid:commentId w16cid:paraId="6CAA76EF" w16cid:durableId="6FA7482E"/>
+  <w16cid:commentId w16cid:paraId="62A19AB8" w16cid:durableId="580ED98C"/>
+  <w16cid:commentId w16cid:paraId="6CB97442" w16cid:durableId="227C92B3"/>
 </w16cid:commentsIds>
 </file>
 
@@ -56619,6 +55795,51 @@
 </file>
 
 <file path=word/header1.xml><?xml version="1.0" encoding="utf-8"?>
+<w:hdr xmlns:wpc="http://schemas.microsoft.com/office/word/2010/wordprocessingCanvas" xmlns:cx="http://schemas.microsoft.com/office/drawing/2014/chartex" xmlns:cx1="http://schemas.microsoft.com/office/drawing/2015/9/8/chartex" xmlns:cx2="http://schemas.microsoft.com/office/drawing/2015/10/21/chartex" xmlns:cx3="http://schemas.microsoft.com/office/drawing/2016/5/9/chartex" xmlns:cx4="http://schemas.microsoft.com/office/drawing/2016/5/10/chartex" xmlns:cx5="http://schemas.microsoft.com/office/drawing/2016/5/11/chartex" xmlns:cx6="http://schemas.microsoft.com/office/drawing/2016/5/12/chartex" xmlns:cx7="http://schemas.microsoft.com/office/drawing/2016/5/13/chartex" xmlns:cx8="http://schemas.microsoft.com/office/drawing/2016/5/14/chartex" xmlns:mc="http://schemas.openxmlformats.org/markup-compatibility/2006" xmlns:aink="http://schemas.microsoft.com/office/drawing/2016/ink" xmlns:am3d="http://schemas.microsoft.com/office/drawing/2017/model3d" xmlns:o="urn:schemas-microsoft-com:office:office" xmlns:r="http://schemas.openxmlformats.org/officeDocument/2006/relationships" xmlns:m="http://schemas.openxmlformats.org/officeDocument/2006/math" xmlns:v="urn:schemas-microsoft-com:vml" xmlns:wp14="http://schemas.microsoft.com/office/word/2010/wordprocessingDrawing" xmlns:wp="http://schemas.openxmlformats.org/drawingml/2006/wordprocessingDrawing" xmlns:w10="urn:schemas-microsoft-com:office:word" xmlns:w="http://schemas.openxmlformats.org/wordprocessingml/2006/main" xmlns:w14="http://schemas.microsoft.com/office/word/2010/wordml" xmlns:w15="http://schemas.microsoft.com/office/word/2012/wordml" xmlns:w16cex="http://schemas.microsoft.com/office/word/2018/wordml/cex" xmlns:w16cid="http://schemas.microsoft.com/office/word/2016/wordml/cid" xmlns:w16="http://schemas.microsoft.com/office/word/2018/wordml" xmlns:w16sdtdh="http://schemas.microsoft.com/office/word/2020/wordml/sdtdatahash" xmlns:w16se="http://schemas.microsoft.com/office/word/2015/wordml/symex" xmlns:wpg="http://schemas.microsoft.com/office/word/2010/wordprocessingGroup" xmlns:wpi="http://schemas.microsoft.com/office/word/2010/wordprocessingInk" xmlns:wne="http://schemas.microsoft.com/office/word/2006/wordml" xmlns:wps="http://schemas.microsoft.com/office/word/2010/wordprocessingShape" mc:Ignorable="w14 w15 w16se w16cid w16 w16cex w16sdtdh wp14">
+  <w:sdt>
+    <w:sdtPr>
+      <w:id w:val="-351954996"/>
+      <w:docPartObj>
+        <w:docPartGallery w:val="Page Numbers (Top of Page)"/>
+        <w:docPartUnique/>
+      </w:docPartObj>
+    </w:sdtPr>
+    <w:sdtContent>
+      <w:p>
+        <w:pPr>
+          <w:pStyle w:val="Encabezado"/>
+          <w:jc w:val="right"/>
+        </w:pPr>
+        <w:r>
+          <w:fldChar w:fldCharType="begin"/>
+        </w:r>
+        <w:r>
+          <w:instrText>PAGE   \* MERGEFORMAT</w:instrText>
+        </w:r>
+        <w:r>
+          <w:fldChar w:fldCharType="separate"/>
+        </w:r>
+        <w:r>
+          <w:rPr>
+            <w:lang w:val="es-ES"/>
+          </w:rPr>
+          <w:t>2</w:t>
+        </w:r>
+        <w:r>
+          <w:fldChar w:fldCharType="end"/>
+        </w:r>
+      </w:p>
+    </w:sdtContent>
+  </w:sdt>
+  <w:p>
+    <w:pPr>
+      <w:pStyle w:val="Encabezado"/>
+    </w:pPr>
+  </w:p>
+</w:hdr>
+</file>
+
+<file path=word/header2.xml><?xml version="1.0" encoding="utf-8"?>
 <w:hdr xmlns:wpc="http://schemas.microsoft.com/office/word/2010/wordprocessingCanvas" xmlns:cx="http://schemas.microsoft.com/office/drawing/2014/chartex" xmlns:cx1="http://schemas.microsoft.com/office/drawing/2015/9/8/chartex" xmlns:cx2="http://schemas.microsoft.com/office/drawing/2015/10/21/chartex" xmlns:cx3="http://schemas.microsoft.com/office/drawing/2016/5/9/chartex" xmlns:cx4="http://schemas.microsoft.com/office/drawing/2016/5/10/chartex" xmlns:cx5="http://schemas.microsoft.com/office/drawing/2016/5/11/chartex" xmlns:cx6="http://schemas.microsoft.com/office/drawing/2016/5/12/chartex" xmlns:cx7="http://schemas.microsoft.com/office/drawing/2016/5/13/chartex" xmlns:cx8="http://schemas.microsoft.com/office/drawing/2016/5/14/chartex" xmlns:mc="http://schemas.openxmlformats.org/markup-compatibility/2006" xmlns:aink="http://schemas.microsoft.com/office/drawing/2016/ink" xmlns:am3d="http://schemas.microsoft.com/office/drawing/2017/model3d" xmlns:o="urn:schemas-microsoft-com:office:office" xmlns:r="http://schemas.openxmlformats.org/officeDocument/2006/relationships" xmlns:m="http://schemas.openxmlformats.org/officeDocument/2006/math" xmlns:v="urn:schemas-microsoft-com:vml" xmlns:wp14="http://schemas.microsoft.com/office/word/2010/wordprocessingDrawing" xmlns:wp="http://schemas.openxmlformats.org/drawingml/2006/wordprocessingDrawing" xmlns:w10="urn:schemas-microsoft-com:office:word" xmlns:w="http://schemas.openxmlformats.org/wordprocessingml/2006/main" xmlns:w14="http://schemas.microsoft.com/office/word/2010/wordml" xmlns:w15="http://schemas.microsoft.com/office/word/2012/wordml" xmlns:w16cex="http://schemas.microsoft.com/office/word/2018/wordml/cex" xmlns:w16cid="http://schemas.microsoft.com/office/word/2016/wordml/cid" xmlns:w16="http://schemas.microsoft.com/office/word/2018/wordml" xmlns:w16sdtdh="http://schemas.microsoft.com/office/word/2020/wordml/sdtdatahash" xmlns:w16se="http://schemas.microsoft.com/office/word/2015/wordml/symex" xmlns:wpg="http://schemas.microsoft.com/office/word/2010/wordprocessingGroup" xmlns:wpi="http://schemas.microsoft.com/office/word/2010/wordprocessingInk" xmlns:wne="http://schemas.microsoft.com/office/word/2006/wordml" xmlns:wps="http://schemas.microsoft.com/office/word/2010/wordprocessingShape" mc:Ignorable="w14 w15 w16se w16cid w16 w16cex w16sdtdh wp14">
   <w:sdt>
     <w:sdtPr>
@@ -63105,6 +62326,23 @@
 </file>
 
 <file path=customXml/item2.xml><?xml version="1.0" encoding="utf-8"?>
+<p:properties xmlns:p="http://schemas.microsoft.com/office/2006/metadata/properties" xmlns:xsi="http://www.w3.org/2001/XMLSchema-instance" xmlns:pc="http://schemas.microsoft.com/office/infopath/2007/PartnerControls">
+  <documentManagement>
+    <ReferenceId xmlns="4589f1e9-cdd7-4b5b-b1ac-caec963a09e6" xsi:nil="true"/>
+  </documentManagement>
+</p:properties>
+</file>
+
+<file path=customXml/item3.xml><?xml version="1.0" encoding="utf-8"?>
+<?mso-contentType ?>
+<FormTemplates xmlns="http://schemas.microsoft.com/sharepoint/v3/contenttype/forms">
+  <Display>DocumentLibraryForm</Display>
+  <Edit>DocumentLibraryForm</Edit>
+  <New>DocumentLibraryForm</New>
+</FormTemplates>
+</file>
+
+<file path=customXml/item4.xml><?xml version="1.0" encoding="utf-8"?>
 <ct:contentTypeSchema xmlns:ct="http://schemas.microsoft.com/office/2006/metadata/contentType" xmlns:ma="http://schemas.microsoft.com/office/2006/metadata/properties/metaAttributes" ct:_="" ma:_="" ma:contentTypeName="Documento" ma:contentTypeID="0x0101008FDC24E52DF471408650DDF8451DEA43" ma:contentTypeVersion="5" ma:contentTypeDescription="Crear nuevo documento." ma:contentTypeScope="" ma:versionID="ed0fa2a1a285eaff630b68154a0458a7">
   <xsd:schema xmlns:xsd="http://www.w3.org/2001/XMLSchema" xmlns:xs="http://www.w3.org/2001/XMLSchema" xmlns:p="http://schemas.microsoft.com/office/2006/metadata/properties" xmlns:ns2="4589f1e9-cdd7-4b5b-b1ac-caec963a09e6" targetNamespace="http://schemas.microsoft.com/office/2006/metadata/properties" ma:root="true" ma:fieldsID="09b3241767bb17dd898f6c48be943cb6" ns2:_="">
     <xsd:import namespace="4589f1e9-cdd7-4b5b-b1ac-caec963a09e6"/>
@@ -63254,23 +62492,6 @@
 </ct:contentTypeSchema>
 </file>
 
-<file path=customXml/item3.xml><?xml version="1.0" encoding="utf-8"?>
-<?mso-contentType ?>
-<FormTemplates xmlns="http://schemas.microsoft.com/sharepoint/v3/contenttype/forms">
-  <Display>DocumentLibraryForm</Display>
-  <Edit>DocumentLibraryForm</Edit>
-  <New>DocumentLibraryForm</New>
-</FormTemplates>
-</file>
-
-<file path=customXml/item4.xml><?xml version="1.0" encoding="utf-8"?>
-<p:properties xmlns:p="http://schemas.microsoft.com/office/2006/metadata/properties" xmlns:xsi="http://www.w3.org/2001/XMLSchema-instance" xmlns:pc="http://schemas.microsoft.com/office/infopath/2007/PartnerControls">
-  <documentManagement>
-    <ReferenceId xmlns="4589f1e9-cdd7-4b5b-b1ac-caec963a09e6" xsi:nil="true"/>
-  </documentManagement>
-</p:properties>
-</file>
-
 <file path=customXml/itemProps1.xml><?xml version="1.0" encoding="utf-8"?>
 <ds:datastoreItem xmlns:ds="http://schemas.openxmlformats.org/officeDocument/2006/customXml" ds:itemID="{CA134ACE-91C9-4069-A5A2-91504D433A3F}">
   <ds:schemaRefs>
@@ -63280,6 +62501,24 @@
 </file>
 
 <file path=customXml/itemProps2.xml><?xml version="1.0" encoding="utf-8"?>
+<ds:datastoreItem xmlns:ds="http://schemas.openxmlformats.org/officeDocument/2006/customXml" ds:itemID="{4C5E35CF-35B4-41F6-B877-F55B8B939C21}">
+  <ds:schemaRefs>
+    <ds:schemaRef ds:uri="http://schemas.microsoft.com/office/2006/metadata/properties"/>
+    <ds:schemaRef ds:uri="http://schemas.microsoft.com/office/infopath/2007/PartnerControls"/>
+    <ds:schemaRef ds:uri="4589f1e9-cdd7-4b5b-b1ac-caec963a09e6"/>
+  </ds:schemaRefs>
+</ds:datastoreItem>
+</file>
+
+<file path=customXml/itemProps3.xml><?xml version="1.0" encoding="utf-8"?>
+<ds:datastoreItem xmlns:ds="http://schemas.openxmlformats.org/officeDocument/2006/customXml" ds:itemID="{61EAA0A0-5E02-4C9C-8695-2ABE925FC7B0}">
+  <ds:schemaRefs>
+    <ds:schemaRef ds:uri="http://schemas.microsoft.com/sharepoint/v3/contenttype/forms"/>
+  </ds:schemaRefs>
+</ds:datastoreItem>
+</file>
+
+<file path=customXml/itemProps4.xml><?xml version="1.0" encoding="utf-8"?>
 <ds:datastoreItem xmlns:ds="http://schemas.openxmlformats.org/officeDocument/2006/customXml" ds:itemID="{90707D1E-55BA-41E8-8A37-14A8193EC357}">
   <ds:schemaRefs>
     <ds:schemaRef ds:uri="http://schemas.microsoft.com/office/2006/metadata/contentType"/>
@@ -63295,22 +62534,4 @@
     <ds:schemaRef ds:uri="http://schemas.microsoft.com/internal/obd"/>
   </ds:schemaRefs>
 </ds:datastoreItem>
-</file>
-
-<file path=customXml/itemProps3.xml><?xml version="1.0" encoding="utf-8"?>
-<ds:datastoreItem xmlns:ds="http://schemas.openxmlformats.org/officeDocument/2006/customXml" ds:itemID="{61EAA0A0-5E02-4C9C-8695-2ABE925FC7B0}">
-  <ds:schemaRefs>
-    <ds:schemaRef ds:uri="http://schemas.microsoft.com/sharepoint/v3/contenttype/forms"/>
-  </ds:schemaRefs>
-</ds:datastoreItem>
-</file>
-
-<file path=customXml/itemProps4.xml><?xml version="1.0" encoding="utf-8"?>
-<ds:datastoreItem xmlns:ds="http://schemas.openxmlformats.org/officeDocument/2006/customXml" ds:itemID="{4C5E35CF-35B4-41F6-B877-F55B8B939C21}">
-  <ds:schemaRefs>
-    <ds:schemaRef ds:uri="http://schemas.microsoft.com/office/2006/metadata/properties"/>
-    <ds:schemaRef ds:uri="http://schemas.microsoft.com/office/infopath/2007/PartnerControls"/>
-    <ds:schemaRef ds:uri="4589f1e9-cdd7-4b5b-b1ac-caec963a09e6"/>
-  </ds:schemaRefs>
-</ds:datastoreItem>
 </file>